--- a/傷病手当金算定表_使い方マニュアル.docx
+++ b/傷病手当金算定表_使い方マニュアル.docx
@@ -8129,6 +8129,7 @@
     <w:p>
       <w:pPr>
         <w:keepNext/>
+        <w:pageBreakBefore/>
         <w:spacing w:after="0" w:before="300"/>
       </w:pPr>
     </w:p>

--- a/傷病手当金算定表_使い方マニュアル.docx
+++ b/傷病手当金算定表_使い方マニュアル.docx
@@ -49,7 +49,7 @@
           <w:sz w:val="24"/>
           <w:szCs w:val="24"/>
         </w:rPr>
-        <w:t xml:space="preserve">入力 → 結果の確認 → 基幹入力 まで、5ステップで終わります。</w:t>
+        <w:t xml:space="preserve">入力 → 結果の確認 → 基幹入力 まで、6ステップで終わります。</w:t>
       </w:r>
     </w:p>
     <w:p>
@@ -63,7 +63,7 @@
           <w:sz w:val="18"/>
           <w:szCs w:val="18"/>
         </w:rPr>
-        <w:t xml:space="preserve">対象ファイル：傷病手当金算定表_修正版.xlsx　／　例として「広島太郎（職員番号0000000）」のデータが入っています。</w:t>
+        <w:t xml:space="preserve">対象ファイル：傷病手当金算定表_v2.xlsx（請求期間ごとのシートを作るときは、マクロ AddClaimSheet.bas を取り込んだ .xlsm）　／　例として「広島太郎（職員番号0000000）」のデータが入っています。</w:t>
       </w:r>
     </w:p>
     <w:p>
@@ -98,9 +98,9 @@
         </w:tblBorders>
       </w:tblPr>
       <w:tblGrid>
-        <w:gridCol w:w="1500"/>
-        <w:gridCol w:w="4203"/>
-        <w:gridCol w:w="4203"/>
+        <w:gridCol w:w="1700"/>
+        <w:gridCol w:w="4103"/>
+        <w:gridCol w:w="4103"/>
       </w:tblGrid>
       <w:tr>
         <w:trPr>
@@ -109,7 +109,7 @@
         </w:trPr>
         <w:tc>
           <w:tcPr>
-            <w:tcW w:type="dxa" w:w="1500"/>
+            <w:tcW w:type="dxa" w:w="1700"/>
             <w:tcBorders>
               <w:top w:val="single" w:color="BFBFBF" w:sz="4"/>
               <w:left w:val="single" w:color="BFBFBF" w:sz="4"/>
@@ -145,7 +145,7 @@
         </w:tc>
         <w:tc>
           <w:tcPr>
-            <w:tcW w:type="dxa" w:w="4203"/>
+            <w:tcW w:type="dxa" w:w="4103"/>
             <w:tcBorders>
               <w:top w:val="single" w:color="BFBFBF" w:sz="4"/>
               <w:left w:val="single" w:color="BFBFBF" w:sz="4"/>
@@ -181,7 +181,7 @@
         </w:tc>
         <w:tc>
           <w:tcPr>
-            <w:tcW w:type="dxa" w:w="4203"/>
+            <w:tcW w:type="dxa" w:w="4103"/>
             <w:tcBorders>
               <w:top w:val="single" w:color="BFBFBF" w:sz="4"/>
               <w:left w:val="single" w:color="BFBFBF" w:sz="4"/>
@@ -222,7 +222,7 @@
         </w:trPr>
         <w:tc>
           <w:tcPr>
-            <w:tcW w:type="dxa" w:w="1500"/>
+            <w:tcW w:type="dxa" w:w="1700"/>
             <w:tcBorders>
               <w:top w:val="single" w:color="BFBFBF" w:sz="4"/>
               <w:left w:val="single" w:color="BFBFBF" w:sz="4"/>
@@ -251,13 +251,13 @@
                 <w:sz w:val="21"/>
                 <w:szCs w:val="21"/>
               </w:rPr>
-              <w:t xml:space="preserve">作業</w:t>
-            </w:r>
-          </w:p>
-        </w:tc>
-        <w:tc>
-          <w:tcPr>
-            <w:tcW w:type="dxa" w:w="4203"/>
+              <w:t xml:space="preserve">計算</w:t>
+            </w:r>
+          </w:p>
+        </w:tc>
+        <w:tc>
+          <w:tcPr>
+            <w:tcW w:type="dxa" w:w="4103"/>
             <w:tcBorders>
               <w:top w:val="single" w:color="BFBFBF" w:sz="4"/>
               <w:left w:val="single" w:color="BFBFBF" w:sz="4"/>
@@ -291,7 +291,7 @@
         </w:tc>
         <w:tc>
           <w:tcPr>
-            <w:tcW w:type="dxa" w:w="4203"/>
+            <w:tcW w:type="dxa" w:w="4103"/>
             <w:tcBorders>
               <w:top w:val="single" w:color="BFBFBF" w:sz="4"/>
               <w:left w:val="single" w:color="BFBFBF" w:sz="4"/>
@@ -331,7 +331,7 @@
         </w:trPr>
         <w:tc>
           <w:tcPr>
-            <w:tcW w:type="dxa" w:w="1500"/>
+            <w:tcW w:type="dxa" w:w="1700"/>
             <w:tcBorders>
               <w:top w:val="single" w:color="BFBFBF" w:sz="4"/>
               <w:left w:val="single" w:color="BFBFBF" w:sz="4"/>
@@ -360,47 +360,47 @@
                 <w:sz w:val="21"/>
                 <w:szCs w:val="21"/>
               </w:rPr>
-              <w:t xml:space="preserve">ファイル</w:t>
-            </w:r>
-          </w:p>
-        </w:tc>
-        <w:tc>
-          <w:tcPr>
-            <w:tcW w:type="dxa" w:w="4203"/>
-            <w:tcBorders>
-              <w:top w:val="single" w:color="BFBFBF" w:sz="4"/>
-              <w:left w:val="single" w:color="BFBFBF" w:sz="4"/>
-              <w:bottom w:val="single" w:color="BFBFBF" w:sz="4"/>
-              <w:right w:val="single" w:color="BFBFBF" w:sz="4"/>
-            </w:tcBorders>
-            <w:tcMar>
-              <w:top w:type="dxa" w:w="60"/>
-              <w:left w:type="dxa" w:w="90"/>
-              <w:bottom w:type="dxa" w:w="60"/>
-              <w:right w:type="dxa" w:w="90"/>
-            </w:tcMar>
-            <w:vAlign w:val="center"/>
-          </w:tcPr>
-          <w:p>
-            <w:pPr>
-              <w:spacing w:after="0" w:before="0" w:line="290"/>
-              <w:jc w:val="left"/>
-            </w:pPr>
-            <w:r>
-              <w:rPr>
-                <w:rFonts w:ascii="Meiryo" w:cs="Meiryo" w:eastAsia="Meiryo" w:hAnsi="Meiryo"/>
-                <w:b w:val="false"/>
-                <w:bCs w:val="false"/>
-                <w:sz w:val="19"/>
-                <w:szCs w:val="19"/>
-              </w:rPr>
-              <w:t xml:space="preserve">2〜3個のExcelを行き来</w:t>
-            </w:r>
-          </w:p>
-        </w:tc>
-        <w:tc>
-          <w:tcPr>
-            <w:tcW w:type="dxa" w:w="4203"/>
+              <w:t xml:space="preserve">傷病手当日額</w:t>
+            </w:r>
+          </w:p>
+        </w:tc>
+        <w:tc>
+          <w:tcPr>
+            <w:tcW w:type="dxa" w:w="4103"/>
+            <w:tcBorders>
+              <w:top w:val="single" w:color="BFBFBF" w:sz="4"/>
+              <w:left w:val="single" w:color="BFBFBF" w:sz="4"/>
+              <w:bottom w:val="single" w:color="BFBFBF" w:sz="4"/>
+              <w:right w:val="single" w:color="BFBFBF" w:sz="4"/>
+            </w:tcBorders>
+            <w:tcMar>
+              <w:top w:type="dxa" w:w="60"/>
+              <w:left w:type="dxa" w:w="90"/>
+              <w:bottom w:type="dxa" w:w="60"/>
+              <w:right w:type="dxa" w:w="90"/>
+            </w:tcMar>
+            <w:vAlign w:val="center"/>
+          </w:tcPr>
+          <w:p>
+            <w:pPr>
+              <w:spacing w:after="0" w:before="0" w:line="290"/>
+              <w:jc w:val="left"/>
+            </w:pPr>
+            <w:r>
+              <w:rPr>
+                <w:rFonts w:ascii="Meiryo" w:cs="Meiryo" w:eastAsia="Meiryo" w:hAnsi="Meiryo"/>
+                <w:b w:val="false"/>
+                <w:bCs w:val="false"/>
+                <w:sz w:val="19"/>
+                <w:szCs w:val="19"/>
+              </w:rPr>
+              <w:t xml:space="preserve">シートによって、月ごとに変わったり固定だったりした</w:t>
+            </w:r>
+          </w:p>
+        </w:tc>
+        <w:tc>
+          <w:tcPr>
+            <w:tcW w:type="dxa" w:w="4103"/>
             <w:tcBorders>
               <w:top w:val="single" w:color="BFBFBF" w:sz="4"/>
               <w:left w:val="single" w:color="BFBFBF" w:sz="4"/>
@@ -429,7 +429,7 @@
                 <w:sz w:val="19"/>
                 <w:szCs w:val="19"/>
               </w:rPr>
-              <w:t xml:space="preserve">1ファイル（5シート）</w:t>
+              <w:t xml:space="preserve">支給開始月の額で、全期間固定（旧「給与調整」と同じ）</w:t>
             </w:r>
           </w:p>
         </w:tc>
@@ -440,7 +440,7 @@
         </w:trPr>
         <w:tc>
           <w:tcPr>
-            <w:tcW w:type="dxa" w:w="1500"/>
+            <w:tcW w:type="dxa" w:w="1700"/>
             <w:tcBorders>
               <w:top w:val="single" w:color="BFBFBF" w:sz="4"/>
               <w:left w:val="single" w:color="BFBFBF" w:sz="4"/>
@@ -469,47 +469,47 @@
                 <w:sz w:val="21"/>
                 <w:szCs w:val="21"/>
               </w:rPr>
-              <w:t xml:space="preserve">基幹入力</w:t>
-            </w:r>
-          </w:p>
-        </w:tc>
-        <w:tc>
-          <w:tcPr>
-            <w:tcW w:type="dxa" w:w="4203"/>
-            <w:tcBorders>
-              <w:top w:val="single" w:color="BFBFBF" w:sz="4"/>
-              <w:left w:val="single" w:color="BFBFBF" w:sz="4"/>
-              <w:bottom w:val="single" w:color="BFBFBF" w:sz="4"/>
-              <w:right w:val="single" w:color="BFBFBF" w:sz="4"/>
-            </w:tcBorders>
-            <w:tcMar>
-              <w:top w:type="dxa" w:w="60"/>
-              <w:left w:type="dxa" w:w="90"/>
-              <w:bottom w:type="dxa" w:w="60"/>
-              <w:right w:type="dxa" w:w="90"/>
-            </w:tcMar>
-            <w:vAlign w:val="center"/>
-          </w:tcPr>
-          <w:p>
-            <w:pPr>
-              <w:spacing w:after="0" w:before="0" w:line="290"/>
-              <w:jc w:val="left"/>
-            </w:pPr>
-            <w:r>
-              <w:rPr>
-                <w:rFonts w:ascii="Meiryo" w:cs="Meiryo" w:eastAsia="Meiryo" w:hAnsi="Meiryo"/>
-                <w:b w:val="false"/>
-                <w:bCs w:val="false"/>
-                <w:sz w:val="19"/>
-                <w:szCs w:val="19"/>
-              </w:rPr>
-              <w:t xml:space="preserve">月ごとに手で足し合わせる</w:t>
-            </w:r>
-          </w:p>
-        </w:tc>
-        <w:tc>
-          <w:tcPr>
-            <w:tcW w:type="dxa" w:w="4203"/>
+              <w:t xml:space="preserve">出勤した期間</w:t>
+            </w:r>
+          </w:p>
+        </w:tc>
+        <w:tc>
+          <w:tcPr>
+            <w:tcW w:type="dxa" w:w="4103"/>
+            <w:tcBorders>
+              <w:top w:val="single" w:color="BFBFBF" w:sz="4"/>
+              <w:left w:val="single" w:color="BFBFBF" w:sz="4"/>
+              <w:bottom w:val="single" w:color="BFBFBF" w:sz="4"/>
+              <w:right w:val="single" w:color="BFBFBF" w:sz="4"/>
+            </w:tcBorders>
+            <w:tcMar>
+              <w:top w:type="dxa" w:w="60"/>
+              <w:left w:type="dxa" w:w="90"/>
+              <w:bottom w:type="dxa" w:w="60"/>
+              <w:right w:type="dxa" w:w="90"/>
+            </w:tcMar>
+            <w:vAlign w:val="center"/>
+          </w:tcPr>
+          <w:p>
+            <w:pPr>
+              <w:spacing w:after="0" w:before="0" w:line="290"/>
+              <w:jc w:val="left"/>
+            </w:pPr>
+            <w:r>
+              <w:rPr>
+                <w:rFonts w:ascii="Meiryo" w:cs="Meiryo" w:eastAsia="Meiryo" w:hAnsi="Meiryo"/>
+                <w:b w:val="false"/>
+                <w:bCs w:val="false"/>
+                <w:sz w:val="19"/>
+                <w:szCs w:val="19"/>
+              </w:rPr>
+              <w:t xml:space="preserve">手計算で期間を延ばす</w:t>
+            </w:r>
+          </w:p>
+        </w:tc>
+        <w:tc>
+          <w:tcPr>
+            <w:tcW w:type="dxa" w:w="4103"/>
             <w:tcBorders>
               <w:top w:val="single" w:color="BFBFBF" w:sz="4"/>
               <w:left w:val="single" w:color="BFBFBF" w:sz="4"/>
@@ -538,7 +538,7 @@
                 <w:sz w:val="19"/>
                 <w:szCs w:val="19"/>
               </w:rPr>
-              <w:t xml:space="preserve">「月別集計」シートを見ながら入力できる</w:t>
+              <w:t xml:space="preserve">10件まで入力すると、法定末日・附加期間などが自動で延びる</w:t>
             </w:r>
           </w:p>
         </w:tc>
@@ -549,7 +549,7 @@
         </w:trPr>
         <w:tc>
           <w:tcPr>
-            <w:tcW w:type="dxa" w:w="1500"/>
+            <w:tcW w:type="dxa" w:w="1700"/>
             <w:tcBorders>
               <w:top w:val="single" w:color="BFBFBF" w:sz="4"/>
               <w:left w:val="single" w:color="BFBFBF" w:sz="4"/>
@@ -578,13 +578,231 @@
                 <w:sz w:val="21"/>
                 <w:szCs w:val="21"/>
               </w:rPr>
+              <w:t xml:space="preserve">基幹入力</w:t>
+            </w:r>
+          </w:p>
+        </w:tc>
+        <w:tc>
+          <w:tcPr>
+            <w:tcW w:type="dxa" w:w="4103"/>
+            <w:tcBorders>
+              <w:top w:val="single" w:color="BFBFBF" w:sz="4"/>
+              <w:left w:val="single" w:color="BFBFBF" w:sz="4"/>
+              <w:bottom w:val="single" w:color="BFBFBF" w:sz="4"/>
+              <w:right w:val="single" w:color="BFBFBF" w:sz="4"/>
+            </w:tcBorders>
+            <w:tcMar>
+              <w:top w:type="dxa" w:w="60"/>
+              <w:left w:type="dxa" w:w="90"/>
+              <w:bottom w:type="dxa" w:w="60"/>
+              <w:right w:type="dxa" w:w="90"/>
+            </w:tcMar>
+            <w:vAlign w:val="center"/>
+          </w:tcPr>
+          <w:p>
+            <w:pPr>
+              <w:spacing w:after="0" w:before="0" w:line="290"/>
+              <w:jc w:val="left"/>
+            </w:pPr>
+            <w:r>
+              <w:rPr>
+                <w:rFonts w:ascii="Meiryo" w:cs="Meiryo" w:eastAsia="Meiryo" w:hAnsi="Meiryo"/>
+                <w:b w:val="false"/>
+                <w:bCs w:val="false"/>
+                <w:sz w:val="19"/>
+                <w:szCs w:val="19"/>
+              </w:rPr>
+              <w:t xml:space="preserve">月ごとに手で足し合わせる</w:t>
+            </w:r>
+          </w:p>
+        </w:tc>
+        <w:tc>
+          <w:tcPr>
+            <w:tcW w:type="dxa" w:w="4103"/>
+            <w:tcBorders>
+              <w:top w:val="single" w:color="BFBFBF" w:sz="4"/>
+              <w:left w:val="single" w:color="BFBFBF" w:sz="4"/>
+              <w:bottom w:val="single" w:color="BFBFBF" w:sz="4"/>
+              <w:right w:val="single" w:color="BFBFBF" w:sz="4"/>
+            </w:tcBorders>
+            <w:shd w:fill="E2EFDA" w:val="clear"/>
+            <w:tcMar>
+              <w:top w:type="dxa" w:w="60"/>
+              <w:left w:type="dxa" w:w="90"/>
+              <w:bottom w:type="dxa" w:w="60"/>
+              <w:right w:type="dxa" w:w="90"/>
+            </w:tcMar>
+            <w:vAlign w:val="center"/>
+          </w:tcPr>
+          <w:p>
+            <w:pPr>
+              <w:spacing w:after="0" w:before="0" w:line="290"/>
+              <w:jc w:val="left"/>
+            </w:pPr>
+            <w:r>
+              <w:rPr>
+                <w:rFonts w:ascii="Meiryo" w:cs="Meiryo" w:eastAsia="Meiryo" w:hAnsi="Meiryo"/>
+                <w:b w:val="false"/>
+                <w:bCs w:val="false"/>
+                <w:sz w:val="19"/>
+                <w:szCs w:val="19"/>
+              </w:rPr>
+              <w:t xml:space="preserve">「月別集計」シートを見ながら入力できる</w:t>
+            </w:r>
+          </w:p>
+        </w:tc>
+      </w:tr>
+      <w:tr>
+        <w:trPr>
+          <w:cantSplit/>
+        </w:trPr>
+        <w:tc>
+          <w:tcPr>
+            <w:tcW w:type="dxa" w:w="1700"/>
+            <w:tcBorders>
+              <w:top w:val="single" w:color="BFBFBF" w:sz="4"/>
+              <w:left w:val="single" w:color="BFBFBF" w:sz="4"/>
+              <w:bottom w:val="single" w:color="BFBFBF" w:sz="4"/>
+              <w:right w:val="single" w:color="BFBFBF" w:sz="4"/>
+            </w:tcBorders>
+            <w:shd w:fill="F2F2F2" w:val="clear"/>
+            <w:tcMar>
+              <w:top w:type="dxa" w:w="60"/>
+              <w:left w:type="dxa" w:w="90"/>
+              <w:bottom w:type="dxa" w:w="60"/>
+              <w:right w:type="dxa" w:w="90"/>
+            </w:tcMar>
+            <w:vAlign w:val="center"/>
+          </w:tcPr>
+          <w:p>
+            <w:pPr>
+              <w:spacing w:after="0" w:before="0" w:line="290"/>
+              <w:jc w:val="left"/>
+            </w:pPr>
+            <w:r>
+              <w:rPr>
+                <w:rFonts w:ascii="Meiryo" w:cs="Meiryo" w:eastAsia="Meiryo" w:hAnsi="Meiryo"/>
+                <w:b/>
+                <w:bCs/>
+                <w:sz w:val="21"/>
+                <w:szCs w:val="21"/>
+              </w:rPr>
+              <w:t xml:space="preserve">請求ごとの内訳</w:t>
+            </w:r>
+          </w:p>
+        </w:tc>
+        <w:tc>
+          <w:tcPr>
+            <w:tcW w:type="dxa" w:w="4103"/>
+            <w:tcBorders>
+              <w:top w:val="single" w:color="BFBFBF" w:sz="4"/>
+              <w:left w:val="single" w:color="BFBFBF" w:sz="4"/>
+              <w:bottom w:val="single" w:color="BFBFBF" w:sz="4"/>
+              <w:right w:val="single" w:color="BFBFBF" w:sz="4"/>
+            </w:tcBorders>
+            <w:tcMar>
+              <w:top w:type="dxa" w:w="60"/>
+              <w:left w:type="dxa" w:w="90"/>
+              <w:bottom w:type="dxa" w:w="60"/>
+              <w:right w:type="dxa" w:w="90"/>
+            </w:tcMar>
+            <w:vAlign w:val="center"/>
+          </w:tcPr>
+          <w:p>
+            <w:pPr>
+              <w:spacing w:after="0" w:before="0" w:line="290"/>
+              <w:jc w:val="left"/>
+            </w:pPr>
+            <w:r>
+              <w:rPr>
+                <w:rFonts w:ascii="Meiryo" w:cs="Meiryo" w:eastAsia="Meiryo" w:hAnsi="Meiryo"/>
+                <w:b w:val="false"/>
+                <w:bCs w:val="false"/>
+                <w:sz w:val="19"/>
+                <w:szCs w:val="19"/>
+              </w:rPr>
+              <w:t xml:space="preserve">その都度作る</w:t>
+            </w:r>
+          </w:p>
+        </w:tc>
+        <w:tc>
+          <w:tcPr>
+            <w:tcW w:type="dxa" w:w="4103"/>
+            <w:tcBorders>
+              <w:top w:val="single" w:color="BFBFBF" w:sz="4"/>
+              <w:left w:val="single" w:color="BFBFBF" w:sz="4"/>
+              <w:bottom w:val="single" w:color="BFBFBF" w:sz="4"/>
+              <w:right w:val="single" w:color="BFBFBF" w:sz="4"/>
+            </w:tcBorders>
+            <w:shd w:fill="E2EFDA" w:val="clear"/>
+            <w:tcMar>
+              <w:top w:type="dxa" w:w="60"/>
+              <w:left w:type="dxa" w:w="90"/>
+              <w:bottom w:type="dxa" w:w="60"/>
+              <w:right w:type="dxa" w:w="90"/>
+            </w:tcMar>
+            <w:vAlign w:val="center"/>
+          </w:tcPr>
+          <w:p>
+            <w:pPr>
+              <w:spacing w:after="0" w:before="0" w:line="290"/>
+              <w:jc w:val="left"/>
+            </w:pPr>
+            <w:r>
+              <w:rPr>
+                <w:rFonts w:ascii="Meiryo" w:cs="Meiryo" w:eastAsia="Meiryo" w:hAnsi="Meiryo"/>
+                <w:b w:val="false"/>
+                <w:bCs w:val="false"/>
+                <w:sz w:val="19"/>
+                <w:szCs w:val="19"/>
+              </w:rPr>
+              <w:t xml:space="preserve">マクロで、請求期間ごとのシートを追加できる</w:t>
+            </w:r>
+          </w:p>
+        </w:tc>
+      </w:tr>
+      <w:tr>
+        <w:trPr>
+          <w:cantSplit/>
+        </w:trPr>
+        <w:tc>
+          <w:tcPr>
+            <w:tcW w:type="dxa" w:w="1700"/>
+            <w:tcBorders>
+              <w:top w:val="single" w:color="BFBFBF" w:sz="4"/>
+              <w:left w:val="single" w:color="BFBFBF" w:sz="4"/>
+              <w:bottom w:val="single" w:color="BFBFBF" w:sz="4"/>
+              <w:right w:val="single" w:color="BFBFBF" w:sz="4"/>
+            </w:tcBorders>
+            <w:shd w:fill="F2F2F2" w:val="clear"/>
+            <w:tcMar>
+              <w:top w:type="dxa" w:w="60"/>
+              <w:left w:type="dxa" w:w="90"/>
+              <w:bottom w:type="dxa" w:w="60"/>
+              <w:right w:type="dxa" w:w="90"/>
+            </w:tcMar>
+            <w:vAlign w:val="center"/>
+          </w:tcPr>
+          <w:p>
+            <w:pPr>
+              <w:spacing w:after="0" w:before="0" w:line="290"/>
+              <w:jc w:val="left"/>
+            </w:pPr>
+            <w:r>
+              <w:rPr>
+                <w:rFonts w:ascii="Meiryo" w:cs="Meiryo" w:eastAsia="Meiryo" w:hAnsi="Meiryo"/>
+                <w:b/>
+                <w:bCs/>
+                <w:sz w:val="21"/>
+                <w:szCs w:val="21"/>
+              </w:rPr>
               <w:t xml:space="preserve">退職者</w:t>
             </w:r>
           </w:p>
         </w:tc>
         <w:tc>
           <w:tcPr>
-            <w:tcW w:type="dxa" w:w="4203"/>
+            <w:tcW w:type="dxa" w:w="4103"/>
             <w:tcBorders>
               <w:top w:val="single" w:color="BFBFBF" w:sz="4"/>
               <w:left w:val="single" w:color="BFBFBF" w:sz="4"/>
@@ -618,7 +836,7 @@
         </w:tc>
         <w:tc>
           <w:tcPr>
-            <w:tcW w:type="dxa" w:w="4203"/>
+            <w:tcW w:type="dxa" w:w="4103"/>
             <w:tcBorders>
               <w:top w:val="single" w:color="BFBFBF" w:sz="4"/>
               <w:left w:val="single" w:color="BFBFBF" w:sz="4"/>
@@ -1293,9 +1511,9 @@
         </w:tblBorders>
       </w:tblPr>
       <w:tblGrid>
-        <w:gridCol w:w="1900"/>
-        <w:gridCol w:w="2500"/>
-        <w:gridCol w:w="5506"/>
+        <w:gridCol w:w="2100"/>
+        <w:gridCol w:w="3100"/>
+        <w:gridCol w:w="4706"/>
       </w:tblGrid>
       <w:tr>
         <w:trPr>
@@ -1304,7 +1522,7 @@
         </w:trPr>
         <w:tc>
           <w:tcPr>
-            <w:tcW w:type="dxa" w:w="1900"/>
+            <w:tcW w:type="dxa" w:w="2100"/>
             <w:tcBorders>
               <w:top w:val="single" w:color="BFBFBF" w:sz="4"/>
               <w:left w:val="single" w:color="BFBFBF" w:sz="4"/>
@@ -1340,7 +1558,7 @@
         </w:tc>
         <w:tc>
           <w:tcPr>
-            <w:tcW w:type="dxa" w:w="2500"/>
+            <w:tcW w:type="dxa" w:w="3100"/>
             <w:tcBorders>
               <w:top w:val="single" w:color="BFBFBF" w:sz="4"/>
               <w:left w:val="single" w:color="BFBFBF" w:sz="4"/>
@@ -1376,7 +1594,7 @@
         </w:tc>
         <w:tc>
           <w:tcPr>
-            <w:tcW w:type="dxa" w:w="5506"/>
+            <w:tcW w:type="dxa" w:w="4706"/>
             <w:tcBorders>
               <w:top w:val="single" w:color="BFBFBF" w:sz="4"/>
               <w:left w:val="single" w:color="BFBFBF" w:sz="4"/>
@@ -1417,7 +1635,7 @@
         </w:trPr>
         <w:tc>
           <w:tcPr>
-            <w:tcW w:type="dxa" w:w="1900"/>
+            <w:tcW w:type="dxa" w:w="2100"/>
             <w:tcBorders>
               <w:top w:val="single" w:color="BFBFBF" w:sz="4"/>
               <w:left w:val="single" w:color="BFBFBF" w:sz="4"/>
@@ -1451,7 +1669,7 @@
         </w:tc>
         <w:tc>
           <w:tcPr>
-            <w:tcW w:type="dxa" w:w="2500"/>
+            <w:tcW w:type="dxa" w:w="3100"/>
             <w:tcBorders>
               <w:top w:val="single" w:color="BFBFBF" w:sz="4"/>
               <w:left w:val="single" w:color="BFBFBF" w:sz="4"/>
@@ -1485,7 +1703,7 @@
         </w:tc>
         <w:tc>
           <w:tcPr>
-            <w:tcW w:type="dxa" w:w="5506"/>
+            <w:tcW w:type="dxa" w:w="4706"/>
             <w:tcBorders>
               <w:top w:val="single" w:color="BFBFBF" w:sz="4"/>
               <w:left w:val="single" w:color="BFBFBF" w:sz="4"/>
@@ -1524,7 +1742,7 @@
         </w:trPr>
         <w:tc>
           <w:tcPr>
-            <w:tcW w:type="dxa" w:w="1900"/>
+            <w:tcW w:type="dxa" w:w="2100"/>
             <w:tcBorders>
               <w:top w:val="single" w:color="BFBFBF" w:sz="4"/>
               <w:left w:val="single" w:color="BFBFBF" w:sz="4"/>
@@ -1558,41 +1776,41 @@
         </w:tc>
         <w:tc>
           <w:tcPr>
-            <w:tcW w:type="dxa" w:w="2500"/>
-            <w:tcBorders>
-              <w:top w:val="single" w:color="BFBFBF" w:sz="4"/>
-              <w:left w:val="single" w:color="BFBFBF" w:sz="4"/>
-              <w:bottom w:val="single" w:color="BFBFBF" w:sz="4"/>
-              <w:right w:val="single" w:color="BFBFBF" w:sz="4"/>
-            </w:tcBorders>
-            <w:tcMar>
-              <w:top w:type="dxa" w:w="60"/>
-              <w:left w:type="dxa" w:w="90"/>
-              <w:bottom w:type="dxa" w:w="60"/>
-              <w:right w:type="dxa" w:w="90"/>
-            </w:tcMar>
-            <w:vAlign w:val="center"/>
-          </w:tcPr>
-          <w:p>
-            <w:pPr>
-              <w:spacing w:after="0" w:before="0" w:line="290"/>
-              <w:jc w:val="left"/>
-            </w:pPr>
-            <w:r>
-              <w:rPr>
-                <w:rFonts w:ascii="Meiryo" w:cs="Meiryo" w:eastAsia="Meiryo" w:hAnsi="Meiryo"/>
-                <w:b w:val="false"/>
-                <w:bCs w:val="false"/>
-                <w:sz w:val="19"/>
-                <w:szCs w:val="19"/>
-              </w:rPr>
-              <w:t xml:space="preserve">給付期間、給与状況、標準報酬月額を入れる</w:t>
-            </w:r>
-          </w:p>
-        </w:tc>
-        <w:tc>
-          <w:tcPr>
-            <w:tcW w:type="dxa" w:w="5506"/>
+            <w:tcW w:type="dxa" w:w="3100"/>
+            <w:tcBorders>
+              <w:top w:val="single" w:color="BFBFBF" w:sz="4"/>
+              <w:left w:val="single" w:color="BFBFBF" w:sz="4"/>
+              <w:bottom w:val="single" w:color="BFBFBF" w:sz="4"/>
+              <w:right w:val="single" w:color="BFBFBF" w:sz="4"/>
+            </w:tcBorders>
+            <w:tcMar>
+              <w:top w:type="dxa" w:w="60"/>
+              <w:left w:type="dxa" w:w="90"/>
+              <w:bottom w:type="dxa" w:w="60"/>
+              <w:right w:type="dxa" w:w="90"/>
+            </w:tcMar>
+            <w:vAlign w:val="center"/>
+          </w:tcPr>
+          <w:p>
+            <w:pPr>
+              <w:spacing w:after="0" w:before="0" w:line="290"/>
+              <w:jc w:val="left"/>
+            </w:pPr>
+            <w:r>
+              <w:rPr>
+                <w:rFonts w:ascii="Meiryo" w:cs="Meiryo" w:eastAsia="Meiryo" w:hAnsi="Meiryo"/>
+                <w:b w:val="false"/>
+                <w:bCs w:val="false"/>
+                <w:sz w:val="19"/>
+                <w:szCs w:val="19"/>
+              </w:rPr>
+              <w:t xml:space="preserve">給付期間、給与状況、標準報酬月額、出勤期間、請求期間を入れる</w:t>
+            </w:r>
+          </w:p>
+        </w:tc>
+        <w:tc>
+          <w:tcPr>
+            <w:tcW w:type="dxa" w:w="4706"/>
             <w:tcBorders>
               <w:top w:val="single" w:color="BFBFBF" w:sz="4"/>
               <w:left w:val="single" w:color="BFBFBF" w:sz="4"/>
@@ -1631,7 +1849,7 @@
         </w:trPr>
         <w:tc>
           <w:tcPr>
-            <w:tcW w:type="dxa" w:w="1900"/>
+            <w:tcW w:type="dxa" w:w="2100"/>
             <w:tcBorders>
               <w:top w:val="single" w:color="BFBFBF" w:sz="4"/>
               <w:left w:val="single" w:color="BFBFBF" w:sz="4"/>
@@ -1665,7 +1883,7 @@
         </w:tc>
         <w:tc>
           <w:tcPr>
-            <w:tcW w:type="dxa" w:w="2500"/>
+            <w:tcW w:type="dxa" w:w="3100"/>
             <w:tcBorders>
               <w:top w:val="single" w:color="BFBFBF" w:sz="4"/>
               <w:left w:val="single" w:color="BFBFBF" w:sz="4"/>
@@ -1699,7 +1917,7 @@
         </w:tc>
         <w:tc>
           <w:tcPr>
-            <w:tcW w:type="dxa" w:w="5506"/>
+            <w:tcW w:type="dxa" w:w="4706"/>
             <w:tcBorders>
               <w:top w:val="single" w:color="BFBFBF" w:sz="4"/>
               <w:left w:val="single" w:color="BFBFBF" w:sz="4"/>
@@ -1738,7 +1956,7 @@
         </w:trPr>
         <w:tc>
           <w:tcPr>
-            <w:tcW w:type="dxa" w:w="1900"/>
+            <w:tcW w:type="dxa" w:w="2100"/>
             <w:tcBorders>
               <w:top w:val="single" w:color="BFBFBF" w:sz="4"/>
               <w:left w:val="single" w:color="BFBFBF" w:sz="4"/>
@@ -1772,7 +1990,7 @@
         </w:tc>
         <w:tc>
           <w:tcPr>
-            <w:tcW w:type="dxa" w:w="2500"/>
+            <w:tcW w:type="dxa" w:w="3100"/>
             <w:tcBorders>
               <w:top w:val="single" w:color="BFBFBF" w:sz="4"/>
               <w:left w:val="single" w:color="BFBFBF" w:sz="4"/>
@@ -1806,7 +2024,7 @@
         </w:tc>
         <w:tc>
           <w:tcPr>
-            <w:tcW w:type="dxa" w:w="5506"/>
+            <w:tcW w:type="dxa" w:w="4706"/>
             <w:tcBorders>
               <w:top w:val="single" w:color="BFBFBF" w:sz="4"/>
               <w:left w:val="single" w:color="BFBFBF" w:sz="4"/>
@@ -1845,7 +2063,7 @@
         </w:trPr>
         <w:tc>
           <w:tcPr>
-            <w:tcW w:type="dxa" w:w="1900"/>
+            <w:tcW w:type="dxa" w:w="2100"/>
             <w:tcBorders>
               <w:top w:val="single" w:color="BFBFBF" w:sz="4"/>
               <w:left w:val="single" w:color="BFBFBF" w:sz="4"/>
@@ -1879,7 +2097,7 @@
         </w:tc>
         <w:tc>
           <w:tcPr>
-            <w:tcW w:type="dxa" w:w="2500"/>
+            <w:tcW w:type="dxa" w:w="3100"/>
             <w:tcBorders>
               <w:top w:val="single" w:color="BFBFBF" w:sz="4"/>
               <w:left w:val="single" w:color="BFBFBF" w:sz="4"/>
@@ -1913,7 +2131,7 @@
         </w:tc>
         <w:tc>
           <w:tcPr>
-            <w:tcW w:type="dxa" w:w="5506"/>
+            <w:tcW w:type="dxa" w:w="4706"/>
             <w:tcBorders>
               <w:top w:val="single" w:color="BFBFBF" w:sz="4"/>
               <w:left w:val="single" w:color="BFBFBF" w:sz="4"/>
@@ -1942,6 +2160,220 @@
                 <w:szCs w:val="19"/>
               </w:rPr>
               <w:t xml:space="preserve">通常は触らない（祝日などで変える月だけ修正）</w:t>
+            </w:r>
+          </w:p>
+        </w:tc>
+      </w:tr>
+      <w:tr>
+        <w:trPr>
+          <w:cantSplit/>
+        </w:trPr>
+        <w:tc>
+          <w:tcPr>
+            <w:tcW w:type="dxa" w:w="2100"/>
+            <w:tcBorders>
+              <w:top w:val="single" w:color="BFBFBF" w:sz="4"/>
+              <w:left w:val="single" w:color="BFBFBF" w:sz="4"/>
+              <w:bottom w:val="single" w:color="BFBFBF" w:sz="4"/>
+              <w:right w:val="single" w:color="BFBFBF" w:sz="4"/>
+            </w:tcBorders>
+            <w:tcMar>
+              <w:top w:type="dxa" w:w="60"/>
+              <w:left w:type="dxa" w:w="90"/>
+              <w:bottom w:type="dxa" w:w="60"/>
+              <w:right w:type="dxa" w:w="90"/>
+            </w:tcMar>
+            <w:vAlign w:val="center"/>
+          </w:tcPr>
+          <w:p>
+            <w:pPr>
+              <w:spacing w:after="0" w:before="0" w:line="290"/>
+              <w:jc w:val="left"/>
+            </w:pPr>
+            <w:r>
+              <w:rPr>
+                <w:rFonts w:ascii="Meiryo" w:cs="Meiryo" w:eastAsia="Meiryo" w:hAnsi="Meiryo"/>
+                <w:b w:val="false"/>
+                <w:bCs w:val="false"/>
+                <w:sz w:val="19"/>
+                <w:szCs w:val="19"/>
+              </w:rPr>
+              <w:t xml:space="preserve">請求シート雛形</w:t>
+            </w:r>
+          </w:p>
+        </w:tc>
+        <w:tc>
+          <w:tcPr>
+            <w:tcW w:type="dxa" w:w="3100"/>
+            <w:tcBorders>
+              <w:top w:val="single" w:color="BFBFBF" w:sz="4"/>
+              <w:left w:val="single" w:color="BFBFBF" w:sz="4"/>
+              <w:bottom w:val="single" w:color="BFBFBF" w:sz="4"/>
+              <w:right w:val="single" w:color="BFBFBF" w:sz="4"/>
+            </w:tcBorders>
+            <w:tcMar>
+              <w:top w:type="dxa" w:w="60"/>
+              <w:left w:type="dxa" w:w="90"/>
+              <w:bottom w:type="dxa" w:w="60"/>
+              <w:right w:type="dxa" w:w="90"/>
+            </w:tcMar>
+            <w:vAlign w:val="center"/>
+          </w:tcPr>
+          <w:p>
+            <w:pPr>
+              <w:spacing w:after="0" w:before="0" w:line="290"/>
+              <w:jc w:val="left"/>
+            </w:pPr>
+            <w:r>
+              <w:rPr>
+                <w:rFonts w:ascii="Meiryo" w:cs="Meiryo" w:eastAsia="Meiryo" w:hAnsi="Meiryo"/>
+                <w:b w:val="false"/>
+                <w:bCs w:val="false"/>
+                <w:sz w:val="19"/>
+                <w:szCs w:val="19"/>
+              </w:rPr>
+              <w:t xml:space="preserve">マクロが複写する元の様式</w:t>
+            </w:r>
+          </w:p>
+        </w:tc>
+        <w:tc>
+          <w:tcPr>
+            <w:tcW w:type="dxa" w:w="4706"/>
+            <w:tcBorders>
+              <w:top w:val="single" w:color="BFBFBF" w:sz="4"/>
+              <w:left w:val="single" w:color="BFBFBF" w:sz="4"/>
+              <w:bottom w:val="single" w:color="BFBFBF" w:sz="4"/>
+              <w:right w:val="single" w:color="BFBFBF" w:sz="4"/>
+            </w:tcBorders>
+            <w:tcMar>
+              <w:top w:type="dxa" w:w="60"/>
+              <w:left w:type="dxa" w:w="90"/>
+              <w:bottom w:type="dxa" w:w="60"/>
+              <w:right w:type="dxa" w:w="90"/>
+            </w:tcMar>
+            <w:vAlign w:val="center"/>
+          </w:tcPr>
+          <w:p>
+            <w:pPr>
+              <w:spacing w:after="0" w:before="0" w:line="290"/>
+              <w:jc w:val="left"/>
+            </w:pPr>
+            <w:r>
+              <w:rPr>
+                <w:rFonts w:ascii="Meiryo" w:cs="Meiryo" w:eastAsia="Meiryo" w:hAnsi="Meiryo"/>
+                <w:b w:val="false"/>
+                <w:bCs w:val="false"/>
+                <w:sz w:val="19"/>
+                <w:szCs w:val="19"/>
+              </w:rPr>
+              <w:t xml:space="preserve">見た目や文言を変えたいときだけ直す</w:t>
+            </w:r>
+          </w:p>
+        </w:tc>
+      </w:tr>
+      <w:tr>
+        <w:trPr>
+          <w:cantSplit/>
+        </w:trPr>
+        <w:tc>
+          <w:tcPr>
+            <w:tcW w:type="dxa" w:w="2100"/>
+            <w:tcBorders>
+              <w:top w:val="single" w:color="BFBFBF" w:sz="4"/>
+              <w:left w:val="single" w:color="BFBFBF" w:sz="4"/>
+              <w:bottom w:val="single" w:color="BFBFBF" w:sz="4"/>
+              <w:right w:val="single" w:color="BFBFBF" w:sz="4"/>
+            </w:tcBorders>
+            <w:tcMar>
+              <w:top w:type="dxa" w:w="60"/>
+              <w:left w:type="dxa" w:w="90"/>
+              <w:bottom w:type="dxa" w:w="60"/>
+              <w:right w:type="dxa" w:w="90"/>
+            </w:tcMar>
+            <w:vAlign w:val="center"/>
+          </w:tcPr>
+          <w:p>
+            <w:pPr>
+              <w:spacing w:after="0" w:before="0" w:line="290"/>
+              <w:jc w:val="left"/>
+            </w:pPr>
+            <w:r>
+              <w:rPr>
+                <w:rFonts w:ascii="Meiryo" w:cs="Meiryo" w:eastAsia="Meiryo" w:hAnsi="Meiryo"/>
+                <w:b w:val="false"/>
+                <w:bCs w:val="false"/>
+                <w:sz w:val="19"/>
+                <w:szCs w:val="19"/>
+              </w:rPr>
+              <w:t xml:space="preserve">設定</w:t>
+            </w:r>
+          </w:p>
+        </w:tc>
+        <w:tc>
+          <w:tcPr>
+            <w:tcW w:type="dxa" w:w="3100"/>
+            <w:tcBorders>
+              <w:top w:val="single" w:color="BFBFBF" w:sz="4"/>
+              <w:left w:val="single" w:color="BFBFBF" w:sz="4"/>
+              <w:bottom w:val="single" w:color="BFBFBF" w:sz="4"/>
+              <w:right w:val="single" w:color="BFBFBF" w:sz="4"/>
+            </w:tcBorders>
+            <w:tcMar>
+              <w:top w:type="dxa" w:w="60"/>
+              <w:left w:type="dxa" w:w="90"/>
+              <w:bottom w:type="dxa" w:w="60"/>
+              <w:right w:type="dxa" w:w="90"/>
+            </w:tcMar>
+            <w:vAlign w:val="center"/>
+          </w:tcPr>
+          <w:p>
+            <w:pPr>
+              <w:spacing w:after="0" w:before="0" w:line="290"/>
+              <w:jc w:val="left"/>
+            </w:pPr>
+            <w:r>
+              <w:rPr>
+                <w:rFonts w:ascii="Meiryo" w:cs="Meiryo" w:eastAsia="Meiryo" w:hAnsi="Meiryo"/>
+                <w:b w:val="false"/>
+                <w:bCs w:val="false"/>
+                <w:sz w:val="19"/>
+                <w:szCs w:val="19"/>
+              </w:rPr>
+              <w:t xml:space="preserve">マクロのメッセージ・シート名の文字</w:t>
+            </w:r>
+          </w:p>
+        </w:tc>
+        <w:tc>
+          <w:tcPr>
+            <w:tcW w:type="dxa" w:w="4706"/>
+            <w:tcBorders>
+              <w:top w:val="single" w:color="BFBFBF" w:sz="4"/>
+              <w:left w:val="single" w:color="BFBFBF" w:sz="4"/>
+              <w:bottom w:val="single" w:color="BFBFBF" w:sz="4"/>
+              <w:right w:val="single" w:color="BFBFBF" w:sz="4"/>
+            </w:tcBorders>
+            <w:tcMar>
+              <w:top w:type="dxa" w:w="60"/>
+              <w:left w:type="dxa" w:w="90"/>
+              <w:bottom w:type="dxa" w:w="60"/>
+              <w:right w:type="dxa" w:w="90"/>
+            </w:tcMar>
+            <w:vAlign w:val="center"/>
+          </w:tcPr>
+          <w:p>
+            <w:pPr>
+              <w:spacing w:after="0" w:before="0" w:line="290"/>
+              <w:jc w:val="left"/>
+            </w:pPr>
+            <w:r>
+              <w:rPr>
+                <w:rFonts w:ascii="Meiryo" w:cs="Meiryo" w:eastAsia="Meiryo" w:hAnsi="Meiryo"/>
+                <w:b w:val="false"/>
+                <w:bCs w:val="false"/>
+                <w:sz w:val="19"/>
+                <w:szCs w:val="19"/>
+              </w:rPr>
+              <w:t xml:space="preserve">変えたいときだけ直す</w:t>
             </w:r>
           </w:p>
         </w:tc>
@@ -1963,7 +2395,7 @@
           <w:sz w:val="30"/>
           <w:szCs w:val="30"/>
         </w:rPr>
-        <w:t xml:space="preserve">  2　5ステップの全体像</w:t>
+        <w:t xml:space="preserve">  2　6ステップの全体像</w:t>
       </w:r>
     </w:p>
     <w:tbl>
@@ -1980,8 +2412,8 @@
       </w:tblPr>
       <w:tblGrid>
         <w:gridCol w:w="1100"/>
-        <w:gridCol w:w="4400"/>
-        <w:gridCol w:w="4406"/>
+        <w:gridCol w:w="5200"/>
+        <w:gridCol w:w="3606"/>
       </w:tblGrid>
       <w:tr>
         <w:trPr>
@@ -2026,7 +2458,7 @@
         </w:tc>
         <w:tc>
           <w:tcPr>
-            <w:tcW w:type="dxa" w:w="4400"/>
+            <w:tcW w:type="dxa" w:w="5200"/>
             <w:tcBorders>
               <w:top w:val="single" w:color="BFBFBF" w:sz="4"/>
               <w:left w:val="single" w:color="BFBFBF" w:sz="4"/>
@@ -2062,7 +2494,7 @@
         </w:tc>
         <w:tc>
           <w:tcPr>
-            <w:tcW w:type="dxa" w:w="4406"/>
+            <w:tcW w:type="dxa" w:w="3606"/>
             <w:tcBorders>
               <w:top w:val="single" w:color="BFBFBF" w:sz="4"/>
               <w:left w:val="single" w:color="BFBFBF" w:sz="4"/>
@@ -2138,7 +2570,7 @@
         </w:tc>
         <w:tc>
           <w:tcPr>
-            <w:tcW w:type="dxa" w:w="4400"/>
+            <w:tcW w:type="dxa" w:w="5200"/>
             <w:tcBorders>
               <w:top w:val="single" w:color="BFBFBF" w:sz="4"/>
               <w:left w:val="single" w:color="BFBFBF" w:sz="4"/>
@@ -2172,7 +2604,7 @@
         </w:tc>
         <w:tc>
           <w:tcPr>
-            <w:tcW w:type="dxa" w:w="4406"/>
+            <w:tcW w:type="dxa" w:w="3606"/>
             <w:tcBorders>
               <w:top w:val="single" w:color="BFBFBF" w:sz="4"/>
               <w:left w:val="single" w:color="BFBFBF" w:sz="4"/>
@@ -2246,7 +2678,7 @@
         </w:tc>
         <w:tc>
           <w:tcPr>
-            <w:tcW w:type="dxa" w:w="4400"/>
+            <w:tcW w:type="dxa" w:w="5200"/>
             <w:tcBorders>
               <w:top w:val="single" w:color="BFBFBF" w:sz="4"/>
               <w:left w:val="single" w:color="BFBFBF" w:sz="4"/>
@@ -2280,7 +2712,7 @@
         </w:tc>
         <w:tc>
           <w:tcPr>
-            <w:tcW w:type="dxa" w:w="4406"/>
+            <w:tcW w:type="dxa" w:w="3606"/>
             <w:tcBorders>
               <w:top w:val="single" w:color="BFBFBF" w:sz="4"/>
               <w:left w:val="single" w:color="BFBFBF" w:sz="4"/>
@@ -2354,41 +2786,41 @@
         </w:tc>
         <w:tc>
           <w:tcPr>
-            <w:tcW w:type="dxa" w:w="4400"/>
-            <w:tcBorders>
-              <w:top w:val="single" w:color="BFBFBF" w:sz="4"/>
-              <w:left w:val="single" w:color="BFBFBF" w:sz="4"/>
-              <w:bottom w:val="single" w:color="BFBFBF" w:sz="4"/>
-              <w:right w:val="single" w:color="BFBFBF" w:sz="4"/>
-            </w:tcBorders>
-            <w:tcMar>
-              <w:top w:type="dxa" w:w="60"/>
-              <w:left w:type="dxa" w:w="90"/>
-              <w:bottom w:type="dxa" w:w="60"/>
-              <w:right w:type="dxa" w:w="90"/>
-            </w:tcMar>
-            <w:vAlign w:val="center"/>
-          </w:tcPr>
-          <w:p>
-            <w:pPr>
-              <w:spacing w:after="0" w:before="0" w:line="290"/>
-              <w:jc w:val="left"/>
-            </w:pPr>
-            <w:r>
-              <w:rPr>
-                <w:rFonts w:ascii="Meiryo" w:cs="Meiryo" w:eastAsia="Meiryo" w:hAnsi="Meiryo"/>
-                <w:b w:val="false"/>
-                <w:bCs w:val="false"/>
-                <w:sz w:val="19"/>
-                <w:szCs w:val="19"/>
-              </w:rPr>
-              <w:t xml:space="preserve">標準報酬月額を入れる（12か月前から）</w:t>
-            </w:r>
-          </w:p>
-        </w:tc>
-        <w:tc>
-          <w:tcPr>
-            <w:tcW w:type="dxa" w:w="4406"/>
+            <w:tcW w:type="dxa" w:w="5200"/>
+            <w:tcBorders>
+              <w:top w:val="single" w:color="BFBFBF" w:sz="4"/>
+              <w:left w:val="single" w:color="BFBFBF" w:sz="4"/>
+              <w:bottom w:val="single" w:color="BFBFBF" w:sz="4"/>
+              <w:right w:val="single" w:color="BFBFBF" w:sz="4"/>
+            </w:tcBorders>
+            <w:tcMar>
+              <w:top w:type="dxa" w:w="60"/>
+              <w:left w:type="dxa" w:w="90"/>
+              <w:bottom w:type="dxa" w:w="60"/>
+              <w:right w:type="dxa" w:w="90"/>
+            </w:tcMar>
+            <w:vAlign w:val="center"/>
+          </w:tcPr>
+          <w:p>
+            <w:pPr>
+              <w:spacing w:after="0" w:before="0" w:line="290"/>
+              <w:jc w:val="left"/>
+            </w:pPr>
+            <w:r>
+              <w:rPr>
+                <w:rFonts w:ascii="Meiryo" w:cs="Meiryo" w:eastAsia="Meiryo" w:hAnsi="Meiryo"/>
+                <w:b w:val="false"/>
+                <w:bCs w:val="false"/>
+                <w:sz w:val="19"/>
+                <w:szCs w:val="19"/>
+              </w:rPr>
+              <w:t xml:space="preserve">標準報酬月額を入れる（12か月前〜支給開始月の13か月分）</w:t>
+            </w:r>
+          </w:p>
+        </w:tc>
+        <w:tc>
+          <w:tcPr>
+            <w:tcW w:type="dxa" w:w="3606"/>
             <w:tcBorders>
               <w:top w:val="single" w:color="BFBFBF" w:sz="4"/>
               <w:left w:val="single" w:color="BFBFBF" w:sz="4"/>
@@ -2462,69 +2894,69 @@
         </w:tc>
         <w:tc>
           <w:tcPr>
-            <w:tcW w:type="dxa" w:w="4400"/>
-            <w:tcBorders>
-              <w:top w:val="single" w:color="BFBFBF" w:sz="4"/>
-              <w:left w:val="single" w:color="BFBFBF" w:sz="4"/>
-              <w:bottom w:val="single" w:color="BFBFBF" w:sz="4"/>
-              <w:right w:val="single" w:color="BFBFBF" w:sz="4"/>
-            </w:tcBorders>
-            <w:tcMar>
-              <w:top w:type="dxa" w:w="60"/>
-              <w:left w:type="dxa" w:w="90"/>
-              <w:bottom w:type="dxa" w:w="60"/>
-              <w:right w:type="dxa" w:w="90"/>
-            </w:tcMar>
-            <w:vAlign w:val="center"/>
-          </w:tcPr>
-          <w:p>
-            <w:pPr>
-              <w:spacing w:after="0" w:before="0" w:line="290"/>
-              <w:jc w:val="left"/>
-            </w:pPr>
-            <w:r>
-              <w:rPr>
-                <w:rFonts w:ascii="Meiryo" w:cs="Meiryo" w:eastAsia="Meiryo" w:hAnsi="Meiryo"/>
-                <w:b w:val="false"/>
-                <w:bCs w:val="false"/>
-                <w:sz w:val="19"/>
-                <w:szCs w:val="19"/>
-              </w:rPr>
-              <w:t xml:space="preserve">結果を確認する（〇／×、差引支給額、検算が0か）</w:t>
-            </w:r>
-          </w:p>
-        </w:tc>
-        <w:tc>
-          <w:tcPr>
-            <w:tcW w:type="dxa" w:w="4406"/>
-            <w:tcBorders>
-              <w:top w:val="single" w:color="BFBFBF" w:sz="4"/>
-              <w:left w:val="single" w:color="BFBFBF" w:sz="4"/>
-              <w:bottom w:val="single" w:color="BFBFBF" w:sz="4"/>
-              <w:right w:val="single" w:color="BFBFBF" w:sz="4"/>
-            </w:tcBorders>
-            <w:tcMar>
-              <w:top w:type="dxa" w:w="60"/>
-              <w:left w:type="dxa" w:w="90"/>
-              <w:bottom w:type="dxa" w:w="60"/>
-              <w:right w:type="dxa" w:w="90"/>
-            </w:tcMar>
-            <w:vAlign w:val="center"/>
-          </w:tcPr>
-          <w:p>
-            <w:pPr>
-              <w:spacing w:after="0" w:before="0" w:line="290"/>
-              <w:jc w:val="left"/>
-            </w:pPr>
-            <w:r>
-              <w:rPr>
-                <w:rFonts w:ascii="Meiryo" w:cs="Meiryo" w:eastAsia="Meiryo" w:hAnsi="Meiryo"/>
-                <w:b w:val="false"/>
-                <w:bCs w:val="false"/>
-                <w:sz w:val="19"/>
-                <w:szCs w:val="19"/>
-              </w:rPr>
-              <w:t xml:space="preserve">算定表</w:t>
+            <w:tcW w:type="dxa" w:w="5200"/>
+            <w:tcBorders>
+              <w:top w:val="single" w:color="BFBFBF" w:sz="4"/>
+              <w:left w:val="single" w:color="BFBFBF" w:sz="4"/>
+              <w:bottom w:val="single" w:color="BFBFBF" w:sz="4"/>
+              <w:right w:val="single" w:color="BFBFBF" w:sz="4"/>
+            </w:tcBorders>
+            <w:tcMar>
+              <w:top w:type="dxa" w:w="60"/>
+              <w:left w:type="dxa" w:w="90"/>
+              <w:bottom w:type="dxa" w:w="60"/>
+              <w:right w:type="dxa" w:w="90"/>
+            </w:tcMar>
+            <w:vAlign w:val="center"/>
+          </w:tcPr>
+          <w:p>
+            <w:pPr>
+              <w:spacing w:after="0" w:before="0" w:line="290"/>
+              <w:jc w:val="left"/>
+            </w:pPr>
+            <w:r>
+              <w:rPr>
+                <w:rFonts w:ascii="Meiryo" w:cs="Meiryo" w:eastAsia="Meiryo" w:hAnsi="Meiryo"/>
+                <w:b w:val="false"/>
+                <w:bCs w:val="false"/>
+                <w:sz w:val="19"/>
+                <w:szCs w:val="19"/>
+              </w:rPr>
+              <w:t xml:space="preserve">出勤した期間があれば入れる（10件まで）</w:t>
+            </w:r>
+          </w:p>
+        </w:tc>
+        <w:tc>
+          <w:tcPr>
+            <w:tcW w:type="dxa" w:w="3606"/>
+            <w:tcBorders>
+              <w:top w:val="single" w:color="BFBFBF" w:sz="4"/>
+              <w:left w:val="single" w:color="BFBFBF" w:sz="4"/>
+              <w:bottom w:val="single" w:color="BFBFBF" w:sz="4"/>
+              <w:right w:val="single" w:color="BFBFBF" w:sz="4"/>
+            </w:tcBorders>
+            <w:tcMar>
+              <w:top w:type="dxa" w:w="60"/>
+              <w:left w:type="dxa" w:w="90"/>
+              <w:bottom w:type="dxa" w:w="60"/>
+              <w:right w:type="dxa" w:w="90"/>
+            </w:tcMar>
+            <w:vAlign w:val="center"/>
+          </w:tcPr>
+          <w:p>
+            <w:pPr>
+              <w:spacing w:after="0" w:before="0" w:line="290"/>
+              <w:jc w:val="left"/>
+            </w:pPr>
+            <w:r>
+              <w:rPr>
+                <w:rFonts w:ascii="Meiryo" w:cs="Meiryo" w:eastAsia="Meiryo" w:hAnsi="Meiryo"/>
+                <w:b w:val="false"/>
+                <w:bCs w:val="false"/>
+                <w:sz w:val="19"/>
+                <w:szCs w:val="19"/>
+              </w:rPr>
+              <w:t xml:space="preserve">入力</w:t>
             </w:r>
           </w:p>
         </w:tc>
@@ -2570,7 +3002,115 @@
         </w:tc>
         <w:tc>
           <w:tcPr>
-            <w:tcW w:type="dxa" w:w="4400"/>
+            <w:tcW w:type="dxa" w:w="5200"/>
+            <w:tcBorders>
+              <w:top w:val="single" w:color="BFBFBF" w:sz="4"/>
+              <w:left w:val="single" w:color="BFBFBF" w:sz="4"/>
+              <w:bottom w:val="single" w:color="BFBFBF" w:sz="4"/>
+              <w:right w:val="single" w:color="BFBFBF" w:sz="4"/>
+            </w:tcBorders>
+            <w:tcMar>
+              <w:top w:type="dxa" w:w="60"/>
+              <w:left w:type="dxa" w:w="90"/>
+              <w:bottom w:type="dxa" w:w="60"/>
+              <w:right w:type="dxa" w:w="90"/>
+            </w:tcMar>
+            <w:vAlign w:val="center"/>
+          </w:tcPr>
+          <w:p>
+            <w:pPr>
+              <w:spacing w:after="0" w:before="0" w:line="290"/>
+              <w:jc w:val="left"/>
+            </w:pPr>
+            <w:r>
+              <w:rPr>
+                <w:rFonts w:ascii="Meiryo" w:cs="Meiryo" w:eastAsia="Meiryo" w:hAnsi="Meiryo"/>
+                <w:b w:val="false"/>
+                <w:bCs w:val="false"/>
+                <w:sz w:val="19"/>
+                <w:szCs w:val="19"/>
+              </w:rPr>
+              <w:t xml:space="preserve">結果を確認する（〇／×、差引支給額、検算が0か）</w:t>
+            </w:r>
+          </w:p>
+        </w:tc>
+        <w:tc>
+          <w:tcPr>
+            <w:tcW w:type="dxa" w:w="3606"/>
+            <w:tcBorders>
+              <w:top w:val="single" w:color="BFBFBF" w:sz="4"/>
+              <w:left w:val="single" w:color="BFBFBF" w:sz="4"/>
+              <w:bottom w:val="single" w:color="BFBFBF" w:sz="4"/>
+              <w:right w:val="single" w:color="BFBFBF" w:sz="4"/>
+            </w:tcBorders>
+            <w:tcMar>
+              <w:top w:type="dxa" w:w="60"/>
+              <w:left w:type="dxa" w:w="90"/>
+              <w:bottom w:type="dxa" w:w="60"/>
+              <w:right w:type="dxa" w:w="90"/>
+            </w:tcMar>
+            <w:vAlign w:val="center"/>
+          </w:tcPr>
+          <w:p>
+            <w:pPr>
+              <w:spacing w:after="0" w:before="0" w:line="290"/>
+              <w:jc w:val="left"/>
+            </w:pPr>
+            <w:r>
+              <w:rPr>
+                <w:rFonts w:ascii="Meiryo" w:cs="Meiryo" w:eastAsia="Meiryo" w:hAnsi="Meiryo"/>
+                <w:b w:val="false"/>
+                <w:bCs w:val="false"/>
+                <w:sz w:val="19"/>
+                <w:szCs w:val="19"/>
+              </w:rPr>
+              <w:t xml:space="preserve">算定表</w:t>
+            </w:r>
+          </w:p>
+        </w:tc>
+      </w:tr>
+      <w:tr>
+        <w:trPr>
+          <w:cantSplit/>
+        </w:trPr>
+        <w:tc>
+          <w:tcPr>
+            <w:tcW w:type="dxa" w:w="1100"/>
+            <w:tcBorders>
+              <w:top w:val="single" w:color="BFBFBF" w:sz="4"/>
+              <w:left w:val="single" w:color="BFBFBF" w:sz="4"/>
+              <w:bottom w:val="single" w:color="BFBFBF" w:sz="4"/>
+              <w:right w:val="single" w:color="BFBFBF" w:sz="4"/>
+            </w:tcBorders>
+            <w:tcMar>
+              <w:top w:type="dxa" w:w="60"/>
+              <w:left w:type="dxa" w:w="90"/>
+              <w:bottom w:type="dxa" w:w="60"/>
+              <w:right w:type="dxa" w:w="90"/>
+            </w:tcMar>
+            <w:vAlign w:val="center"/>
+          </w:tcPr>
+          <w:p>
+            <w:pPr>
+              <w:spacing w:after="0" w:before="0" w:line="290"/>
+              <w:jc w:val="center"/>
+            </w:pPr>
+            <w:r>
+              <w:rPr>
+                <w:rFonts w:ascii="Meiryo" w:cs="Meiryo" w:eastAsia="Meiryo" w:hAnsi="Meiryo"/>
+                <w:b/>
+                <w:bCs/>
+                <w:color w:val="1F3864"/>
+                <w:sz w:val="21"/>
+                <w:szCs w:val="21"/>
+              </w:rPr>
+              <w:t xml:space="preserve">6</w:t>
+            </w:r>
+          </w:p>
+        </w:tc>
+        <w:tc>
+          <w:tcPr>
+            <w:tcW w:type="dxa" w:w="5200"/>
             <w:tcBorders>
               <w:top w:val="single" w:color="BFBFBF" w:sz="4"/>
               <w:left w:val="single" w:color="BFBFBF" w:sz="4"/>
@@ -2604,7 +3144,7 @@
         </w:tc>
         <w:tc>
           <w:tcPr>
-            <w:tcW w:type="dxa" w:w="4406"/>
+            <w:tcW w:type="dxa" w:w="3606"/>
             <w:tcBorders>
               <w:top w:val="single" w:color="BFBFBF" w:sz="4"/>
               <w:left w:val="single" w:color="BFBFBF" w:sz="4"/>
@@ -2633,6 +3173,114 @@
                 <w:szCs w:val="19"/>
               </w:rPr>
               <w:t xml:space="preserve">月別集計</w:t>
+            </w:r>
+          </w:p>
+        </w:tc>
+      </w:tr>
+      <w:tr>
+        <w:trPr>
+          <w:cantSplit/>
+        </w:trPr>
+        <w:tc>
+          <w:tcPr>
+            <w:tcW w:type="dxa" w:w="1100"/>
+            <w:tcBorders>
+              <w:top w:val="single" w:color="BFBFBF" w:sz="4"/>
+              <w:left w:val="single" w:color="BFBFBF" w:sz="4"/>
+              <w:bottom w:val="single" w:color="BFBFBF" w:sz="4"/>
+              <w:right w:val="single" w:color="BFBFBF" w:sz="4"/>
+            </w:tcBorders>
+            <w:tcMar>
+              <w:top w:type="dxa" w:w="60"/>
+              <w:left w:type="dxa" w:w="90"/>
+              <w:bottom w:type="dxa" w:w="60"/>
+              <w:right w:type="dxa" w:w="90"/>
+            </w:tcMar>
+            <w:vAlign w:val="center"/>
+          </w:tcPr>
+          <w:p>
+            <w:pPr>
+              <w:spacing w:after="0" w:before="0" w:line="290"/>
+              <w:jc w:val="center"/>
+            </w:pPr>
+            <w:r>
+              <w:rPr>
+                <w:rFonts w:ascii="Meiryo" w:cs="Meiryo" w:eastAsia="Meiryo" w:hAnsi="Meiryo"/>
+                <w:b/>
+                <w:bCs/>
+                <w:color w:val="1F3864"/>
+                <w:sz w:val="21"/>
+                <w:szCs w:val="21"/>
+              </w:rPr>
+              <w:t xml:space="preserve">＋</w:t>
+            </w:r>
+          </w:p>
+        </w:tc>
+        <w:tc>
+          <w:tcPr>
+            <w:tcW w:type="dxa" w:w="5200"/>
+            <w:tcBorders>
+              <w:top w:val="single" w:color="BFBFBF" w:sz="4"/>
+              <w:left w:val="single" w:color="BFBFBF" w:sz="4"/>
+              <w:bottom w:val="single" w:color="BFBFBF" w:sz="4"/>
+              <w:right w:val="single" w:color="BFBFBF" w:sz="4"/>
+            </w:tcBorders>
+            <w:tcMar>
+              <w:top w:type="dxa" w:w="60"/>
+              <w:left w:type="dxa" w:w="90"/>
+              <w:bottom w:type="dxa" w:w="60"/>
+              <w:right w:type="dxa" w:w="90"/>
+            </w:tcMar>
+            <w:vAlign w:val="center"/>
+          </w:tcPr>
+          <w:p>
+            <w:pPr>
+              <w:spacing w:after="0" w:before="0" w:line="290"/>
+              <w:jc w:val="left"/>
+            </w:pPr>
+            <w:r>
+              <w:rPr>
+                <w:rFonts w:ascii="Meiryo" w:cs="Meiryo" w:eastAsia="Meiryo" w:hAnsi="Meiryo"/>
+                <w:b w:val="false"/>
+                <w:bCs w:val="false"/>
+                <w:sz w:val="19"/>
+                <w:szCs w:val="19"/>
+              </w:rPr>
+              <w:t xml:space="preserve">（必要なとき）請求期間ごとのシートを作る</w:t>
+            </w:r>
+          </w:p>
+        </w:tc>
+        <w:tc>
+          <w:tcPr>
+            <w:tcW w:type="dxa" w:w="3606"/>
+            <w:tcBorders>
+              <w:top w:val="single" w:color="BFBFBF" w:sz="4"/>
+              <w:left w:val="single" w:color="BFBFBF" w:sz="4"/>
+              <w:bottom w:val="single" w:color="BFBFBF" w:sz="4"/>
+              <w:right w:val="single" w:color="BFBFBF" w:sz="4"/>
+            </w:tcBorders>
+            <w:tcMar>
+              <w:top w:type="dxa" w:w="60"/>
+              <w:left w:type="dxa" w:w="90"/>
+              <w:bottom w:type="dxa" w:w="60"/>
+              <w:right w:type="dxa" w:w="90"/>
+            </w:tcMar>
+            <w:vAlign w:val="center"/>
+          </w:tcPr>
+          <w:p>
+            <w:pPr>
+              <w:spacing w:after="0" w:before="0" w:line="290"/>
+              <w:jc w:val="left"/>
+            </w:pPr>
+            <w:r>
+              <w:rPr>
+                <w:rFonts w:ascii="Meiryo" w:cs="Meiryo" w:eastAsia="Meiryo" w:hAnsi="Meiryo"/>
+                <w:b w:val="false"/>
+                <w:bCs w:val="false"/>
+                <w:sz w:val="19"/>
+                <w:szCs w:val="19"/>
+              </w:rPr>
+              <w:t xml:space="preserve">入力 → マクロ</w:t>
             </w:r>
           </w:p>
         </w:tc>
@@ -2718,7 +3366,7 @@
                 <w:sz w:val="21"/>
                 <w:szCs w:val="21"/>
               </w:rPr>
-              <w:t xml:space="preserve">□ 標準報酬月額（支給開始月の12か月前から現在まで）</w:t>
+              <w:t xml:space="preserve">□ 標準報酬月額（支給開始月の12か月前から支給開始月まで）</w:t>
             </w:r>
           </w:p>
           <w:p>
@@ -2732,6 +3380,19 @@
                 <w:szCs w:val="21"/>
               </w:rPr>
               <w:t xml:space="preserve">□ 請求書（病気休暇の開始日・請求期間の確認用）</w:t>
+            </w:r>
+          </w:p>
+          <w:p>
+            <w:pPr>
+              <w:spacing w:after="20" w:before="20" w:line="320"/>
+            </w:pPr>
+            <w:r>
+              <w:rPr>
+                <w:rFonts w:ascii="Meiryo" w:cs="Meiryo" w:eastAsia="Meiryo" w:hAnsi="Meiryo"/>
+                <w:sz w:val="21"/>
+                <w:szCs w:val="21"/>
+              </w:rPr>
+              <w:t xml:space="preserve">□ （あれば）出勤した期間の開始日・終了日</w:t>
             </w:r>
           </w:p>
           <w:p>
@@ -2766,6 +3427,7 @@
     <w:p>
       <w:pPr>
         <w:keepNext/>
+        <w:pageBreakBefore/>
         <w:spacing w:after="0" w:before="300"/>
       </w:pPr>
     </w:p>
@@ -2910,9 +3572,9 @@
       <w:r>
         <w:drawing>
           <wp:inline distT="0" distB="0" distL="0" distR="0">
-            <wp:extent cx="6096000" cy="3409950"/>
+            <wp:extent cx="6096000" cy="2809875"/>
             <wp:effectExtent t="0" r="0" b="0" l="0"/>
-            <wp:docPr id="1" name="/tmp/claude-0/-home-user-iidodo/ee03f2e9-b637-55a6-885f-356c4f72ac89/scratchpad/build/man/c_input_top.png" descr="/tmp/claude-0/-home-user-iidodo/ee03f2e9-b637-55a6-885f-356c4f72ac89/scratchpad/build/man/c_input_top.png" title="/tmp/claude-0/-home-user-iidodo/ee03f2e9-b637-55a6-885f-356c4f72ac89/scratchpad/build/man/c_input_top.png"/>
+            <wp:docPr id="1" name="/tmp/claude-0/-home-user-iidodo/ee03f2e9-b637-55a6-885f-356c4f72ac89/scratchpad/v2/img/c_input_top.png" descr="/tmp/claude-0/-home-user-iidodo/ee03f2e9-b637-55a6-885f-356c4f72ac89/scratchpad/v2/img/c_input_top.png" title="/tmp/claude-0/-home-user-iidodo/ee03f2e9-b637-55a6-885f-356c4f72ac89/scratchpad/v2/img/c_input_top.png"/>
             <wp:cNvGraphicFramePr>
               <a:graphicFrameLocks xmlns:a="http://schemas.openxmlformats.org/drawingml/2006/main" noChangeAspect="1"/>
             </wp:cNvGraphicFramePr>
@@ -2935,7 +3597,7 @@
                   <pic:spPr bwMode="auto">
                     <a:xfrm>
                       <a:off x="0" y="0"/>
-                      <a:ext cx="6096000" cy="3409950"/>
+                      <a:ext cx="6096000" cy="2809875"/>
                     </a:xfrm>
                     <a:prstGeom prst="rect">
                       <a:avLst/>
@@ -3510,7 +4172,7 @@
                 <w:sz w:val="19"/>
                 <w:szCs w:val="19"/>
               </w:rPr>
-              <w:t xml:space="preserve">退職した人だけ。在職中は空欄 → 詳しくは「5 退職者の場合」</w:t>
+              <w:t xml:space="preserve">退職した人だけ。在職中は空欄 → 詳しくは「3 退職者の場合」</w:t>
             </w:r>
           </w:p>
         </w:tc>
@@ -3784,7 +4446,7 @@
                 <w:sz w:val="21"/>
                 <w:szCs w:val="21"/>
               </w:rPr>
-              <w:t xml:space="preserve">自動で出る日付（右のグレー）</w:t>
+              <w:t xml:space="preserve">自動で出る日付と日額（右のグレー）</w:t>
             </w:r>
           </w:p>
           <w:p>
@@ -3852,6 +4514,32 @@
                 <w:szCs w:val="21"/>
               </w:rPr>
               <w:t xml:space="preserve">2026/1/25〜7/24</w:t>
+            </w:r>
+          </w:p>
+          <w:p>
+            <w:pPr>
+              <w:spacing w:after="20" w:before="20" w:line="320"/>
+            </w:pPr>
+            <w:r>
+              <w:rPr>
+                <w:rFonts w:ascii="Meiryo" w:cs="Meiryo" w:eastAsia="Meiryo" w:hAnsi="Meiryo"/>
+                <w:sz w:val="21"/>
+                <w:szCs w:val="21"/>
+              </w:rPr>
+              <w:t xml:space="preserve">出勤期間を入れると、これらの日付が自動で延びます（STEP4）。</w:t>
+            </w:r>
+          </w:p>
+          <w:p>
+            <w:pPr>
+              <w:spacing w:after="20" w:before="20" w:line="320"/>
+            </w:pPr>
+            <w:r>
+              <w:rPr>
+                <w:rFonts w:ascii="Meiryo" w:cs="Meiryo" w:eastAsia="Meiryo" w:hAnsi="Meiryo"/>
+                <w:sz w:val="21"/>
+                <w:szCs w:val="21"/>
+              </w:rPr>
+              <w:t xml:space="preserve">傷病手当日額（一番下）＝ 支給開始月の額。全期間この額を使います（STEP3）。</w:t>
             </w:r>
           </w:p>
         </w:tc>
@@ -3860,6 +4548,7 @@
     <w:p>
       <w:pPr>
         <w:keepNext/>
+        <w:pageBreakBefore/>
         <w:spacing w:after="0" w:before="300"/>
       </w:pPr>
     </w:p>
@@ -6212,6 +6901,7 @@
     <w:p>
       <w:pPr>
         <w:keepNext/>
+        <w:pageBreakBefore/>
         <w:spacing w:after="0" w:before="300"/>
       </w:pPr>
     </w:p>
@@ -6336,7 +7026,7 @@
                 <w:sz w:val="20"/>
                 <w:szCs w:val="20"/>
               </w:rPr>
-              <w:t xml:space="preserve">シート：入力　／　場所：表の「標準報酬月額」列（図の④）</w:t>
+              <w:t xml:space="preserve">シート：入力　／　場所：表の「標準報酬月額」列（図の下）</w:t>
             </w:r>
           </w:p>
         </w:tc>
@@ -6356,9 +7046,9 @@
       <w:r>
         <w:drawing>
           <wp:inline distT="0" distB="0" distL="0" distR="0">
-            <wp:extent cx="4000500" cy="3429000"/>
+            <wp:extent cx="6096000" cy="1666875"/>
             <wp:effectExtent t="0" r="0" b="0" l="0"/>
-            <wp:docPr id="1" name="/tmp/claude-0/-home-user-iidodo/ee03f2e9-b637-55a6-885f-356c4f72ac89/scratchpad/build/man/c_input_std.png" descr="/tmp/claude-0/-home-user-iidodo/ee03f2e9-b637-55a6-885f-356c4f72ac89/scratchpad/build/man/c_input_std.png" title="/tmp/claude-0/-home-user-iidodo/ee03f2e9-b637-55a6-885f-356c4f72ac89/scratchpad/build/man/c_input_std.png"/>
+            <wp:docPr id="1" name="/tmp/claude-0/-home-user-iidodo/ee03f2e9-b637-55a6-885f-356c4f72ac89/scratchpad/v2/img/c_input_std.png" descr="/tmp/claude-0/-home-user-iidodo/ee03f2e9-b637-55a6-885f-356c4f72ac89/scratchpad/v2/img/c_input_std.png" title="/tmp/claude-0/-home-user-iidodo/ee03f2e9-b637-55a6-885f-356c4f72ac89/scratchpad/v2/img/c_input_std.png"/>
             <wp:cNvGraphicFramePr>
               <a:graphicFrameLocks xmlns:a="http://schemas.openxmlformats.org/drawingml/2006/main" noChangeAspect="1"/>
             </wp:cNvGraphicFramePr>
@@ -6381,7 +7071,7 @@
                   <pic:spPr bwMode="auto">
                     <a:xfrm>
                       <a:off x="0" y="0"/>
-                      <a:ext cx="4000500" cy="3429000"/>
+                      <a:ext cx="6096000" cy="1666875"/>
                     </a:xfrm>
                     <a:prstGeom prst="rect">
                       <a:avLst/>
@@ -6419,7 +7109,7 @@
           <w:sz w:val="21"/>
           <w:szCs w:val="21"/>
         </w:rPr>
-        <w:t xml:space="preserve">一番上は「支給開始月の12か月前」から始まっています（自動で表示）。</w:t>
+        <w:t xml:space="preserve">一番上は「支給開始月の12か月前」、一番下が「支給開始月」です（月は自動で表示）。計13か月分です。</w:t>
       </w:r>
     </w:p>
     <w:p>
@@ -6437,25 +7127,7 @@
           <w:sz w:val="21"/>
           <w:szCs w:val="21"/>
         </w:rPr>
-        <w:t xml:space="preserve">将来の月は、今の金額を見込みで入れておく。定時決定・随時改定があったら、その月から書き換える。</w:t>
-      </w:r>
-    </w:p>
-    <w:p>
-      <w:pPr>
-        <w:pStyle w:val="ListParagraph"/>
-        <w:numPr>
-          <w:ilvl w:val="0"/>
-          <w:numId w:val="2"/>
-        </w:numPr>
-        <w:spacing w:after="30" w:before="30" w:line="310"/>
-      </w:pPr>
-      <w:r>
-        <w:rPr>
-          <w:rFonts w:ascii="Meiryo" w:cs="Meiryo" w:eastAsia="Meiryo" w:hAnsi="Meiryo"/>
-          <w:sz w:val="21"/>
-          <w:szCs w:val="21"/>
-        </w:rPr>
-        <w:t xml:space="preserve">右側の自動計算：</w:t>
+        <w:t xml:space="preserve">一番下の行の右側が自動計算：</w:t>
       </w:r>
       <w:r>
         <w:rPr>
@@ -6492,7 +7164,35 @@
           <w:sz w:val="21"/>
           <w:szCs w:val="21"/>
         </w:rPr>
-        <w:t xml:space="preserve">例：2024年7月分 平均386,667円 → 11,720円</w:t>
+        <w:t xml:space="preserve">例：2024年7月（支給開始月）の平均386,667円 → 11,720円</w:t>
+      </w:r>
+    </w:p>
+    <w:p>
+      <w:pPr>
+        <w:pStyle w:val="ListParagraph"/>
+        <w:numPr>
+          <w:ilvl w:val="0"/>
+          <w:numId w:val="2"/>
+        </w:numPr>
+        <w:spacing w:after="30" w:before="30" w:line="310"/>
+      </w:pPr>
+      <w:r>
+        <w:rPr>
+          <w:rFonts w:ascii="Meiryo" w:cs="Meiryo" w:eastAsia="Meiryo" w:hAnsi="Meiryo"/>
+          <w:b/>
+          <w:bCs/>
+          <w:sz w:val="21"/>
+          <w:szCs w:val="21"/>
+        </w:rPr>
+        <w:t xml:space="preserve">この11,720円を、全期間の傷病手当日額として固定して使います。</w:t>
+      </w:r>
+      <w:r>
+        <w:rPr>
+          <w:rFonts w:ascii="Meiryo" w:cs="Meiryo" w:eastAsia="Meiryo" w:hAnsi="Meiryo"/>
+          <w:sz w:val="21"/>
+          <w:szCs w:val="21"/>
+        </w:rPr>
+        <w:t xml:space="preserve">支給開始月より後の月の標準報酬月額は、入力不要です。</w:t>
       </w:r>
     </w:p>
     <w:p>
@@ -6575,7 +7275,7 @@
                 <w:sz w:val="21"/>
                 <w:szCs w:val="21"/>
               </w:rPr>
-              <w:t xml:space="preserve">その額を「確認値」（C8）に入れると、全期間をその日額で計算します。基幹と合わせたいときに使います。</w:t>
+              <w:t xml:space="preserve">その額を「確認値」（C8）に入れると、計算した日額の代わりにその額を使います。基幹と合わせたいときに使います。</w:t>
             </w:r>
           </w:p>
         </w:tc>
@@ -6635,7 +7335,7 @@
                 <w:sz w:val="21"/>
                 <w:szCs w:val="21"/>
               </w:rPr>
-              <w:t xml:space="preserve">注意</w:t>
+              <w:t xml:space="preserve">日額が固定になった理由</w:t>
             </w:r>
           </w:p>
           <w:p>
@@ -6648,7 +7348,7 @@
                 <w:sz w:val="21"/>
                 <w:szCs w:val="21"/>
               </w:rPr>
-              <w:t xml:space="preserve">標準報酬月額から試算する日額は、「月ごとに」変わる計算です（旧「簡易試算」と同じ）。旧「給与調整」シートは全期間同じ額で計算していました。</w:t>
+              <w:t xml:space="preserve">以前のファイルでは、シートによって、日額が月ごとに変わる計算と、全期間固定の計算が混ざっていました。</w:t>
             </w:r>
           </w:p>
           <w:p>
@@ -6660,10 +7360,24 @@
                 <w:rFonts w:ascii="Meiryo" w:cs="Meiryo" w:eastAsia="Meiryo" w:hAnsi="Meiryo"/>
                 <w:b/>
                 <w:bCs/>
+                <w:color w:val="C00000"/>
                 <w:sz w:val="21"/>
                 <w:szCs w:val="21"/>
               </w:rPr>
-              <w:t xml:space="preserve">基幹システムの日額と食い違うときは、必ず確認値（C8）に基幹の額を入れて計算してください。</w:t>
+              <w:t xml:space="preserve">支給開始月の額で固定する方式（旧「給与調整」と同じ）に統一しました。</w:t>
+            </w:r>
+          </w:p>
+          <w:p>
+            <w:pPr>
+              <w:spacing w:after="20" w:before="20" w:line="320"/>
+            </w:pPr>
+            <w:r>
+              <w:rPr>
+                <w:rFonts w:ascii="Meiryo" w:cs="Meiryo" w:eastAsia="Meiryo" w:hAnsi="Meiryo"/>
+                <w:sz w:val="21"/>
+                <w:szCs w:val="21"/>
+              </w:rPr>
+              <w:t xml:space="preserve">基幹の日額と食い違うときは、確認値（C8）に基幹の額を入れてください。</w:t>
             </w:r>
           </w:p>
         </w:tc>
@@ -6672,6 +7386,7 @@
     <w:p>
       <w:pPr>
         <w:keepNext/>
+        <w:pageBreakBefore/>
         <w:spacing w:after="0" w:before="300"/>
       </w:pPr>
     </w:p>
@@ -6782,7 +7497,7 @@
                 <w:sz w:val="30"/>
                 <w:szCs w:val="30"/>
               </w:rPr>
-              <w:t xml:space="preserve">結果を確認する</w:t>
+              <w:t xml:space="preserve">出勤した期間があれば入れる</w:t>
             </w:r>
           </w:p>
           <w:p>
@@ -6796,7 +7511,7 @@
                 <w:sz w:val="20"/>
                 <w:szCs w:val="20"/>
               </w:rPr>
-              <w:t xml:space="preserve">シート：算定表　／　自動で計算されます（入力は不要）</w:t>
+              <w:t xml:space="preserve">シート：入力　／　場所：52行目からの「出勤期間」の表（なければ飛ばしてOK）</w:t>
             </w:r>
           </w:p>
         </w:tc>
@@ -6816,9 +7531,9 @@
       <w:r>
         <w:drawing>
           <wp:inline distT="0" distB="0" distL="0" distR="0">
-            <wp:extent cx="6096000" cy="4343400"/>
+            <wp:extent cx="5143500" cy="1790700"/>
             <wp:effectExtent t="0" r="0" b="0" l="0"/>
-            <wp:docPr id="1" name="/tmp/claude-0/-home-user-iidodo/ee03f2e9-b637-55a6-885f-356c4f72ac89/scratchpad/build/man/c_calc.png" descr="/tmp/claude-0/-home-user-iidodo/ee03f2e9-b637-55a6-885f-356c4f72ac89/scratchpad/build/man/c_calc.png" title="/tmp/claude-0/-home-user-iidodo/ee03f2e9-b637-55a6-885f-356c4f72ac89/scratchpad/build/man/c_calc.png"/>
+            <wp:docPr id="1" name="/tmp/claude-0/-home-user-iidodo/ee03f2e9-b637-55a6-885f-356c4f72ac89/scratchpad/v2/img/c_input_att.png" descr="/tmp/claude-0/-home-user-iidodo/ee03f2e9-b637-55a6-885f-356c4f72ac89/scratchpad/v2/img/c_input_att.png" title="/tmp/claude-0/-home-user-iidodo/ee03f2e9-b637-55a6-885f-356c4f72ac89/scratchpad/v2/img/c_input_att.png"/>
             <wp:cNvGraphicFramePr>
               <a:graphicFrameLocks xmlns:a="http://schemas.openxmlformats.org/drawingml/2006/main" noChangeAspect="1"/>
             </wp:cNvGraphicFramePr>
@@ -6841,7 +7556,1213 @@
                   <pic:spPr bwMode="auto">
                     <a:xfrm>
                       <a:off x="0" y="0"/>
-                      <a:ext cx="6096000" cy="4343400"/>
+                      <a:ext cx="5143500" cy="1790700"/>
+                    </a:xfrm>
+                    <a:prstGeom prst="rect">
+                      <a:avLst/>
+                    </a:prstGeom>
+                  </pic:spPr>
+                </pic:pic>
+              </a:graphicData>
+            </a:graphic>
+          </wp:inline>
+        </w:drawing>
+      </w:r>
+    </w:p>
+    <w:tbl>
+      <w:tblPr>
+        <w:tblW w:type="dxa" w:w="9906"/>
+        <w:tblBorders>
+          <w:top w:val="single" w:color="auto" w:sz="4"/>
+          <w:left w:val="single" w:color="auto" w:sz="4"/>
+          <w:bottom w:val="single" w:color="auto" w:sz="4"/>
+          <w:right w:val="single" w:color="auto" w:sz="4"/>
+          <w:insideH w:val="single" w:color="auto" w:sz="4"/>
+          <w:insideV w:val="single" w:color="auto" w:sz="4"/>
+        </w:tblBorders>
+      </w:tblPr>
+      <w:tblGrid>
+        <w:gridCol w:w="9906"/>
+      </w:tblGrid>
+      <w:tr>
+        <w:trPr>
+          <w:cantSplit/>
+        </w:trPr>
+        <w:tc>
+          <w:tcPr>
+            <w:tcW w:type="dxa" w:w="9906"/>
+            <w:tcBorders>
+              <w:top w:val="none" w:color="FFFFFF" w:sz="0"/>
+              <w:left w:val="single" w:color="1F3864" w:sz="36"/>
+              <w:bottom w:val="none" w:color="FFFFFF" w:sz="0"/>
+              <w:right w:val="none" w:color="FFFFFF" w:sz="0"/>
+            </w:tcBorders>
+            <w:shd w:fill="DDEBF7" w:val="clear"/>
+            <w:tcMar>
+              <w:top w:type="dxa" w:w="100"/>
+              <w:left w:type="dxa" w:w="200"/>
+              <w:bottom w:type="dxa" w:w="100"/>
+              <w:right w:type="dxa" w:w="160"/>
+            </w:tcMar>
+          </w:tcPr>
+          <w:p>
+            <w:pPr>
+              <w:spacing w:after="40" w:before="0" w:line="320"/>
+            </w:pPr>
+            <w:r>
+              <w:rPr>
+                <w:rFonts w:ascii="Meiryo" w:cs="Meiryo" w:eastAsia="Meiryo" w:hAnsi="Meiryo"/>
+                <w:b/>
+                <w:bCs/>
+                <w:color w:val="1F3864"/>
+                <w:sz w:val="21"/>
+                <w:szCs w:val="21"/>
+              </w:rPr>
+              <w:t xml:space="preserve">出勤すると、どうなる？</w:t>
+            </w:r>
+          </w:p>
+          <w:p>
+            <w:pPr>
+              <w:spacing w:after="20" w:before="20" w:line="320"/>
+            </w:pPr>
+            <w:r>
+              <w:rPr>
+                <w:rFonts w:ascii="Meiryo" w:cs="Meiryo" w:eastAsia="Meiryo" w:hAnsi="Meiryo"/>
+                <w:sz w:val="21"/>
+                <w:szCs w:val="21"/>
+              </w:rPr>
+              <w:t xml:space="preserve">出勤して傷病手当を受けない期間があると、その日数（暦日）だけ、次の日付が</w:t>
+            </w:r>
+            <w:r>
+              <w:rPr>
+                <w:rFonts w:ascii="Meiryo" w:cs="Meiryo" w:eastAsia="Meiryo" w:hAnsi="Meiryo"/>
+                <w:b/>
+                <w:bCs/>
+                <w:color w:val="1F3864"/>
+                <w:sz w:val="21"/>
+                <w:szCs w:val="21"/>
+              </w:rPr>
+              <w:t xml:space="preserve">後ろにずれます</w:t>
+            </w:r>
+            <w:r>
+              <w:rPr>
+                <w:rFonts w:ascii="Meiryo" w:cs="Meiryo" w:eastAsia="Meiryo" w:hAnsi="Meiryo"/>
+                <w:sz w:val="21"/>
+                <w:szCs w:val="21"/>
+              </w:rPr>
+              <w:t xml:space="preserve">。</w:t>
+            </w:r>
+          </w:p>
+          <w:p>
+            <w:pPr>
+              <w:spacing w:after="20" w:before="20" w:line="320"/>
+            </w:pPr>
+            <w:r>
+              <w:rPr>
+                <w:rFonts w:ascii="Meiryo" w:cs="Meiryo" w:eastAsia="Meiryo" w:hAnsi="Meiryo"/>
+                <w:sz w:val="21"/>
+                <w:szCs w:val="21"/>
+              </w:rPr>
+              <w:t xml:space="preserve">　・法定給付の末日　・附加給付の開始日　・附加給付の末日　・算定の最終日</w:t>
+            </w:r>
+          </w:p>
+          <w:p>
+            <w:pPr>
+              <w:spacing w:after="20" w:before="20" w:line="320"/>
+            </w:pPr>
+            <w:r>
+              <w:rPr>
+                <w:rFonts w:ascii="Meiryo" w:cs="Meiryo" w:eastAsia="Meiryo" w:hAnsi="Meiryo"/>
+                <w:sz w:val="21"/>
+                <w:szCs w:val="21"/>
+              </w:rPr>
+              <w:t xml:space="preserve">出勤した期間は、算定表からも除かれます（その期間の支給はありません）。</w:t>
+            </w:r>
+          </w:p>
+        </w:tc>
+      </w:tr>
+    </w:tbl>
+    <w:p>
+      <w:pPr>
+        <w:spacing w:after="80" w:before="0"/>
+      </w:pPr>
+    </w:p>
+    <w:tbl>
+      <w:tblPr>
+        <w:tblW w:type="dxa" w:w="9906"/>
+        <w:tblBorders>
+          <w:top w:val="single" w:color="auto" w:sz="4"/>
+          <w:left w:val="single" w:color="auto" w:sz="4"/>
+          <w:bottom w:val="single" w:color="auto" w:sz="4"/>
+          <w:right w:val="single" w:color="auto" w:sz="4"/>
+          <w:insideH w:val="single" w:color="auto" w:sz="4"/>
+          <w:insideV w:val="single" w:color="auto" w:sz="4"/>
+        </w:tblBorders>
+      </w:tblPr>
+      <w:tblGrid>
+        <w:gridCol w:w="1900"/>
+        <w:gridCol w:w="8006"/>
+      </w:tblGrid>
+      <w:tr>
+        <w:trPr>
+          <w:cantSplit/>
+          <w:tblHeader/>
+        </w:trPr>
+        <w:tc>
+          <w:tcPr>
+            <w:tcW w:type="dxa" w:w="1900"/>
+            <w:tcBorders>
+              <w:top w:val="single" w:color="BFBFBF" w:sz="4"/>
+              <w:left w:val="single" w:color="BFBFBF" w:sz="4"/>
+              <w:bottom w:val="single" w:color="BFBFBF" w:sz="4"/>
+              <w:right w:val="single" w:color="BFBFBF" w:sz="4"/>
+            </w:tcBorders>
+            <w:shd w:fill="1F3864" w:val="clear"/>
+            <w:tcMar>
+              <w:top w:type="dxa" w:w="60"/>
+              <w:left w:type="dxa" w:w="90"/>
+              <w:bottom w:type="dxa" w:w="60"/>
+              <w:right w:type="dxa" w:w="90"/>
+            </w:tcMar>
+            <w:vAlign w:val="center"/>
+          </w:tcPr>
+          <w:p>
+            <w:pPr>
+              <w:spacing w:after="0" w:before="0" w:line="290"/>
+              <w:jc w:val="left"/>
+            </w:pPr>
+            <w:r>
+              <w:rPr>
+                <w:rFonts w:ascii="Meiryo" w:cs="Meiryo" w:eastAsia="Meiryo" w:hAnsi="Meiryo"/>
+                <w:b/>
+                <w:bCs/>
+                <w:color w:val="FFFFFF"/>
+                <w:sz w:val="19"/>
+                <w:szCs w:val="19"/>
+              </w:rPr>
+              <w:t xml:space="preserve">列</w:t>
+            </w:r>
+          </w:p>
+        </w:tc>
+        <w:tc>
+          <w:tcPr>
+            <w:tcW w:type="dxa" w:w="8006"/>
+            <w:tcBorders>
+              <w:top w:val="single" w:color="BFBFBF" w:sz="4"/>
+              <w:left w:val="single" w:color="BFBFBF" w:sz="4"/>
+              <w:bottom w:val="single" w:color="BFBFBF" w:sz="4"/>
+              <w:right w:val="single" w:color="BFBFBF" w:sz="4"/>
+            </w:tcBorders>
+            <w:shd w:fill="1F3864" w:val="clear"/>
+            <w:tcMar>
+              <w:top w:type="dxa" w:w="60"/>
+              <w:left w:type="dxa" w:w="90"/>
+              <w:bottom w:type="dxa" w:w="60"/>
+              <w:right w:type="dxa" w:w="90"/>
+            </w:tcMar>
+            <w:vAlign w:val="center"/>
+          </w:tcPr>
+          <w:p>
+            <w:pPr>
+              <w:spacing w:after="0" w:before="0" w:line="290"/>
+              <w:jc w:val="left"/>
+            </w:pPr>
+            <w:r>
+              <w:rPr>
+                <w:rFonts w:ascii="Meiryo" w:cs="Meiryo" w:eastAsia="Meiryo" w:hAnsi="Meiryo"/>
+                <w:b/>
+                <w:bCs/>
+                <w:color w:val="FFFFFF"/>
+                <w:sz w:val="19"/>
+                <w:szCs w:val="19"/>
+              </w:rPr>
+              <w:t xml:space="preserve">入れ方</w:t>
+            </w:r>
+          </w:p>
+        </w:tc>
+      </w:tr>
+      <w:tr>
+        <w:trPr>
+          <w:cantSplit/>
+        </w:trPr>
+        <w:tc>
+          <w:tcPr>
+            <w:tcW w:type="dxa" w:w="1900"/>
+            <w:tcBorders>
+              <w:top w:val="single" w:color="BFBFBF" w:sz="4"/>
+              <w:left w:val="single" w:color="BFBFBF" w:sz="4"/>
+              <w:bottom w:val="single" w:color="BFBFBF" w:sz="4"/>
+              <w:right w:val="single" w:color="BFBFBF" w:sz="4"/>
+            </w:tcBorders>
+            <w:tcMar>
+              <w:top w:type="dxa" w:w="60"/>
+              <w:left w:type="dxa" w:w="90"/>
+              <w:bottom w:type="dxa" w:w="60"/>
+              <w:right w:type="dxa" w:w="90"/>
+            </w:tcMar>
+            <w:vAlign w:val="center"/>
+          </w:tcPr>
+          <w:p>
+            <w:pPr>
+              <w:spacing w:after="0" w:before="0" w:line="290"/>
+              <w:jc w:val="left"/>
+            </w:pPr>
+            <w:r>
+              <w:rPr>
+                <w:rFonts w:ascii="Meiryo" w:cs="Meiryo" w:eastAsia="Meiryo" w:hAnsi="Meiryo"/>
+                <w:b/>
+                <w:bCs/>
+                <w:sz w:val="21"/>
+                <w:szCs w:val="21"/>
+              </w:rPr>
+              <w:t xml:space="preserve">開始日・終了日</w:t>
+            </w:r>
+          </w:p>
+        </w:tc>
+        <w:tc>
+          <w:tcPr>
+            <w:tcW w:type="dxa" w:w="8006"/>
+            <w:tcBorders>
+              <w:top w:val="single" w:color="BFBFBF" w:sz="4"/>
+              <w:left w:val="single" w:color="BFBFBF" w:sz="4"/>
+              <w:bottom w:val="single" w:color="BFBFBF" w:sz="4"/>
+              <w:right w:val="single" w:color="BFBFBF" w:sz="4"/>
+            </w:tcBorders>
+            <w:tcMar>
+              <w:top w:type="dxa" w:w="60"/>
+              <w:left w:type="dxa" w:w="90"/>
+              <w:bottom w:type="dxa" w:w="60"/>
+              <w:right w:type="dxa" w:w="90"/>
+            </w:tcMar>
+            <w:vAlign w:val="center"/>
+          </w:tcPr>
+          <w:p>
+            <w:pPr>
+              <w:spacing w:after="0" w:before="0" w:line="290"/>
+              <w:jc w:val="left"/>
+            </w:pPr>
+            <w:r>
+              <w:rPr>
+                <w:rFonts w:ascii="Meiryo" w:cs="Meiryo" w:eastAsia="Meiryo" w:hAnsi="Meiryo"/>
+                <w:b w:val="false"/>
+                <w:bCs w:val="false"/>
+                <w:sz w:val="19"/>
+                <w:szCs w:val="19"/>
+              </w:rPr>
+              <w:t xml:space="preserve">出勤した期間の最初の日と最後の日（黄色）。古い順に、10件まで</w:t>
+            </w:r>
+          </w:p>
+        </w:tc>
+      </w:tr>
+      <w:tr>
+        <w:trPr>
+          <w:cantSplit/>
+        </w:trPr>
+        <w:tc>
+          <w:tcPr>
+            <w:tcW w:type="dxa" w:w="1900"/>
+            <w:tcBorders>
+              <w:top w:val="single" w:color="BFBFBF" w:sz="4"/>
+              <w:left w:val="single" w:color="BFBFBF" w:sz="4"/>
+              <w:bottom w:val="single" w:color="BFBFBF" w:sz="4"/>
+              <w:right w:val="single" w:color="BFBFBF" w:sz="4"/>
+            </w:tcBorders>
+            <w:tcMar>
+              <w:top w:type="dxa" w:w="60"/>
+              <w:left w:type="dxa" w:w="90"/>
+              <w:bottom w:type="dxa" w:w="60"/>
+              <w:right w:type="dxa" w:w="90"/>
+            </w:tcMar>
+            <w:vAlign w:val="center"/>
+          </w:tcPr>
+          <w:p>
+            <w:pPr>
+              <w:spacing w:after="0" w:before="0" w:line="290"/>
+              <w:jc w:val="left"/>
+            </w:pPr>
+            <w:r>
+              <w:rPr>
+                <w:rFonts w:ascii="Meiryo" w:cs="Meiryo" w:eastAsia="Meiryo" w:hAnsi="Meiryo"/>
+                <w:b/>
+                <w:bCs/>
+                <w:sz w:val="21"/>
+                <w:szCs w:val="21"/>
+              </w:rPr>
+              <w:t xml:space="preserve">延びる日数（自動）</w:t>
+            </w:r>
+          </w:p>
+        </w:tc>
+        <w:tc>
+          <w:tcPr>
+            <w:tcW w:type="dxa" w:w="8006"/>
+            <w:tcBorders>
+              <w:top w:val="single" w:color="BFBFBF" w:sz="4"/>
+              <w:left w:val="single" w:color="BFBFBF" w:sz="4"/>
+              <w:bottom w:val="single" w:color="BFBFBF" w:sz="4"/>
+              <w:right w:val="single" w:color="BFBFBF" w:sz="4"/>
+            </w:tcBorders>
+            <w:tcMar>
+              <w:top w:type="dxa" w:w="60"/>
+              <w:left w:type="dxa" w:w="90"/>
+              <w:bottom w:type="dxa" w:w="60"/>
+              <w:right w:type="dxa" w:w="90"/>
+            </w:tcMar>
+            <w:vAlign w:val="center"/>
+          </w:tcPr>
+          <w:p>
+            <w:pPr>
+              <w:spacing w:after="0" w:before="0" w:line="290"/>
+              <w:jc w:val="left"/>
+            </w:pPr>
+            <w:r>
+              <w:rPr>
+                <w:rFonts w:ascii="Meiryo" w:cs="Meiryo" w:eastAsia="Meiryo" w:hAnsi="Meiryo"/>
+                <w:b w:val="false"/>
+                <w:bCs w:val="false"/>
+                <w:sz w:val="19"/>
+                <w:szCs w:val="19"/>
+              </w:rPr>
+              <w:t xml:space="preserve">終了日 − 開始日 ＋ 1（暦日数）</w:t>
+            </w:r>
+          </w:p>
+        </w:tc>
+      </w:tr>
+      <w:tr>
+        <w:trPr>
+          <w:cantSplit/>
+        </w:trPr>
+        <w:tc>
+          <w:tcPr>
+            <w:tcW w:type="dxa" w:w="1900"/>
+            <w:tcBorders>
+              <w:top w:val="single" w:color="BFBFBF" w:sz="4"/>
+              <w:left w:val="single" w:color="BFBFBF" w:sz="4"/>
+              <w:bottom w:val="single" w:color="BFBFBF" w:sz="4"/>
+              <w:right w:val="single" w:color="BFBFBF" w:sz="4"/>
+            </w:tcBorders>
+            <w:tcMar>
+              <w:top w:type="dxa" w:w="60"/>
+              <w:left w:type="dxa" w:w="90"/>
+              <w:bottom w:type="dxa" w:w="60"/>
+              <w:right w:type="dxa" w:w="90"/>
+            </w:tcMar>
+            <w:vAlign w:val="center"/>
+          </w:tcPr>
+          <w:p>
+            <w:pPr>
+              <w:spacing w:after="0" w:before="0" w:line="290"/>
+              <w:jc w:val="left"/>
+            </w:pPr>
+            <w:r>
+              <w:rPr>
+                <w:rFonts w:ascii="Meiryo" w:cs="Meiryo" w:eastAsia="Meiryo" w:hAnsi="Meiryo"/>
+                <w:b/>
+                <w:bCs/>
+                <w:sz w:val="21"/>
+                <w:szCs w:val="21"/>
+              </w:rPr>
+              <w:t xml:space="preserve">区分（自動）</w:t>
+            </w:r>
+          </w:p>
+        </w:tc>
+        <w:tc>
+          <w:tcPr>
+            <w:tcW w:type="dxa" w:w="8006"/>
+            <w:tcBorders>
+              <w:top w:val="single" w:color="BFBFBF" w:sz="4"/>
+              <w:left w:val="single" w:color="BFBFBF" w:sz="4"/>
+              <w:bottom w:val="single" w:color="BFBFBF" w:sz="4"/>
+              <w:right w:val="single" w:color="BFBFBF" w:sz="4"/>
+            </w:tcBorders>
+            <w:tcMar>
+              <w:top w:type="dxa" w:w="60"/>
+              <w:left w:type="dxa" w:w="90"/>
+              <w:bottom w:type="dxa" w:w="60"/>
+              <w:right w:type="dxa" w:w="90"/>
+            </w:tcMar>
+            <w:vAlign w:val="center"/>
+          </w:tcPr>
+          <w:p>
+            <w:pPr>
+              <w:spacing w:after="0" w:before="0" w:line="290"/>
+              <w:jc w:val="left"/>
+            </w:pPr>
+            <w:r>
+              <w:rPr>
+                <w:rFonts w:ascii="Meiryo" w:cs="Meiryo" w:eastAsia="Meiryo" w:hAnsi="Meiryo"/>
+                <w:sz w:val="19"/>
+                <w:szCs w:val="19"/>
+              </w:rPr>
+              <w:t xml:space="preserve">「法定」＝法定給付の期間中の出勤 ／ 「附加」＝附加給付の期間中の出勤 ／ </w:t>
+            </w:r>
+            <w:r>
+              <w:rPr>
+                <w:rFonts w:ascii="Meiryo" w:cs="Meiryo" w:eastAsia="Meiryo" w:hAnsi="Meiryo"/>
+                <w:sz w:val="19"/>
+                <w:szCs w:val="19"/>
+              </w:rPr>
+              <w:t xml:space="preserve">「対象外」＝支給開始日より前、または附加給付の最終日より後の出勤（延びません）</w:t>
+            </w:r>
+            <w:r>
+              <w:rPr>
+                <w:rFonts w:ascii="Meiryo" w:cs="Meiryo" w:eastAsia="Meiryo" w:hAnsi="Meiryo"/>
+                <w:sz w:val="19"/>
+                <w:szCs w:val="19"/>
+              </w:rPr>
+              <w:t xml:space="preserve">／「日付エラー」＝終了日が開始日より前</w:t>
+            </w:r>
+          </w:p>
+        </w:tc>
+      </w:tr>
+    </w:tbl>
+    <w:p>
+      <w:pPr>
+        <w:spacing w:after="80" w:before="0"/>
+      </w:pPr>
+    </w:p>
+    <w:p>
+      <w:pPr>
+        <w:keepNext/>
+        <w:spacing w:after="60" w:before="60" w:line="320"/>
+      </w:pPr>
+      <w:r>
+        <w:rPr>
+          <w:rFonts w:ascii="Meiryo" w:cs="Meiryo" w:eastAsia="Meiryo" w:hAnsi="Meiryo"/>
+          <w:b/>
+          <w:bCs/>
+          <w:color w:val="1F3864"/>
+          <w:sz w:val="21"/>
+          <w:szCs w:val="21"/>
+        </w:rPr>
+        <w:t xml:space="preserve">例：2025/9/1〜9/30（30日）出勤した場合</w:t>
+      </w:r>
+    </w:p>
+    <w:tbl>
+      <w:tblPr>
+        <w:tblW w:type="dxa" w:w="9906"/>
+        <w:tblBorders>
+          <w:top w:val="single" w:color="auto" w:sz="4"/>
+          <w:left w:val="single" w:color="auto" w:sz="4"/>
+          <w:bottom w:val="single" w:color="auto" w:sz="4"/>
+          <w:right w:val="single" w:color="auto" w:sz="4"/>
+          <w:insideH w:val="single" w:color="auto" w:sz="4"/>
+          <w:insideV w:val="single" w:color="auto" w:sz="4"/>
+        </w:tblBorders>
+      </w:tblPr>
+      <w:tblGrid>
+        <w:gridCol w:w="3300"/>
+        <w:gridCol w:w="3300"/>
+        <w:gridCol w:w="3306"/>
+      </w:tblGrid>
+      <w:tr>
+        <w:trPr>
+          <w:cantSplit/>
+          <w:tblHeader/>
+        </w:trPr>
+        <w:tc>
+          <w:tcPr>
+            <w:tcW w:type="dxa" w:w="3300"/>
+            <w:tcBorders>
+              <w:top w:val="single" w:color="BFBFBF" w:sz="4"/>
+              <w:left w:val="single" w:color="BFBFBF" w:sz="4"/>
+              <w:bottom w:val="single" w:color="BFBFBF" w:sz="4"/>
+              <w:right w:val="single" w:color="BFBFBF" w:sz="4"/>
+            </w:tcBorders>
+            <w:shd w:fill="1F3864" w:val="clear"/>
+            <w:tcMar>
+              <w:top w:type="dxa" w:w="60"/>
+              <w:left w:type="dxa" w:w="90"/>
+              <w:bottom w:type="dxa" w:w="60"/>
+              <w:right w:type="dxa" w:w="90"/>
+            </w:tcMar>
+            <w:vAlign w:val="center"/>
+          </w:tcPr>
+          <w:p>
+            <w:pPr>
+              <w:spacing w:after="0" w:before="0" w:line="290"/>
+              <w:jc w:val="left"/>
+            </w:pPr>
+            <w:r>
+              <w:rPr>
+                <w:rFonts w:ascii="Meiryo" w:cs="Meiryo" w:eastAsia="Meiryo" w:hAnsi="Meiryo"/>
+                <w:b/>
+                <w:bCs/>
+                <w:color w:val="FFFFFF"/>
+                <w:sz w:val="19"/>
+                <w:szCs w:val="19"/>
+              </w:rPr>
+              <w:t xml:space="preserve"/>
+            </w:r>
+          </w:p>
+        </w:tc>
+        <w:tc>
+          <w:tcPr>
+            <w:tcW w:type="dxa" w:w="3300"/>
+            <w:tcBorders>
+              <w:top w:val="single" w:color="BFBFBF" w:sz="4"/>
+              <w:left w:val="single" w:color="BFBFBF" w:sz="4"/>
+              <w:bottom w:val="single" w:color="BFBFBF" w:sz="4"/>
+              <w:right w:val="single" w:color="BFBFBF" w:sz="4"/>
+            </w:tcBorders>
+            <w:shd w:fill="1F3864" w:val="clear"/>
+            <w:tcMar>
+              <w:top w:type="dxa" w:w="60"/>
+              <w:left w:type="dxa" w:w="90"/>
+              <w:bottom w:type="dxa" w:w="60"/>
+              <w:right w:type="dxa" w:w="90"/>
+            </w:tcMar>
+            <w:vAlign w:val="center"/>
+          </w:tcPr>
+          <w:p>
+            <w:pPr>
+              <w:spacing w:after="0" w:before="0" w:line="290"/>
+              <w:jc w:val="center"/>
+            </w:pPr>
+            <w:r>
+              <w:rPr>
+                <w:rFonts w:ascii="Meiryo" w:cs="Meiryo" w:eastAsia="Meiryo" w:hAnsi="Meiryo"/>
+                <w:b/>
+                <w:bCs/>
+                <w:color w:val="FFFFFF"/>
+                <w:sz w:val="19"/>
+                <w:szCs w:val="19"/>
+              </w:rPr>
+              <w:t xml:space="preserve">出勤なし</w:t>
+            </w:r>
+          </w:p>
+        </w:tc>
+        <w:tc>
+          <w:tcPr>
+            <w:tcW w:type="dxa" w:w="3306"/>
+            <w:tcBorders>
+              <w:top w:val="single" w:color="BFBFBF" w:sz="4"/>
+              <w:left w:val="single" w:color="BFBFBF" w:sz="4"/>
+              <w:bottom w:val="single" w:color="BFBFBF" w:sz="4"/>
+              <w:right w:val="single" w:color="BFBFBF" w:sz="4"/>
+            </w:tcBorders>
+            <w:shd w:fill="1F3864" w:val="clear"/>
+            <w:tcMar>
+              <w:top w:type="dxa" w:w="60"/>
+              <w:left w:type="dxa" w:w="90"/>
+              <w:bottom w:type="dxa" w:w="60"/>
+              <w:right w:type="dxa" w:w="90"/>
+            </w:tcMar>
+            <w:vAlign w:val="center"/>
+          </w:tcPr>
+          <w:p>
+            <w:pPr>
+              <w:spacing w:after="0" w:before="0" w:line="290"/>
+              <w:jc w:val="center"/>
+            </w:pPr>
+            <w:r>
+              <w:rPr>
+                <w:rFonts w:ascii="Meiryo" w:cs="Meiryo" w:eastAsia="Meiryo" w:hAnsi="Meiryo"/>
+                <w:b/>
+                <w:bCs/>
+                <w:color w:val="FFFFFF"/>
+                <w:sz w:val="19"/>
+                <w:szCs w:val="19"/>
+              </w:rPr>
+              <w:t xml:space="preserve">出勤あり</w:t>
+            </w:r>
+          </w:p>
+        </w:tc>
+      </w:tr>
+      <w:tr>
+        <w:trPr>
+          <w:cantSplit/>
+        </w:trPr>
+        <w:tc>
+          <w:tcPr>
+            <w:tcW w:type="dxa" w:w="3300"/>
+            <w:tcBorders>
+              <w:top w:val="single" w:color="BFBFBF" w:sz="4"/>
+              <w:left w:val="single" w:color="BFBFBF" w:sz="4"/>
+              <w:bottom w:val="single" w:color="BFBFBF" w:sz="4"/>
+              <w:right w:val="single" w:color="BFBFBF" w:sz="4"/>
+            </w:tcBorders>
+            <w:tcMar>
+              <w:top w:type="dxa" w:w="60"/>
+              <w:left w:type="dxa" w:w="90"/>
+              <w:bottom w:type="dxa" w:w="60"/>
+              <w:right w:type="dxa" w:w="90"/>
+            </w:tcMar>
+            <w:vAlign w:val="center"/>
+          </w:tcPr>
+          <w:p>
+            <w:pPr>
+              <w:spacing w:after="0" w:before="0" w:line="290"/>
+              <w:jc w:val="left"/>
+            </w:pPr>
+            <w:r>
+              <w:rPr>
+                <w:rFonts w:ascii="Meiryo" w:cs="Meiryo" w:eastAsia="Meiryo" w:hAnsi="Meiryo"/>
+                <w:b/>
+                <w:bCs/>
+                <w:sz w:val="21"/>
+                <w:szCs w:val="21"/>
+              </w:rPr>
+              <w:t xml:space="preserve">法定給付の末日</w:t>
+            </w:r>
+          </w:p>
+        </w:tc>
+        <w:tc>
+          <w:tcPr>
+            <w:tcW w:type="dxa" w:w="3300"/>
+            <w:tcBorders>
+              <w:top w:val="single" w:color="BFBFBF" w:sz="4"/>
+              <w:left w:val="single" w:color="BFBFBF" w:sz="4"/>
+              <w:bottom w:val="single" w:color="BFBFBF" w:sz="4"/>
+              <w:right w:val="single" w:color="BFBFBF" w:sz="4"/>
+            </w:tcBorders>
+            <w:tcMar>
+              <w:top w:type="dxa" w:w="60"/>
+              <w:left w:type="dxa" w:w="90"/>
+              <w:bottom w:type="dxa" w:w="60"/>
+              <w:right w:type="dxa" w:w="90"/>
+            </w:tcMar>
+            <w:vAlign w:val="center"/>
+          </w:tcPr>
+          <w:p>
+            <w:pPr>
+              <w:spacing w:after="0" w:before="0" w:line="290"/>
+              <w:jc w:val="center"/>
+            </w:pPr>
+            <w:r>
+              <w:rPr>
+                <w:rFonts w:ascii="Meiryo" w:cs="Meiryo" w:eastAsia="Meiryo" w:hAnsi="Meiryo"/>
+                <w:b w:val="false"/>
+                <w:bCs w:val="false"/>
+                <w:sz w:val="19"/>
+                <w:szCs w:val="19"/>
+              </w:rPr>
+              <w:t xml:space="preserve">2026/1/24</w:t>
+            </w:r>
+          </w:p>
+        </w:tc>
+        <w:tc>
+          <w:tcPr>
+            <w:tcW w:type="dxa" w:w="3306"/>
+            <w:tcBorders>
+              <w:top w:val="single" w:color="BFBFBF" w:sz="4"/>
+              <w:left w:val="single" w:color="BFBFBF" w:sz="4"/>
+              <w:bottom w:val="single" w:color="BFBFBF" w:sz="4"/>
+              <w:right w:val="single" w:color="BFBFBF" w:sz="4"/>
+            </w:tcBorders>
+            <w:tcMar>
+              <w:top w:type="dxa" w:w="60"/>
+              <w:left w:type="dxa" w:w="90"/>
+              <w:bottom w:type="dxa" w:w="60"/>
+              <w:right w:type="dxa" w:w="90"/>
+            </w:tcMar>
+            <w:vAlign w:val="center"/>
+          </w:tcPr>
+          <w:p>
+            <w:pPr>
+              <w:spacing w:after="0" w:before="0" w:line="290"/>
+              <w:jc w:val="center"/>
+            </w:pPr>
+            <w:r>
+              <w:rPr>
+                <w:rFonts w:ascii="Meiryo" w:cs="Meiryo" w:eastAsia="Meiryo" w:hAnsi="Meiryo"/>
+                <w:b w:val="false"/>
+                <w:bCs w:val="false"/>
+                <w:sz w:val="19"/>
+                <w:szCs w:val="19"/>
+              </w:rPr>
+              <w:t xml:space="preserve">2026/2/23（＋30日）</w:t>
+            </w:r>
+          </w:p>
+        </w:tc>
+      </w:tr>
+      <w:tr>
+        <w:trPr>
+          <w:cantSplit/>
+        </w:trPr>
+        <w:tc>
+          <w:tcPr>
+            <w:tcW w:type="dxa" w:w="3300"/>
+            <w:tcBorders>
+              <w:top w:val="single" w:color="BFBFBF" w:sz="4"/>
+              <w:left w:val="single" w:color="BFBFBF" w:sz="4"/>
+              <w:bottom w:val="single" w:color="BFBFBF" w:sz="4"/>
+              <w:right w:val="single" w:color="BFBFBF" w:sz="4"/>
+            </w:tcBorders>
+            <w:tcMar>
+              <w:top w:type="dxa" w:w="60"/>
+              <w:left w:type="dxa" w:w="90"/>
+              <w:bottom w:type="dxa" w:w="60"/>
+              <w:right w:type="dxa" w:w="90"/>
+            </w:tcMar>
+            <w:vAlign w:val="center"/>
+          </w:tcPr>
+          <w:p>
+            <w:pPr>
+              <w:spacing w:after="0" w:before="0" w:line="290"/>
+              <w:jc w:val="left"/>
+            </w:pPr>
+            <w:r>
+              <w:rPr>
+                <w:rFonts w:ascii="Meiryo" w:cs="Meiryo" w:eastAsia="Meiryo" w:hAnsi="Meiryo"/>
+                <w:b/>
+                <w:bCs/>
+                <w:sz w:val="21"/>
+                <w:szCs w:val="21"/>
+              </w:rPr>
+              <w:t xml:space="preserve">附加給付</w:t>
+            </w:r>
+          </w:p>
+        </w:tc>
+        <w:tc>
+          <w:tcPr>
+            <w:tcW w:type="dxa" w:w="3300"/>
+            <w:tcBorders>
+              <w:top w:val="single" w:color="BFBFBF" w:sz="4"/>
+              <w:left w:val="single" w:color="BFBFBF" w:sz="4"/>
+              <w:bottom w:val="single" w:color="BFBFBF" w:sz="4"/>
+              <w:right w:val="single" w:color="BFBFBF" w:sz="4"/>
+            </w:tcBorders>
+            <w:tcMar>
+              <w:top w:type="dxa" w:w="60"/>
+              <w:left w:type="dxa" w:w="90"/>
+              <w:bottom w:type="dxa" w:w="60"/>
+              <w:right w:type="dxa" w:w="90"/>
+            </w:tcMar>
+            <w:vAlign w:val="center"/>
+          </w:tcPr>
+          <w:p>
+            <w:pPr>
+              <w:spacing w:after="0" w:before="0" w:line="290"/>
+              <w:jc w:val="center"/>
+            </w:pPr>
+            <w:r>
+              <w:rPr>
+                <w:rFonts w:ascii="Meiryo" w:cs="Meiryo" w:eastAsia="Meiryo" w:hAnsi="Meiryo"/>
+                <w:b w:val="false"/>
+                <w:bCs w:val="false"/>
+                <w:sz w:val="19"/>
+                <w:szCs w:val="19"/>
+              </w:rPr>
+              <w:t xml:space="preserve">2026/1/25〜7/24</w:t>
+            </w:r>
+          </w:p>
+        </w:tc>
+        <w:tc>
+          <w:tcPr>
+            <w:tcW w:type="dxa" w:w="3306"/>
+            <w:tcBorders>
+              <w:top w:val="single" w:color="BFBFBF" w:sz="4"/>
+              <w:left w:val="single" w:color="BFBFBF" w:sz="4"/>
+              <w:bottom w:val="single" w:color="BFBFBF" w:sz="4"/>
+              <w:right w:val="single" w:color="BFBFBF" w:sz="4"/>
+            </w:tcBorders>
+            <w:tcMar>
+              <w:top w:type="dxa" w:w="60"/>
+              <w:left w:type="dxa" w:w="90"/>
+              <w:bottom w:type="dxa" w:w="60"/>
+              <w:right w:type="dxa" w:w="90"/>
+            </w:tcMar>
+            <w:vAlign w:val="center"/>
+          </w:tcPr>
+          <w:p>
+            <w:pPr>
+              <w:spacing w:after="0" w:before="0" w:line="290"/>
+              <w:jc w:val="center"/>
+            </w:pPr>
+            <w:r>
+              <w:rPr>
+                <w:rFonts w:ascii="Meiryo" w:cs="Meiryo" w:eastAsia="Meiryo" w:hAnsi="Meiryo"/>
+                <w:b w:val="false"/>
+                <w:bCs w:val="false"/>
+                <w:sz w:val="19"/>
+                <w:szCs w:val="19"/>
+              </w:rPr>
+              <w:t xml:space="preserve">2026/2/24〜8/23</w:t>
+            </w:r>
+          </w:p>
+        </w:tc>
+      </w:tr>
+      <w:tr>
+        <w:trPr>
+          <w:cantSplit/>
+        </w:trPr>
+        <w:tc>
+          <w:tcPr>
+            <w:tcW w:type="dxa" w:w="3300"/>
+            <w:tcBorders>
+              <w:top w:val="single" w:color="BFBFBF" w:sz="4"/>
+              <w:left w:val="single" w:color="BFBFBF" w:sz="4"/>
+              <w:bottom w:val="single" w:color="BFBFBF" w:sz="4"/>
+              <w:right w:val="single" w:color="BFBFBF" w:sz="4"/>
+            </w:tcBorders>
+            <w:tcMar>
+              <w:top w:type="dxa" w:w="60"/>
+              <w:left w:type="dxa" w:w="90"/>
+              <w:bottom w:type="dxa" w:w="60"/>
+              <w:right w:type="dxa" w:w="90"/>
+            </w:tcMar>
+            <w:vAlign w:val="center"/>
+          </w:tcPr>
+          <w:p>
+            <w:pPr>
+              <w:spacing w:after="0" w:before="0" w:line="290"/>
+              <w:jc w:val="left"/>
+            </w:pPr>
+            <w:r>
+              <w:rPr>
+                <w:rFonts w:ascii="Meiryo" w:cs="Meiryo" w:eastAsia="Meiryo" w:hAnsi="Meiryo"/>
+                <w:b/>
+                <w:bCs/>
+                <w:sz w:val="21"/>
+                <w:szCs w:val="21"/>
+              </w:rPr>
+              <w:t xml:space="preserve">算定表の9月分</w:t>
+            </w:r>
+          </w:p>
+        </w:tc>
+        <w:tc>
+          <w:tcPr>
+            <w:tcW w:type="dxa" w:w="3300"/>
+            <w:tcBorders>
+              <w:top w:val="single" w:color="BFBFBF" w:sz="4"/>
+              <w:left w:val="single" w:color="BFBFBF" w:sz="4"/>
+              <w:bottom w:val="single" w:color="BFBFBF" w:sz="4"/>
+              <w:right w:val="single" w:color="BFBFBF" w:sz="4"/>
+            </w:tcBorders>
+            <w:tcMar>
+              <w:top w:type="dxa" w:w="60"/>
+              <w:left w:type="dxa" w:w="90"/>
+              <w:bottom w:type="dxa" w:w="60"/>
+              <w:right w:type="dxa" w:w="90"/>
+            </w:tcMar>
+            <w:vAlign w:val="center"/>
+          </w:tcPr>
+          <w:p>
+            <w:pPr>
+              <w:spacing w:after="0" w:before="0" w:line="290"/>
+              <w:jc w:val="center"/>
+            </w:pPr>
+            <w:r>
+              <w:rPr>
+                <w:rFonts w:ascii="Meiryo" w:cs="Meiryo" w:eastAsia="Meiryo" w:hAnsi="Meiryo"/>
+                <w:b w:val="false"/>
+                <w:bCs w:val="false"/>
+                <w:sz w:val="19"/>
+                <w:szCs w:val="19"/>
+              </w:rPr>
+              <w:t xml:space="preserve">支給あり（日額を比較）</w:t>
+            </w:r>
+          </w:p>
+        </w:tc>
+        <w:tc>
+          <w:tcPr>
+            <w:tcW w:type="dxa" w:w="3306"/>
+            <w:tcBorders>
+              <w:top w:val="single" w:color="BFBFBF" w:sz="4"/>
+              <w:left w:val="single" w:color="BFBFBF" w:sz="4"/>
+              <w:bottom w:val="single" w:color="BFBFBF" w:sz="4"/>
+              <w:right w:val="single" w:color="BFBFBF" w:sz="4"/>
+            </w:tcBorders>
+            <w:tcMar>
+              <w:top w:type="dxa" w:w="60"/>
+              <w:left w:type="dxa" w:w="90"/>
+              <w:bottom w:type="dxa" w:w="60"/>
+              <w:right w:type="dxa" w:w="90"/>
+            </w:tcMar>
+            <w:vAlign w:val="center"/>
+          </w:tcPr>
+          <w:p>
+            <w:pPr>
+              <w:spacing w:after="0" w:before="0" w:line="290"/>
+              <w:jc w:val="center"/>
+            </w:pPr>
+            <w:r>
+              <w:rPr>
+                <w:rFonts w:ascii="Meiryo" w:cs="Meiryo" w:eastAsia="Meiryo" w:hAnsi="Meiryo"/>
+                <w:b w:val="false"/>
+                <w:bCs w:val="false"/>
+                <w:sz w:val="19"/>
+                <w:szCs w:val="19"/>
+              </w:rPr>
+              <w:t xml:space="preserve">行がなくなる（出勤のため）</w:t>
+            </w:r>
+          </w:p>
+        </w:tc>
+      </w:tr>
+    </w:tbl>
+    <w:p>
+      <w:pPr>
+        <w:spacing w:after="80" w:before="0"/>
+      </w:pPr>
+    </w:p>
+    <w:tbl>
+      <w:tblPr>
+        <w:tblW w:type="dxa" w:w="9906"/>
+        <w:tblBorders>
+          <w:top w:val="single" w:color="auto" w:sz="4"/>
+          <w:left w:val="single" w:color="auto" w:sz="4"/>
+          <w:bottom w:val="single" w:color="auto" w:sz="4"/>
+          <w:right w:val="single" w:color="auto" w:sz="4"/>
+          <w:insideH w:val="single" w:color="auto" w:sz="4"/>
+          <w:insideV w:val="single" w:color="auto" w:sz="4"/>
+        </w:tblBorders>
+      </w:tblPr>
+      <w:tblGrid>
+        <w:gridCol w:w="9906"/>
+      </w:tblGrid>
+      <w:tr>
+        <w:trPr>
+          <w:cantSplit/>
+        </w:trPr>
+        <w:tc>
+          <w:tcPr>
+            <w:tcW w:type="dxa" w:w="9906"/>
+            <w:tcBorders>
+              <w:top w:val="none" w:color="FFFFFF" w:sz="0"/>
+              <w:left w:val="single" w:color="C00000" w:sz="36"/>
+              <w:bottom w:val="none" w:color="FFFFFF" w:sz="0"/>
+              <w:right w:val="none" w:color="FFFFFF" w:sz="0"/>
+            </w:tcBorders>
+            <w:shd w:fill="FFF2CC" w:val="clear"/>
+            <w:tcMar>
+              <w:top w:type="dxa" w:w="100"/>
+              <w:left w:type="dxa" w:w="200"/>
+              <w:bottom w:type="dxa" w:w="100"/>
+              <w:right w:type="dxa" w:w="160"/>
+            </w:tcMar>
+          </w:tcPr>
+          <w:p>
+            <w:pPr>
+              <w:spacing w:after="40" w:before="0" w:line="320"/>
+            </w:pPr>
+            <w:r>
+              <w:rPr>
+                <w:rFonts w:ascii="Meiryo" w:cs="Meiryo" w:eastAsia="Meiryo" w:hAnsi="Meiryo"/>
+                <w:b/>
+                <w:bCs/>
+                <w:color w:val="C00000"/>
+                <w:sz w:val="21"/>
+                <w:szCs w:val="21"/>
+              </w:rPr>
+              <w:t xml:space="preserve">注意</w:t>
+            </w:r>
+          </w:p>
+          <w:p>
+            <w:pPr>
+              <w:spacing w:after="20" w:before="20" w:line="320"/>
+            </w:pPr>
+            <w:r>
+              <w:rPr>
+                <w:rFonts w:ascii="Meiryo" w:cs="Meiryo" w:eastAsia="Meiryo" w:hAnsi="Meiryo"/>
+                <w:sz w:val="21"/>
+                <w:szCs w:val="21"/>
+              </w:rPr>
+              <w:t xml:space="preserve">出勤期間どうしが重なったり、続いたりしないように入れる（続くときは1件にまとめる）。</w:t>
+            </w:r>
+          </w:p>
+          <w:p>
+            <w:pPr>
+              <w:spacing w:after="20" w:before="20" w:line="320"/>
+            </w:pPr>
+            <w:r>
+              <w:rPr>
+                <w:rFonts w:ascii="Meiryo" w:cs="Meiryo" w:eastAsia="Meiryo" w:hAnsi="Meiryo"/>
+                <w:sz w:val="21"/>
+                <w:szCs w:val="21"/>
+              </w:rPr>
+              <w:t xml:space="preserve">出勤した後に再び休んだ日からは、給与証明の内容に合わせて、給与状況に新しい行（開始日＝再び休んだ日）を追加する。</w:t>
+            </w:r>
+          </w:p>
+          <w:p>
+            <w:pPr>
+              <w:spacing w:after="20" w:before="20" w:line="320"/>
+            </w:pPr>
+            <w:r>
+              <w:rPr>
+                <w:rFonts w:ascii="Meiryo" w:cs="Meiryo" w:eastAsia="Meiryo" w:hAnsi="Meiryo"/>
+                <w:sz w:val="21"/>
+                <w:szCs w:val="21"/>
+              </w:rPr>
+              <w:t xml:space="preserve">数え方（暦日）を変えたいとき・10件を超えるときは、シートの下の注記（入力シート66〜67行目）を見る。</w:t>
+            </w:r>
+          </w:p>
+        </w:tc>
+      </w:tr>
+    </w:tbl>
+    <w:p>
+      <w:pPr>
+        <w:keepNext/>
+        <w:pageBreakBefore/>
+        <w:spacing w:after="0" w:before="300"/>
+      </w:pPr>
+    </w:p>
+    <w:tbl>
+      <w:tblPr>
+        <w:tblW w:type="dxa" w:w="9906"/>
+        <w:tblBorders>
+          <w:top w:val="single" w:color="auto" w:sz="4"/>
+          <w:left w:val="single" w:color="auto" w:sz="4"/>
+          <w:bottom w:val="single" w:color="auto" w:sz="4"/>
+          <w:right w:val="single" w:color="auto" w:sz="4"/>
+          <w:insideH w:val="single" w:color="auto" w:sz="4"/>
+          <w:insideV w:val="single" w:color="auto" w:sz="4"/>
+        </w:tblBorders>
+      </w:tblPr>
+      <w:tblGrid>
+        <w:gridCol w:w="1000"/>
+        <w:gridCol w:w="8906"/>
+      </w:tblGrid>
+      <w:tr>
+        <w:trPr>
+          <w:cantSplit/>
+        </w:trPr>
+        <w:tc>
+          <w:tcPr>
+            <w:tcW w:type="dxa" w:w="1000"/>
+            <w:tcBorders>
+              <w:top w:val="none" w:color="FFFFFF" w:sz="0"/>
+              <w:left w:val="none" w:color="FFFFFF" w:sz="0"/>
+              <w:bottom w:val="none" w:color="FFFFFF" w:sz="0"/>
+              <w:right w:val="none" w:color="FFFFFF" w:sz="0"/>
+            </w:tcBorders>
+            <w:shd w:fill="1F3864" w:val="clear"/>
+            <w:tcMar>
+              <w:top w:type="dxa" w:w="80"/>
+              <w:left w:type="dxa" w:w="60"/>
+              <w:bottom w:type="dxa" w:w="80"/>
+              <w:right w:type="dxa" w:w="60"/>
+            </w:tcMar>
+            <w:vAlign w:val="center"/>
+          </w:tcPr>
+          <w:p>
+            <w:pPr>
+              <w:keepNext/>
+              <w:spacing w:after="0" w:before="0" w:line="320"/>
+              <w:jc w:val="center"/>
+            </w:pPr>
+            <w:r>
+              <w:rPr>
+                <w:rFonts w:ascii="Meiryo" w:cs="Meiryo" w:eastAsia="Meiryo" w:hAnsi="Meiryo"/>
+                <w:b/>
+                <w:bCs/>
+                <w:color w:val="FFFFFF"/>
+                <w:sz w:val="16"/>
+                <w:szCs w:val="16"/>
+              </w:rPr>
+              <w:t xml:space="preserve">STEP</w:t>
+            </w:r>
+          </w:p>
+          <w:p>
+            <w:pPr>
+              <w:keepNext/>
+              <w:spacing w:after="0" w:before="0" w:line="320"/>
+              <w:jc w:val="center"/>
+            </w:pPr>
+            <w:r>
+              <w:rPr>
+                <w:rFonts w:ascii="Meiryo" w:cs="Meiryo" w:eastAsia="Meiryo" w:hAnsi="Meiryo"/>
+                <w:b/>
+                <w:bCs/>
+                <w:color w:val="FFFFFF"/>
+                <w:sz w:val="40"/>
+                <w:szCs w:val="40"/>
+              </w:rPr>
+              <w:t xml:space="preserve">5</w:t>
+            </w:r>
+          </w:p>
+        </w:tc>
+        <w:tc>
+          <w:tcPr>
+            <w:tcW w:type="dxa" w:w="8906"/>
+            <w:tcBorders>
+              <w:top w:val="none" w:color="FFFFFF" w:sz="0"/>
+              <w:left w:val="none" w:color="FFFFFF" w:sz="0"/>
+              <w:bottom w:val="none" w:color="FFFFFF" w:sz="0"/>
+              <w:right w:val="none" w:color="FFFFFF" w:sz="0"/>
+            </w:tcBorders>
+            <w:shd w:fill="DDEBF7" w:val="clear"/>
+            <w:tcMar>
+              <w:top w:type="dxa" w:w="80"/>
+              <w:left w:type="dxa" w:w="160"/>
+              <w:bottom w:type="dxa" w:w="80"/>
+              <w:right w:type="dxa" w:w="100"/>
+            </w:tcMar>
+            <w:vAlign w:val="center"/>
+          </w:tcPr>
+          <w:p>
+            <w:pPr>
+              <w:keepNext/>
+              <w:spacing w:after="0" w:before="0" w:line="320"/>
+            </w:pPr>
+            <w:r>
+              <w:rPr>
+                <w:rFonts w:ascii="Meiryo" w:cs="Meiryo" w:eastAsia="Meiryo" w:hAnsi="Meiryo"/>
+                <w:b/>
+                <w:bCs/>
+                <w:color w:val="1F3864"/>
+                <w:sz w:val="30"/>
+                <w:szCs w:val="30"/>
+              </w:rPr>
+              <w:t xml:space="preserve">結果を確認する</w:t>
+            </w:r>
+          </w:p>
+          <w:p>
+            <w:pPr>
+              <w:keepNext/>
+              <w:spacing w:after="0" w:before="0" w:line="320"/>
+            </w:pPr>
+            <w:r>
+              <w:rPr>
+                <w:rFonts w:ascii="Meiryo" w:cs="Meiryo" w:eastAsia="Meiryo" w:hAnsi="Meiryo"/>
+                <w:sz w:val="20"/>
+                <w:szCs w:val="20"/>
+              </w:rPr>
+              <w:t xml:space="preserve">シート：算定表　／　自動で計算されます（入力は不要）</w:t>
+            </w:r>
+          </w:p>
+        </w:tc>
+      </w:tr>
+    </w:tbl>
+    <w:p>
+      <w:pPr>
+        <w:keepNext/>
+        <w:spacing w:after="60" w:before="0"/>
+      </w:pPr>
+    </w:p>
+    <w:p>
+      <w:pPr>
+        <w:spacing w:after="80" w:before="80"/>
+        <w:jc w:val="center"/>
+      </w:pPr>
+      <w:r>
+        <w:drawing>
+          <wp:inline distT="0" distB="0" distL="0" distR="0">
+            <wp:extent cx="6096000" cy="4133850"/>
+            <wp:effectExtent t="0" r="0" b="0" l="0"/>
+            <wp:docPr id="1" name="/tmp/claude-0/-home-user-iidodo/ee03f2e9-b637-55a6-885f-356c4f72ac89/scratchpad/v2/img/c_calc.png" descr="/tmp/claude-0/-home-user-iidodo/ee03f2e9-b637-55a6-885f-356c4f72ac89/scratchpad/v2/img/c_calc.png" title="/tmp/claude-0/-home-user-iidodo/ee03f2e9-b637-55a6-885f-356c4f72ac89/scratchpad/v2/img/c_calc.png"/>
+            <wp:cNvGraphicFramePr>
+              <a:graphicFrameLocks xmlns:a="http://schemas.openxmlformats.org/drawingml/2006/main" noChangeAspect="1"/>
+            </wp:cNvGraphicFramePr>
+            <a:graphic xmlns:a="http://schemas.openxmlformats.org/drawingml/2006/main">
+              <a:graphicData uri="http://schemas.openxmlformats.org/drawingml/2006/picture">
+                <pic:pic xmlns:pic="http://schemas.openxmlformats.org/drawingml/2006/picture">
+                  <pic:nvPicPr>
+                    <pic:cNvPr id="0" name="" descr=""/>
+                    <pic:cNvPicPr>
+                      <a:picLocks noChangeAspect="1" noChangeArrowheads="1"/>
+                    </pic:cNvPicPr>
+                  </pic:nvPicPr>
+                  <pic:blipFill>
+                    <a:blip r:embed="rId11" cstate="none"/>
+                    <a:srcRect/>
+                    <a:stretch>
+                      <a:fillRect/>
+                    </a:stretch>
+                  </pic:blipFill>
+                  <pic:spPr bwMode="auto">
+                    <a:xfrm>
+                      <a:off x="0" y="0"/>
+                      <a:ext cx="6096000" cy="4133850"/>
                     </a:xfrm>
                     <a:prstGeom prst="rect">
                       <a:avLst/>
@@ -7110,7 +9031,7 @@
                 <w:sz w:val="19"/>
                 <w:szCs w:val="19"/>
               </w:rPr>
-              <w:t xml:space="preserve">その行の期間。月の途中で区分が変わると、行が自動で分かれます</w:t>
+              <w:t xml:space="preserve">その行の期間。月の途中で区分が変わると、行が自動で分かれます。出勤期間は除かれます</w:t>
             </w:r>
           </w:p>
         </w:tc>
@@ -7329,7 +9250,7 @@
                 <w:sz w:val="19"/>
                 <w:szCs w:val="19"/>
               </w:rPr>
-              <w:t xml:space="preserve">STEP3で出た日額</w:t>
+              <w:t xml:space="preserve">STEP3で出た日額（支給開始月の額で固定。どの行も同じ）</w:t>
             </w:r>
           </w:p>
         </w:tc>
@@ -7766,7 +9687,7 @@
           <w:sz w:val="25"/>
           <w:szCs w:val="25"/>
         </w:rPr>
-        <w:t xml:space="preserve">計算の例（図の2024年8月）</w:t>
+        <w:t xml:space="preserve">計算の例（図の2024年8月・9月）</w:t>
       </w:r>
     </w:p>
     <w:tbl>
@@ -7782,8 +9703,8 @@
         </w:tblBorders>
       </w:tblPr>
       <w:tblGrid>
-        <w:gridCol w:w="3200"/>
-        <w:gridCol w:w="6706"/>
+        <w:gridCol w:w="3400"/>
+        <w:gridCol w:w="6506"/>
       </w:tblGrid>
       <w:tr>
         <w:trPr>
@@ -7792,7 +9713,7 @@
         </w:trPr>
         <w:tc>
           <w:tcPr>
-            <w:tcW w:type="dxa" w:w="3200"/>
+            <w:tcW w:type="dxa" w:w="3400"/>
             <w:tcBorders>
               <w:top w:val="single" w:color="BFBFBF" w:sz="4"/>
               <w:left w:val="single" w:color="BFBFBF" w:sz="4"/>
@@ -7828,7 +9749,7 @@
         </w:tc>
         <w:tc>
           <w:tcPr>
-            <w:tcW w:type="dxa" w:w="6706"/>
+            <w:tcW w:type="dxa" w:w="6506"/>
             <w:tcBorders>
               <w:top w:val="single" w:color="BFBFBF" w:sz="4"/>
               <w:left w:val="single" w:color="BFBFBF" w:sz="4"/>
@@ -7869,69 +9790,69 @@
         </w:trPr>
         <w:tc>
           <w:tcPr>
-            <w:tcW w:type="dxa" w:w="3200"/>
-            <w:tcBorders>
-              <w:top w:val="single" w:color="BFBFBF" w:sz="4"/>
-              <w:left w:val="single" w:color="BFBFBF" w:sz="4"/>
-              <w:bottom w:val="single" w:color="BFBFBF" w:sz="4"/>
-              <w:right w:val="single" w:color="BFBFBF" w:sz="4"/>
-            </w:tcBorders>
-            <w:tcMar>
-              <w:top w:type="dxa" w:w="60"/>
-              <w:left w:type="dxa" w:w="90"/>
-              <w:bottom w:type="dxa" w:w="60"/>
-              <w:right w:type="dxa" w:w="90"/>
-            </w:tcMar>
-            <w:vAlign w:val="center"/>
-          </w:tcPr>
-          <w:p>
-            <w:pPr>
-              <w:spacing w:after="0" w:before="0" w:line="290"/>
-              <w:jc w:val="left"/>
-            </w:pPr>
-            <w:r>
-              <w:rPr>
-                <w:rFonts w:ascii="Meiryo" w:cs="Meiryo" w:eastAsia="Meiryo" w:hAnsi="Meiryo"/>
-                <w:b w:val="false"/>
-                <w:bCs w:val="false"/>
-                <w:sz w:val="19"/>
-                <w:szCs w:val="19"/>
-              </w:rPr>
-              <w:t xml:space="preserve">日額B 11,413円 ＞ 報酬日額C 11,265円</w:t>
-            </w:r>
-          </w:p>
-        </w:tc>
-        <w:tc>
-          <w:tcPr>
-            <w:tcW w:type="dxa" w:w="6706"/>
-            <w:tcBorders>
-              <w:top w:val="single" w:color="BFBFBF" w:sz="4"/>
-              <w:left w:val="single" w:color="BFBFBF" w:sz="4"/>
-              <w:bottom w:val="single" w:color="BFBFBF" w:sz="4"/>
-              <w:right w:val="single" w:color="BFBFBF" w:sz="4"/>
-            </w:tcBorders>
-            <w:tcMar>
-              <w:top w:type="dxa" w:w="60"/>
-              <w:left w:type="dxa" w:w="90"/>
-              <w:bottom w:type="dxa" w:w="60"/>
-              <w:right w:type="dxa" w:w="90"/>
-            </w:tcMar>
-            <w:vAlign w:val="center"/>
-          </w:tcPr>
-          <w:p>
-            <w:pPr>
-              <w:spacing w:after="0" w:before="0" w:line="290"/>
-              <w:jc w:val="left"/>
-            </w:pPr>
-            <w:r>
-              <w:rPr>
-                <w:rFonts w:ascii="Meiryo" w:cs="Meiryo" w:eastAsia="Meiryo" w:hAnsi="Meiryo"/>
-                <w:b w:val="false"/>
-                <w:bCs w:val="false"/>
-                <w:sz w:val="19"/>
-                <w:szCs w:val="19"/>
-              </w:rPr>
-              <w:t xml:space="preserve">→ 〇。差額 148円 × 22日 ＝ 3,256円</w:t>
+            <w:tcW w:type="dxa" w:w="3400"/>
+            <w:tcBorders>
+              <w:top w:val="single" w:color="BFBFBF" w:sz="4"/>
+              <w:left w:val="single" w:color="BFBFBF" w:sz="4"/>
+              <w:bottom w:val="single" w:color="BFBFBF" w:sz="4"/>
+              <w:right w:val="single" w:color="BFBFBF" w:sz="4"/>
+            </w:tcBorders>
+            <w:tcMar>
+              <w:top w:type="dxa" w:w="60"/>
+              <w:left w:type="dxa" w:w="90"/>
+              <w:bottom w:type="dxa" w:w="60"/>
+              <w:right w:type="dxa" w:w="90"/>
+            </w:tcMar>
+            <w:vAlign w:val="center"/>
+          </w:tcPr>
+          <w:p>
+            <w:pPr>
+              <w:spacing w:after="0" w:before="0" w:line="290"/>
+              <w:jc w:val="left"/>
+            </w:pPr>
+            <w:r>
+              <w:rPr>
+                <w:rFonts w:ascii="Meiryo" w:cs="Meiryo" w:eastAsia="Meiryo" w:hAnsi="Meiryo"/>
+                <w:b w:val="false"/>
+                <w:bCs w:val="false"/>
+                <w:sz w:val="19"/>
+                <w:szCs w:val="19"/>
+              </w:rPr>
+              <w:t xml:space="preserve">日額B 11,720円 ＞ 報酬日額C 11,265円（2024年8月）</w:t>
+            </w:r>
+          </w:p>
+        </w:tc>
+        <w:tc>
+          <w:tcPr>
+            <w:tcW w:type="dxa" w:w="6506"/>
+            <w:tcBorders>
+              <w:top w:val="single" w:color="BFBFBF" w:sz="4"/>
+              <w:left w:val="single" w:color="BFBFBF" w:sz="4"/>
+              <w:bottom w:val="single" w:color="BFBFBF" w:sz="4"/>
+              <w:right w:val="single" w:color="BFBFBF" w:sz="4"/>
+            </w:tcBorders>
+            <w:tcMar>
+              <w:top w:type="dxa" w:w="60"/>
+              <w:left w:type="dxa" w:w="90"/>
+              <w:bottom w:type="dxa" w:w="60"/>
+              <w:right w:type="dxa" w:w="90"/>
+            </w:tcMar>
+            <w:vAlign w:val="center"/>
+          </w:tcPr>
+          <w:p>
+            <w:pPr>
+              <w:spacing w:after="0" w:before="0" w:line="290"/>
+              <w:jc w:val="left"/>
+            </w:pPr>
+            <w:r>
+              <w:rPr>
+                <w:rFonts w:ascii="Meiryo" w:cs="Meiryo" w:eastAsia="Meiryo" w:hAnsi="Meiryo"/>
+                <w:b w:val="false"/>
+                <w:bCs w:val="false"/>
+                <w:sz w:val="19"/>
+                <w:szCs w:val="19"/>
+              </w:rPr>
+              <w:t xml:space="preserve">→ 〇。差額 455円 × 22日 ＝ 10,010円</w:t>
             </w:r>
           </w:p>
         </w:tc>
@@ -7942,41 +9863,41 @@
         </w:trPr>
         <w:tc>
           <w:tcPr>
-            <w:tcW w:type="dxa" w:w="3200"/>
-            <w:tcBorders>
-              <w:top w:val="single" w:color="BFBFBF" w:sz="4"/>
-              <w:left w:val="single" w:color="BFBFBF" w:sz="4"/>
-              <w:bottom w:val="single" w:color="BFBFBF" w:sz="4"/>
-              <w:right w:val="single" w:color="BFBFBF" w:sz="4"/>
-            </w:tcBorders>
-            <w:tcMar>
-              <w:top w:type="dxa" w:w="60"/>
-              <w:left w:type="dxa" w:w="90"/>
-              <w:bottom w:type="dxa" w:w="60"/>
-              <w:right w:type="dxa" w:w="90"/>
-            </w:tcMar>
-            <w:vAlign w:val="center"/>
-          </w:tcPr>
-          <w:p>
-            <w:pPr>
-              <w:spacing w:after="0" w:before="0" w:line="290"/>
-              <w:jc w:val="left"/>
-            </w:pPr>
-            <w:r>
-              <w:rPr>
-                <w:rFonts w:ascii="Meiryo" w:cs="Meiryo" w:eastAsia="Meiryo" w:hAnsi="Meiryo"/>
-                <w:b w:val="false"/>
-                <w:bCs w:val="false"/>
-                <w:sz w:val="19"/>
-                <w:szCs w:val="19"/>
-              </w:rPr>
-              <w:t xml:space="preserve">日額B 11,187円 ＜ 報酬日額C 11,801円（2024年9月）</w:t>
-            </w:r>
-          </w:p>
-        </w:tc>
-        <w:tc>
-          <w:tcPr>
-            <w:tcW w:type="dxa" w:w="6706"/>
+            <w:tcW w:type="dxa" w:w="3400"/>
+            <w:tcBorders>
+              <w:top w:val="single" w:color="BFBFBF" w:sz="4"/>
+              <w:left w:val="single" w:color="BFBFBF" w:sz="4"/>
+              <w:bottom w:val="single" w:color="BFBFBF" w:sz="4"/>
+              <w:right w:val="single" w:color="BFBFBF" w:sz="4"/>
+            </w:tcBorders>
+            <w:tcMar>
+              <w:top w:type="dxa" w:w="60"/>
+              <w:left w:type="dxa" w:w="90"/>
+              <w:bottom w:type="dxa" w:w="60"/>
+              <w:right w:type="dxa" w:w="90"/>
+            </w:tcMar>
+            <w:vAlign w:val="center"/>
+          </w:tcPr>
+          <w:p>
+            <w:pPr>
+              <w:spacing w:after="0" w:before="0" w:line="290"/>
+              <w:jc w:val="left"/>
+            </w:pPr>
+            <w:r>
+              <w:rPr>
+                <w:rFonts w:ascii="Meiryo" w:cs="Meiryo" w:eastAsia="Meiryo" w:hAnsi="Meiryo"/>
+                <w:b w:val="false"/>
+                <w:bCs w:val="false"/>
+                <w:sz w:val="19"/>
+                <w:szCs w:val="19"/>
+              </w:rPr>
+              <w:t xml:space="preserve">日額B 11,720円 ＜ 報酬日額C 11,801円（2024年9月）</w:t>
+            </w:r>
+          </w:p>
+        </w:tc>
+        <w:tc>
+          <w:tcPr>
+            <w:tcW w:type="dxa" w:w="6506"/>
             <w:tcBorders>
               <w:top w:val="single" w:color="BFBFBF" w:sz="4"/>
               <w:left w:val="single" w:color="BFBFBF" w:sz="4"/>
@@ -8109,7 +10030,7 @@
                 <w:sz w:val="21"/>
                 <w:szCs w:val="21"/>
               </w:rPr>
-              <w:t xml:space="preserve">合計の例：法定186,662円＋附加1,339,000円＝</w:t>
+              <w:t xml:space="preserve">合計の例：法定614,029円＋附加1,523,600円＝</w:t>
             </w:r>
             <w:r>
               <w:rPr>
@@ -8120,7 +10041,7 @@
                 <w:sz w:val="21"/>
                 <w:szCs w:val="21"/>
               </w:rPr>
-              <w:t xml:space="preserve">1,525,662円</w:t>
+              <w:t xml:space="preserve">2,137,629円</w:t>
             </w:r>
           </w:p>
         </w:tc>
@@ -8204,7 +10125,7 @@
                 <w:sz w:val="40"/>
                 <w:szCs w:val="40"/>
               </w:rPr>
-              <w:t xml:space="preserve">5</w:t>
+              <w:t xml:space="preserve">6</w:t>
             </w:r>
           </w:p>
         </w:tc>
@@ -8274,9 +10195,9 @@
       <w:r>
         <w:drawing>
           <wp:inline distT="0" distB="0" distL="0" distR="0">
-            <wp:extent cx="5715000" cy="4371975"/>
+            <wp:extent cx="5715000" cy="3962400"/>
             <wp:effectExtent t="0" r="0" b="0" l="0"/>
-            <wp:docPr id="1" name="/tmp/claude-0/-home-user-iidodo/ee03f2e9-b637-55a6-885f-356c4f72ac89/scratchpad/build/man/c_month.png" descr="/tmp/claude-0/-home-user-iidodo/ee03f2e9-b637-55a6-885f-356c4f72ac89/scratchpad/build/man/c_month.png" title="/tmp/claude-0/-home-user-iidodo/ee03f2e9-b637-55a6-885f-356c4f72ac89/scratchpad/build/man/c_month.png"/>
+            <wp:docPr id="1" name="/tmp/claude-0/-home-user-iidodo/ee03f2e9-b637-55a6-885f-356c4f72ac89/scratchpad/v2/img/c_month.png" descr="/tmp/claude-0/-home-user-iidodo/ee03f2e9-b637-55a6-885f-356c4f72ac89/scratchpad/v2/img/c_month.png" title="/tmp/claude-0/-home-user-iidodo/ee03f2e9-b637-55a6-885f-356c4f72ac89/scratchpad/v2/img/c_month.png"/>
             <wp:cNvGraphicFramePr>
               <a:graphicFrameLocks xmlns:a="http://schemas.openxmlformats.org/drawingml/2006/main" noChangeAspect="1"/>
             </wp:cNvGraphicFramePr>
@@ -8290,7 +10211,7 @@
                     </pic:cNvPicPr>
                   </pic:nvPicPr>
                   <pic:blipFill>
-                    <a:blip r:embed="rId11" cstate="none"/>
+                    <a:blip r:embed="rId12" cstate="none"/>
                     <a:srcRect/>
                     <a:stretch>
                       <a:fillRect/>
@@ -8299,7 +10220,7 @@
                   <pic:spPr bwMode="auto">
                     <a:xfrm>
                       <a:off x="0" y="0"/>
-                      <a:ext cx="5715000" cy="4371975"/>
+                      <a:ext cx="5715000" cy="3962400"/>
                     </a:xfrm>
                     <a:prstGeom prst="rect">
                       <a:avLst/>
@@ -8940,6 +10861,1255 @@
     </w:tbl>
     <w:p>
       <w:pPr>
+        <w:keepNext/>
+        <w:pageBreakBefore/>
+        <w:spacing w:after="0" w:before="300"/>
+      </w:pPr>
+    </w:p>
+    <w:tbl>
+      <w:tblPr>
+        <w:tblW w:type="dxa" w:w="9906"/>
+        <w:tblBorders>
+          <w:top w:val="single" w:color="auto" w:sz="4"/>
+          <w:left w:val="single" w:color="auto" w:sz="4"/>
+          <w:bottom w:val="single" w:color="auto" w:sz="4"/>
+          <w:right w:val="single" w:color="auto" w:sz="4"/>
+          <w:insideH w:val="single" w:color="auto" w:sz="4"/>
+          <w:insideV w:val="single" w:color="auto" w:sz="4"/>
+        </w:tblBorders>
+      </w:tblPr>
+      <w:tblGrid>
+        <w:gridCol w:w="1000"/>
+        <w:gridCol w:w="8906"/>
+      </w:tblGrid>
+      <w:tr>
+        <w:trPr>
+          <w:cantSplit/>
+        </w:trPr>
+        <w:tc>
+          <w:tcPr>
+            <w:tcW w:type="dxa" w:w="1000"/>
+            <w:tcBorders>
+              <w:top w:val="none" w:color="FFFFFF" w:sz="0"/>
+              <w:left w:val="none" w:color="FFFFFF" w:sz="0"/>
+              <w:bottom w:val="none" w:color="FFFFFF" w:sz="0"/>
+              <w:right w:val="none" w:color="FFFFFF" w:sz="0"/>
+            </w:tcBorders>
+            <w:shd w:fill="1F3864" w:val="clear"/>
+            <w:tcMar>
+              <w:top w:type="dxa" w:w="80"/>
+              <w:left w:type="dxa" w:w="60"/>
+              <w:bottom w:type="dxa" w:w="80"/>
+              <w:right w:type="dxa" w:w="60"/>
+            </w:tcMar>
+            <w:vAlign w:val="center"/>
+          </w:tcPr>
+          <w:p>
+            <w:pPr>
+              <w:keepNext/>
+              <w:spacing w:after="0" w:before="0" w:line="320"/>
+              <w:jc w:val="center"/>
+            </w:pPr>
+            <w:r>
+              <w:rPr>
+                <w:rFonts w:ascii="Meiryo" w:cs="Meiryo" w:eastAsia="Meiryo" w:hAnsi="Meiryo"/>
+                <w:b/>
+                <w:bCs/>
+                <w:color w:val="FFFFFF"/>
+                <w:sz w:val="16"/>
+                <w:szCs w:val="16"/>
+              </w:rPr>
+              <w:t xml:space="preserve">STEP</w:t>
+            </w:r>
+          </w:p>
+          <w:p>
+            <w:pPr>
+              <w:keepNext/>
+              <w:spacing w:after="0" w:before="0" w:line="320"/>
+              <w:jc w:val="center"/>
+            </w:pPr>
+            <w:r>
+              <w:rPr>
+                <w:rFonts w:ascii="Meiryo" w:cs="Meiryo" w:eastAsia="Meiryo" w:hAnsi="Meiryo"/>
+                <w:b/>
+                <w:bCs/>
+                <w:color w:val="FFFFFF"/>
+                <w:sz w:val="40"/>
+                <w:szCs w:val="40"/>
+              </w:rPr>
+              <w:t xml:space="preserve">＋</w:t>
+            </w:r>
+          </w:p>
+        </w:tc>
+        <w:tc>
+          <w:tcPr>
+            <w:tcW w:type="dxa" w:w="8906"/>
+            <w:tcBorders>
+              <w:top w:val="none" w:color="FFFFFF" w:sz="0"/>
+              <w:left w:val="none" w:color="FFFFFF" w:sz="0"/>
+              <w:bottom w:val="none" w:color="FFFFFF" w:sz="0"/>
+              <w:right w:val="none" w:color="FFFFFF" w:sz="0"/>
+            </w:tcBorders>
+            <w:shd w:fill="DDEBF7" w:val="clear"/>
+            <w:tcMar>
+              <w:top w:type="dxa" w:w="80"/>
+              <w:left w:type="dxa" w:w="160"/>
+              <w:bottom w:type="dxa" w:w="80"/>
+              <w:right w:type="dxa" w:w="100"/>
+            </w:tcMar>
+            <w:vAlign w:val="center"/>
+          </w:tcPr>
+          <w:p>
+            <w:pPr>
+              <w:keepNext/>
+              <w:spacing w:after="0" w:before="0" w:line="320"/>
+            </w:pPr>
+            <w:r>
+              <w:rPr>
+                <w:rFonts w:ascii="Meiryo" w:cs="Meiryo" w:eastAsia="Meiryo" w:hAnsi="Meiryo"/>
+                <w:b/>
+                <w:bCs/>
+                <w:color w:val="1F3864"/>
+                <w:sz w:val="30"/>
+                <w:szCs w:val="30"/>
+              </w:rPr>
+              <w:t xml:space="preserve">請求期間ごとのシートを作る（必要なとき）</w:t>
+            </w:r>
+          </w:p>
+          <w:p>
+            <w:pPr>
+              <w:keepNext/>
+              <w:spacing w:after="0" w:before="0" w:line="320"/>
+            </w:pPr>
+            <w:r>
+              <w:rPr>
+                <w:rFonts w:ascii="Meiryo" w:cs="Meiryo" w:eastAsia="Meiryo" w:hAnsi="Meiryo"/>
+                <w:sz w:val="20"/>
+                <w:szCs w:val="20"/>
+              </w:rPr>
+              <w:t xml:space="preserve">マクロ AddClaimSheet　／　請求書や基幹入力のために、請求期間分だけを1枚にまとめて残します</w:t>
+            </w:r>
+          </w:p>
+        </w:tc>
+      </w:tr>
+    </w:tbl>
+    <w:p>
+      <w:pPr>
+        <w:keepNext/>
+        <w:spacing w:after="60" w:before="0"/>
+      </w:pPr>
+    </w:p>
+    <w:p>
+      <w:pPr>
+        <w:spacing w:after="80" w:before="80"/>
+        <w:jc w:val="center"/>
+      </w:pPr>
+      <w:r>
+        <w:drawing>
+          <wp:inline distT="0" distB="0" distL="0" distR="0">
+            <wp:extent cx="6096000" cy="2238375"/>
+            <wp:effectExtent t="0" r="0" b="0" l="0"/>
+            <wp:docPr id="1" name="/tmp/claude-0/-home-user-iidodo/ee03f2e9-b637-55a6-885f-356c4f72ac89/scratchpad/v2/img/c_claim.png" descr="/tmp/claude-0/-home-user-iidodo/ee03f2e9-b637-55a6-885f-356c4f72ac89/scratchpad/v2/img/c_claim.png" title="/tmp/claude-0/-home-user-iidodo/ee03f2e9-b637-55a6-885f-356c4f72ac89/scratchpad/v2/img/c_claim.png"/>
+            <wp:cNvGraphicFramePr>
+              <a:graphicFrameLocks xmlns:a="http://schemas.openxmlformats.org/drawingml/2006/main" noChangeAspect="1"/>
+            </wp:cNvGraphicFramePr>
+            <a:graphic xmlns:a="http://schemas.openxmlformats.org/drawingml/2006/main">
+              <a:graphicData uri="http://schemas.openxmlformats.org/drawingml/2006/picture">
+                <pic:pic xmlns:pic="http://schemas.openxmlformats.org/drawingml/2006/picture">
+                  <pic:nvPicPr>
+                    <pic:cNvPr id="0" name="" descr=""/>
+                    <pic:cNvPicPr>
+                      <a:picLocks noChangeAspect="1" noChangeArrowheads="1"/>
+                    </pic:cNvPicPr>
+                  </pic:nvPicPr>
+                  <pic:blipFill>
+                    <a:blip r:embed="rId13" cstate="none"/>
+                    <a:srcRect/>
+                    <a:stretch>
+                      <a:fillRect/>
+                    </a:stretch>
+                  </pic:blipFill>
+                  <pic:spPr bwMode="auto">
+                    <a:xfrm>
+                      <a:off x="0" y="0"/>
+                      <a:ext cx="6096000" cy="2238375"/>
+                    </a:xfrm>
+                    <a:prstGeom prst="rect">
+                      <a:avLst/>
+                    </a:prstGeom>
+                  </pic:spPr>
+                </pic:pic>
+              </a:graphicData>
+            </a:graphic>
+          </wp:inline>
+        </w:drawing>
+      </w:r>
+    </w:p>
+    <w:p>
+      <w:pPr>
+        <w:keepNext/>
+        <w:spacing w:after="60" w:before="60" w:line="320"/>
+      </w:pPr>
+      <w:r>
+        <w:rPr>
+          <w:rFonts w:ascii="Meiryo" w:cs="Meiryo" w:eastAsia="Meiryo" w:hAnsi="Meiryo"/>
+          <w:b/>
+          <w:bCs/>
+          <w:color w:val="1F3864"/>
+          <w:sz w:val="21"/>
+          <w:szCs w:val="21"/>
+        </w:rPr>
+        <w:t xml:space="preserve">何ができる？</w:t>
+      </w:r>
+    </w:p>
+    <w:p>
+      <w:pPr>
+        <w:pStyle w:val="ListParagraph"/>
+        <w:numPr>
+          <w:ilvl w:val="0"/>
+          <w:numId w:val="2"/>
+        </w:numPr>
+        <w:spacing w:after="30" w:before="30" w:line="310"/>
+      </w:pPr>
+      <w:r>
+        <w:rPr>
+          <w:rFonts w:ascii="Meiryo" w:cs="Meiryo" w:eastAsia="Meiryo" w:hAnsi="Meiryo"/>
+          <w:sz w:val="21"/>
+          <w:szCs w:val="21"/>
+        </w:rPr>
+        <w:t xml:space="preserve">「入力」シートに請求期間（始・終）を入れてマクロを動かすと、その期間分だけの「請求内訳」シートが、新しく1枚追加されます。</w:t>
+      </w:r>
+    </w:p>
+    <w:p>
+      <w:pPr>
+        <w:pStyle w:val="ListParagraph"/>
+        <w:numPr>
+          <w:ilvl w:val="0"/>
+          <w:numId w:val="2"/>
+        </w:numPr>
+        <w:spacing w:after="30" w:before="30" w:line="310"/>
+      </w:pPr>
+      <w:r>
+        <w:rPr>
+          <w:rFonts w:ascii="Meiryo" w:cs="Meiryo" w:eastAsia="Meiryo" w:hAnsi="Meiryo"/>
+          <w:sz w:val="21"/>
+          <w:szCs w:val="21"/>
+        </w:rPr>
+        <w:t xml:space="preserve">シート名は「請求_202504」（1か月）、「請求_202504-202506」（複数月）。同じ名前があれば「_2」「_3」を付けます。</w:t>
+      </w:r>
+    </w:p>
+    <w:p>
+      <w:pPr>
+        <w:pStyle w:val="ListParagraph"/>
+        <w:numPr>
+          <w:ilvl w:val="0"/>
+          <w:numId w:val="2"/>
+        </w:numPr>
+        <w:spacing w:after="30" w:before="30" w:line="310"/>
+      </w:pPr>
+      <w:r>
+        <w:rPr>
+          <w:rFonts w:ascii="Meiryo" w:cs="Meiryo" w:eastAsia="Meiryo" w:hAnsi="Meiryo"/>
+          <w:sz w:val="21"/>
+          <w:szCs w:val="21"/>
+        </w:rPr>
+        <w:t xml:space="preserve">日付・日額・報酬日額は「値」で保存されます。後から入力シートを変えても、保存したシートは変わりません（請求の記録として残せます）。</w:t>
+      </w:r>
+    </w:p>
+    <w:p>
+      <w:pPr>
+        <w:pStyle w:val="ListParagraph"/>
+        <w:numPr>
+          <w:ilvl w:val="0"/>
+          <w:numId w:val="2"/>
+        </w:numPr>
+        <w:spacing w:after="30" w:before="30" w:line="310"/>
+      </w:pPr>
+      <w:r>
+        <w:rPr>
+          <w:rFonts w:ascii="Meiryo" w:cs="Meiryo" w:eastAsia="Meiryo" w:hAnsi="Meiryo"/>
+          <w:sz w:val="21"/>
+          <w:szCs w:val="21"/>
+        </w:rPr>
+        <w:t xml:space="preserve">請求期間の途中で区分が変わる場合は、期間の範囲だけに切り取って集計します（図は4〜6月の例）。</w:t>
+      </w:r>
+    </w:p>
+    <w:p>
+      <w:pPr>
+        <w:spacing w:after="80" w:before="0"/>
+      </w:pPr>
+    </w:p>
+    <w:p>
+      <w:pPr>
+        <w:pStyle w:val="Heading2"/>
+        <w:keepNext/>
+        <w:pBdr>
+          <w:bottom w:val="single" w:color="1F3864" w:sz="8" w:space="2"/>
+        </w:pBdr>
+        <w:spacing w:after="80" w:before="220"/>
+      </w:pPr>
+      <w:r>
+        <w:rPr>
+          <w:rFonts w:ascii="Meiryo" w:cs="Meiryo" w:eastAsia="Meiryo" w:hAnsi="Meiryo"/>
+          <w:b/>
+          <w:bCs/>
+          <w:color w:val="1F3864"/>
+          <w:sz w:val="25"/>
+          <w:szCs w:val="25"/>
+        </w:rPr>
+        <w:t xml:space="preserve">はじめに1回だけ：マクロを取り込む</w:t>
+      </w:r>
+    </w:p>
+    <w:p>
+      <w:pPr>
+        <w:pStyle w:val="ListParagraph"/>
+        <w:numPr>
+          <w:ilvl w:val="0"/>
+          <w:numId w:val="3"/>
+        </w:numPr>
+        <w:spacing w:after="30" w:before="30" w:line="310"/>
+      </w:pPr>
+      <w:r>
+        <w:rPr>
+          <w:rFonts w:ascii="Meiryo" w:cs="Meiryo" w:eastAsia="Meiryo" w:hAnsi="Meiryo"/>
+          <w:sz w:val="21"/>
+          <w:szCs w:val="21"/>
+        </w:rPr>
+        <w:t xml:space="preserve">傷病手当金算定表_v2.xlsx を開く。</w:t>
+      </w:r>
+    </w:p>
+    <w:p>
+      <w:pPr>
+        <w:pStyle w:val="ListParagraph"/>
+        <w:numPr>
+          <w:ilvl w:val="0"/>
+          <w:numId w:val="3"/>
+        </w:numPr>
+        <w:spacing w:after="30" w:before="30" w:line="310"/>
+      </w:pPr>
+      <w:r>
+        <w:rPr>
+          <w:rFonts w:ascii="Meiryo" w:cs="Meiryo" w:eastAsia="Meiryo" w:hAnsi="Meiryo"/>
+          <w:sz w:val="21"/>
+          <w:szCs w:val="21"/>
+        </w:rPr>
+        <w:t xml:space="preserve">Alt + F11 キーで、VBE（マクロの編集画面）を開く。</w:t>
+      </w:r>
+    </w:p>
+    <w:p>
+      <w:pPr>
+        <w:pStyle w:val="ListParagraph"/>
+        <w:numPr>
+          <w:ilvl w:val="0"/>
+          <w:numId w:val="3"/>
+        </w:numPr>
+        <w:spacing w:after="30" w:before="30" w:line="310"/>
+      </w:pPr>
+      <w:r>
+        <w:rPr>
+          <w:rFonts w:ascii="Meiryo" w:cs="Meiryo" w:eastAsia="Meiryo" w:hAnsi="Meiryo"/>
+          <w:sz w:val="21"/>
+          <w:szCs w:val="21"/>
+        </w:rPr>
+        <w:t xml:space="preserve">メニュー「ファイル」→「ファイルのインポート」→ AddClaimSheet.bas を選ぶ。</w:t>
+      </w:r>
+    </w:p>
+    <w:p>
+      <w:pPr>
+        <w:pStyle w:val="ListParagraph"/>
+        <w:numPr>
+          <w:ilvl w:val="0"/>
+          <w:numId w:val="3"/>
+        </w:numPr>
+        <w:spacing w:after="30" w:before="30" w:line="310"/>
+      </w:pPr>
+      <w:r>
+        <w:rPr>
+          <w:rFonts w:ascii="Meiryo" w:cs="Meiryo" w:eastAsia="Meiryo" w:hAnsi="Meiryo"/>
+          <w:sz w:val="21"/>
+          <w:szCs w:val="21"/>
+        </w:rPr>
+        <w:t xml:space="preserve">VBEを閉じ、「名前を付けて保存」で、ファイルの種類を「Excel マクロ有効ブック（*.xlsm）」にして保存する。</w:t>
+      </w:r>
+    </w:p>
+    <w:p>
+      <w:pPr>
+        <w:pStyle w:val="ListParagraph"/>
+        <w:numPr>
+          <w:ilvl w:val="0"/>
+          <w:numId w:val="3"/>
+        </w:numPr>
+        <w:spacing w:after="30" w:before="30" w:line="310"/>
+      </w:pPr>
+      <w:r>
+        <w:rPr>
+          <w:rFonts w:ascii="Meiryo" w:cs="Meiryo" w:eastAsia="Meiryo" w:hAnsi="Meiryo"/>
+          <w:sz w:val="21"/>
+          <w:szCs w:val="21"/>
+        </w:rPr>
+        <w:t xml:space="preserve">次回からは、保存した .xlsm を開き、上部の「コンテンツの有効化」をクリックする。</w:t>
+      </w:r>
+    </w:p>
+    <w:p>
+      <w:pPr>
+        <w:spacing w:after="80" w:before="0"/>
+      </w:pPr>
+    </w:p>
+    <w:p>
+      <w:pPr>
+        <w:pStyle w:val="Heading2"/>
+        <w:keepNext/>
+        <w:pBdr>
+          <w:bottom w:val="single" w:color="1F3864" w:sz="8" w:space="2"/>
+        </w:pBdr>
+        <w:spacing w:after="80" w:before="220"/>
+      </w:pPr>
+      <w:r>
+        <w:rPr>
+          <w:rFonts w:ascii="Meiryo" w:cs="Meiryo" w:eastAsia="Meiryo" w:hAnsi="Meiryo"/>
+          <w:b/>
+          <w:bCs/>
+          <w:color w:val="1F3864"/>
+          <w:sz w:val="25"/>
+          <w:szCs w:val="25"/>
+        </w:rPr>
+        <w:t xml:space="preserve">使うたびに</w:t>
+      </w:r>
+    </w:p>
+    <w:tbl>
+      <w:tblPr>
+        <w:tblW w:type="dxa" w:w="9906"/>
+        <w:tblBorders>
+          <w:top w:val="single" w:color="auto" w:sz="4"/>
+          <w:left w:val="single" w:color="auto" w:sz="4"/>
+          <w:bottom w:val="single" w:color="auto" w:sz="4"/>
+          <w:right w:val="single" w:color="auto" w:sz="4"/>
+          <w:insideH w:val="single" w:color="auto" w:sz="4"/>
+          <w:insideV w:val="single" w:color="auto" w:sz="4"/>
+        </w:tblBorders>
+      </w:tblPr>
+      <w:tblGrid>
+        <w:gridCol w:w="1000"/>
+        <w:gridCol w:w="8906"/>
+      </w:tblGrid>
+      <w:tr>
+        <w:trPr>
+          <w:cantSplit/>
+          <w:tblHeader/>
+        </w:trPr>
+        <w:tc>
+          <w:tcPr>
+            <w:tcW w:type="dxa" w:w="1000"/>
+            <w:tcBorders>
+              <w:top w:val="single" w:color="BFBFBF" w:sz="4"/>
+              <w:left w:val="single" w:color="BFBFBF" w:sz="4"/>
+              <w:bottom w:val="single" w:color="BFBFBF" w:sz="4"/>
+              <w:right w:val="single" w:color="BFBFBF" w:sz="4"/>
+            </w:tcBorders>
+            <w:shd w:fill="1F3864" w:val="clear"/>
+            <w:tcMar>
+              <w:top w:type="dxa" w:w="60"/>
+              <w:left w:type="dxa" w:w="90"/>
+              <w:bottom w:type="dxa" w:w="60"/>
+              <w:right w:type="dxa" w:w="90"/>
+            </w:tcMar>
+            <w:vAlign w:val="center"/>
+          </w:tcPr>
+          <w:p>
+            <w:pPr>
+              <w:spacing w:after="0" w:before="0" w:line="290"/>
+              <w:jc w:val="center"/>
+            </w:pPr>
+            <w:r>
+              <w:rPr>
+                <w:rFonts w:ascii="Meiryo" w:cs="Meiryo" w:eastAsia="Meiryo" w:hAnsi="Meiryo"/>
+                <w:b/>
+                <w:bCs/>
+                <w:color w:val="FFFFFF"/>
+                <w:sz w:val="19"/>
+                <w:szCs w:val="19"/>
+              </w:rPr>
+              <w:t xml:space="preserve">手順</w:t>
+            </w:r>
+          </w:p>
+        </w:tc>
+        <w:tc>
+          <w:tcPr>
+            <w:tcW w:type="dxa" w:w="8906"/>
+            <w:tcBorders>
+              <w:top w:val="single" w:color="BFBFBF" w:sz="4"/>
+              <w:left w:val="single" w:color="BFBFBF" w:sz="4"/>
+              <w:bottom w:val="single" w:color="BFBFBF" w:sz="4"/>
+              <w:right w:val="single" w:color="BFBFBF" w:sz="4"/>
+            </w:tcBorders>
+            <w:shd w:fill="1F3864" w:val="clear"/>
+            <w:tcMar>
+              <w:top w:type="dxa" w:w="60"/>
+              <w:left w:type="dxa" w:w="90"/>
+              <w:bottom w:type="dxa" w:w="60"/>
+              <w:right w:type="dxa" w:w="90"/>
+            </w:tcMar>
+            <w:vAlign w:val="center"/>
+          </w:tcPr>
+          <w:p>
+            <w:pPr>
+              <w:spacing w:after="0" w:before="0" w:line="290"/>
+              <w:jc w:val="left"/>
+            </w:pPr>
+            <w:r>
+              <w:rPr>
+                <w:rFonts w:ascii="Meiryo" w:cs="Meiryo" w:eastAsia="Meiryo" w:hAnsi="Meiryo"/>
+                <w:b/>
+                <w:bCs/>
+                <w:color w:val="FFFFFF"/>
+                <w:sz w:val="19"/>
+                <w:szCs w:val="19"/>
+              </w:rPr>
+              <w:t xml:space="preserve">やること</w:t>
+            </w:r>
+          </w:p>
+        </w:tc>
+      </w:tr>
+      <w:tr>
+        <w:trPr>
+          <w:cantSplit/>
+        </w:trPr>
+        <w:tc>
+          <w:tcPr>
+            <w:tcW w:type="dxa" w:w="1000"/>
+            <w:tcBorders>
+              <w:top w:val="single" w:color="BFBFBF" w:sz="4"/>
+              <w:left w:val="single" w:color="BFBFBF" w:sz="4"/>
+              <w:bottom w:val="single" w:color="BFBFBF" w:sz="4"/>
+              <w:right w:val="single" w:color="BFBFBF" w:sz="4"/>
+            </w:tcBorders>
+            <w:tcMar>
+              <w:top w:type="dxa" w:w="60"/>
+              <w:left w:type="dxa" w:w="90"/>
+              <w:bottom w:type="dxa" w:w="60"/>
+              <w:right w:type="dxa" w:w="90"/>
+            </w:tcMar>
+            <w:vAlign w:val="center"/>
+          </w:tcPr>
+          <w:p>
+            <w:pPr>
+              <w:spacing w:after="0" w:before="0" w:line="290"/>
+              <w:jc w:val="center"/>
+            </w:pPr>
+            <w:r>
+              <w:rPr>
+                <w:rFonts w:ascii="Meiryo" w:cs="Meiryo" w:eastAsia="Meiryo" w:hAnsi="Meiryo"/>
+                <w:b/>
+                <w:bCs/>
+                <w:color w:val="1F3864"/>
+                <w:sz w:val="21"/>
+                <w:szCs w:val="21"/>
+              </w:rPr>
+              <w:t xml:space="preserve">1</w:t>
+            </w:r>
+          </w:p>
+        </w:tc>
+        <w:tc>
+          <w:tcPr>
+            <w:tcW w:type="dxa" w:w="8906"/>
+            <w:tcBorders>
+              <w:top w:val="single" w:color="BFBFBF" w:sz="4"/>
+              <w:left w:val="single" w:color="BFBFBF" w:sz="4"/>
+              <w:bottom w:val="single" w:color="BFBFBF" w:sz="4"/>
+              <w:right w:val="single" w:color="BFBFBF" w:sz="4"/>
+            </w:tcBorders>
+            <w:tcMar>
+              <w:top w:type="dxa" w:w="60"/>
+              <w:left w:type="dxa" w:w="90"/>
+              <w:bottom w:type="dxa" w:w="60"/>
+              <w:right w:type="dxa" w:w="90"/>
+            </w:tcMar>
+            <w:vAlign w:val="center"/>
+          </w:tcPr>
+          <w:p>
+            <w:pPr>
+              <w:spacing w:after="0" w:before="0" w:line="290"/>
+              <w:jc w:val="left"/>
+            </w:pPr>
+            <w:r>
+              <w:rPr>
+                <w:rFonts w:ascii="Meiryo" w:cs="Meiryo" w:eastAsia="Meiryo" w:hAnsi="Meiryo"/>
+                <w:b w:val="false"/>
+                <w:bCs w:val="false"/>
+                <w:sz w:val="19"/>
+                <w:szCs w:val="19"/>
+              </w:rPr>
+              <w:t xml:space="preserve">入力シートの「請求期間（始）」「請求期間（終）」に日付を入れる（例：2025/4/1 と 2025/6/30）</w:t>
+            </w:r>
+          </w:p>
+        </w:tc>
+      </w:tr>
+      <w:tr>
+        <w:trPr>
+          <w:cantSplit/>
+        </w:trPr>
+        <w:tc>
+          <w:tcPr>
+            <w:tcW w:type="dxa" w:w="1000"/>
+            <w:tcBorders>
+              <w:top w:val="single" w:color="BFBFBF" w:sz="4"/>
+              <w:left w:val="single" w:color="BFBFBF" w:sz="4"/>
+              <w:bottom w:val="single" w:color="BFBFBF" w:sz="4"/>
+              <w:right w:val="single" w:color="BFBFBF" w:sz="4"/>
+            </w:tcBorders>
+            <w:tcMar>
+              <w:top w:type="dxa" w:w="60"/>
+              <w:left w:type="dxa" w:w="90"/>
+              <w:bottom w:type="dxa" w:w="60"/>
+              <w:right w:type="dxa" w:w="90"/>
+            </w:tcMar>
+            <w:vAlign w:val="center"/>
+          </w:tcPr>
+          <w:p>
+            <w:pPr>
+              <w:spacing w:after="0" w:before="0" w:line="290"/>
+              <w:jc w:val="center"/>
+            </w:pPr>
+            <w:r>
+              <w:rPr>
+                <w:rFonts w:ascii="Meiryo" w:cs="Meiryo" w:eastAsia="Meiryo" w:hAnsi="Meiryo"/>
+                <w:b/>
+                <w:bCs/>
+                <w:color w:val="1F3864"/>
+                <w:sz w:val="21"/>
+                <w:szCs w:val="21"/>
+              </w:rPr>
+              <w:t xml:space="preserve">2</w:t>
+            </w:r>
+          </w:p>
+        </w:tc>
+        <w:tc>
+          <w:tcPr>
+            <w:tcW w:type="dxa" w:w="8906"/>
+            <w:tcBorders>
+              <w:top w:val="single" w:color="BFBFBF" w:sz="4"/>
+              <w:left w:val="single" w:color="BFBFBF" w:sz="4"/>
+              <w:bottom w:val="single" w:color="BFBFBF" w:sz="4"/>
+              <w:right w:val="single" w:color="BFBFBF" w:sz="4"/>
+            </w:tcBorders>
+            <w:tcMar>
+              <w:top w:type="dxa" w:w="60"/>
+              <w:left w:type="dxa" w:w="90"/>
+              <w:bottom w:type="dxa" w:w="60"/>
+              <w:right w:type="dxa" w:w="90"/>
+            </w:tcMar>
+            <w:vAlign w:val="center"/>
+          </w:tcPr>
+          <w:p>
+            <w:pPr>
+              <w:spacing w:after="0" w:before="0" w:line="290"/>
+              <w:jc w:val="left"/>
+            </w:pPr>
+            <w:r>
+              <w:rPr>
+                <w:rFonts w:ascii="Meiryo" w:cs="Meiryo" w:eastAsia="Meiryo" w:hAnsi="Meiryo"/>
+                <w:b w:val="false"/>
+                <w:bCs w:val="false"/>
+                <w:sz w:val="19"/>
+                <w:szCs w:val="19"/>
+              </w:rPr>
+              <w:t xml:space="preserve">Alt + F8 キーを押し、「AddClaimSheet」を選んで「実行」</w:t>
+            </w:r>
+          </w:p>
+        </w:tc>
+      </w:tr>
+      <w:tr>
+        <w:trPr>
+          <w:cantSplit/>
+        </w:trPr>
+        <w:tc>
+          <w:tcPr>
+            <w:tcW w:type="dxa" w:w="1000"/>
+            <w:tcBorders>
+              <w:top w:val="single" w:color="BFBFBF" w:sz="4"/>
+              <w:left w:val="single" w:color="BFBFBF" w:sz="4"/>
+              <w:bottom w:val="single" w:color="BFBFBF" w:sz="4"/>
+              <w:right w:val="single" w:color="BFBFBF" w:sz="4"/>
+            </w:tcBorders>
+            <w:tcMar>
+              <w:top w:type="dxa" w:w="60"/>
+              <w:left w:type="dxa" w:w="90"/>
+              <w:bottom w:type="dxa" w:w="60"/>
+              <w:right w:type="dxa" w:w="90"/>
+            </w:tcMar>
+            <w:vAlign w:val="center"/>
+          </w:tcPr>
+          <w:p>
+            <w:pPr>
+              <w:spacing w:after="0" w:before="0" w:line="290"/>
+              <w:jc w:val="center"/>
+            </w:pPr>
+            <w:r>
+              <w:rPr>
+                <w:rFonts w:ascii="Meiryo" w:cs="Meiryo" w:eastAsia="Meiryo" w:hAnsi="Meiryo"/>
+                <w:b/>
+                <w:bCs/>
+                <w:color w:val="1F3864"/>
+                <w:sz w:val="21"/>
+                <w:szCs w:val="21"/>
+              </w:rPr>
+              <w:t xml:space="preserve">3</w:t>
+            </w:r>
+          </w:p>
+        </w:tc>
+        <w:tc>
+          <w:tcPr>
+            <w:tcW w:type="dxa" w:w="8906"/>
+            <w:tcBorders>
+              <w:top w:val="single" w:color="BFBFBF" w:sz="4"/>
+              <w:left w:val="single" w:color="BFBFBF" w:sz="4"/>
+              <w:bottom w:val="single" w:color="BFBFBF" w:sz="4"/>
+              <w:right w:val="single" w:color="BFBFBF" w:sz="4"/>
+            </w:tcBorders>
+            <w:tcMar>
+              <w:top w:type="dxa" w:w="60"/>
+              <w:left w:type="dxa" w:w="90"/>
+              <w:bottom w:type="dxa" w:w="60"/>
+              <w:right w:type="dxa" w:w="90"/>
+            </w:tcMar>
+            <w:vAlign w:val="center"/>
+          </w:tcPr>
+          <w:p>
+            <w:pPr>
+              <w:spacing w:after="0" w:before="0" w:line="290"/>
+              <w:jc w:val="left"/>
+            </w:pPr>
+            <w:r>
+              <w:rPr>
+                <w:rFonts w:ascii="Meiryo" w:cs="Meiryo" w:eastAsia="Meiryo" w:hAnsi="Meiryo"/>
+                <w:b w:val="false"/>
+                <w:bCs w:val="false"/>
+                <w:sz w:val="19"/>
+                <w:szCs w:val="19"/>
+              </w:rPr>
+              <w:t xml:space="preserve">「請求シートを追加しました。」と出たら、新しいシートを確認・印刷</w:t>
+            </w:r>
+          </w:p>
+        </w:tc>
+      </w:tr>
+    </w:tbl>
+    <w:p>
+      <w:pPr>
+        <w:spacing w:after="80" w:before="0"/>
+      </w:pPr>
+    </w:p>
+    <w:p>
+      <w:pPr>
+        <w:pStyle w:val="Heading2"/>
+        <w:keepNext/>
+        <w:pBdr>
+          <w:bottom w:val="single" w:color="1F3864" w:sz="8" w:space="2"/>
+        </w:pBdr>
+        <w:spacing w:after="80" w:before="220"/>
+      </w:pPr>
+      <w:r>
+        <w:rPr>
+          <w:rFonts w:ascii="Meiryo" w:cs="Meiryo" w:eastAsia="Meiryo" w:hAnsi="Meiryo"/>
+          <w:b/>
+          <w:bCs/>
+          <w:color w:val="1F3864"/>
+          <w:sz w:val="25"/>
+          <w:szCs w:val="25"/>
+        </w:rPr>
+        <w:t xml:space="preserve">直したいとき（メンテナンス）</w:t>
+      </w:r>
+    </w:p>
+    <w:tbl>
+      <w:tblPr>
+        <w:tblW w:type="dxa" w:w="9906"/>
+        <w:tblBorders>
+          <w:top w:val="single" w:color="auto" w:sz="4"/>
+          <w:left w:val="single" w:color="auto" w:sz="4"/>
+          <w:bottom w:val="single" w:color="auto" w:sz="4"/>
+          <w:right w:val="single" w:color="auto" w:sz="4"/>
+          <w:insideH w:val="single" w:color="auto" w:sz="4"/>
+          <w:insideV w:val="single" w:color="auto" w:sz="4"/>
+        </w:tblBorders>
+      </w:tblPr>
+      <w:tblGrid>
+        <w:gridCol w:w="3300"/>
+        <w:gridCol w:w="6606"/>
+      </w:tblGrid>
+      <w:tr>
+        <w:trPr>
+          <w:cantSplit/>
+          <w:tblHeader/>
+        </w:trPr>
+        <w:tc>
+          <w:tcPr>
+            <w:tcW w:type="dxa" w:w="3300"/>
+            <w:tcBorders>
+              <w:top w:val="single" w:color="BFBFBF" w:sz="4"/>
+              <w:left w:val="single" w:color="BFBFBF" w:sz="4"/>
+              <w:bottom w:val="single" w:color="BFBFBF" w:sz="4"/>
+              <w:right w:val="single" w:color="BFBFBF" w:sz="4"/>
+            </w:tcBorders>
+            <w:shd w:fill="1F3864" w:val="clear"/>
+            <w:tcMar>
+              <w:top w:type="dxa" w:w="60"/>
+              <w:left w:type="dxa" w:w="90"/>
+              <w:bottom w:type="dxa" w:w="60"/>
+              <w:right w:type="dxa" w:w="90"/>
+            </w:tcMar>
+            <w:vAlign w:val="center"/>
+          </w:tcPr>
+          <w:p>
+            <w:pPr>
+              <w:spacing w:after="0" w:before="0" w:line="290"/>
+              <w:jc w:val="left"/>
+            </w:pPr>
+            <w:r>
+              <w:rPr>
+                <w:rFonts w:ascii="Meiryo" w:cs="Meiryo" w:eastAsia="Meiryo" w:hAnsi="Meiryo"/>
+                <w:b/>
+                <w:bCs/>
+                <w:color w:val="FFFFFF"/>
+                <w:sz w:val="19"/>
+                <w:szCs w:val="19"/>
+              </w:rPr>
+              <w:t xml:space="preserve">直したいこと</w:t>
+            </w:r>
+          </w:p>
+        </w:tc>
+        <w:tc>
+          <w:tcPr>
+            <w:tcW w:type="dxa" w:w="6606"/>
+            <w:tcBorders>
+              <w:top w:val="single" w:color="BFBFBF" w:sz="4"/>
+              <w:left w:val="single" w:color="BFBFBF" w:sz="4"/>
+              <w:bottom w:val="single" w:color="BFBFBF" w:sz="4"/>
+              <w:right w:val="single" w:color="BFBFBF" w:sz="4"/>
+            </w:tcBorders>
+            <w:shd w:fill="1F3864" w:val="clear"/>
+            <w:tcMar>
+              <w:top w:type="dxa" w:w="60"/>
+              <w:left w:type="dxa" w:w="90"/>
+              <w:bottom w:type="dxa" w:w="60"/>
+              <w:right w:type="dxa" w:w="90"/>
+            </w:tcMar>
+            <w:vAlign w:val="center"/>
+          </w:tcPr>
+          <w:p>
+            <w:pPr>
+              <w:spacing w:after="0" w:before="0" w:line="290"/>
+              <w:jc w:val="left"/>
+            </w:pPr>
+            <w:r>
+              <w:rPr>
+                <w:rFonts w:ascii="Meiryo" w:cs="Meiryo" w:eastAsia="Meiryo" w:hAnsi="Meiryo"/>
+                <w:b/>
+                <w:bCs/>
+                <w:color w:val="FFFFFF"/>
+                <w:sz w:val="19"/>
+                <w:szCs w:val="19"/>
+              </w:rPr>
+              <w:t xml:space="preserve">直す場所</w:t>
+            </w:r>
+          </w:p>
+        </w:tc>
+      </w:tr>
+      <w:tr>
+        <w:trPr>
+          <w:cantSplit/>
+        </w:trPr>
+        <w:tc>
+          <w:tcPr>
+            <w:tcW w:type="dxa" w:w="3300"/>
+            <w:tcBorders>
+              <w:top w:val="single" w:color="BFBFBF" w:sz="4"/>
+              <w:left w:val="single" w:color="BFBFBF" w:sz="4"/>
+              <w:bottom w:val="single" w:color="BFBFBF" w:sz="4"/>
+              <w:right w:val="single" w:color="BFBFBF" w:sz="4"/>
+            </w:tcBorders>
+            <w:tcMar>
+              <w:top w:type="dxa" w:w="60"/>
+              <w:left w:type="dxa" w:w="90"/>
+              <w:bottom w:type="dxa" w:w="60"/>
+              <w:right w:type="dxa" w:w="90"/>
+            </w:tcMar>
+            <w:vAlign w:val="center"/>
+          </w:tcPr>
+          <w:p>
+            <w:pPr>
+              <w:spacing w:after="0" w:before="0" w:line="290"/>
+              <w:jc w:val="left"/>
+            </w:pPr>
+            <w:r>
+              <w:rPr>
+                <w:rFonts w:ascii="Meiryo" w:cs="Meiryo" w:eastAsia="Meiryo" w:hAnsi="Meiryo"/>
+                <w:b/>
+                <w:bCs/>
+                <w:sz w:val="21"/>
+                <w:szCs w:val="21"/>
+              </w:rPr>
+              <w:t xml:space="preserve">メッセージの文言、シート名の先頭（請求_）</w:t>
+            </w:r>
+          </w:p>
+        </w:tc>
+        <w:tc>
+          <w:tcPr>
+            <w:tcW w:type="dxa" w:w="6606"/>
+            <w:tcBorders>
+              <w:top w:val="single" w:color="BFBFBF" w:sz="4"/>
+              <w:left w:val="single" w:color="BFBFBF" w:sz="4"/>
+              <w:bottom w:val="single" w:color="BFBFBF" w:sz="4"/>
+              <w:right w:val="single" w:color="BFBFBF" w:sz="4"/>
+            </w:tcBorders>
+            <w:tcMar>
+              <w:top w:type="dxa" w:w="60"/>
+              <w:left w:type="dxa" w:w="90"/>
+              <w:bottom w:type="dxa" w:w="60"/>
+              <w:right w:type="dxa" w:w="90"/>
+            </w:tcMar>
+            <w:vAlign w:val="center"/>
+          </w:tcPr>
+          <w:p>
+            <w:pPr>
+              <w:spacing w:after="0" w:before="0" w:line="290"/>
+              <w:jc w:val="left"/>
+            </w:pPr>
+            <w:r>
+              <w:rPr>
+                <w:rFonts w:ascii="Meiryo" w:cs="Meiryo" w:eastAsia="Meiryo" w:hAnsi="Meiryo"/>
+                <w:b w:val="false"/>
+                <w:bCs w:val="false"/>
+                <w:sz w:val="19"/>
+                <w:szCs w:val="19"/>
+              </w:rPr>
+              <w:t xml:space="preserve">「設定」シートのセルを直す（マクロの中身は触らない）</w:t>
+            </w:r>
+          </w:p>
+        </w:tc>
+      </w:tr>
+      <w:tr>
+        <w:trPr>
+          <w:cantSplit/>
+        </w:trPr>
+        <w:tc>
+          <w:tcPr>
+            <w:tcW w:type="dxa" w:w="3300"/>
+            <w:tcBorders>
+              <w:top w:val="single" w:color="BFBFBF" w:sz="4"/>
+              <w:left w:val="single" w:color="BFBFBF" w:sz="4"/>
+              <w:bottom w:val="single" w:color="BFBFBF" w:sz="4"/>
+              <w:right w:val="single" w:color="BFBFBF" w:sz="4"/>
+            </w:tcBorders>
+            <w:tcMar>
+              <w:top w:type="dxa" w:w="60"/>
+              <w:left w:type="dxa" w:w="90"/>
+              <w:bottom w:type="dxa" w:w="60"/>
+              <w:right w:type="dxa" w:w="90"/>
+            </w:tcMar>
+            <w:vAlign w:val="center"/>
+          </w:tcPr>
+          <w:p>
+            <w:pPr>
+              <w:spacing w:after="0" w:before="0" w:line="290"/>
+              <w:jc w:val="left"/>
+            </w:pPr>
+            <w:r>
+              <w:rPr>
+                <w:rFonts w:ascii="Meiryo" w:cs="Meiryo" w:eastAsia="Meiryo" w:hAnsi="Meiryo"/>
+                <w:b/>
+                <w:bCs/>
+                <w:sz w:val="21"/>
+                <w:szCs w:val="21"/>
+              </w:rPr>
+              <w:t xml:space="preserve">請求シートの見た目・文言・列幅</w:t>
+            </w:r>
+          </w:p>
+        </w:tc>
+        <w:tc>
+          <w:tcPr>
+            <w:tcW w:type="dxa" w:w="6606"/>
+            <w:tcBorders>
+              <w:top w:val="single" w:color="BFBFBF" w:sz="4"/>
+              <w:left w:val="single" w:color="BFBFBF" w:sz="4"/>
+              <w:bottom w:val="single" w:color="BFBFBF" w:sz="4"/>
+              <w:right w:val="single" w:color="BFBFBF" w:sz="4"/>
+            </w:tcBorders>
+            <w:tcMar>
+              <w:top w:type="dxa" w:w="60"/>
+              <w:left w:type="dxa" w:w="90"/>
+              <w:bottom w:type="dxa" w:w="60"/>
+              <w:right w:type="dxa" w:w="90"/>
+            </w:tcMar>
+            <w:vAlign w:val="center"/>
+          </w:tcPr>
+          <w:p>
+            <w:pPr>
+              <w:spacing w:after="0" w:before="0" w:line="290"/>
+              <w:jc w:val="left"/>
+            </w:pPr>
+            <w:r>
+              <w:rPr>
+                <w:rFonts w:ascii="Meiryo" w:cs="Meiryo" w:eastAsia="Meiryo" w:hAnsi="Meiryo"/>
+                <w:b w:val="false"/>
+                <w:bCs w:val="false"/>
+                <w:sz w:val="19"/>
+                <w:szCs w:val="19"/>
+              </w:rPr>
+              <w:t xml:space="preserve">「請求シート雛形」シートを直す（マクロはこのシートを複写します）</w:t>
+            </w:r>
+          </w:p>
+        </w:tc>
+      </w:tr>
+      <w:tr>
+        <w:trPr>
+          <w:cantSplit/>
+        </w:trPr>
+        <w:tc>
+          <w:tcPr>
+            <w:tcW w:type="dxa" w:w="3300"/>
+            <w:tcBorders>
+              <w:top w:val="single" w:color="BFBFBF" w:sz="4"/>
+              <w:left w:val="single" w:color="BFBFBF" w:sz="4"/>
+              <w:bottom w:val="single" w:color="BFBFBF" w:sz="4"/>
+              <w:right w:val="single" w:color="BFBFBF" w:sz="4"/>
+            </w:tcBorders>
+            <w:tcMar>
+              <w:top w:type="dxa" w:w="60"/>
+              <w:left w:type="dxa" w:w="90"/>
+              <w:bottom w:type="dxa" w:w="60"/>
+              <w:right w:type="dxa" w:w="90"/>
+            </w:tcMar>
+            <w:vAlign w:val="center"/>
+          </w:tcPr>
+          <w:p>
+            <w:pPr>
+              <w:spacing w:after="0" w:before="0" w:line="290"/>
+              <w:jc w:val="left"/>
+            </w:pPr>
+            <w:r>
+              <w:rPr>
+                <w:rFonts w:ascii="Meiryo" w:cs="Meiryo" w:eastAsia="Meiryo" w:hAnsi="Meiryo"/>
+                <w:b/>
+                <w:bCs/>
+                <w:sz w:val="21"/>
+                <w:szCs w:val="21"/>
+              </w:rPr>
+              <w:t xml:space="preserve">請求期間などの入力セルの場所を変えた</w:t>
+            </w:r>
+          </w:p>
+        </w:tc>
+        <w:tc>
+          <w:tcPr>
+            <w:tcW w:type="dxa" w:w="6606"/>
+            <w:tcBorders>
+              <w:top w:val="single" w:color="BFBFBF" w:sz="4"/>
+              <w:left w:val="single" w:color="BFBFBF" w:sz="4"/>
+              <w:bottom w:val="single" w:color="BFBFBF" w:sz="4"/>
+              <w:right w:val="single" w:color="BFBFBF" w:sz="4"/>
+            </w:tcBorders>
+            <w:tcMar>
+              <w:top w:type="dxa" w:w="60"/>
+              <w:left w:type="dxa" w:w="90"/>
+              <w:bottom w:type="dxa" w:w="60"/>
+              <w:right w:type="dxa" w:w="90"/>
+            </w:tcMar>
+            <w:vAlign w:val="center"/>
+          </w:tcPr>
+          <w:p>
+            <w:pPr>
+              <w:spacing w:after="0" w:before="0" w:line="290"/>
+              <w:jc w:val="left"/>
+            </w:pPr>
+            <w:r>
+              <w:rPr>
+                <w:rFonts w:ascii="Meiryo" w:cs="Meiryo" w:eastAsia="Meiryo" w:hAnsi="Meiryo"/>
+                <w:b w:val="false"/>
+                <w:bCs w:val="false"/>
+                <w:sz w:val="19"/>
+                <w:szCs w:val="19"/>
+              </w:rPr>
+              <w:t xml:space="preserve">数式タブ →「名前の管理」で、CLAIM_FROM・CLAIM_TO などの参照先を直す（行を挿入しただけなら自動で追従）</w:t>
+            </w:r>
+          </w:p>
+        </w:tc>
+      </w:tr>
+      <w:tr>
+        <w:trPr>
+          <w:cantSplit/>
+        </w:trPr>
+        <w:tc>
+          <w:tcPr>
+            <w:tcW w:type="dxa" w:w="3300"/>
+            <w:tcBorders>
+              <w:top w:val="single" w:color="BFBFBF" w:sz="4"/>
+              <w:left w:val="single" w:color="BFBFBF" w:sz="4"/>
+              <w:bottom w:val="single" w:color="BFBFBF" w:sz="4"/>
+              <w:right w:val="single" w:color="BFBFBF" w:sz="4"/>
+            </w:tcBorders>
+            <w:tcMar>
+              <w:top w:type="dxa" w:w="60"/>
+              <w:left w:type="dxa" w:w="90"/>
+              <w:bottom w:type="dxa" w:w="60"/>
+              <w:right w:type="dxa" w:w="90"/>
+            </w:tcMar>
+            <w:vAlign w:val="center"/>
+          </w:tcPr>
+          <w:p>
+            <w:pPr>
+              <w:spacing w:after="0" w:before="0" w:line="290"/>
+              <w:jc w:val="left"/>
+            </w:pPr>
+            <w:r>
+              <w:rPr>
+                <w:rFonts w:ascii="Meiryo" w:cs="Meiryo" w:eastAsia="Meiryo" w:hAnsi="Meiryo"/>
+                <w:b/>
+                <w:bCs/>
+                <w:sz w:val="21"/>
+                <w:szCs w:val="21"/>
+              </w:rPr>
+              <w:t xml:space="preserve">雛形の明細の行数・開始行を変えた</w:t>
+            </w:r>
+          </w:p>
+        </w:tc>
+        <w:tc>
+          <w:tcPr>
+            <w:tcW w:type="dxa" w:w="6606"/>
+            <w:tcBorders>
+              <w:top w:val="single" w:color="BFBFBF" w:sz="4"/>
+              <w:left w:val="single" w:color="BFBFBF" w:sz="4"/>
+              <w:bottom w:val="single" w:color="BFBFBF" w:sz="4"/>
+              <w:right w:val="single" w:color="BFBFBF" w:sz="4"/>
+            </w:tcBorders>
+            <w:tcMar>
+              <w:top w:type="dxa" w:w="60"/>
+              <w:left w:type="dxa" w:w="90"/>
+              <w:bottom w:type="dxa" w:w="60"/>
+              <w:right w:type="dxa" w:w="90"/>
+            </w:tcMar>
+            <w:vAlign w:val="center"/>
+          </w:tcPr>
+          <w:p>
+            <w:pPr>
+              <w:spacing w:after="0" w:before="0" w:line="290"/>
+              <w:jc w:val="left"/>
+            </w:pPr>
+            <w:r>
+              <w:rPr>
+                <w:rFonts w:ascii="Meiryo" w:cs="Meiryo" w:eastAsia="Meiryo" w:hAnsi="Meiryo"/>
+                <w:b w:val="false"/>
+                <w:bCs w:val="false"/>
+                <w:sz w:val="19"/>
+                <w:szCs w:val="19"/>
+              </w:rPr>
+              <w:t xml:space="preserve">「設定」シートの B12（開始行）・B13（行数）を直す</w:t>
+            </w:r>
+          </w:p>
+        </w:tc>
+      </w:tr>
+    </w:tbl>
+    <w:p>
+      <w:pPr>
+        <w:spacing w:after="80" w:before="0"/>
+      </w:pPr>
+    </w:p>
+    <w:tbl>
+      <w:tblPr>
+        <w:tblW w:type="dxa" w:w="9906"/>
+        <w:tblBorders>
+          <w:top w:val="single" w:color="auto" w:sz="4"/>
+          <w:left w:val="single" w:color="auto" w:sz="4"/>
+          <w:bottom w:val="single" w:color="auto" w:sz="4"/>
+          <w:right w:val="single" w:color="auto" w:sz="4"/>
+          <w:insideH w:val="single" w:color="auto" w:sz="4"/>
+          <w:insideV w:val="single" w:color="auto" w:sz="4"/>
+        </w:tblBorders>
+      </w:tblPr>
+      <w:tblGrid>
+        <w:gridCol w:w="9906"/>
+      </w:tblGrid>
+      <w:tr>
+        <w:trPr>
+          <w:cantSplit/>
+        </w:trPr>
+        <w:tc>
+          <w:tcPr>
+            <w:tcW w:type="dxa" w:w="9906"/>
+            <w:tcBorders>
+              <w:top w:val="none" w:color="FFFFFF" w:sz="0"/>
+              <w:left w:val="single" w:color="C00000" w:sz="36"/>
+              <w:bottom w:val="none" w:color="FFFFFF" w:sz="0"/>
+              <w:right w:val="none" w:color="FFFFFF" w:sz="0"/>
+            </w:tcBorders>
+            <w:shd w:fill="FFF2CC" w:val="clear"/>
+            <w:tcMar>
+              <w:top w:type="dxa" w:w="100"/>
+              <w:left w:type="dxa" w:w="200"/>
+              <w:bottom w:type="dxa" w:w="100"/>
+              <w:right w:type="dxa" w:w="160"/>
+            </w:tcMar>
+          </w:tcPr>
+          <w:p>
+            <w:pPr>
+              <w:spacing w:after="40" w:before="0" w:line="320"/>
+            </w:pPr>
+            <w:r>
+              <w:rPr>
+                <w:rFonts w:ascii="Meiryo" w:cs="Meiryo" w:eastAsia="Meiryo" w:hAnsi="Meiryo"/>
+                <w:b/>
+                <w:bCs/>
+                <w:color w:val="C00000"/>
+                <w:sz w:val="21"/>
+                <w:szCs w:val="21"/>
+              </w:rPr>
+              <w:t xml:space="preserve">注意</w:t>
+            </w:r>
+          </w:p>
+          <w:p>
+            <w:pPr>
+              <w:spacing w:after="20" w:before="20" w:line="320"/>
+            </w:pPr>
+            <w:r>
+              <w:rPr>
+                <w:rFonts w:ascii="Meiryo" w:cs="Meiryo" w:eastAsia="Meiryo" w:hAnsi="Meiryo"/>
+                <w:sz w:val="21"/>
+                <w:szCs w:val="21"/>
+              </w:rPr>
+              <w:t xml:space="preserve">マクロはセキュリティの警告が出ることがあります。ファイルを置いた場所を「信頼できる場所」にするか、ファイルのプロパティで「許可する」にチェックを入れてください。</w:t>
+            </w:r>
+          </w:p>
+          <w:p>
+            <w:pPr>
+              <w:spacing w:after="20" w:before="20" w:line="320"/>
+            </w:pPr>
+            <w:r>
+              <w:rPr>
+                <w:rFonts w:ascii="Meiryo" w:cs="Meiryo" w:eastAsia="Meiryo" w:hAnsi="Meiryo"/>
+                <w:sz w:val="21"/>
+                <w:szCs w:val="21"/>
+              </w:rPr>
+              <w:t xml:space="preserve">「請求期間が未入力」「該当する行がありません」と出たら、入力した日付と算定表の期間を確認してください。</w:t>
+            </w:r>
+          </w:p>
+          <w:p>
+            <w:pPr>
+              <w:spacing w:after="20" w:before="20" w:line="320"/>
+            </w:pPr>
+            <w:r>
+              <w:rPr>
+                <w:rFonts w:ascii="Meiryo" w:cs="Meiryo" w:eastAsia="Meiryo" w:hAnsi="Meiryo"/>
+                <w:b/>
+                <w:bCs/>
+                <w:color w:val="C00000"/>
+                <w:sz w:val="21"/>
+                <w:szCs w:val="21"/>
+              </w:rPr>
+              <w:t xml:space="preserve">このマクロは、LibreOfficeで動作確認したものです。Excelでの動作は、お手元のExcelで試して確認してください。</w:t>
+            </w:r>
+          </w:p>
+        </w:tc>
+      </w:tr>
+    </w:tbl>
+    <w:p>
+      <w:pPr>
         <w:pStyle w:val="Heading1"/>
         <w:keepNext/>
         <w:shd w:fill="1F3864" w:val="clear"/>
@@ -9119,7 +12289,7 @@
                 <w:sz w:val="19"/>
                 <w:szCs w:val="19"/>
               </w:rPr>
-              <w:t xml:space="preserve">法定（1年6か月）＋ 附加（6か月）＝ 最長2年</w:t>
+              <w:t xml:space="preserve">法定（1年6か月）＋ 附加（6か月）＝ 最長2年（出勤期間があれば、その分延びる）</w:t>
             </w:r>
           </w:p>
         </w:tc>
@@ -9298,7 +12468,7 @@
         <w:pStyle w:val="ListParagraph"/>
         <w:numPr>
           <w:ilvl w:val="0"/>
-          <w:numId w:val="3"/>
+          <w:numId w:val="4"/>
         </w:numPr>
         <w:spacing w:after="30" w:before="30" w:line="310"/>
       </w:pPr>
@@ -9316,7 +12486,7 @@
         <w:pStyle w:val="ListParagraph"/>
         <w:numPr>
           <w:ilvl w:val="0"/>
-          <w:numId w:val="3"/>
+          <w:numId w:val="4"/>
         </w:numPr>
         <w:spacing w:after="30" w:before="30" w:line="310"/>
       </w:pPr>
@@ -9352,7 +12522,7 @@
         <w:pStyle w:val="ListParagraph"/>
         <w:numPr>
           <w:ilvl w:val="0"/>
-          <w:numId w:val="3"/>
+          <w:numId w:val="4"/>
         </w:numPr>
         <w:spacing w:after="30" w:before="30" w:line="310"/>
       </w:pPr>
@@ -9432,7 +12602,7 @@
                 <w:sz w:val="21"/>
                 <w:szCs w:val="21"/>
               </w:rPr>
-              <w:t xml:space="preserve">退職日 2025/6/30・附加「有」 → 法定のみ（附加の開始前に退職）。差引支給額の合計は 186,662円</w:t>
+              <w:t xml:space="preserve">退職日 2025/6/30・附加「有」 → 法定のみ（附加の開始前に退職）。差引支給額の合計は 614,029円</w:t>
             </w:r>
           </w:p>
           <w:p>
@@ -9445,7 +12615,7 @@
                 <w:sz w:val="21"/>
                 <w:szCs w:val="21"/>
               </w:rPr>
-              <w:t xml:space="preserve">退職日 2026/3/31・附加「有」 → 附加は2026/3/31まで。附加分の合計は 484,100円</w:t>
+              <w:t xml:space="preserve">退職日 2026/3/31・附加「有」 → 附加は2026/3/31まで。附加分の合計は 550,840円（法定は614,029円）</w:t>
             </w:r>
           </w:p>
           <w:p>
@@ -9718,7 +12888,7 @@
                 <w:sz w:val="19"/>
                 <w:szCs w:val="19"/>
               </w:rPr>
-              <w:t xml:space="preserve">報酬が多いと支給はありませんが、その分、支給期間を延長する運用はこの表では計算しません（マニュアル2①）</w:t>
+              <w:t xml:space="preserve">報酬が多いと支給はありませんが、その分、支給期間を延長する運用はこの表では計算しません（マニュアル2①）。出勤による延長だけが自動で反映されます</w:t>
             </w:r>
           </w:p>
         </w:tc>
@@ -9874,6 +13044,7 @@
       <w:pPr>
         <w:pStyle w:val="Heading1"/>
         <w:keepNext/>
+        <w:pageBreakBefore/>
         <w:shd w:fill="1F3864" w:val="clear"/>
         <w:spacing w:after="140" w:before="320"/>
       </w:pPr>
@@ -10090,7 +13261,7 @@
                 <w:sz w:val="21"/>
                 <w:szCs w:val="21"/>
               </w:rPr>
-              <w:t xml:space="preserve">基幹の日額と合わない</w:t>
+              <w:t xml:space="preserve">日額がどの月も同じ</w:t>
             </w:r>
           </w:p>
         </w:tc>
@@ -10124,7 +13295,7 @@
                 <w:sz w:val="19"/>
                 <w:szCs w:val="19"/>
               </w:rPr>
-              <w:t xml:space="preserve">確認値（C8）に基幹の日額を入れて再確認。標準報酬月額の12か月分に入力漏れがないかも見る</w:t>
+              <w:t xml:space="preserve">正しい動きです。支給開始月の額で全期間固定する仕組みです（STEP3）</w:t>
             </w:r>
           </w:p>
         </w:tc>
@@ -10163,7 +13334,7 @@
                 <w:sz w:val="21"/>
                 <w:szCs w:val="21"/>
               </w:rPr>
-              <w:t xml:space="preserve">赤い行（×）に金額が出ていない</w:t>
+              <w:t xml:space="preserve">基幹の日額と合わない</w:t>
             </w:r>
           </w:p>
         </w:tc>
@@ -10197,7 +13368,7 @@
                 <w:sz w:val="19"/>
                 <w:szCs w:val="19"/>
               </w:rPr>
-              <w:t xml:space="preserve">×の行は差引支給額が0円になるのが正しい動きです（標準支給額と調整額が同じ額になります）</w:t>
+              <w:t xml:space="preserve">確認値（C8）に基幹の日額を入れて再確認。標準報酬月額の13か月分に入力漏れがないかも見る</w:t>
             </w:r>
           </w:p>
         </w:tc>
@@ -10236,6 +13407,152 @@
                 <w:sz w:val="21"/>
                 <w:szCs w:val="21"/>
               </w:rPr>
+              <w:t xml:space="preserve">出勤期間を入れたのに日付が延びない</w:t>
+            </w:r>
+          </w:p>
+        </w:tc>
+        <w:tc>
+          <w:tcPr>
+            <w:tcW w:type="dxa" w:w="6206"/>
+            <w:tcBorders>
+              <w:top w:val="single" w:color="BFBFBF" w:sz="4"/>
+              <w:left w:val="single" w:color="BFBFBF" w:sz="4"/>
+              <w:bottom w:val="single" w:color="BFBFBF" w:sz="4"/>
+              <w:right w:val="single" w:color="BFBFBF" w:sz="4"/>
+            </w:tcBorders>
+            <w:tcMar>
+              <w:top w:type="dxa" w:w="60"/>
+              <w:left w:type="dxa" w:w="90"/>
+              <w:bottom w:type="dxa" w:w="60"/>
+              <w:right w:type="dxa" w:w="90"/>
+            </w:tcMar>
+            <w:vAlign w:val="center"/>
+          </w:tcPr>
+          <w:p>
+            <w:pPr>
+              <w:spacing w:after="0" w:before="0" w:line="290"/>
+              <w:jc w:val="left"/>
+            </w:pPr>
+            <w:r>
+              <w:rPr>
+                <w:rFonts w:ascii="Meiryo" w:cs="Meiryo" w:eastAsia="Meiryo" w:hAnsi="Meiryo"/>
+                <w:b w:val="false"/>
+                <w:bCs w:val="false"/>
+                <w:sz w:val="19"/>
+                <w:szCs w:val="19"/>
+              </w:rPr>
+              <w:t xml:space="preserve">区分が「対象外」「日付エラー」になっていないか確認。支給開始日より前、または附加の最終日より後の出勤は延びません</w:t>
+            </w:r>
+          </w:p>
+        </w:tc>
+      </w:tr>
+      <w:tr>
+        <w:trPr>
+          <w:cantSplit/>
+        </w:trPr>
+        <w:tc>
+          <w:tcPr>
+            <w:tcW w:type="dxa" w:w="3700"/>
+            <w:tcBorders>
+              <w:top w:val="single" w:color="BFBFBF" w:sz="4"/>
+              <w:left w:val="single" w:color="BFBFBF" w:sz="4"/>
+              <w:bottom w:val="single" w:color="BFBFBF" w:sz="4"/>
+              <w:right w:val="single" w:color="BFBFBF" w:sz="4"/>
+            </w:tcBorders>
+            <w:tcMar>
+              <w:top w:type="dxa" w:w="60"/>
+              <w:left w:type="dxa" w:w="90"/>
+              <w:bottom w:type="dxa" w:w="60"/>
+              <w:right w:type="dxa" w:w="90"/>
+            </w:tcMar>
+            <w:vAlign w:val="center"/>
+          </w:tcPr>
+          <w:p>
+            <w:pPr>
+              <w:spacing w:after="0" w:before="0" w:line="290"/>
+              <w:jc w:val="left"/>
+            </w:pPr>
+            <w:r>
+              <w:rPr>
+                <w:rFonts w:ascii="Meiryo" w:cs="Meiryo" w:eastAsia="Meiryo" w:hAnsi="Meiryo"/>
+                <w:b/>
+                <w:bCs/>
+                <w:sz w:val="21"/>
+                <w:szCs w:val="21"/>
+              </w:rPr>
+              <w:t xml:space="preserve">赤い行（×）に金額が出ていない</w:t>
+            </w:r>
+          </w:p>
+        </w:tc>
+        <w:tc>
+          <w:tcPr>
+            <w:tcW w:type="dxa" w:w="6206"/>
+            <w:tcBorders>
+              <w:top w:val="single" w:color="BFBFBF" w:sz="4"/>
+              <w:left w:val="single" w:color="BFBFBF" w:sz="4"/>
+              <w:bottom w:val="single" w:color="BFBFBF" w:sz="4"/>
+              <w:right w:val="single" w:color="BFBFBF" w:sz="4"/>
+            </w:tcBorders>
+            <w:tcMar>
+              <w:top w:type="dxa" w:w="60"/>
+              <w:left w:type="dxa" w:w="90"/>
+              <w:bottom w:type="dxa" w:w="60"/>
+              <w:right w:type="dxa" w:w="90"/>
+            </w:tcMar>
+            <w:vAlign w:val="center"/>
+          </w:tcPr>
+          <w:p>
+            <w:pPr>
+              <w:spacing w:after="0" w:before="0" w:line="290"/>
+              <w:jc w:val="left"/>
+            </w:pPr>
+            <w:r>
+              <w:rPr>
+                <w:rFonts w:ascii="Meiryo" w:cs="Meiryo" w:eastAsia="Meiryo" w:hAnsi="Meiryo"/>
+                <w:b w:val="false"/>
+                <w:bCs w:val="false"/>
+                <w:sz w:val="19"/>
+                <w:szCs w:val="19"/>
+              </w:rPr>
+              <w:t xml:space="preserve">×の行は差引支給額が0円になるのが正しい動きです（標準支給額と調整額が同じ額になります）</w:t>
+            </w:r>
+          </w:p>
+        </w:tc>
+      </w:tr>
+      <w:tr>
+        <w:trPr>
+          <w:cantSplit/>
+        </w:trPr>
+        <w:tc>
+          <w:tcPr>
+            <w:tcW w:type="dxa" w:w="3700"/>
+            <w:tcBorders>
+              <w:top w:val="single" w:color="BFBFBF" w:sz="4"/>
+              <w:left w:val="single" w:color="BFBFBF" w:sz="4"/>
+              <w:bottom w:val="single" w:color="BFBFBF" w:sz="4"/>
+              <w:right w:val="single" w:color="BFBFBF" w:sz="4"/>
+            </w:tcBorders>
+            <w:tcMar>
+              <w:top w:type="dxa" w:w="60"/>
+              <w:left w:type="dxa" w:w="90"/>
+              <w:bottom w:type="dxa" w:w="60"/>
+              <w:right w:type="dxa" w:w="90"/>
+            </w:tcMar>
+            <w:vAlign w:val="center"/>
+          </w:tcPr>
+          <w:p>
+            <w:pPr>
+              <w:spacing w:after="0" w:before="0" w:line="290"/>
+              <w:jc w:val="left"/>
+            </w:pPr>
+            <w:r>
+              <w:rPr>
+                <w:rFonts w:ascii="Meiryo" w:cs="Meiryo" w:eastAsia="Meiryo" w:hAnsi="Meiryo"/>
+                <w:b/>
+                <w:bCs/>
+                <w:sz w:val="21"/>
+                <w:szCs w:val="21"/>
+              </w:rPr>
               <w:t xml:space="preserve">表が途中で終わる／行が足りない</w:t>
             </w:r>
           </w:p>
@@ -10270,7 +13587,7 @@
                 <w:sz w:val="19"/>
                 <w:szCs w:val="19"/>
               </w:rPr>
-              <w:t xml:space="preserve">給与状況は8行まで。足りないときは相談してください（式の修正が必要です）</w:t>
+              <w:t xml:space="preserve">給与状況は8行まで、出勤期間は10件まで。足りないときは相談してください（式の修正が必要です）</w:t>
             </w:r>
           </w:p>
         </w:tc>
@@ -10510,7 +13827,20 @@
           <w:sz w:val="21"/>
           <w:szCs w:val="21"/>
         </w:rPr>
-        <w:t xml:space="preserve">☐　標準報酬月額は、12か月前から入っている</w:t>
+        <w:t xml:space="preserve">☐　標準報酬月額は、12か月前〜支給開始月の13か月分が入っている</w:t>
+      </w:r>
+    </w:p>
+    <w:p>
+      <w:pPr>
+        <w:spacing w:after="30" w:before="30" w:line="320"/>
+      </w:pPr>
+      <w:r>
+        <w:rPr>
+          <w:rFonts w:ascii="Meiryo" w:cs="Meiryo" w:eastAsia="Meiryo" w:hAnsi="Meiryo"/>
+          <w:sz w:val="21"/>
+          <w:szCs w:val="21"/>
+        </w:rPr>
+        <w:t xml:space="preserve">☐　出勤した期間があれば、出勤期間に入れた（区分が法定／附加になっている）</w:t>
       </w:r>
     </w:p>
     <w:p>
@@ -10568,7 +13898,7 @@
           <w:sz w:val="17"/>
           <w:szCs w:val="17"/>
         </w:rPr>
-        <w:t xml:space="preserve">このマニュアルの数字は、添付の旧ファイル（簡易試算・給与調整）と同じ式で作ったサンプル（広島太郎）で確認したものです。日額の扱い（月ごと／固定）は、基幹での確認結果を優先してください。</w:t>
+        <w:t xml:space="preserve">このマニュアルの数字は、添付の旧ファイル（簡易試算・給与調整）と同じ式で作ったサンプル（広島太郎）で確認したものです。傷病手当日額は支給開始月の額で固定しています（旧「給与調整」と同じ）。基幹の日額と違うときは、基幹の額を優先してください。</w:t>
       </w:r>
     </w:p>
     <w:sectPr>
@@ -10818,6 +14148,23 @@
       </w:rPr>
     </w:lvl>
   </w:abstractNum>
+  <w:abstractNum w:abstractNumId="4" w15:restartNumberingAfterBreak="0">
+    <w:multiLevelType w:val="hybridMultilevel"/>
+    <w:lvl w:ilvl="0" w15:tentative="1">
+      <w:start w:val="1"/>
+      <w:numFmt w:val="decimal"/>
+      <w:lvlText w:val="%1."/>
+      <w:lvlJc w:val="left"/>
+      <w:pPr>
+        <w:ind w:left="540" w:hanging="360"/>
+      </w:pPr>
+      <w:rPr>
+        <w:b/>
+        <w:bCs/>
+        <w:color w:val="1F3864"/>
+      </w:rPr>
+    </w:lvl>
+  </w:abstractNum>
   <w:num w:numId="1">
     <w:abstractNumId w:val="1"/>
     <w:lvlOverride w:ilvl="0">
@@ -10831,6 +14178,12 @@
     </w:lvlOverride>
   </w:num>
   <w:num w:numId="3">
+    <w:abstractNumId w:val="4"/>
+    <w:lvlOverride w:ilvl="0">
+      <w:startOverride w:val="1"/>
+    </w:lvlOverride>
+  </w:num>
+  <w:num w:numId="4">
     <w:abstractNumId w:val="3"/>
     <w:lvlOverride w:ilvl="0">
       <w:startOverride w:val="1"/>

--- a/傷病手当金算定表_使い方マニュアル.docx
+++ b/傷病手当金算定表_使い方マニュアル.docx
@@ -2125,7 +2125,7 @@
                 <w:sz w:val="19"/>
                 <w:szCs w:val="19"/>
               </w:rPr>
-              <w:t xml:space="preserve">月ごとの「勤務を要する日数」</w:t>
+              <w:t xml:space="preserve">月ごとの「勤務を要する日数」（開始月を入れると自動で作られる）</w:t>
             </w:r>
           </w:p>
         </w:tc>
@@ -2159,7 +2159,7 @@
                 <w:sz w:val="19"/>
                 <w:szCs w:val="19"/>
               </w:rPr>
-              <w:t xml:space="preserve">通常は触らない（祝日などで変える月だけ修正）</w:t>
+              <w:t xml:space="preserve">開始月と、祝日などで変える月だけ入力</w:t>
             </w:r>
           </w:p>
         </w:tc>
@@ -7679,6 +7679,30 @@
               <w:t xml:space="preserve">出勤した期間は、算定表からも除かれます（その期間の支給はありません）。</w:t>
             </w:r>
           </w:p>
+          <w:p>
+            <w:pPr>
+              <w:spacing w:after="20" w:before="20" w:line="320"/>
+            </w:pPr>
+            <w:r>
+              <w:rPr>
+                <w:rFonts w:ascii="Meiryo" w:cs="Meiryo" w:eastAsia="Meiryo" w:hAnsi="Meiryo"/>
+                <w:b/>
+                <w:bCs/>
+                <w:color w:val="1F3864"/>
+                <w:sz w:val="21"/>
+                <w:szCs w:val="21"/>
+              </w:rPr>
+              <w:t xml:space="preserve">延びる日数は暦日で数えます。</w:t>
+            </w:r>
+            <w:r>
+              <w:rPr>
+                <w:rFonts w:ascii="Meiryo" w:cs="Meiryo" w:eastAsia="Meiryo" w:hAnsi="Meiryo"/>
+                <w:sz w:val="21"/>
+                <w:szCs w:val="21"/>
+              </w:rPr>
+              <w:t xml:space="preserve">例：1月に 1/1〜1/31 出勤 → 31日ずれる。算定表の支給日数は、これとは別に「土日を除く日数」で数えます。</w:t>
+            </w:r>
+          </w:p>
         </w:tc>
       </w:tr>
     </w:tbl>
@@ -10195,9 +10219,9 @@
       <w:r>
         <w:drawing>
           <wp:inline distT="0" distB="0" distL="0" distR="0">
-            <wp:extent cx="5715000" cy="3962400"/>
+            <wp:extent cx="5715000" cy="2095500"/>
             <wp:effectExtent t="0" r="0" b="0" l="0"/>
-            <wp:docPr id="1" name="/tmp/claude-0/-home-user-iidodo/ee03f2e9-b637-55a6-885f-356c4f72ac89/scratchpad/v2/img/c_month.png" descr="/tmp/claude-0/-home-user-iidodo/ee03f2e9-b637-55a6-885f-356c4f72ac89/scratchpad/v2/img/c_month.png" title="/tmp/claude-0/-home-user-iidodo/ee03f2e9-b637-55a6-885f-356c4f72ac89/scratchpad/v2/img/c_month.png"/>
+            <wp:docPr id="1" name="/tmp/claude-0/-home-user-iidodo/ee03f2e9-b637-55a6-885f-356c4f72ac89/scratchpad/v2/img/c_month_top.png" descr="/tmp/claude-0/-home-user-iidodo/ee03f2e9-b637-55a6-885f-356c4f72ac89/scratchpad/v2/img/c_month_top.png" title="/tmp/claude-0/-home-user-iidodo/ee03f2e9-b637-55a6-885f-356c4f72ac89/scratchpad/v2/img/c_month_top.png"/>
             <wp:cNvGraphicFramePr>
               <a:graphicFrameLocks xmlns:a="http://schemas.openxmlformats.org/drawingml/2006/main" noChangeAspect="1"/>
             </wp:cNvGraphicFramePr>
@@ -10220,7 +10244,7 @@
                   <pic:spPr bwMode="auto">
                     <a:xfrm>
                       <a:off x="0" y="0"/>
-                      <a:ext cx="5715000" cy="3962400"/>
+                      <a:ext cx="5715000" cy="2095500"/>
                     </a:xfrm>
                     <a:prstGeom prst="rect">
                       <a:avLst/>
@@ -10267,6 +10291,24 @@
           <w:szCs w:val="21"/>
         </w:rPr>
         <w:t xml:space="preserve">差引支給額が0円の月は「支給なし」と出ます。</w:t>
+      </w:r>
+    </w:p>
+    <w:p>
+      <w:pPr>
+        <w:pStyle w:val="ListParagraph"/>
+        <w:numPr>
+          <w:ilvl w:val="0"/>
+          <w:numId w:val="2"/>
+        </w:numPr>
+        <w:spacing w:after="30" w:before="30" w:line="310"/>
+      </w:pPr>
+      <w:r>
+        <w:rPr>
+          <w:rFonts w:ascii="Meiryo" w:cs="Meiryo" w:eastAsia="Meiryo" w:hAnsi="Meiryo"/>
+          <w:sz w:val="21"/>
+          <w:szCs w:val="21"/>
+        </w:rPr>
+        <w:t xml:space="preserve">表の上に、給付期間（支給開始日・法定末日・附加給付の期間・算定の最終日）と、固定した傷病手当日額、出勤による延長日数が載ります。</w:t>
       </w:r>
     </w:p>
     <w:p>
@@ -11131,7 +11173,25 @@
           <w:sz w:val="21"/>
           <w:szCs w:val="21"/>
         </w:rPr>
-        <w:t xml:space="preserve">請求期間の途中で区分が変わる場合は、期間の範囲だけに切り取って集計します（図は4〜6月の例）。</w:t>
+        <w:t xml:space="preserve">請求期間の途中で区分が変わる場合は、期間の範囲だけに切り取って集計します（図は2025年1〜3月の例）。</w:t>
+      </w:r>
+    </w:p>
+    <w:p>
+      <w:pPr>
+        <w:pStyle w:val="ListParagraph"/>
+        <w:numPr>
+          <w:ilvl w:val="0"/>
+          <w:numId w:val="2"/>
+        </w:numPr>
+        <w:spacing w:after="30" w:before="30" w:line="310"/>
+      </w:pPr>
+      <w:r>
+        <w:rPr>
+          <w:rFonts w:ascii="Meiryo" w:cs="Meiryo" w:eastAsia="Meiryo" w:hAnsi="Meiryo"/>
+          <w:sz w:val="21"/>
+          <w:szCs w:val="21"/>
+        </w:rPr>
+        <w:t xml:space="preserve">右上に、給付期間（支給開始日・法定末日・附加給付の開始日と末日・算定の最終日）と、出勤による延長日数も値で載ります。入力シートの「給付期間」と同じ内容です。</w:t>
       </w:r>
     </w:p>
     <w:p>
@@ -12650,7 +12710,66 @@
           <w:sz w:val="30"/>
           <w:szCs w:val="30"/>
         </w:rPr>
-        <w:t xml:space="preserve">  4　この表で計算しないこと（別に確認します）</w:t>
+        <w:t xml:space="preserve">  4　カレンダーマスタ（月を入れると作られる）</w:t>
+      </w:r>
+    </w:p>
+    <w:p>
+      <w:pPr>
+        <w:spacing w:after="60" w:before="60" w:line="320"/>
+      </w:pPr>
+      <w:r>
+        <w:rPr>
+          <w:rFonts w:ascii="Meiryo" w:cs="Meiryo" w:eastAsia="Meiryo" w:hAnsi="Meiryo"/>
+          <w:sz w:val="21"/>
+          <w:szCs w:val="21"/>
+        </w:rPr>
+        <w:t xml:space="preserve">算定表は、月ごとの「勤務を要する日数」を、カレンダーマスタから取っています。開始月を入れるだけで、120か月分（10年）が自動で作られます。</w:t>
+      </w:r>
+    </w:p>
+    <w:p>
+      <w:pPr>
+        <w:spacing w:after="80" w:before="80"/>
+        <w:jc w:val="center"/>
+      </w:pPr>
+      <w:r>
+        <w:drawing>
+          <wp:inline distT="0" distB="0" distL="0" distR="0">
+            <wp:extent cx="5334000" cy="2324100"/>
+            <wp:effectExtent t="0" r="0" b="0" l="0"/>
+            <wp:docPr id="1" name="/tmp/claude-0/-home-user-iidodo/ee03f2e9-b637-55a6-885f-356c4f72ac89/scratchpad/v2/img/c_cal.png" descr="/tmp/claude-0/-home-user-iidodo/ee03f2e9-b637-55a6-885f-356c4f72ac89/scratchpad/v2/img/c_cal.png" title="/tmp/claude-0/-home-user-iidodo/ee03f2e9-b637-55a6-885f-356c4f72ac89/scratchpad/v2/img/c_cal.png"/>
+            <wp:cNvGraphicFramePr>
+              <a:graphicFrameLocks xmlns:a="http://schemas.openxmlformats.org/drawingml/2006/main" noChangeAspect="1"/>
+            </wp:cNvGraphicFramePr>
+            <a:graphic xmlns:a="http://schemas.openxmlformats.org/drawingml/2006/main">
+              <a:graphicData uri="http://schemas.openxmlformats.org/drawingml/2006/picture">
+                <pic:pic xmlns:pic="http://schemas.openxmlformats.org/drawingml/2006/picture">
+                  <pic:nvPicPr>
+                    <pic:cNvPr id="0" name="" descr=""/>
+                    <pic:cNvPicPr>
+                      <a:picLocks noChangeAspect="1" noChangeArrowheads="1"/>
+                    </pic:cNvPicPr>
+                  </pic:nvPicPr>
+                  <pic:blipFill>
+                    <a:blip r:embed="rId14" cstate="none"/>
+                    <a:srcRect/>
+                    <a:stretch>
+                      <a:fillRect/>
+                    </a:stretch>
+                  </pic:blipFill>
+                  <pic:spPr bwMode="auto">
+                    <a:xfrm>
+                      <a:off x="0" y="0"/>
+                      <a:ext cx="5334000" cy="2324100"/>
+                    </a:xfrm>
+                    <a:prstGeom prst="rect">
+                      <a:avLst/>
+                    </a:prstGeom>
+                  </pic:spPr>
+                </pic:pic>
+              </a:graphicData>
+            </a:graphic>
+          </wp:inline>
+        </w:drawing>
       </w:r>
     </w:p>
     <w:tbl>
@@ -12706,7 +12825,7 @@
                 <w:sz w:val="19"/>
                 <w:szCs w:val="19"/>
               </w:rPr>
-              <w:t xml:space="preserve">項目</w:t>
+              <w:t xml:space="preserve">やりたいこと</w:t>
             </w:r>
           </w:p>
         </w:tc>
@@ -12742,7 +12861,7 @@
                 <w:sz w:val="19"/>
                 <w:szCs w:val="19"/>
               </w:rPr>
-              <w:t xml:space="preserve">どうするか</w:t>
+              <w:t xml:space="preserve">やり方</w:t>
             </w:r>
           </w:p>
         </w:tc>
@@ -12781,7 +12900,7 @@
                 <w:sz w:val="21"/>
                 <w:szCs w:val="21"/>
               </w:rPr>
-              <w:t xml:space="preserve">障害年金等との調整</w:t>
+              <w:t xml:space="preserve">カレンダーを作る・作り直す</w:t>
             </w:r>
           </w:p>
         </w:tc>
@@ -12815,7 +12934,7 @@
                 <w:sz w:val="19"/>
                 <w:szCs w:val="19"/>
               </w:rPr>
-              <w:t xml:space="preserve">この表には含まれません。必ず本人に受給の有無を確認し、疑わしいときは年金係へ。年金額は毎年4月に改定されるので、最新の額か要確認。基幹ではマイナスの調整額を別に入力します（マニュアル4②）</w:t>
+              <w:t xml:space="preserve">右の「作成の開始月」（黄色）に、始めたい月を入れる（例：2020/1）。左の表が、その月から120か月分に変わる</w:t>
             </w:r>
           </w:p>
         </w:tc>
@@ -12854,7 +12973,7 @@
                 <w:sz w:val="21"/>
                 <w:szCs w:val="21"/>
               </w:rPr>
-              <w:t xml:space="preserve">報酬が手当より多い月の延長</w:t>
+              <w:t xml:space="preserve">祝日などで日数を変えたい月</w:t>
             </w:r>
           </w:p>
         </w:tc>
@@ -12888,7 +13007,7 @@
                 <w:sz w:val="19"/>
                 <w:szCs w:val="19"/>
               </w:rPr>
-              <w:t xml:space="preserve">報酬が多いと支給はありませんが、その分、支給期間を延長する運用はこの表では計算しません（マニュアル2①）。出勤による延長だけが自動で反映されます</w:t>
+              <w:t xml:space="preserve">右の「個別に変える月」（黄色）に、月と日数を入れる（30件まで）。左の表のその月が自動で入れ替わり、「修正あり」と出る</w:t>
             </w:r>
           </w:p>
         </w:tc>
@@ -12927,6 +13046,524 @@
                 <w:sz w:val="21"/>
                 <w:szCs w:val="21"/>
               </w:rPr>
+              <w:t xml:space="preserve">個別に変えるのをやめる</w:t>
+            </w:r>
+          </w:p>
+        </w:tc>
+        <w:tc>
+          <w:tcPr>
+            <w:tcW w:type="dxa" w:w="6906"/>
+            <w:tcBorders>
+              <w:top w:val="single" w:color="BFBFBF" w:sz="4"/>
+              <w:left w:val="single" w:color="BFBFBF" w:sz="4"/>
+              <w:bottom w:val="single" w:color="BFBFBF" w:sz="4"/>
+              <w:right w:val="single" w:color="BFBFBF" w:sz="4"/>
+            </w:tcBorders>
+            <w:tcMar>
+              <w:top w:type="dxa" w:w="60"/>
+              <w:left w:type="dxa" w:w="90"/>
+              <w:bottom w:type="dxa" w:w="60"/>
+              <w:right w:type="dxa" w:w="90"/>
+            </w:tcMar>
+            <w:vAlign w:val="center"/>
+          </w:tcPr>
+          <w:p>
+            <w:pPr>
+              <w:spacing w:after="0" w:before="0" w:line="290"/>
+              <w:jc w:val="left"/>
+            </w:pPr>
+            <w:r>
+              <w:rPr>
+                <w:rFonts w:ascii="Meiryo" w:cs="Meiryo" w:eastAsia="Meiryo" w:hAnsi="Meiryo"/>
+                <w:b w:val="false"/>
+                <w:bCs w:val="false"/>
+                <w:sz w:val="19"/>
+                <w:szCs w:val="19"/>
+              </w:rPr>
+              <w:t xml:space="preserve">「個別に変える月」の、その行を消す</w:t>
+            </w:r>
+          </w:p>
+        </w:tc>
+      </w:tr>
+      <w:tr>
+        <w:trPr>
+          <w:cantSplit/>
+        </w:trPr>
+        <w:tc>
+          <w:tcPr>
+            <w:tcW w:type="dxa" w:w="3000"/>
+            <w:tcBorders>
+              <w:top w:val="single" w:color="BFBFBF" w:sz="4"/>
+              <w:left w:val="single" w:color="BFBFBF" w:sz="4"/>
+              <w:bottom w:val="single" w:color="BFBFBF" w:sz="4"/>
+              <w:right w:val="single" w:color="BFBFBF" w:sz="4"/>
+            </w:tcBorders>
+            <w:tcMar>
+              <w:top w:type="dxa" w:w="60"/>
+              <w:left w:type="dxa" w:w="90"/>
+              <w:bottom w:type="dxa" w:w="60"/>
+              <w:right w:type="dxa" w:w="90"/>
+            </w:tcMar>
+            <w:vAlign w:val="center"/>
+          </w:tcPr>
+          <w:p>
+            <w:pPr>
+              <w:spacing w:after="0" w:before="0" w:line="290"/>
+              <w:jc w:val="left"/>
+            </w:pPr>
+            <w:r>
+              <w:rPr>
+                <w:rFonts w:ascii="Meiryo" w:cs="Meiryo" w:eastAsia="Meiryo" w:hAnsi="Meiryo"/>
+                <w:b/>
+                <w:bCs/>
+                <w:sz w:val="21"/>
+                <w:szCs w:val="21"/>
+              </w:rPr>
+              <w:t xml:space="preserve">表にない月が出てきたとき</w:t>
+            </w:r>
+          </w:p>
+        </w:tc>
+        <w:tc>
+          <w:tcPr>
+            <w:tcW w:type="dxa" w:w="6906"/>
+            <w:tcBorders>
+              <w:top w:val="single" w:color="BFBFBF" w:sz="4"/>
+              <w:left w:val="single" w:color="BFBFBF" w:sz="4"/>
+              <w:bottom w:val="single" w:color="BFBFBF" w:sz="4"/>
+              <w:right w:val="single" w:color="BFBFBF" w:sz="4"/>
+            </w:tcBorders>
+            <w:tcMar>
+              <w:top w:type="dxa" w:w="60"/>
+              <w:left w:type="dxa" w:w="90"/>
+              <w:bottom w:type="dxa" w:w="60"/>
+              <w:right w:type="dxa" w:w="90"/>
+            </w:tcMar>
+            <w:vAlign w:val="center"/>
+          </w:tcPr>
+          <w:p>
+            <w:pPr>
+              <w:spacing w:after="0" w:before="0" w:line="290"/>
+              <w:jc w:val="left"/>
+            </w:pPr>
+            <w:r>
+              <w:rPr>
+                <w:rFonts w:ascii="Meiryo" w:cs="Meiryo" w:eastAsia="Meiryo" w:hAnsi="Meiryo"/>
+                <w:b w:val="false"/>
+                <w:bCs w:val="false"/>
+                <w:sz w:val="19"/>
+                <w:szCs w:val="19"/>
+              </w:rPr>
+              <w:t xml:space="preserve">算定表は、表にない月を自動で土日除外の日数にします。表を作り直す必要はありません</w:t>
+            </w:r>
+          </w:p>
+        </w:tc>
+      </w:tr>
+    </w:tbl>
+    <w:p>
+      <w:pPr>
+        <w:spacing w:after="80" w:before="0"/>
+      </w:pPr>
+    </w:p>
+    <w:tbl>
+      <w:tblPr>
+        <w:tblW w:type="dxa" w:w="9906"/>
+        <w:tblBorders>
+          <w:top w:val="single" w:color="auto" w:sz="4"/>
+          <w:left w:val="single" w:color="auto" w:sz="4"/>
+          <w:bottom w:val="single" w:color="auto" w:sz="4"/>
+          <w:right w:val="single" w:color="auto" w:sz="4"/>
+          <w:insideH w:val="single" w:color="auto" w:sz="4"/>
+          <w:insideV w:val="single" w:color="auto" w:sz="4"/>
+        </w:tblBorders>
+      </w:tblPr>
+      <w:tblGrid>
+        <w:gridCol w:w="9906"/>
+      </w:tblGrid>
+      <w:tr>
+        <w:trPr>
+          <w:cantSplit/>
+        </w:trPr>
+        <w:tc>
+          <w:tcPr>
+            <w:tcW w:type="dxa" w:w="9906"/>
+            <w:tcBorders>
+              <w:top w:val="none" w:color="FFFFFF" w:sz="0"/>
+              <w:left w:val="single" w:color="1F3864" w:sz="36"/>
+              <w:bottom w:val="none" w:color="FFFFFF" w:sz="0"/>
+              <w:right w:val="none" w:color="FFFFFF" w:sz="0"/>
+            </w:tcBorders>
+            <w:shd w:fill="F2F2F2" w:val="clear"/>
+            <w:tcMar>
+              <w:top w:type="dxa" w:w="100"/>
+              <w:left w:type="dxa" w:w="200"/>
+              <w:bottom w:type="dxa" w:w="100"/>
+              <w:right w:type="dxa" w:w="160"/>
+            </w:tcMar>
+          </w:tcPr>
+          <w:p>
+            <w:pPr>
+              <w:spacing w:after="40" w:before="0" w:line="320"/>
+            </w:pPr>
+            <w:r>
+              <w:rPr>
+                <w:rFonts w:ascii="Meiryo" w:cs="Meiryo" w:eastAsia="Meiryo" w:hAnsi="Meiryo"/>
+                <w:b/>
+                <w:bCs/>
+                <w:color w:val="1F3864"/>
+                <w:sz w:val="21"/>
+                <w:szCs w:val="21"/>
+              </w:rPr>
+              <w:t xml:space="preserve">覚えておくこと</w:t>
+            </w:r>
+          </w:p>
+          <w:p>
+            <w:pPr>
+              <w:spacing w:after="20" w:before="20" w:line="320"/>
+            </w:pPr>
+            <w:r>
+              <w:rPr>
+                <w:rFonts w:ascii="Meiryo" w:cs="Meiryo" w:eastAsia="Meiryo" w:hAnsi="Meiryo"/>
+                <w:sz w:val="21"/>
+                <w:szCs w:val="21"/>
+              </w:rPr>
+              <w:t xml:space="preserve">左の表（グレー）は自動です。触らず、右の黄色だけを入力します。</w:t>
+            </w:r>
+          </w:p>
+          <w:p>
+            <w:pPr>
+              <w:spacing w:after="20" w:before="20" w:line="320"/>
+            </w:pPr>
+            <w:r>
+              <w:rPr>
+                <w:rFonts w:ascii="Meiryo" w:cs="Meiryo" w:eastAsia="Meiryo" w:hAnsi="Meiryo"/>
+                <w:sz w:val="21"/>
+                <w:szCs w:val="21"/>
+              </w:rPr>
+              <w:t xml:space="preserve">「個別に変える月」は月で管理されるので、開始月を変えても、入れた内容がずれません。</w:t>
+            </w:r>
+          </w:p>
+          <w:p>
+            <w:pPr>
+              <w:spacing w:after="20" w:before="20" w:line="320"/>
+            </w:pPr>
+            <w:r>
+              <w:rPr>
+                <w:rFonts w:ascii="Meiryo" w:cs="Meiryo" w:eastAsia="Meiryo" w:hAnsi="Meiryo"/>
+                <w:sz w:val="21"/>
+                <w:szCs w:val="21"/>
+              </w:rPr>
+              <w:t xml:space="preserve">2021年12月は、以前のカレンダーに合わせて22日（土日除外では23日）を、最初から入れてあります。</w:t>
+            </w:r>
+          </w:p>
+          <w:p>
+            <w:pPr>
+              <w:spacing w:after="20" w:before="20" w:line="320"/>
+            </w:pPr>
+            <w:r>
+              <w:rPr>
+                <w:rFonts w:ascii="Meiryo" w:cs="Meiryo" w:eastAsia="Meiryo" w:hAnsi="Meiryo"/>
+                <w:sz w:val="21"/>
+                <w:szCs w:val="21"/>
+              </w:rPr>
+              <w:t xml:space="preserve">算定表の「支給日数」は、いつも土日を除く日数です（祝日は除きません）。カレンダーマスタで変えるのは「勤務を要する日数」（報酬日額の計算用）です。</w:t>
+            </w:r>
+          </w:p>
+        </w:tc>
+      </w:tr>
+    </w:tbl>
+    <w:p>
+      <w:pPr>
+        <w:pStyle w:val="Heading1"/>
+        <w:keepNext/>
+        <w:shd w:fill="1F3864" w:val="clear"/>
+        <w:spacing w:after="140" w:before="320"/>
+      </w:pPr>
+      <w:r>
+        <w:rPr>
+          <w:rFonts w:ascii="Meiryo" w:cs="Meiryo" w:eastAsia="Meiryo" w:hAnsi="Meiryo"/>
+          <w:b/>
+          <w:bCs/>
+          <w:color w:val="FFFFFF"/>
+          <w:sz w:val="30"/>
+          <w:szCs w:val="30"/>
+        </w:rPr>
+        <w:t xml:space="preserve">  5　この表で計算しないこと（別に確認します）</w:t>
+      </w:r>
+    </w:p>
+    <w:tbl>
+      <w:tblPr>
+        <w:tblW w:type="dxa" w:w="9906"/>
+        <w:tblBorders>
+          <w:top w:val="single" w:color="auto" w:sz="4"/>
+          <w:left w:val="single" w:color="auto" w:sz="4"/>
+          <w:bottom w:val="single" w:color="auto" w:sz="4"/>
+          <w:right w:val="single" w:color="auto" w:sz="4"/>
+          <w:insideH w:val="single" w:color="auto" w:sz="4"/>
+          <w:insideV w:val="single" w:color="auto" w:sz="4"/>
+        </w:tblBorders>
+      </w:tblPr>
+      <w:tblGrid>
+        <w:gridCol w:w="3000"/>
+        <w:gridCol w:w="6906"/>
+      </w:tblGrid>
+      <w:tr>
+        <w:trPr>
+          <w:cantSplit/>
+          <w:tblHeader/>
+        </w:trPr>
+        <w:tc>
+          <w:tcPr>
+            <w:tcW w:type="dxa" w:w="3000"/>
+            <w:tcBorders>
+              <w:top w:val="single" w:color="BFBFBF" w:sz="4"/>
+              <w:left w:val="single" w:color="BFBFBF" w:sz="4"/>
+              <w:bottom w:val="single" w:color="BFBFBF" w:sz="4"/>
+              <w:right w:val="single" w:color="BFBFBF" w:sz="4"/>
+            </w:tcBorders>
+            <w:shd w:fill="1F3864" w:val="clear"/>
+            <w:tcMar>
+              <w:top w:type="dxa" w:w="60"/>
+              <w:left w:type="dxa" w:w="90"/>
+              <w:bottom w:type="dxa" w:w="60"/>
+              <w:right w:type="dxa" w:w="90"/>
+            </w:tcMar>
+            <w:vAlign w:val="center"/>
+          </w:tcPr>
+          <w:p>
+            <w:pPr>
+              <w:spacing w:after="0" w:before="0" w:line="290"/>
+              <w:jc w:val="left"/>
+            </w:pPr>
+            <w:r>
+              <w:rPr>
+                <w:rFonts w:ascii="Meiryo" w:cs="Meiryo" w:eastAsia="Meiryo" w:hAnsi="Meiryo"/>
+                <w:b/>
+                <w:bCs/>
+                <w:color w:val="FFFFFF"/>
+                <w:sz w:val="19"/>
+                <w:szCs w:val="19"/>
+              </w:rPr>
+              <w:t xml:space="preserve">項目</w:t>
+            </w:r>
+          </w:p>
+        </w:tc>
+        <w:tc>
+          <w:tcPr>
+            <w:tcW w:type="dxa" w:w="6906"/>
+            <w:tcBorders>
+              <w:top w:val="single" w:color="BFBFBF" w:sz="4"/>
+              <w:left w:val="single" w:color="BFBFBF" w:sz="4"/>
+              <w:bottom w:val="single" w:color="BFBFBF" w:sz="4"/>
+              <w:right w:val="single" w:color="BFBFBF" w:sz="4"/>
+            </w:tcBorders>
+            <w:shd w:fill="1F3864" w:val="clear"/>
+            <w:tcMar>
+              <w:top w:type="dxa" w:w="60"/>
+              <w:left w:type="dxa" w:w="90"/>
+              <w:bottom w:type="dxa" w:w="60"/>
+              <w:right w:type="dxa" w:w="90"/>
+            </w:tcMar>
+            <w:vAlign w:val="center"/>
+          </w:tcPr>
+          <w:p>
+            <w:pPr>
+              <w:spacing w:after="0" w:before="0" w:line="290"/>
+              <w:jc w:val="left"/>
+            </w:pPr>
+            <w:r>
+              <w:rPr>
+                <w:rFonts w:ascii="Meiryo" w:cs="Meiryo" w:eastAsia="Meiryo" w:hAnsi="Meiryo"/>
+                <w:b/>
+                <w:bCs/>
+                <w:color w:val="FFFFFF"/>
+                <w:sz w:val="19"/>
+                <w:szCs w:val="19"/>
+              </w:rPr>
+              <w:t xml:space="preserve">どうするか</w:t>
+            </w:r>
+          </w:p>
+        </w:tc>
+      </w:tr>
+      <w:tr>
+        <w:trPr>
+          <w:cantSplit/>
+        </w:trPr>
+        <w:tc>
+          <w:tcPr>
+            <w:tcW w:type="dxa" w:w="3000"/>
+            <w:tcBorders>
+              <w:top w:val="single" w:color="BFBFBF" w:sz="4"/>
+              <w:left w:val="single" w:color="BFBFBF" w:sz="4"/>
+              <w:bottom w:val="single" w:color="BFBFBF" w:sz="4"/>
+              <w:right w:val="single" w:color="BFBFBF" w:sz="4"/>
+            </w:tcBorders>
+            <w:tcMar>
+              <w:top w:type="dxa" w:w="60"/>
+              <w:left w:type="dxa" w:w="90"/>
+              <w:bottom w:type="dxa" w:w="60"/>
+              <w:right w:type="dxa" w:w="90"/>
+            </w:tcMar>
+            <w:vAlign w:val="center"/>
+          </w:tcPr>
+          <w:p>
+            <w:pPr>
+              <w:spacing w:after="0" w:before="0" w:line="290"/>
+              <w:jc w:val="left"/>
+            </w:pPr>
+            <w:r>
+              <w:rPr>
+                <w:rFonts w:ascii="Meiryo" w:cs="Meiryo" w:eastAsia="Meiryo" w:hAnsi="Meiryo"/>
+                <w:b/>
+                <w:bCs/>
+                <w:sz w:val="21"/>
+                <w:szCs w:val="21"/>
+              </w:rPr>
+              <w:t xml:space="preserve">障害年金等との調整</w:t>
+            </w:r>
+          </w:p>
+        </w:tc>
+        <w:tc>
+          <w:tcPr>
+            <w:tcW w:type="dxa" w:w="6906"/>
+            <w:tcBorders>
+              <w:top w:val="single" w:color="BFBFBF" w:sz="4"/>
+              <w:left w:val="single" w:color="BFBFBF" w:sz="4"/>
+              <w:bottom w:val="single" w:color="BFBFBF" w:sz="4"/>
+              <w:right w:val="single" w:color="BFBFBF" w:sz="4"/>
+            </w:tcBorders>
+            <w:tcMar>
+              <w:top w:type="dxa" w:w="60"/>
+              <w:left w:type="dxa" w:w="90"/>
+              <w:bottom w:type="dxa" w:w="60"/>
+              <w:right w:type="dxa" w:w="90"/>
+            </w:tcMar>
+            <w:vAlign w:val="center"/>
+          </w:tcPr>
+          <w:p>
+            <w:pPr>
+              <w:spacing w:after="0" w:before="0" w:line="290"/>
+              <w:jc w:val="left"/>
+            </w:pPr>
+            <w:r>
+              <w:rPr>
+                <w:rFonts w:ascii="Meiryo" w:cs="Meiryo" w:eastAsia="Meiryo" w:hAnsi="Meiryo"/>
+                <w:b w:val="false"/>
+                <w:bCs w:val="false"/>
+                <w:sz w:val="19"/>
+                <w:szCs w:val="19"/>
+              </w:rPr>
+              <w:t xml:space="preserve">この表には含まれません。必ず本人に受給の有無を確認し、疑わしいときは年金係へ。年金額は毎年4月に改定されるので、最新の額か要確認。基幹ではマイナスの調整額を別に入力します（マニュアル4②）</w:t>
+            </w:r>
+          </w:p>
+        </w:tc>
+      </w:tr>
+      <w:tr>
+        <w:trPr>
+          <w:cantSplit/>
+        </w:trPr>
+        <w:tc>
+          <w:tcPr>
+            <w:tcW w:type="dxa" w:w="3000"/>
+            <w:tcBorders>
+              <w:top w:val="single" w:color="BFBFBF" w:sz="4"/>
+              <w:left w:val="single" w:color="BFBFBF" w:sz="4"/>
+              <w:bottom w:val="single" w:color="BFBFBF" w:sz="4"/>
+              <w:right w:val="single" w:color="BFBFBF" w:sz="4"/>
+            </w:tcBorders>
+            <w:tcMar>
+              <w:top w:type="dxa" w:w="60"/>
+              <w:left w:type="dxa" w:w="90"/>
+              <w:bottom w:type="dxa" w:w="60"/>
+              <w:right w:type="dxa" w:w="90"/>
+            </w:tcMar>
+            <w:vAlign w:val="center"/>
+          </w:tcPr>
+          <w:p>
+            <w:pPr>
+              <w:spacing w:after="0" w:before="0" w:line="290"/>
+              <w:jc w:val="left"/>
+            </w:pPr>
+            <w:r>
+              <w:rPr>
+                <w:rFonts w:ascii="Meiryo" w:cs="Meiryo" w:eastAsia="Meiryo" w:hAnsi="Meiryo"/>
+                <w:b/>
+                <w:bCs/>
+                <w:sz w:val="21"/>
+                <w:szCs w:val="21"/>
+              </w:rPr>
+              <w:t xml:space="preserve">報酬が手当より多い月の延長</w:t>
+            </w:r>
+          </w:p>
+        </w:tc>
+        <w:tc>
+          <w:tcPr>
+            <w:tcW w:type="dxa" w:w="6906"/>
+            <w:tcBorders>
+              <w:top w:val="single" w:color="BFBFBF" w:sz="4"/>
+              <w:left w:val="single" w:color="BFBFBF" w:sz="4"/>
+              <w:bottom w:val="single" w:color="BFBFBF" w:sz="4"/>
+              <w:right w:val="single" w:color="BFBFBF" w:sz="4"/>
+            </w:tcBorders>
+            <w:tcMar>
+              <w:top w:type="dxa" w:w="60"/>
+              <w:left w:type="dxa" w:w="90"/>
+              <w:bottom w:type="dxa" w:w="60"/>
+              <w:right w:type="dxa" w:w="90"/>
+            </w:tcMar>
+            <w:vAlign w:val="center"/>
+          </w:tcPr>
+          <w:p>
+            <w:pPr>
+              <w:spacing w:after="0" w:before="0" w:line="290"/>
+              <w:jc w:val="left"/>
+            </w:pPr>
+            <w:r>
+              <w:rPr>
+                <w:rFonts w:ascii="Meiryo" w:cs="Meiryo" w:eastAsia="Meiryo" w:hAnsi="Meiryo"/>
+                <w:b w:val="false"/>
+                <w:bCs w:val="false"/>
+                <w:sz w:val="19"/>
+                <w:szCs w:val="19"/>
+              </w:rPr>
+              <w:t xml:space="preserve">報酬が多いと支給はありませんが、その分、支給期間を延長する運用はこの表では計算しません（マニュアル2①）。出勤による延長だけが自動で反映されます</w:t>
+            </w:r>
+          </w:p>
+        </w:tc>
+      </w:tr>
+      <w:tr>
+        <w:trPr>
+          <w:cantSplit/>
+        </w:trPr>
+        <w:tc>
+          <w:tcPr>
+            <w:tcW w:type="dxa" w:w="3000"/>
+            <w:tcBorders>
+              <w:top w:val="single" w:color="BFBFBF" w:sz="4"/>
+              <w:left w:val="single" w:color="BFBFBF" w:sz="4"/>
+              <w:bottom w:val="single" w:color="BFBFBF" w:sz="4"/>
+              <w:right w:val="single" w:color="BFBFBF" w:sz="4"/>
+            </w:tcBorders>
+            <w:tcMar>
+              <w:top w:type="dxa" w:w="60"/>
+              <w:left w:type="dxa" w:w="90"/>
+              <w:bottom w:type="dxa" w:w="60"/>
+              <w:right w:type="dxa" w:w="90"/>
+            </w:tcMar>
+            <w:vAlign w:val="center"/>
+          </w:tcPr>
+          <w:p>
+            <w:pPr>
+              <w:spacing w:after="0" w:before="0" w:line="290"/>
+              <w:jc w:val="left"/>
+            </w:pPr>
+            <w:r>
+              <w:rPr>
+                <w:rFonts w:ascii="Meiryo" w:cs="Meiryo" w:eastAsia="Meiryo" w:hAnsi="Meiryo"/>
+                <w:b/>
+                <w:bCs/>
+                <w:sz w:val="21"/>
+                <w:szCs w:val="21"/>
+              </w:rPr>
               <w:t xml:space="preserve">祝日など</w:t>
             </w:r>
           </w:p>
@@ -12961,7 +13598,7 @@
                 <w:sz w:val="19"/>
                 <w:szCs w:val="19"/>
               </w:rPr>
-              <w:t xml:space="preserve">支給日数は「土日を除く日数」です。実際の勤務を要する日数が違う月は、カレンダーマスタのB列を直接直します</w:t>
+              <w:t xml:space="preserve">支給日数は「土日を除く日数」です。実際の勤務を要する日数が違う月は、カレンダーマスタの「個別に変える月」に入れます</w:t>
             </w:r>
           </w:p>
         </w:tc>
@@ -13057,7 +13694,7 @@
           <w:sz w:val="30"/>
           <w:szCs w:val="30"/>
         </w:rPr>
-        <w:t xml:space="preserve">  5　困ったときは</w:t>
+        <w:t xml:space="preserve">  6　困ったときは</w:t>
       </w:r>
     </w:p>
     <w:tbl>
@@ -13223,6 +13860,152 @@
                 <w:szCs w:val="19"/>
               </w:rPr>
               <w:t xml:space="preserve">給与（10割・8割）が傷病手当より多い間は、正常な結果です。無給になってから支給が始まるのが多いパターンです。疑わしいときは計算してみる、が基本です</w:t>
+            </w:r>
+          </w:p>
+        </w:tc>
+      </w:tr>
+      <w:tr>
+        <w:trPr>
+          <w:cantSplit/>
+        </w:trPr>
+        <w:tc>
+          <w:tcPr>
+            <w:tcW w:type="dxa" w:w="3700"/>
+            <w:tcBorders>
+              <w:top w:val="single" w:color="BFBFBF" w:sz="4"/>
+              <w:left w:val="single" w:color="BFBFBF" w:sz="4"/>
+              <w:bottom w:val="single" w:color="BFBFBF" w:sz="4"/>
+              <w:right w:val="single" w:color="BFBFBF" w:sz="4"/>
+            </w:tcBorders>
+            <w:tcMar>
+              <w:top w:type="dxa" w:w="60"/>
+              <w:left w:type="dxa" w:w="90"/>
+              <w:bottom w:type="dxa" w:w="60"/>
+              <w:right w:type="dxa" w:w="90"/>
+            </w:tcMar>
+            <w:vAlign w:val="center"/>
+          </w:tcPr>
+          <w:p>
+            <w:pPr>
+              <w:spacing w:after="0" w:before="0" w:line="290"/>
+              <w:jc w:val="left"/>
+            </w:pPr>
+            <w:r>
+              <w:rPr>
+                <w:rFonts w:ascii="Meiryo" w:cs="Meiryo" w:eastAsia="Meiryo" w:hAnsi="Meiryo"/>
+                <w:b/>
+                <w:bCs/>
+                <w:sz w:val="21"/>
+                <w:szCs w:val="21"/>
+              </w:rPr>
+              <w:t xml:space="preserve">勤務を要する日数が実際と違う月がある</w:t>
+            </w:r>
+          </w:p>
+        </w:tc>
+        <w:tc>
+          <w:tcPr>
+            <w:tcW w:type="dxa" w:w="6206"/>
+            <w:tcBorders>
+              <w:top w:val="single" w:color="BFBFBF" w:sz="4"/>
+              <w:left w:val="single" w:color="BFBFBF" w:sz="4"/>
+              <w:bottom w:val="single" w:color="BFBFBF" w:sz="4"/>
+              <w:right w:val="single" w:color="BFBFBF" w:sz="4"/>
+            </w:tcBorders>
+            <w:tcMar>
+              <w:top w:type="dxa" w:w="60"/>
+              <w:left w:type="dxa" w:w="90"/>
+              <w:bottom w:type="dxa" w:w="60"/>
+              <w:right w:type="dxa" w:w="90"/>
+            </w:tcMar>
+            <w:vAlign w:val="center"/>
+          </w:tcPr>
+          <w:p>
+            <w:pPr>
+              <w:spacing w:after="0" w:before="0" w:line="290"/>
+              <w:jc w:val="left"/>
+            </w:pPr>
+            <w:r>
+              <w:rPr>
+                <w:rFonts w:ascii="Meiryo" w:cs="Meiryo" w:eastAsia="Meiryo" w:hAnsi="Meiryo"/>
+                <w:b w:val="false"/>
+                <w:bCs w:val="false"/>
+                <w:sz w:val="19"/>
+                <w:szCs w:val="19"/>
+              </w:rPr>
+              <w:t xml:space="preserve">カレンダーマスタの「個別に変える月」にその月と日数を入れる（祝日で日数が変わる月など）</w:t>
+            </w:r>
+          </w:p>
+        </w:tc>
+      </w:tr>
+      <w:tr>
+        <w:trPr>
+          <w:cantSplit/>
+        </w:trPr>
+        <w:tc>
+          <w:tcPr>
+            <w:tcW w:type="dxa" w:w="3700"/>
+            <w:tcBorders>
+              <w:top w:val="single" w:color="BFBFBF" w:sz="4"/>
+              <w:left w:val="single" w:color="BFBFBF" w:sz="4"/>
+              <w:bottom w:val="single" w:color="BFBFBF" w:sz="4"/>
+              <w:right w:val="single" w:color="BFBFBF" w:sz="4"/>
+            </w:tcBorders>
+            <w:tcMar>
+              <w:top w:type="dxa" w:w="60"/>
+              <w:left w:type="dxa" w:w="90"/>
+              <w:bottom w:type="dxa" w:w="60"/>
+              <w:right w:type="dxa" w:w="90"/>
+            </w:tcMar>
+            <w:vAlign w:val="center"/>
+          </w:tcPr>
+          <w:p>
+            <w:pPr>
+              <w:spacing w:after="0" w:before="0" w:line="290"/>
+              <w:jc w:val="left"/>
+            </w:pPr>
+            <w:r>
+              <w:rPr>
+                <w:rFonts w:ascii="Meiryo" w:cs="Meiryo" w:eastAsia="Meiryo" w:hAnsi="Meiryo"/>
+                <w:b/>
+                <w:bCs/>
+                <w:sz w:val="21"/>
+                <w:szCs w:val="21"/>
+              </w:rPr>
+              <w:t xml:space="preserve">カレンダーの月が足りない／古い</w:t>
+            </w:r>
+          </w:p>
+        </w:tc>
+        <w:tc>
+          <w:tcPr>
+            <w:tcW w:type="dxa" w:w="6206"/>
+            <w:tcBorders>
+              <w:top w:val="single" w:color="BFBFBF" w:sz="4"/>
+              <w:left w:val="single" w:color="BFBFBF" w:sz="4"/>
+              <w:bottom w:val="single" w:color="BFBFBF" w:sz="4"/>
+              <w:right w:val="single" w:color="BFBFBF" w:sz="4"/>
+            </w:tcBorders>
+            <w:tcMar>
+              <w:top w:type="dxa" w:w="60"/>
+              <w:left w:type="dxa" w:w="90"/>
+              <w:bottom w:type="dxa" w:w="60"/>
+              <w:right w:type="dxa" w:w="90"/>
+            </w:tcMar>
+            <w:vAlign w:val="center"/>
+          </w:tcPr>
+          <w:p>
+            <w:pPr>
+              <w:spacing w:after="0" w:before="0" w:line="290"/>
+              <w:jc w:val="left"/>
+            </w:pPr>
+            <w:r>
+              <w:rPr>
+                <w:rFonts w:ascii="Meiryo" w:cs="Meiryo" w:eastAsia="Meiryo" w:hAnsi="Meiryo"/>
+                <w:b w:val="false"/>
+                <w:bCs w:val="false"/>
+                <w:sz w:val="19"/>
+                <w:szCs w:val="19"/>
+              </w:rPr>
+              <w:t xml:space="preserve">カレンダーマスタの「作成の開始月」を変える。表にない月は、算定表が土日除外で自動計算します</w:t>
             </w:r>
           </w:p>
         </w:tc>

--- a/傷病手当金算定表_使い方マニュアル.docx
+++ b/傷病手当金算定表_使い方マニュアル.docx
@@ -538,7 +538,7 @@
                 <w:sz w:val="19"/>
                 <w:szCs w:val="19"/>
               </w:rPr>
-              <w:t xml:space="preserve">10件まで入力すると、法定末日・附加期間などが自動で延びる</w:t>
+              <w:t xml:space="preserve">10件まで入力すると、法定末日・附加期間などが自動で延びる（丸ごと1か月は1か月、残りは土日を除く日数）</w:t>
             </w:r>
           </w:p>
         </w:tc>
@@ -2814,7 +2814,7 @@
                 <w:sz w:val="19"/>
                 <w:szCs w:val="19"/>
               </w:rPr>
-              <w:t xml:space="preserve">標準報酬月額を入れる（12か月前〜支給開始月の13か月分）</w:t>
+              <w:t xml:space="preserve">標準報酬月額を入れる（12か月前〜支給開始月の13か月分。それ以降は参考）</w:t>
             </w:r>
           </w:p>
         </w:tc>
@@ -7046,7 +7046,7 @@
       <w:r>
         <w:drawing>
           <wp:inline distT="0" distB="0" distL="0" distR="0">
-            <wp:extent cx="6096000" cy="1666875"/>
+            <wp:extent cx="6096000" cy="1952625"/>
             <wp:effectExtent t="0" r="0" b="0" l="0"/>
             <wp:docPr id="1" name="/tmp/claude-0/-home-user-iidodo/ee03f2e9-b637-55a6-885f-356c4f72ac89/scratchpad/v2/img/c_input_std.png" descr="/tmp/claude-0/-home-user-iidodo/ee03f2e9-b637-55a6-885f-356c4f72ac89/scratchpad/v2/img/c_input_std.png" title="/tmp/claude-0/-home-user-iidodo/ee03f2e9-b637-55a6-885f-356c4f72ac89/scratchpad/v2/img/c_input_std.png"/>
             <wp:cNvGraphicFramePr>
@@ -7071,7 +7071,7 @@
                   <pic:spPr bwMode="auto">
                     <a:xfrm>
                       <a:off x="0" y="0"/>
-                      <a:ext cx="6096000" cy="1666875"/>
+                      <a:ext cx="6096000" cy="1952625"/>
                     </a:xfrm>
                     <a:prstGeom prst="rect">
                       <a:avLst/>
@@ -7181,18 +7181,47 @@
           <w:rFonts w:ascii="Meiryo" w:cs="Meiryo" w:eastAsia="Meiryo" w:hAnsi="Meiryo"/>
           <w:b/>
           <w:bCs/>
+          <w:color w:val="C00000"/>
           <w:sz w:val="21"/>
           <w:szCs w:val="21"/>
         </w:rPr>
-        <w:t xml:space="preserve">この11,720円を、全期間の傷病手当日額として固定して使います。</w:t>
+        <w:t xml:space="preserve">この11,720円（太字の行）を、全期間の傷病手当日額として固定して使います。</w:t>
       </w:r>
+    </w:p>
+    <w:p>
+      <w:pPr>
+        <w:pStyle w:val="ListParagraph"/>
+        <w:numPr>
+          <w:ilvl w:val="0"/>
+          <w:numId w:val="2"/>
+        </w:numPr>
+        <w:spacing w:after="30" w:before="30" w:line="310"/>
+      </w:pPr>
       <w:r>
         <w:rPr>
           <w:rFonts w:ascii="Meiryo" w:cs="Meiryo" w:eastAsia="Meiryo" w:hAnsi="Meiryo"/>
           <w:sz w:val="21"/>
           <w:szCs w:val="21"/>
         </w:rPr>
-        <w:t xml:space="preserve">支給開始月より後の月の標準報酬月額は、入力不要です。</w:t>
+        <w:t xml:space="preserve">支給開始月より後の月も、「参考」として残してあります（月ごとの日額を見る用）。算定には使いません。算定表のP列「参考」にも、その月の参考日額が出ます。</w:t>
+      </w:r>
+    </w:p>
+    <w:p>
+      <w:pPr>
+        <w:pStyle w:val="ListParagraph"/>
+        <w:numPr>
+          <w:ilvl w:val="0"/>
+          <w:numId w:val="2"/>
+        </w:numPr>
+        <w:spacing w:after="30" w:before="30" w:line="310"/>
+      </w:pPr>
+      <w:r>
+        <w:rPr>
+          <w:rFonts w:ascii="Meiryo" w:cs="Meiryo" w:eastAsia="Meiryo" w:hAnsi="Meiryo"/>
+          <w:sz w:val="21"/>
+          <w:szCs w:val="21"/>
+        </w:rPr>
+        <w:t xml:space="preserve">将来月の標準報酬月額は、現在の額を見込みで入れ、定時決定・随時改定があれば更新します。</w:t>
       </w:r>
     </w:p>
     <w:p>
@@ -7511,7 +7540,7 @@
                 <w:sz w:val="20"/>
                 <w:szCs w:val="20"/>
               </w:rPr>
-              <w:t xml:space="preserve">シート：入力　／　場所：52行目からの「出勤期間」の表（なければ飛ばしてOK）</w:t>
+              <w:t xml:space="preserve">シート：入力　／　場所：82行目からの「出勤期間」の表（なければ飛ばしてOK）</w:t>
             </w:r>
           </w:p>
         </w:tc>
@@ -7531,7 +7560,7 @@
       <w:r>
         <w:drawing>
           <wp:inline distT="0" distB="0" distL="0" distR="0">
-            <wp:extent cx="5143500" cy="1790700"/>
+            <wp:extent cx="6096000" cy="1390650"/>
             <wp:effectExtent t="0" r="0" b="0" l="0"/>
             <wp:docPr id="1" name="/tmp/claude-0/-home-user-iidodo/ee03f2e9-b637-55a6-885f-356c4f72ac89/scratchpad/v2/img/c_input_att.png" descr="/tmp/claude-0/-home-user-iidodo/ee03f2e9-b637-55a6-885f-356c4f72ac89/scratchpad/v2/img/c_input_att.png" title="/tmp/claude-0/-home-user-iidodo/ee03f2e9-b637-55a6-885f-356c4f72ac89/scratchpad/v2/img/c_input_att.png"/>
             <wp:cNvGraphicFramePr>
@@ -7556,7 +7585,7 @@
                   <pic:spPr bwMode="auto">
                     <a:xfrm>
                       <a:off x="0" y="0"/>
-                      <a:ext cx="5143500" cy="1790700"/>
+                      <a:ext cx="6096000" cy="1390650"/>
                     </a:xfrm>
                     <a:prstGeom prst="rect">
                       <a:avLst/>
@@ -7631,7 +7660,7 @@
                 <w:sz w:val="21"/>
                 <w:szCs w:val="21"/>
               </w:rPr>
-              <w:t xml:space="preserve">出勤して傷病手当を受けない期間があると、その日数（暦日）だけ、次の日付が</w:t>
+              <w:t xml:space="preserve">出勤して傷病手当を受けない期間があると、次の日付が</w:t>
             </w:r>
             <w:r>
               <w:rPr>
@@ -7673,34 +7702,501 @@
             <w:r>
               <w:rPr>
                 <w:rFonts w:ascii="Meiryo" w:cs="Meiryo" w:eastAsia="Meiryo" w:hAnsi="Meiryo"/>
-                <w:sz w:val="21"/>
-                <w:szCs w:val="21"/>
-              </w:rPr>
-              <w:t xml:space="preserve">出勤した期間は、算定表からも除かれます（その期間の支給はありません）。</w:t>
-            </w:r>
-          </w:p>
-          <w:p>
-            <w:pPr>
-              <w:spacing w:after="20" w:before="20" w:line="320"/>
-            </w:pPr>
-            <w:r>
-              <w:rPr>
-                <w:rFonts w:ascii="Meiryo" w:cs="Meiryo" w:eastAsia="Meiryo" w:hAnsi="Meiryo"/>
                 <w:b/>
                 <w:bCs/>
                 <w:color w:val="1F3864"/>
                 <w:sz w:val="21"/>
                 <w:szCs w:val="21"/>
               </w:rPr>
-              <w:t xml:space="preserve">延びる日数は暦日で数えます。</w:t>
-            </w:r>
+              <w:t xml:space="preserve">ずれる量 ＝ 丸ごと1か月ある月は「1か月」＋ 残りの日は「土日を除く日数」</w:t>
+            </w:r>
+          </w:p>
+          <w:p>
+            <w:pPr>
+              <w:spacing w:after="20" w:before="20" w:line="320"/>
+            </w:pPr>
             <w:r>
               <w:rPr>
                 <w:rFonts w:ascii="Meiryo" w:cs="Meiryo" w:eastAsia="Meiryo" w:hAnsi="Meiryo"/>
                 <w:sz w:val="21"/>
                 <w:szCs w:val="21"/>
               </w:rPr>
-              <w:t xml:space="preserve">例：1月に 1/1〜1/31 出勤 → 31日ずれる。算定表の支給日数は、これとは別に「土日を除く日数」で数えます。</w:t>
+              <w:t xml:space="preserve">出勤した期間は、算定表からも除かれます（その期間の支給はありません）。</w:t>
+            </w:r>
+          </w:p>
+        </w:tc>
+      </w:tr>
+    </w:tbl>
+    <w:p>
+      <w:pPr>
+        <w:spacing w:after="80" w:before="0"/>
+      </w:pPr>
+    </w:p>
+    <w:p>
+      <w:pPr>
+        <w:keepNext/>
+        <w:spacing w:after="60" w:before="60" w:line="320"/>
+      </w:pPr>
+      <w:r>
+        <w:rPr>
+          <w:rFonts w:ascii="Meiryo" w:cs="Meiryo" w:eastAsia="Meiryo" w:hAnsi="Meiryo"/>
+          <w:b/>
+          <w:bCs/>
+          <w:color w:val="1F3864"/>
+          <w:sz w:val="21"/>
+          <w:szCs w:val="21"/>
+        </w:rPr>
+        <w:t xml:space="preserve">ずれ方の例</w:t>
+      </w:r>
+    </w:p>
+    <w:tbl>
+      <w:tblPr>
+        <w:tblW w:type="dxa" w:w="9906"/>
+        <w:tblBorders>
+          <w:top w:val="single" w:color="auto" w:sz="4"/>
+          <w:left w:val="single" w:color="auto" w:sz="4"/>
+          <w:bottom w:val="single" w:color="auto" w:sz="4"/>
+          <w:right w:val="single" w:color="auto" w:sz="4"/>
+          <w:insideH w:val="single" w:color="auto" w:sz="4"/>
+          <w:insideV w:val="single" w:color="auto" w:sz="4"/>
+        </w:tblBorders>
+      </w:tblPr>
+      <w:tblGrid>
+        <w:gridCol w:w="3000"/>
+        <w:gridCol w:w="3300"/>
+        <w:gridCol w:w="3606"/>
+      </w:tblGrid>
+      <w:tr>
+        <w:trPr>
+          <w:cantSplit/>
+          <w:tblHeader/>
+        </w:trPr>
+        <w:tc>
+          <w:tcPr>
+            <w:tcW w:type="dxa" w:w="3000"/>
+            <w:tcBorders>
+              <w:top w:val="single" w:color="BFBFBF" w:sz="4"/>
+              <w:left w:val="single" w:color="BFBFBF" w:sz="4"/>
+              <w:bottom w:val="single" w:color="BFBFBF" w:sz="4"/>
+              <w:right w:val="single" w:color="BFBFBF" w:sz="4"/>
+            </w:tcBorders>
+            <w:shd w:fill="1F3864" w:val="clear"/>
+            <w:tcMar>
+              <w:top w:type="dxa" w:w="60"/>
+              <w:left w:type="dxa" w:w="90"/>
+              <w:bottom w:type="dxa" w:w="60"/>
+              <w:right w:type="dxa" w:w="90"/>
+            </w:tcMar>
+            <w:vAlign w:val="center"/>
+          </w:tcPr>
+          <w:p>
+            <w:pPr>
+              <w:spacing w:after="0" w:before="0" w:line="290"/>
+              <w:jc w:val="left"/>
+            </w:pPr>
+            <w:r>
+              <w:rPr>
+                <w:rFonts w:ascii="Meiryo" w:cs="Meiryo" w:eastAsia="Meiryo" w:hAnsi="Meiryo"/>
+                <w:b/>
+                <w:bCs/>
+                <w:color w:val="FFFFFF"/>
+                <w:sz w:val="19"/>
+                <w:szCs w:val="19"/>
+              </w:rPr>
+              <w:t xml:space="preserve">出勤した期間</w:t>
+            </w:r>
+          </w:p>
+        </w:tc>
+        <w:tc>
+          <w:tcPr>
+            <w:tcW w:type="dxa" w:w="3300"/>
+            <w:tcBorders>
+              <w:top w:val="single" w:color="BFBFBF" w:sz="4"/>
+              <w:left w:val="single" w:color="BFBFBF" w:sz="4"/>
+              <w:bottom w:val="single" w:color="BFBFBF" w:sz="4"/>
+              <w:right w:val="single" w:color="BFBFBF" w:sz="4"/>
+            </w:tcBorders>
+            <w:shd w:fill="1F3864" w:val="clear"/>
+            <w:tcMar>
+              <w:top w:type="dxa" w:w="60"/>
+              <w:left w:type="dxa" w:w="90"/>
+              <w:bottom w:type="dxa" w:w="60"/>
+              <w:right w:type="dxa" w:w="90"/>
+            </w:tcMar>
+            <w:vAlign w:val="center"/>
+          </w:tcPr>
+          <w:p>
+            <w:pPr>
+              <w:spacing w:after="0" w:before="0" w:line="290"/>
+              <w:jc w:val="left"/>
+            </w:pPr>
+            <w:r>
+              <w:rPr>
+                <w:rFonts w:ascii="Meiryo" w:cs="Meiryo" w:eastAsia="Meiryo" w:hAnsi="Meiryo"/>
+                <w:b/>
+                <w:bCs/>
+                <w:color w:val="FFFFFF"/>
+                <w:sz w:val="19"/>
+                <w:szCs w:val="19"/>
+              </w:rPr>
+              <w:t xml:space="preserve">ずれる量</w:t>
+            </w:r>
+          </w:p>
+        </w:tc>
+        <w:tc>
+          <w:tcPr>
+            <w:tcW w:type="dxa" w:w="3606"/>
+            <w:tcBorders>
+              <w:top w:val="single" w:color="BFBFBF" w:sz="4"/>
+              <w:left w:val="single" w:color="BFBFBF" w:sz="4"/>
+              <w:bottom w:val="single" w:color="BFBFBF" w:sz="4"/>
+              <w:right w:val="single" w:color="BFBFBF" w:sz="4"/>
+            </w:tcBorders>
+            <w:shd w:fill="1F3864" w:val="clear"/>
+            <w:tcMar>
+              <w:top w:type="dxa" w:w="60"/>
+              <w:left w:type="dxa" w:w="90"/>
+              <w:bottom w:type="dxa" w:w="60"/>
+              <w:right w:type="dxa" w:w="90"/>
+            </w:tcMar>
+            <w:vAlign w:val="center"/>
+          </w:tcPr>
+          <w:p>
+            <w:pPr>
+              <w:spacing w:after="0" w:before="0" w:line="290"/>
+              <w:jc w:val="center"/>
+            </w:pPr>
+            <w:r>
+              <w:rPr>
+                <w:rFonts w:ascii="Meiryo" w:cs="Meiryo" w:eastAsia="Meiryo" w:hAnsi="Meiryo"/>
+                <w:b/>
+                <w:bCs/>
+                <w:color w:val="FFFFFF"/>
+                <w:sz w:val="19"/>
+                <w:szCs w:val="19"/>
+              </w:rPr>
+              <w:t xml:space="preserve">法定末日（出勤なしは2026/1/24）</w:t>
+            </w:r>
+          </w:p>
+        </w:tc>
+      </w:tr>
+      <w:tr>
+        <w:trPr>
+          <w:cantSplit/>
+        </w:trPr>
+        <w:tc>
+          <w:tcPr>
+            <w:tcW w:type="dxa" w:w="3000"/>
+            <w:tcBorders>
+              <w:top w:val="single" w:color="BFBFBF" w:sz="4"/>
+              <w:left w:val="single" w:color="BFBFBF" w:sz="4"/>
+              <w:bottom w:val="single" w:color="BFBFBF" w:sz="4"/>
+              <w:right w:val="single" w:color="BFBFBF" w:sz="4"/>
+            </w:tcBorders>
+            <w:tcMar>
+              <w:top w:type="dxa" w:w="60"/>
+              <w:left w:type="dxa" w:w="90"/>
+              <w:bottom w:type="dxa" w:w="60"/>
+              <w:right w:type="dxa" w:w="90"/>
+            </w:tcMar>
+            <w:vAlign w:val="center"/>
+          </w:tcPr>
+          <w:p>
+            <w:pPr>
+              <w:spacing w:after="0" w:before="0" w:line="290"/>
+              <w:jc w:val="left"/>
+            </w:pPr>
+            <w:r>
+              <w:rPr>
+                <w:rFonts w:ascii="Meiryo" w:cs="Meiryo" w:eastAsia="Meiryo" w:hAnsi="Meiryo"/>
+                <w:b w:val="false"/>
+                <w:bCs w:val="false"/>
+                <w:sz w:val="19"/>
+                <w:szCs w:val="19"/>
+              </w:rPr>
+              <w:t xml:space="preserve">2025/1/1〜1/31（1月まるごと）</w:t>
+            </w:r>
+          </w:p>
+        </w:tc>
+        <w:tc>
+          <w:tcPr>
+            <w:tcW w:type="dxa" w:w="3300"/>
+            <w:tcBorders>
+              <w:top w:val="single" w:color="BFBFBF" w:sz="4"/>
+              <w:left w:val="single" w:color="BFBFBF" w:sz="4"/>
+              <w:bottom w:val="single" w:color="BFBFBF" w:sz="4"/>
+              <w:right w:val="single" w:color="BFBFBF" w:sz="4"/>
+            </w:tcBorders>
+            <w:tcMar>
+              <w:top w:type="dxa" w:w="60"/>
+              <w:left w:type="dxa" w:w="90"/>
+              <w:bottom w:type="dxa" w:w="60"/>
+              <w:right w:type="dxa" w:w="90"/>
+            </w:tcMar>
+            <w:vAlign w:val="center"/>
+          </w:tcPr>
+          <w:p>
+            <w:pPr>
+              <w:spacing w:after="0" w:before="0" w:line="290"/>
+              <w:jc w:val="left"/>
+            </w:pPr>
+            <w:r>
+              <w:rPr>
+                <w:rFonts w:ascii="Meiryo" w:cs="Meiryo" w:eastAsia="Meiryo" w:hAnsi="Meiryo"/>
+                <w:b w:val="false"/>
+                <w:bCs w:val="false"/>
+                <w:sz w:val="19"/>
+                <w:szCs w:val="19"/>
+              </w:rPr>
+              <w:t xml:space="preserve">1か月</w:t>
+            </w:r>
+          </w:p>
+        </w:tc>
+        <w:tc>
+          <w:tcPr>
+            <w:tcW w:type="dxa" w:w="3606"/>
+            <w:tcBorders>
+              <w:top w:val="single" w:color="BFBFBF" w:sz="4"/>
+              <w:left w:val="single" w:color="BFBFBF" w:sz="4"/>
+              <w:bottom w:val="single" w:color="BFBFBF" w:sz="4"/>
+              <w:right w:val="single" w:color="BFBFBF" w:sz="4"/>
+            </w:tcBorders>
+            <w:tcMar>
+              <w:top w:type="dxa" w:w="60"/>
+              <w:left w:type="dxa" w:w="90"/>
+              <w:bottom w:type="dxa" w:w="60"/>
+              <w:right w:type="dxa" w:w="90"/>
+            </w:tcMar>
+            <w:vAlign w:val="center"/>
+          </w:tcPr>
+          <w:p>
+            <w:pPr>
+              <w:spacing w:after="0" w:before="0" w:line="290"/>
+              <w:jc w:val="center"/>
+            </w:pPr>
+            <w:r>
+              <w:rPr>
+                <w:rFonts w:ascii="Meiryo" w:cs="Meiryo" w:eastAsia="Meiryo" w:hAnsi="Meiryo"/>
+                <w:b w:val="false"/>
+                <w:bCs w:val="false"/>
+                <w:sz w:val="19"/>
+                <w:szCs w:val="19"/>
+              </w:rPr>
+              <w:t xml:space="preserve">2026/2/24</w:t>
+            </w:r>
+          </w:p>
+        </w:tc>
+      </w:tr>
+      <w:tr>
+        <w:trPr>
+          <w:cantSplit/>
+        </w:trPr>
+        <w:tc>
+          <w:tcPr>
+            <w:tcW w:type="dxa" w:w="3000"/>
+            <w:tcBorders>
+              <w:top w:val="single" w:color="BFBFBF" w:sz="4"/>
+              <w:left w:val="single" w:color="BFBFBF" w:sz="4"/>
+              <w:bottom w:val="single" w:color="BFBFBF" w:sz="4"/>
+              <w:right w:val="single" w:color="BFBFBF" w:sz="4"/>
+            </w:tcBorders>
+            <w:tcMar>
+              <w:top w:type="dxa" w:w="60"/>
+              <w:left w:type="dxa" w:w="90"/>
+              <w:bottom w:type="dxa" w:w="60"/>
+              <w:right w:type="dxa" w:w="90"/>
+            </w:tcMar>
+            <w:vAlign w:val="center"/>
+          </w:tcPr>
+          <w:p>
+            <w:pPr>
+              <w:spacing w:after="0" w:before="0" w:line="290"/>
+              <w:jc w:val="left"/>
+            </w:pPr>
+            <w:r>
+              <w:rPr>
+                <w:rFonts w:ascii="Meiryo" w:cs="Meiryo" w:eastAsia="Meiryo" w:hAnsi="Meiryo"/>
+                <w:b w:val="false"/>
+                <w:bCs w:val="false"/>
+                <w:sz w:val="19"/>
+                <w:szCs w:val="19"/>
+              </w:rPr>
+              <w:t xml:space="preserve">2025/2/1〜3/15</w:t>
+            </w:r>
+          </w:p>
+        </w:tc>
+        <w:tc>
+          <w:tcPr>
+            <w:tcW w:type="dxa" w:w="3300"/>
+            <w:tcBorders>
+              <w:top w:val="single" w:color="BFBFBF" w:sz="4"/>
+              <w:left w:val="single" w:color="BFBFBF" w:sz="4"/>
+              <w:bottom w:val="single" w:color="BFBFBF" w:sz="4"/>
+              <w:right w:val="single" w:color="BFBFBF" w:sz="4"/>
+            </w:tcBorders>
+            <w:tcMar>
+              <w:top w:type="dxa" w:w="60"/>
+              <w:left w:type="dxa" w:w="90"/>
+              <w:bottom w:type="dxa" w:w="60"/>
+              <w:right w:type="dxa" w:w="90"/>
+            </w:tcMar>
+            <w:vAlign w:val="center"/>
+          </w:tcPr>
+          <w:p>
+            <w:pPr>
+              <w:spacing w:after="0" w:before="0" w:line="290"/>
+              <w:jc w:val="left"/>
+            </w:pPr>
+            <w:r>
+              <w:rPr>
+                <w:rFonts w:ascii="Meiryo" w:cs="Meiryo" w:eastAsia="Meiryo" w:hAnsi="Meiryo"/>
+                <w:b w:val="false"/>
+                <w:bCs w:val="false"/>
+                <w:sz w:val="19"/>
+                <w:szCs w:val="19"/>
+              </w:rPr>
+              <w:t xml:space="preserve">1か月 ＋ 3/1〜3/15の土日を除く10日</w:t>
+            </w:r>
+          </w:p>
+        </w:tc>
+        <w:tc>
+          <w:tcPr>
+            <w:tcW w:type="dxa" w:w="3606"/>
+            <w:tcBorders>
+              <w:top w:val="single" w:color="BFBFBF" w:sz="4"/>
+              <w:left w:val="single" w:color="BFBFBF" w:sz="4"/>
+              <w:bottom w:val="single" w:color="BFBFBF" w:sz="4"/>
+              <w:right w:val="single" w:color="BFBFBF" w:sz="4"/>
+            </w:tcBorders>
+            <w:tcMar>
+              <w:top w:type="dxa" w:w="60"/>
+              <w:left w:type="dxa" w:w="90"/>
+              <w:bottom w:type="dxa" w:w="60"/>
+              <w:right w:type="dxa" w:w="90"/>
+            </w:tcMar>
+            <w:vAlign w:val="center"/>
+          </w:tcPr>
+          <w:p>
+            <w:pPr>
+              <w:spacing w:after="0" w:before="0" w:line="290"/>
+              <w:jc w:val="center"/>
+            </w:pPr>
+            <w:r>
+              <w:rPr>
+                <w:rFonts w:ascii="Meiryo" w:cs="Meiryo" w:eastAsia="Meiryo" w:hAnsi="Meiryo"/>
+                <w:b w:val="false"/>
+                <w:bCs w:val="false"/>
+                <w:sz w:val="19"/>
+                <w:szCs w:val="19"/>
+              </w:rPr>
+              <w:t xml:space="preserve">2026/3/10</w:t>
+            </w:r>
+          </w:p>
+        </w:tc>
+      </w:tr>
+      <w:tr>
+        <w:trPr>
+          <w:cantSplit/>
+        </w:trPr>
+        <w:tc>
+          <w:tcPr>
+            <w:tcW w:type="dxa" w:w="3000"/>
+            <w:tcBorders>
+              <w:top w:val="single" w:color="BFBFBF" w:sz="4"/>
+              <w:left w:val="single" w:color="BFBFBF" w:sz="4"/>
+              <w:bottom w:val="single" w:color="BFBFBF" w:sz="4"/>
+              <w:right w:val="single" w:color="BFBFBF" w:sz="4"/>
+            </w:tcBorders>
+            <w:tcMar>
+              <w:top w:type="dxa" w:w="60"/>
+              <w:left w:type="dxa" w:w="90"/>
+              <w:bottom w:type="dxa" w:w="60"/>
+              <w:right w:type="dxa" w:w="90"/>
+            </w:tcMar>
+            <w:vAlign w:val="center"/>
+          </w:tcPr>
+          <w:p>
+            <w:pPr>
+              <w:spacing w:after="0" w:before="0" w:line="290"/>
+              <w:jc w:val="left"/>
+            </w:pPr>
+            <w:r>
+              <w:rPr>
+                <w:rFonts w:ascii="Meiryo" w:cs="Meiryo" w:eastAsia="Meiryo" w:hAnsi="Meiryo"/>
+                <w:b w:val="false"/>
+                <w:bCs w:val="false"/>
+                <w:sz w:val="19"/>
+                <w:szCs w:val="19"/>
+              </w:rPr>
+              <w:t xml:space="preserve">2025/1/20〜2/9（丸ごとの月なし）</w:t>
+            </w:r>
+          </w:p>
+        </w:tc>
+        <w:tc>
+          <w:tcPr>
+            <w:tcW w:type="dxa" w:w="3300"/>
+            <w:tcBorders>
+              <w:top w:val="single" w:color="BFBFBF" w:sz="4"/>
+              <w:left w:val="single" w:color="BFBFBF" w:sz="4"/>
+              <w:bottom w:val="single" w:color="BFBFBF" w:sz="4"/>
+              <w:right w:val="single" w:color="BFBFBF" w:sz="4"/>
+            </w:tcBorders>
+            <w:tcMar>
+              <w:top w:type="dxa" w:w="60"/>
+              <w:left w:type="dxa" w:w="90"/>
+              <w:bottom w:type="dxa" w:w="60"/>
+              <w:right w:type="dxa" w:w="90"/>
+            </w:tcMar>
+            <w:vAlign w:val="center"/>
+          </w:tcPr>
+          <w:p>
+            <w:pPr>
+              <w:spacing w:after="0" w:before="0" w:line="290"/>
+              <w:jc w:val="left"/>
+            </w:pPr>
+            <w:r>
+              <w:rPr>
+                <w:rFonts w:ascii="Meiryo" w:cs="Meiryo" w:eastAsia="Meiryo" w:hAnsi="Meiryo"/>
+                <w:b w:val="false"/>
+                <w:bCs w:val="false"/>
+                <w:sz w:val="19"/>
+                <w:szCs w:val="19"/>
+              </w:rPr>
+              <w:t xml:space="preserve">1/20〜2/9の土日を除く15日</w:t>
+            </w:r>
+          </w:p>
+        </w:tc>
+        <w:tc>
+          <w:tcPr>
+            <w:tcW w:type="dxa" w:w="3606"/>
+            <w:tcBorders>
+              <w:top w:val="single" w:color="BFBFBF" w:sz="4"/>
+              <w:left w:val="single" w:color="BFBFBF" w:sz="4"/>
+              <w:bottom w:val="single" w:color="BFBFBF" w:sz="4"/>
+              <w:right w:val="single" w:color="BFBFBF" w:sz="4"/>
+            </w:tcBorders>
+            <w:tcMar>
+              <w:top w:type="dxa" w:w="60"/>
+              <w:left w:type="dxa" w:w="90"/>
+              <w:bottom w:type="dxa" w:w="60"/>
+              <w:right w:type="dxa" w:w="90"/>
+            </w:tcMar>
+            <w:vAlign w:val="center"/>
+          </w:tcPr>
+          <w:p>
+            <w:pPr>
+              <w:spacing w:after="0" w:before="0" w:line="290"/>
+              <w:jc w:val="center"/>
+            </w:pPr>
+            <w:r>
+              <w:rPr>
+                <w:rFonts w:ascii="Meiryo" w:cs="Meiryo" w:eastAsia="Meiryo" w:hAnsi="Meiryo"/>
+                <w:b w:val="false"/>
+                <w:bCs w:val="false"/>
+                <w:sz w:val="19"/>
+                <w:szCs w:val="19"/>
+              </w:rPr>
+              <w:t xml:space="preserve">2026/2/13</w:t>
             </w:r>
           </w:p>
         </w:tc>
@@ -7912,7 +8408,7 @@
                 <w:sz w:val="21"/>
                 <w:szCs w:val="21"/>
               </w:rPr>
-              <w:t xml:space="preserve">延びる日数（自動）</w:t>
+              <w:t xml:space="preserve">延びる月数（自動）</w:t>
             </w:r>
           </w:p>
         </w:tc>
@@ -7946,7 +8442,7 @@
                 <w:sz w:val="19"/>
                 <w:szCs w:val="19"/>
               </w:rPr>
-              <w:t xml:space="preserve">終了日 − 開始日 ＋ 1（暦日数）</w:t>
+              <w:t xml:space="preserve">期間のうち、丸ごと1か月ある月の数（例：2/1〜3/15 なら 2月 → 1か月）</w:t>
             </w:r>
           </w:p>
         </w:tc>
@@ -7985,7 +8481,7 @@
                 <w:sz w:val="21"/>
                 <w:szCs w:val="21"/>
               </w:rPr>
-              <w:t xml:space="preserve">区分（自動）</w:t>
+              <w:t xml:space="preserve">延びる日数（自動）</w:t>
             </w:r>
           </w:p>
         </w:tc>
@@ -8014,180 +8510,12 @@
             <w:r>
               <w:rPr>
                 <w:rFonts w:ascii="Meiryo" w:cs="Meiryo" w:eastAsia="Meiryo" w:hAnsi="Meiryo"/>
-                <w:sz w:val="19"/>
-                <w:szCs w:val="19"/>
-              </w:rPr>
-              <w:t xml:space="preserve">「法定」＝法定給付の期間中の出勤 ／ 「附加」＝附加給付の期間中の出勤 ／ </w:t>
-            </w:r>
-            <w:r>
-              <w:rPr>
-                <w:rFonts w:ascii="Meiryo" w:cs="Meiryo" w:eastAsia="Meiryo" w:hAnsi="Meiryo"/>
-                <w:sz w:val="19"/>
-                <w:szCs w:val="19"/>
-              </w:rPr>
-              <w:t xml:space="preserve">「対象外」＝支給開始日より前、または附加給付の最終日より後の出勤（延びません）</w:t>
-            </w:r>
-            <w:r>
-              <w:rPr>
-                <w:rFonts w:ascii="Meiryo" w:cs="Meiryo" w:eastAsia="Meiryo" w:hAnsi="Meiryo"/>
-                <w:sz w:val="19"/>
-                <w:szCs w:val="19"/>
-              </w:rPr>
-              <w:t xml:space="preserve">／「日付エラー」＝終了日が開始日より前</w:t>
-            </w:r>
-          </w:p>
-        </w:tc>
-      </w:tr>
-    </w:tbl>
-    <w:p>
-      <w:pPr>
-        <w:spacing w:after="80" w:before="0"/>
-      </w:pPr>
-    </w:p>
-    <w:p>
-      <w:pPr>
-        <w:keepNext/>
-        <w:spacing w:after="60" w:before="60" w:line="320"/>
-      </w:pPr>
-      <w:r>
-        <w:rPr>
-          <w:rFonts w:ascii="Meiryo" w:cs="Meiryo" w:eastAsia="Meiryo" w:hAnsi="Meiryo"/>
-          <w:b/>
-          <w:bCs/>
-          <w:color w:val="1F3864"/>
-          <w:sz w:val="21"/>
-          <w:szCs w:val="21"/>
-        </w:rPr>
-        <w:t xml:space="preserve">例：2025/9/1〜9/30（30日）出勤した場合</w:t>
-      </w:r>
-    </w:p>
-    <w:tbl>
-      <w:tblPr>
-        <w:tblW w:type="dxa" w:w="9906"/>
-        <w:tblBorders>
-          <w:top w:val="single" w:color="auto" w:sz="4"/>
-          <w:left w:val="single" w:color="auto" w:sz="4"/>
-          <w:bottom w:val="single" w:color="auto" w:sz="4"/>
-          <w:right w:val="single" w:color="auto" w:sz="4"/>
-          <w:insideH w:val="single" w:color="auto" w:sz="4"/>
-          <w:insideV w:val="single" w:color="auto" w:sz="4"/>
-        </w:tblBorders>
-      </w:tblPr>
-      <w:tblGrid>
-        <w:gridCol w:w="3300"/>
-        <w:gridCol w:w="3300"/>
-        <w:gridCol w:w="3306"/>
-      </w:tblGrid>
-      <w:tr>
-        <w:trPr>
-          <w:cantSplit/>
-          <w:tblHeader/>
-        </w:trPr>
-        <w:tc>
-          <w:tcPr>
-            <w:tcW w:type="dxa" w:w="3300"/>
-            <w:tcBorders>
-              <w:top w:val="single" w:color="BFBFBF" w:sz="4"/>
-              <w:left w:val="single" w:color="BFBFBF" w:sz="4"/>
-              <w:bottom w:val="single" w:color="BFBFBF" w:sz="4"/>
-              <w:right w:val="single" w:color="BFBFBF" w:sz="4"/>
-            </w:tcBorders>
-            <w:shd w:fill="1F3864" w:val="clear"/>
-            <w:tcMar>
-              <w:top w:type="dxa" w:w="60"/>
-              <w:left w:type="dxa" w:w="90"/>
-              <w:bottom w:type="dxa" w:w="60"/>
-              <w:right w:type="dxa" w:w="90"/>
-            </w:tcMar>
-            <w:vAlign w:val="center"/>
-          </w:tcPr>
-          <w:p>
-            <w:pPr>
-              <w:spacing w:after="0" w:before="0" w:line="290"/>
-              <w:jc w:val="left"/>
-            </w:pPr>
-            <w:r>
-              <w:rPr>
-                <w:rFonts w:ascii="Meiryo" w:cs="Meiryo" w:eastAsia="Meiryo" w:hAnsi="Meiryo"/>
-                <w:b/>
-                <w:bCs/>
-                <w:color w:val="FFFFFF"/>
-                <w:sz w:val="19"/>
-                <w:szCs w:val="19"/>
-              </w:rPr>
-              <w:t xml:space="preserve"/>
-            </w:r>
-          </w:p>
-        </w:tc>
-        <w:tc>
-          <w:tcPr>
-            <w:tcW w:type="dxa" w:w="3300"/>
-            <w:tcBorders>
-              <w:top w:val="single" w:color="BFBFBF" w:sz="4"/>
-              <w:left w:val="single" w:color="BFBFBF" w:sz="4"/>
-              <w:bottom w:val="single" w:color="BFBFBF" w:sz="4"/>
-              <w:right w:val="single" w:color="BFBFBF" w:sz="4"/>
-            </w:tcBorders>
-            <w:shd w:fill="1F3864" w:val="clear"/>
-            <w:tcMar>
-              <w:top w:type="dxa" w:w="60"/>
-              <w:left w:type="dxa" w:w="90"/>
-              <w:bottom w:type="dxa" w:w="60"/>
-              <w:right w:type="dxa" w:w="90"/>
-            </w:tcMar>
-            <w:vAlign w:val="center"/>
-          </w:tcPr>
-          <w:p>
-            <w:pPr>
-              <w:spacing w:after="0" w:before="0" w:line="290"/>
-              <w:jc w:val="center"/>
-            </w:pPr>
-            <w:r>
-              <w:rPr>
-                <w:rFonts w:ascii="Meiryo" w:cs="Meiryo" w:eastAsia="Meiryo" w:hAnsi="Meiryo"/>
-                <w:b/>
-                <w:bCs/>
-                <w:color w:val="FFFFFF"/>
-                <w:sz w:val="19"/>
-                <w:szCs w:val="19"/>
-              </w:rPr>
-              <w:t xml:space="preserve">出勤なし</w:t>
-            </w:r>
-          </w:p>
-        </w:tc>
-        <w:tc>
-          <w:tcPr>
-            <w:tcW w:type="dxa" w:w="3306"/>
-            <w:tcBorders>
-              <w:top w:val="single" w:color="BFBFBF" w:sz="4"/>
-              <w:left w:val="single" w:color="BFBFBF" w:sz="4"/>
-              <w:bottom w:val="single" w:color="BFBFBF" w:sz="4"/>
-              <w:right w:val="single" w:color="BFBFBF" w:sz="4"/>
-            </w:tcBorders>
-            <w:shd w:fill="1F3864" w:val="clear"/>
-            <w:tcMar>
-              <w:top w:type="dxa" w:w="60"/>
-              <w:left w:type="dxa" w:w="90"/>
-              <w:bottom w:type="dxa" w:w="60"/>
-              <w:right w:type="dxa" w:w="90"/>
-            </w:tcMar>
-            <w:vAlign w:val="center"/>
-          </w:tcPr>
-          <w:p>
-            <w:pPr>
-              <w:spacing w:after="0" w:before="0" w:line="290"/>
-              <w:jc w:val="center"/>
-            </w:pPr>
-            <w:r>
-              <w:rPr>
-                <w:rFonts w:ascii="Meiryo" w:cs="Meiryo" w:eastAsia="Meiryo" w:hAnsi="Meiryo"/>
-                <w:b/>
-                <w:bCs/>
-                <w:color w:val="FFFFFF"/>
-                <w:sz w:val="19"/>
-                <w:szCs w:val="19"/>
-              </w:rPr>
-              <w:t xml:space="preserve">出勤あり</w:t>
+                <w:b w:val="false"/>
+                <w:bCs w:val="false"/>
+                <w:sz w:val="19"/>
+                <w:szCs w:val="19"/>
+              </w:rPr>
+              <w:t xml:space="preserve">残りの日の「土日を除く日数」（例：3/1〜3/15 → 10日）</w:t>
             </w:r>
           </w:p>
         </w:tc>
@@ -8198,7 +8526,7 @@
         </w:trPr>
         <w:tc>
           <w:tcPr>
-            <w:tcW w:type="dxa" w:w="3300"/>
+            <w:tcW w:type="dxa" w:w="1900"/>
             <w:tcBorders>
               <w:top w:val="single" w:color="BFBFBF" w:sz="4"/>
               <w:left w:val="single" w:color="BFBFBF" w:sz="4"/>
@@ -8226,289 +8554,55 @@
                 <w:sz w:val="21"/>
                 <w:szCs w:val="21"/>
               </w:rPr>
-              <w:t xml:space="preserve">法定給付の末日</w:t>
-            </w:r>
-          </w:p>
-        </w:tc>
-        <w:tc>
-          <w:tcPr>
-            <w:tcW w:type="dxa" w:w="3300"/>
-            <w:tcBorders>
-              <w:top w:val="single" w:color="BFBFBF" w:sz="4"/>
-              <w:left w:val="single" w:color="BFBFBF" w:sz="4"/>
-              <w:bottom w:val="single" w:color="BFBFBF" w:sz="4"/>
-              <w:right w:val="single" w:color="BFBFBF" w:sz="4"/>
-            </w:tcBorders>
-            <w:tcMar>
-              <w:top w:type="dxa" w:w="60"/>
-              <w:left w:type="dxa" w:w="90"/>
-              <w:bottom w:type="dxa" w:w="60"/>
-              <w:right w:type="dxa" w:w="90"/>
-            </w:tcMar>
-            <w:vAlign w:val="center"/>
-          </w:tcPr>
-          <w:p>
-            <w:pPr>
-              <w:spacing w:after="0" w:before="0" w:line="290"/>
-              <w:jc w:val="center"/>
-            </w:pPr>
-            <w:r>
-              <w:rPr>
-                <w:rFonts w:ascii="Meiryo" w:cs="Meiryo" w:eastAsia="Meiryo" w:hAnsi="Meiryo"/>
-                <w:b w:val="false"/>
-                <w:bCs w:val="false"/>
-                <w:sz w:val="19"/>
-                <w:szCs w:val="19"/>
-              </w:rPr>
-              <w:t xml:space="preserve">2026/1/24</w:t>
-            </w:r>
-          </w:p>
-        </w:tc>
-        <w:tc>
-          <w:tcPr>
-            <w:tcW w:type="dxa" w:w="3306"/>
-            <w:tcBorders>
-              <w:top w:val="single" w:color="BFBFBF" w:sz="4"/>
-              <w:left w:val="single" w:color="BFBFBF" w:sz="4"/>
-              <w:bottom w:val="single" w:color="BFBFBF" w:sz="4"/>
-              <w:right w:val="single" w:color="BFBFBF" w:sz="4"/>
-            </w:tcBorders>
-            <w:tcMar>
-              <w:top w:type="dxa" w:w="60"/>
-              <w:left w:type="dxa" w:w="90"/>
-              <w:bottom w:type="dxa" w:w="60"/>
-              <w:right w:type="dxa" w:w="90"/>
-            </w:tcMar>
-            <w:vAlign w:val="center"/>
-          </w:tcPr>
-          <w:p>
-            <w:pPr>
-              <w:spacing w:after="0" w:before="0" w:line="290"/>
-              <w:jc w:val="center"/>
-            </w:pPr>
-            <w:r>
-              <w:rPr>
-                <w:rFonts w:ascii="Meiryo" w:cs="Meiryo" w:eastAsia="Meiryo" w:hAnsi="Meiryo"/>
-                <w:b w:val="false"/>
-                <w:bCs w:val="false"/>
-                <w:sz w:val="19"/>
-                <w:szCs w:val="19"/>
-              </w:rPr>
-              <w:t xml:space="preserve">2026/2/23（＋30日）</w:t>
-            </w:r>
-          </w:p>
-        </w:tc>
-      </w:tr>
-      <w:tr>
-        <w:trPr>
-          <w:cantSplit/>
-        </w:trPr>
-        <w:tc>
-          <w:tcPr>
-            <w:tcW w:type="dxa" w:w="3300"/>
-            <w:tcBorders>
-              <w:top w:val="single" w:color="BFBFBF" w:sz="4"/>
-              <w:left w:val="single" w:color="BFBFBF" w:sz="4"/>
-              <w:bottom w:val="single" w:color="BFBFBF" w:sz="4"/>
-              <w:right w:val="single" w:color="BFBFBF" w:sz="4"/>
-            </w:tcBorders>
-            <w:tcMar>
-              <w:top w:type="dxa" w:w="60"/>
-              <w:left w:type="dxa" w:w="90"/>
-              <w:bottom w:type="dxa" w:w="60"/>
-              <w:right w:type="dxa" w:w="90"/>
-            </w:tcMar>
-            <w:vAlign w:val="center"/>
-          </w:tcPr>
-          <w:p>
-            <w:pPr>
-              <w:spacing w:after="0" w:before="0" w:line="290"/>
-              <w:jc w:val="left"/>
-            </w:pPr>
-            <w:r>
-              <w:rPr>
-                <w:rFonts w:ascii="Meiryo" w:cs="Meiryo" w:eastAsia="Meiryo" w:hAnsi="Meiryo"/>
-                <w:b/>
-                <w:bCs/>
-                <w:sz w:val="21"/>
-                <w:szCs w:val="21"/>
-              </w:rPr>
-              <w:t xml:space="preserve">附加給付</w:t>
-            </w:r>
-          </w:p>
-        </w:tc>
-        <w:tc>
-          <w:tcPr>
-            <w:tcW w:type="dxa" w:w="3300"/>
-            <w:tcBorders>
-              <w:top w:val="single" w:color="BFBFBF" w:sz="4"/>
-              <w:left w:val="single" w:color="BFBFBF" w:sz="4"/>
-              <w:bottom w:val="single" w:color="BFBFBF" w:sz="4"/>
-              <w:right w:val="single" w:color="BFBFBF" w:sz="4"/>
-            </w:tcBorders>
-            <w:tcMar>
-              <w:top w:type="dxa" w:w="60"/>
-              <w:left w:type="dxa" w:w="90"/>
-              <w:bottom w:type="dxa" w:w="60"/>
-              <w:right w:type="dxa" w:w="90"/>
-            </w:tcMar>
-            <w:vAlign w:val="center"/>
-          </w:tcPr>
-          <w:p>
-            <w:pPr>
-              <w:spacing w:after="0" w:before="0" w:line="290"/>
-              <w:jc w:val="center"/>
-            </w:pPr>
-            <w:r>
-              <w:rPr>
-                <w:rFonts w:ascii="Meiryo" w:cs="Meiryo" w:eastAsia="Meiryo" w:hAnsi="Meiryo"/>
-                <w:b w:val="false"/>
-                <w:bCs w:val="false"/>
-                <w:sz w:val="19"/>
-                <w:szCs w:val="19"/>
-              </w:rPr>
-              <w:t xml:space="preserve">2026/1/25〜7/24</w:t>
-            </w:r>
-          </w:p>
-        </w:tc>
-        <w:tc>
-          <w:tcPr>
-            <w:tcW w:type="dxa" w:w="3306"/>
-            <w:tcBorders>
-              <w:top w:val="single" w:color="BFBFBF" w:sz="4"/>
-              <w:left w:val="single" w:color="BFBFBF" w:sz="4"/>
-              <w:bottom w:val="single" w:color="BFBFBF" w:sz="4"/>
-              <w:right w:val="single" w:color="BFBFBF" w:sz="4"/>
-            </w:tcBorders>
-            <w:tcMar>
-              <w:top w:type="dxa" w:w="60"/>
-              <w:left w:type="dxa" w:w="90"/>
-              <w:bottom w:type="dxa" w:w="60"/>
-              <w:right w:type="dxa" w:w="90"/>
-            </w:tcMar>
-            <w:vAlign w:val="center"/>
-          </w:tcPr>
-          <w:p>
-            <w:pPr>
-              <w:spacing w:after="0" w:before="0" w:line="290"/>
-              <w:jc w:val="center"/>
-            </w:pPr>
-            <w:r>
-              <w:rPr>
-                <w:rFonts w:ascii="Meiryo" w:cs="Meiryo" w:eastAsia="Meiryo" w:hAnsi="Meiryo"/>
-                <w:b w:val="false"/>
-                <w:bCs w:val="false"/>
-                <w:sz w:val="19"/>
-                <w:szCs w:val="19"/>
-              </w:rPr>
-              <w:t xml:space="preserve">2026/2/24〜8/23</w:t>
-            </w:r>
-          </w:p>
-        </w:tc>
-      </w:tr>
-      <w:tr>
-        <w:trPr>
-          <w:cantSplit/>
-        </w:trPr>
-        <w:tc>
-          <w:tcPr>
-            <w:tcW w:type="dxa" w:w="3300"/>
-            <w:tcBorders>
-              <w:top w:val="single" w:color="BFBFBF" w:sz="4"/>
-              <w:left w:val="single" w:color="BFBFBF" w:sz="4"/>
-              <w:bottom w:val="single" w:color="BFBFBF" w:sz="4"/>
-              <w:right w:val="single" w:color="BFBFBF" w:sz="4"/>
-            </w:tcBorders>
-            <w:tcMar>
-              <w:top w:type="dxa" w:w="60"/>
-              <w:left w:type="dxa" w:w="90"/>
-              <w:bottom w:type="dxa" w:w="60"/>
-              <w:right w:type="dxa" w:w="90"/>
-            </w:tcMar>
-            <w:vAlign w:val="center"/>
-          </w:tcPr>
-          <w:p>
-            <w:pPr>
-              <w:spacing w:after="0" w:before="0" w:line="290"/>
-              <w:jc w:val="left"/>
-            </w:pPr>
-            <w:r>
-              <w:rPr>
-                <w:rFonts w:ascii="Meiryo" w:cs="Meiryo" w:eastAsia="Meiryo" w:hAnsi="Meiryo"/>
-                <w:b/>
-                <w:bCs/>
-                <w:sz w:val="21"/>
-                <w:szCs w:val="21"/>
-              </w:rPr>
-              <w:t xml:space="preserve">算定表の9月分</w:t>
-            </w:r>
-          </w:p>
-        </w:tc>
-        <w:tc>
-          <w:tcPr>
-            <w:tcW w:type="dxa" w:w="3300"/>
-            <w:tcBorders>
-              <w:top w:val="single" w:color="BFBFBF" w:sz="4"/>
-              <w:left w:val="single" w:color="BFBFBF" w:sz="4"/>
-              <w:bottom w:val="single" w:color="BFBFBF" w:sz="4"/>
-              <w:right w:val="single" w:color="BFBFBF" w:sz="4"/>
-            </w:tcBorders>
-            <w:tcMar>
-              <w:top w:type="dxa" w:w="60"/>
-              <w:left w:type="dxa" w:w="90"/>
-              <w:bottom w:type="dxa" w:w="60"/>
-              <w:right w:type="dxa" w:w="90"/>
-            </w:tcMar>
-            <w:vAlign w:val="center"/>
-          </w:tcPr>
-          <w:p>
-            <w:pPr>
-              <w:spacing w:after="0" w:before="0" w:line="290"/>
-              <w:jc w:val="center"/>
-            </w:pPr>
-            <w:r>
-              <w:rPr>
-                <w:rFonts w:ascii="Meiryo" w:cs="Meiryo" w:eastAsia="Meiryo" w:hAnsi="Meiryo"/>
-                <w:b w:val="false"/>
-                <w:bCs w:val="false"/>
-                <w:sz w:val="19"/>
-                <w:szCs w:val="19"/>
-              </w:rPr>
-              <w:t xml:space="preserve">支給あり（日額を比較）</w:t>
-            </w:r>
-          </w:p>
-        </w:tc>
-        <w:tc>
-          <w:tcPr>
-            <w:tcW w:type="dxa" w:w="3306"/>
-            <w:tcBorders>
-              <w:top w:val="single" w:color="BFBFBF" w:sz="4"/>
-              <w:left w:val="single" w:color="BFBFBF" w:sz="4"/>
-              <w:bottom w:val="single" w:color="BFBFBF" w:sz="4"/>
-              <w:right w:val="single" w:color="BFBFBF" w:sz="4"/>
-            </w:tcBorders>
-            <w:tcMar>
-              <w:top w:type="dxa" w:w="60"/>
-              <w:left w:type="dxa" w:w="90"/>
-              <w:bottom w:type="dxa" w:w="60"/>
-              <w:right w:type="dxa" w:w="90"/>
-            </w:tcMar>
-            <w:vAlign w:val="center"/>
-          </w:tcPr>
-          <w:p>
-            <w:pPr>
-              <w:spacing w:after="0" w:before="0" w:line="290"/>
-              <w:jc w:val="center"/>
-            </w:pPr>
-            <w:r>
-              <w:rPr>
-                <w:rFonts w:ascii="Meiryo" w:cs="Meiryo" w:eastAsia="Meiryo" w:hAnsi="Meiryo"/>
-                <w:b w:val="false"/>
-                <w:bCs w:val="false"/>
-                <w:sz w:val="19"/>
-                <w:szCs w:val="19"/>
-              </w:rPr>
-              <w:t xml:space="preserve">行がなくなる（出勤のため）</w:t>
+              <w:t xml:space="preserve">区分（自動）</w:t>
+            </w:r>
+          </w:p>
+        </w:tc>
+        <w:tc>
+          <w:tcPr>
+            <w:tcW w:type="dxa" w:w="8006"/>
+            <w:tcBorders>
+              <w:top w:val="single" w:color="BFBFBF" w:sz="4"/>
+              <w:left w:val="single" w:color="BFBFBF" w:sz="4"/>
+              <w:bottom w:val="single" w:color="BFBFBF" w:sz="4"/>
+              <w:right w:val="single" w:color="BFBFBF" w:sz="4"/>
+            </w:tcBorders>
+            <w:tcMar>
+              <w:top w:type="dxa" w:w="60"/>
+              <w:left w:type="dxa" w:w="90"/>
+              <w:bottom w:type="dxa" w:w="60"/>
+              <w:right w:type="dxa" w:w="90"/>
+            </w:tcMar>
+            <w:vAlign w:val="center"/>
+          </w:tcPr>
+          <w:p>
+            <w:pPr>
+              <w:spacing w:after="0" w:before="0" w:line="290"/>
+              <w:jc w:val="left"/>
+            </w:pPr>
+            <w:r>
+              <w:rPr>
+                <w:rFonts w:ascii="Meiryo" w:cs="Meiryo" w:eastAsia="Meiryo" w:hAnsi="Meiryo"/>
+                <w:sz w:val="19"/>
+                <w:szCs w:val="19"/>
+              </w:rPr>
+              <w:t xml:space="preserve">「法定」＝法定給付の期間中の出勤 ／ 「附加」＝附加給付の期間中の出勤 ／ </w:t>
+            </w:r>
+            <w:r>
+              <w:rPr>
+                <w:rFonts w:ascii="Meiryo" w:cs="Meiryo" w:eastAsia="Meiryo" w:hAnsi="Meiryo"/>
+                <w:sz w:val="19"/>
+                <w:szCs w:val="19"/>
+              </w:rPr>
+              <w:t xml:space="preserve">「対象外」＝支給開始日より前、または附加給付の最終日より後の出勤（延びません）</w:t>
+            </w:r>
+            <w:r>
+              <w:rPr>
+                <w:rFonts w:ascii="Meiryo" w:cs="Meiryo" w:eastAsia="Meiryo" w:hAnsi="Meiryo"/>
+                <w:sz w:val="19"/>
+                <w:szCs w:val="19"/>
+              </w:rPr>
+              <w:t xml:space="preserve">／「日付エラー」＝終了日が開始日より前</w:t>
             </w:r>
           </w:p>
         </w:tc>
@@ -8581,7 +8675,7 @@
                 <w:sz w:val="21"/>
                 <w:szCs w:val="21"/>
               </w:rPr>
-              <w:t xml:space="preserve">出勤期間どうしが重なったり、続いたりしないように入れる（続くときは1件にまとめる）。</w:t>
+              <w:t xml:space="preserve">出勤期間どうしが重ならないように入れる（続くときは1件にまとめる）。右側のグレーの欄は途中経過なので触らない。</w:t>
             </w:r>
           </w:p>
           <w:p>
@@ -8594,20 +8688,7 @@
                 <w:sz w:val="21"/>
                 <w:szCs w:val="21"/>
               </w:rPr>
-              <w:t xml:space="preserve">出勤した後に再び休んだ日からは、給与証明の内容に合わせて、給与状況に新しい行（開始日＝再び休んだ日）を追加する。</w:t>
-            </w:r>
-          </w:p>
-          <w:p>
-            <w:pPr>
-              <w:spacing w:after="20" w:before="20" w:line="320"/>
-            </w:pPr>
-            <w:r>
-              <w:rPr>
-                <w:rFonts w:ascii="Meiryo" w:cs="Meiryo" w:eastAsia="Meiryo" w:hAnsi="Meiryo"/>
-                <w:sz w:val="21"/>
-                <w:szCs w:val="21"/>
-              </w:rPr>
-              <w:t xml:space="preserve">数え方（暦日）を変えたいとき・10件を超えるときは、シートの下の注記（入力シート66〜67行目）を見る。</w:t>
+              <w:t xml:space="preserve">出勤した後に再び休んだ日からは、給与証明に合わせて、給与状況に新しい行（開始日＝再び休んだ日）を追加する。祝日は除かない。</w:t>
             </w:r>
           </w:p>
         </w:tc>
@@ -8761,7 +8842,7 @@
       <w:r>
         <w:drawing>
           <wp:inline distT="0" distB="0" distL="0" distR="0">
-            <wp:extent cx="6096000" cy="4133850"/>
+            <wp:extent cx="6096000" cy="4010025"/>
             <wp:effectExtent t="0" r="0" b="0" l="0"/>
             <wp:docPr id="1" name="/tmp/claude-0/-home-user-iidodo/ee03f2e9-b637-55a6-885f-356c4f72ac89/scratchpad/v2/img/c_calc.png" descr="/tmp/claude-0/-home-user-iidodo/ee03f2e9-b637-55a6-885f-356c4f72ac89/scratchpad/v2/img/c_calc.png" title="/tmp/claude-0/-home-user-iidodo/ee03f2e9-b637-55a6-885f-356c4f72ac89/scratchpad/v2/img/c_calc.png"/>
             <wp:cNvGraphicFramePr>
@@ -8786,7 +8867,7 @@
                   <pic:spPr bwMode="auto">
                     <a:xfrm>
                       <a:off x="0" y="0"/>
-                      <a:ext cx="6096000" cy="4133850"/>
+                      <a:ext cx="6096000" cy="4010025"/>
                     </a:xfrm>
                     <a:prstGeom prst="rect">
                       <a:avLst/>
@@ -9683,6 +9764,79 @@
                 <w:szCs w:val="19"/>
               </w:rPr>
               <w:t xml:space="preserve">　← これが支払う金額</w:t>
+            </w:r>
+          </w:p>
+        </w:tc>
+      </w:tr>
+      <w:tr>
+        <w:trPr>
+          <w:cantSplit/>
+        </w:trPr>
+        <w:tc>
+          <w:tcPr>
+            <w:tcW w:type="dxa" w:w="2300"/>
+            <w:tcBorders>
+              <w:top w:val="single" w:color="BFBFBF" w:sz="4"/>
+              <w:left w:val="single" w:color="BFBFBF" w:sz="4"/>
+              <w:bottom w:val="single" w:color="BFBFBF" w:sz="4"/>
+              <w:right w:val="single" w:color="BFBFBF" w:sz="4"/>
+            </w:tcBorders>
+            <w:tcMar>
+              <w:top w:type="dxa" w:w="60"/>
+              <w:left w:type="dxa" w:w="90"/>
+              <w:bottom w:type="dxa" w:w="60"/>
+              <w:right w:type="dxa" w:w="90"/>
+            </w:tcMar>
+            <w:vAlign w:val="center"/>
+          </w:tcPr>
+          <w:p>
+            <w:pPr>
+              <w:spacing w:after="0" w:before="0" w:line="290"/>
+              <w:jc w:val="left"/>
+            </w:pPr>
+            <w:r>
+              <w:rPr>
+                <w:rFonts w:ascii="Meiryo" w:cs="Meiryo" w:eastAsia="Meiryo" w:hAnsi="Meiryo"/>
+                <w:b/>
+                <w:bCs/>
+                <w:sz w:val="21"/>
+                <w:szCs w:val="21"/>
+              </w:rPr>
+              <w:t xml:space="preserve">参考（P列・グレー）</w:t>
+            </w:r>
+          </w:p>
+        </w:tc>
+        <w:tc>
+          <w:tcPr>
+            <w:tcW w:type="dxa" w:w="7606"/>
+            <w:tcBorders>
+              <w:top w:val="single" w:color="BFBFBF" w:sz="4"/>
+              <w:left w:val="single" w:color="BFBFBF" w:sz="4"/>
+              <w:bottom w:val="single" w:color="BFBFBF" w:sz="4"/>
+              <w:right w:val="single" w:color="BFBFBF" w:sz="4"/>
+            </w:tcBorders>
+            <w:tcMar>
+              <w:top w:type="dxa" w:w="60"/>
+              <w:left w:type="dxa" w:w="90"/>
+              <w:bottom w:type="dxa" w:w="60"/>
+              <w:right w:type="dxa" w:w="90"/>
+            </w:tcMar>
+            <w:vAlign w:val="center"/>
+          </w:tcPr>
+          <w:p>
+            <w:pPr>
+              <w:spacing w:after="0" w:before="0" w:line="290"/>
+              <w:jc w:val="left"/>
+            </w:pPr>
+            <w:r>
+              <w:rPr>
+                <w:rFonts w:ascii="Meiryo" w:cs="Meiryo" w:eastAsia="Meiryo" w:hAnsi="Meiryo"/>
+                <w:b w:val="false"/>
+                <w:bCs w:val="false"/>
+                <w:sz w:val="19"/>
+                <w:szCs w:val="19"/>
+              </w:rPr>
+              <w:t xml:space="preserve">その月の標準報酬月額から試算した日額。月ごとの比較用で、算定（B）には使いません</w:t>
             </w:r>
           </w:p>
         </w:tc>
@@ -10308,7 +10462,7 @@
           <w:sz w:val="21"/>
           <w:szCs w:val="21"/>
         </w:rPr>
-        <w:t xml:space="preserve">表の上に、給付期間（支給開始日・法定末日・附加給付の期間・算定の最終日）と、固定した傷病手当日額、出勤による延長日数が載ります。</w:t>
+        <w:t xml:space="preserve">表の上に、給付期間（支給開始日・法定末日・附加給付の期間・算定の最終日）と、固定した傷病手当日額、出勤による延長（月数・日数）が載ります。</w:t>
       </w:r>
     </w:p>
     <w:p>
@@ -11191,7 +11345,7 @@
           <w:sz w:val="21"/>
           <w:szCs w:val="21"/>
         </w:rPr>
-        <w:t xml:space="preserve">右上に、給付期間（支給開始日・法定末日・附加給付の開始日と末日・算定の最終日）と、出勤による延長日数も値で載ります。入力シートの「給付期間」と同じ内容です。</w:t>
+        <w:t xml:space="preserve">右上に、給付期間（支給開始日・法定末日・附加給付の開始日と末日・算定の最終日）と、出勤による延長（月数・日数）も値で載ります。入力シートの「給付期間」と同じ内容です。</w:t>
       </w:r>
     </w:p>
     <w:p>

--- a/傷病手当金算定表_使い方マニュアル.docx
+++ b/傷病手当金算定表_使い方マニュアル.docx
@@ -441,7 +441,7 @@
           <w:sz w:val="19"/>
           <w:szCs w:val="19"/>
         </w:rPr>
-        <w:t xml:space="preserve">（請求期間ごとの内訳シートが要るときは、最後にマクロを使う）</w:t>
+        <w:t xml:space="preserve">請求期間ごとの内訳が要るときは、最後に「請求シート」を作る。</w:t>
       </w:r>
     </w:p>
     <w:p>
@@ -876,7 +876,7 @@
           <w:sz w:val="19"/>
           <w:szCs w:val="19"/>
         </w:rPr>
-        <w:t xml:space="preserve">シート：入力 ／ 月別集計 ／ 算定表 ／ カレンダーマスタ ／ 請求シート雛形 ／ 設定 ／ 使い方</w:t>
+        <w:t xml:space="preserve">日付の数え方は民法第140条（初日不算入）。</w:t>
       </w:r>
     </w:p>
     <w:p>
@@ -920,7 +920,7 @@
       <w:r>
         <w:drawing>
           <wp:inline distT="0" distB="0" distL="0" distR="0">
-            <wp:extent cx="6286500" cy="1504950"/>
+            <wp:extent cx="6286500" cy="1447800"/>
             <wp:effectExtent t="0" r="0" b="0" l="0"/>
             <wp:docPr id="1" name="s1.png" descr="s1.png" title="s1.png"/>
             <wp:cNvGraphicFramePr>
@@ -945,7 +945,7 @@
                   <pic:spPr bwMode="auto">
                     <a:xfrm>
                       <a:off x="0" y="0"/>
-                      <a:ext cx="6286500" cy="1504950"/>
+                      <a:ext cx="6286500" cy="1447800"/>
                     </a:xfrm>
                     <a:prstGeom prst="rect">
                       <a:avLst/>
@@ -1364,7 +1364,7 @@
                 <w:sz w:val="21"/>
                 <w:szCs w:val="21"/>
               </w:rPr>
-              <w:t xml:space="preserve">　支給開始日は開始日の3日後。法定は1年6か月、附加はその後6か月。</w:t>
+              <w:t xml:space="preserve">　支給開始日は開始日の3日後。法定の末日は、支給開始日から1年6か月後の応当日（7/25なら翌々年1/25）。附加はそこからさらに6か月後。</w:t>
             </w:r>
           </w:p>
         </w:tc>
@@ -1490,7 +1490,7 @@
       <w:r>
         <w:drawing>
           <wp:inline distT="0" distB="0" distL="0" distR="0">
-            <wp:extent cx="6286500" cy="1076325"/>
+            <wp:extent cx="6286500" cy="1047750"/>
             <wp:effectExtent t="0" r="0" b="0" l="0"/>
             <wp:docPr id="1" name="s2.png" descr="s2.png" title="s2.png"/>
             <wp:cNvGraphicFramePr>
@@ -1515,7 +1515,7 @@
                   <pic:spPr bwMode="auto">
                     <a:xfrm>
                       <a:off x="0" y="0"/>
-                      <a:ext cx="6286500" cy="1076325"/>
+                      <a:ext cx="6286500" cy="1047750"/>
                     </a:xfrm>
                     <a:prstGeom prst="rect">
                       <a:avLst/>
@@ -1995,7 +1995,7 @@
       <w:r>
         <w:drawing>
           <wp:inline distT="0" distB="0" distL="0" distR="0">
-            <wp:extent cx="6286500" cy="2228850"/>
+            <wp:extent cx="6286500" cy="2343150"/>
             <wp:effectExtent t="0" r="0" b="0" l="0"/>
             <wp:docPr id="1" name="s3.png" descr="s3.png" title="s3.png"/>
             <wp:cNvGraphicFramePr>
@@ -2020,7 +2020,7 @@
                   <pic:spPr bwMode="auto">
                     <a:xfrm>
                       <a:off x="0" y="0"/>
-                      <a:ext cx="6286500" cy="2228850"/>
+                      <a:ext cx="6286500" cy="2343150"/>
                     </a:xfrm>
                     <a:prstGeom prst="rect">
                       <a:avLst/>
@@ -2194,7 +2194,7 @@
                 <w:sz w:val="21"/>
                 <w:szCs w:val="21"/>
               </w:rPr>
-              <w:t xml:space="preserve">支給開始月の行（太字）</w:t>
+              <w:t xml:space="preserve">支給開始月の行（太字・緑、自動）</w:t>
             </w:r>
             <w:r>
               <w:rPr>
@@ -2342,7 +2342,7 @@
       <w:r>
         <w:drawing>
           <wp:inline distT="0" distB="0" distL="0" distR="0">
-            <wp:extent cx="6286500" cy="1343025"/>
+            <wp:extent cx="6286500" cy="771525"/>
             <wp:effectExtent t="0" r="0" b="0" l="0"/>
             <wp:docPr id="1" name="s4.png" descr="s4.png" title="s4.png"/>
             <wp:cNvGraphicFramePr>
@@ -2367,7 +2367,7 @@
                   <pic:spPr bwMode="auto">
                     <a:xfrm>
                       <a:off x="0" y="0"/>
-                      <a:ext cx="6286500" cy="1343025"/>
+                      <a:ext cx="6286500" cy="771525"/>
                     </a:xfrm>
                     <a:prstGeom prst="rect">
                       <a:avLst/>
@@ -2549,7 +2549,7 @@
                 <w:sz w:val="21"/>
                 <w:szCs w:val="21"/>
               </w:rPr>
-              <w:t xml:space="preserve">　丸ごと1か月ある月は「月数」、残りは「土日を除く日数」。</w:t>
+              <w:t xml:space="preserve">　開始日の応当日までを「月数」、その後の残りを「土日を除く日数」で数える。開始日は数えない（民法140条）。</w:t>
             </w:r>
           </w:p>
         </w:tc>
@@ -2731,7 +2731,7 @@
     </w:p>
     <w:tbl>
       <w:tblPr>
-        <w:tblW w:type="dxa" w:w="10200"/>
+        <w:tblW w:type="dxa" w:w="8000"/>
         <w:tblBorders>
           <w:top w:val="single" w:color="auto" w:sz="4"/>
           <w:left w:val="single" w:color="auto" w:sz="4"/>
@@ -2742,9 +2742,10 @@
         </w:tblBorders>
       </w:tblPr>
       <w:tblGrid>
-        <w:gridCol w:w="3600"/>
-        <w:gridCol w:w="3800"/>
         <w:gridCol w:w="2800"/>
+        <w:gridCol w:w="1300"/>
+        <w:gridCol w:w="1700"/>
+        <w:gridCol w:w="2200"/>
       </w:tblGrid>
       <w:tr>
         <w:trPr>
@@ -2752,7 +2753,7 @@
         </w:trPr>
         <w:tc>
           <w:tcPr>
-            <w:tcW w:type="dxa" w:w="3600"/>
+            <w:tcW w:type="dxa" w:w="2800"/>
             <w:tcBorders>
               <w:top w:val="single" w:color="BFBFBF" w:sz="4"/>
               <w:left w:val="single" w:color="BFBFBF" w:sz="4"/>
@@ -2787,7 +2788,7 @@
         </w:tc>
         <w:tc>
           <w:tcPr>
-            <w:tcW w:type="dxa" w:w="3800"/>
+            <w:tcW w:type="dxa" w:w="1300"/>
             <w:tcBorders>
               <w:top w:val="single" w:color="BFBFBF" w:sz="4"/>
               <w:left w:val="single" w:color="BFBFBF" w:sz="4"/>
@@ -2806,7 +2807,7 @@
           <w:p>
             <w:pPr>
               <w:spacing w:line="280"/>
-              <w:jc w:val="left"/>
+              <w:jc w:val="center"/>
             </w:pPr>
             <w:r>
               <w:rPr>
@@ -2816,13 +2817,13 @@
                 <w:sz w:val="19"/>
                 <w:szCs w:val="19"/>
               </w:rPr>
-              <w:t xml:space="preserve">ずれる量</w:t>
-            </w:r>
-          </w:p>
-        </w:tc>
-        <w:tc>
-          <w:tcPr>
-            <w:tcW w:type="dxa" w:w="2800"/>
+              <w:t xml:space="preserve">月数</w:t>
+            </w:r>
+          </w:p>
+        </w:tc>
+        <w:tc>
+          <w:tcPr>
+            <w:tcW w:type="dxa" w:w="1700"/>
             <w:tcBorders>
               <w:top w:val="single" w:color="BFBFBF" w:sz="4"/>
               <w:left w:val="single" w:color="BFBFBF" w:sz="4"/>
@@ -2851,7 +2852,42 @@
                 <w:sz w:val="19"/>
                 <w:szCs w:val="19"/>
               </w:rPr>
-              <w:t xml:space="preserve">法定末日（元は2026/1/24）</w:t>
+              <w:t xml:space="preserve">日数（土日除く）</w:t>
+            </w:r>
+          </w:p>
+        </w:tc>
+        <w:tc>
+          <w:tcPr>
+            <w:tcW w:type="dxa" w:w="2200"/>
+            <w:tcBorders>
+              <w:top w:val="single" w:color="BFBFBF" w:sz="4"/>
+              <w:left w:val="single" w:color="BFBFBF" w:sz="4"/>
+              <w:bottom w:val="single" w:color="BFBFBF" w:sz="4"/>
+              <w:right w:val="single" w:color="BFBFBF" w:sz="4"/>
+            </w:tcBorders>
+            <w:shd w:fill="E7ECF4" w:val="clear"/>
+            <w:tcMar>
+              <w:top w:type="dxa" w:w="50"/>
+              <w:left w:type="dxa" w:w="80"/>
+              <w:bottom w:type="dxa" w:w="50"/>
+              <w:right w:type="dxa" w:w="80"/>
+            </w:tcMar>
+            <w:vAlign w:val="center"/>
+          </w:tcPr>
+          <w:p>
+            <w:pPr>
+              <w:spacing w:line="280"/>
+              <w:jc w:val="center"/>
+            </w:pPr>
+            <w:r>
+              <w:rPr>
+                <w:rFonts w:ascii="Meiryo" w:cs="Meiryo" w:eastAsia="Meiryo" w:hAnsi="Meiryo"/>
+                <w:b/>
+                <w:bCs/>
+                <w:sz w:val="19"/>
+                <w:szCs w:val="19"/>
+              </w:rPr>
+              <w:t xml:space="preserve">法定末日（元は2026/1/25）</w:t>
             </w:r>
           </w:p>
         </w:tc>
@@ -2862,7 +2898,7 @@
         </w:trPr>
         <w:tc>
           <w:tcPr>
-            <w:tcW w:type="dxa" w:w="3600"/>
+            <w:tcW w:type="dxa" w:w="2800"/>
             <w:tcBorders>
               <w:top w:val="single" w:color="BFBFBF" w:sz="4"/>
               <w:left w:val="single" w:color="BFBFBF" w:sz="4"/>
@@ -2890,13 +2926,13 @@
                 <w:sz w:val="19"/>
                 <w:szCs w:val="19"/>
               </w:rPr>
-              <w:t xml:space="preserve">2025/1/1〜1/31</w:t>
-            </w:r>
-          </w:p>
-        </w:tc>
-        <w:tc>
-          <w:tcPr>
-            <w:tcW w:type="dxa" w:w="3800"/>
+              <w:t xml:space="preserve">2025/1/3〜3/3</w:t>
+            </w:r>
+          </w:p>
+        </w:tc>
+        <w:tc>
+          <w:tcPr>
+            <w:tcW w:type="dxa" w:w="1300"/>
             <w:tcBorders>
               <w:top w:val="single" w:color="BFBFBF" w:sz="4"/>
               <w:left w:val="single" w:color="BFBFBF" w:sz="4"/>
@@ -2914,7 +2950,7 @@
           <w:p>
             <w:pPr>
               <w:spacing w:line="280"/>
-              <w:jc w:val="left"/>
+              <w:jc w:val="center"/>
             </w:pPr>
             <w:r>
               <w:rPr>
@@ -2924,13 +2960,13 @@
                 <w:sz w:val="19"/>
                 <w:szCs w:val="19"/>
               </w:rPr>
-              <w:t xml:space="preserve">1か月</w:t>
-            </w:r>
-          </w:p>
-        </w:tc>
-        <w:tc>
-          <w:tcPr>
-            <w:tcW w:type="dxa" w:w="2800"/>
+              <w:t xml:space="preserve">2か月</w:t>
+            </w:r>
+          </w:p>
+        </w:tc>
+        <w:tc>
+          <w:tcPr>
+            <w:tcW w:type="dxa" w:w="1700"/>
             <w:tcBorders>
               <w:top w:val="single" w:color="BFBFBF" w:sz="4"/>
               <w:left w:val="single" w:color="BFBFBF" w:sz="4"/>
@@ -2958,7 +2994,41 @@
                 <w:sz w:val="19"/>
                 <w:szCs w:val="19"/>
               </w:rPr>
-              <w:t xml:space="preserve">2026/2/24</w:t>
+              <w:t xml:space="preserve">0日</w:t>
+            </w:r>
+          </w:p>
+        </w:tc>
+        <w:tc>
+          <w:tcPr>
+            <w:tcW w:type="dxa" w:w="2200"/>
+            <w:tcBorders>
+              <w:top w:val="single" w:color="BFBFBF" w:sz="4"/>
+              <w:left w:val="single" w:color="BFBFBF" w:sz="4"/>
+              <w:bottom w:val="single" w:color="BFBFBF" w:sz="4"/>
+              <w:right w:val="single" w:color="BFBFBF" w:sz="4"/>
+            </w:tcBorders>
+            <w:tcMar>
+              <w:top w:type="dxa" w:w="50"/>
+              <w:left w:type="dxa" w:w="80"/>
+              <w:bottom w:type="dxa" w:w="50"/>
+              <w:right w:type="dxa" w:w="80"/>
+            </w:tcMar>
+            <w:vAlign w:val="center"/>
+          </w:tcPr>
+          <w:p>
+            <w:pPr>
+              <w:spacing w:line="280"/>
+              <w:jc w:val="center"/>
+            </w:pPr>
+            <w:r>
+              <w:rPr>
+                <w:rFonts w:ascii="Meiryo" w:cs="Meiryo" w:eastAsia="Meiryo" w:hAnsi="Meiryo"/>
+                <w:b w:val="false"/>
+                <w:bCs w:val="false"/>
+                <w:sz w:val="19"/>
+                <w:szCs w:val="19"/>
+              </w:rPr>
+              <w:t xml:space="preserve">2026/3/25</w:t>
             </w:r>
           </w:p>
         </w:tc>
@@ -2969,7 +3039,7 @@
         </w:trPr>
         <w:tc>
           <w:tcPr>
-            <w:tcW w:type="dxa" w:w="3600"/>
+            <w:tcW w:type="dxa" w:w="2800"/>
             <w:tcBorders>
               <w:top w:val="single" w:color="BFBFBF" w:sz="4"/>
               <w:left w:val="single" w:color="BFBFBF" w:sz="4"/>
@@ -3003,7 +3073,7 @@
         </w:tc>
         <w:tc>
           <w:tcPr>
-            <w:tcW w:type="dxa" w:w="3800"/>
+            <w:tcW w:type="dxa" w:w="1300"/>
             <w:tcBorders>
               <w:top w:val="single" w:color="BFBFBF" w:sz="4"/>
               <w:left w:val="single" w:color="BFBFBF" w:sz="4"/>
@@ -3021,7 +3091,7 @@
           <w:p>
             <w:pPr>
               <w:spacing w:line="280"/>
-              <w:jc w:val="left"/>
+              <w:jc w:val="center"/>
             </w:pPr>
             <w:r>
               <w:rPr>
@@ -3031,13 +3101,13 @@
                 <w:sz w:val="19"/>
                 <w:szCs w:val="19"/>
               </w:rPr>
-              <w:t xml:space="preserve">1か月＋3/1〜3/15の土日を除く10日</w:t>
-            </w:r>
-          </w:p>
-        </w:tc>
-        <w:tc>
-          <w:tcPr>
-            <w:tcW w:type="dxa" w:w="2800"/>
+              <w:t xml:space="preserve">1か月</w:t>
+            </w:r>
+          </w:p>
+        </w:tc>
+        <w:tc>
+          <w:tcPr>
+            <w:tcW w:type="dxa" w:w="1700"/>
             <w:tcBorders>
               <w:top w:val="single" w:color="BFBFBF" w:sz="4"/>
               <w:left w:val="single" w:color="BFBFBF" w:sz="4"/>
@@ -3065,7 +3135,41 @@
                 <w:sz w:val="19"/>
                 <w:szCs w:val="19"/>
               </w:rPr>
-              <w:t xml:space="preserve">2026/3/10</w:t>
+              <w:t xml:space="preserve">10日（3/2〜3/15）</w:t>
+            </w:r>
+          </w:p>
+        </w:tc>
+        <w:tc>
+          <w:tcPr>
+            <w:tcW w:type="dxa" w:w="2200"/>
+            <w:tcBorders>
+              <w:top w:val="single" w:color="BFBFBF" w:sz="4"/>
+              <w:left w:val="single" w:color="BFBFBF" w:sz="4"/>
+              <w:bottom w:val="single" w:color="BFBFBF" w:sz="4"/>
+              <w:right w:val="single" w:color="BFBFBF" w:sz="4"/>
+            </w:tcBorders>
+            <w:tcMar>
+              <w:top w:type="dxa" w:w="50"/>
+              <w:left w:type="dxa" w:w="80"/>
+              <w:bottom w:type="dxa" w:w="50"/>
+              <w:right w:type="dxa" w:w="80"/>
+            </w:tcMar>
+            <w:vAlign w:val="center"/>
+          </w:tcPr>
+          <w:p>
+            <w:pPr>
+              <w:spacing w:line="280"/>
+              <w:jc w:val="center"/>
+            </w:pPr>
+            <w:r>
+              <w:rPr>
+                <w:rFonts w:ascii="Meiryo" w:cs="Meiryo" w:eastAsia="Meiryo" w:hAnsi="Meiryo"/>
+                <w:b w:val="false"/>
+                <w:bCs w:val="false"/>
+                <w:sz w:val="19"/>
+                <w:szCs w:val="19"/>
+              </w:rPr>
+              <w:t xml:space="preserve">2026/3/11</w:t>
             </w:r>
           </w:p>
         </w:tc>
@@ -3076,7 +3180,7 @@
         </w:trPr>
         <w:tc>
           <w:tcPr>
-            <w:tcW w:type="dxa" w:w="3600"/>
+            <w:tcW w:type="dxa" w:w="2800"/>
             <w:tcBorders>
               <w:top w:val="single" w:color="BFBFBF" w:sz="4"/>
               <w:left w:val="single" w:color="BFBFBF" w:sz="4"/>
@@ -3104,13 +3208,13 @@
                 <w:sz w:val="19"/>
                 <w:szCs w:val="19"/>
               </w:rPr>
-              <w:t xml:space="preserve">2025/1/20〜2/9</w:t>
-            </w:r>
-          </w:p>
-        </w:tc>
-        <w:tc>
-          <w:tcPr>
-            <w:tcW w:type="dxa" w:w="3800"/>
+              <w:t xml:space="preserve">2025/1/1〜1/31</w:t>
+            </w:r>
+          </w:p>
+        </w:tc>
+        <w:tc>
+          <w:tcPr>
+            <w:tcW w:type="dxa" w:w="1300"/>
             <w:tcBorders>
               <w:top w:val="single" w:color="BFBFBF" w:sz="4"/>
               <w:left w:val="single" w:color="BFBFBF" w:sz="4"/>
@@ -3128,7 +3232,7 @@
           <w:p>
             <w:pPr>
               <w:spacing w:line="280"/>
-              <w:jc w:val="left"/>
+              <w:jc w:val="center"/>
             </w:pPr>
             <w:r>
               <w:rPr>
@@ -3138,13 +3242,13 @@
                 <w:sz w:val="19"/>
                 <w:szCs w:val="19"/>
               </w:rPr>
-              <w:t xml:space="preserve">1/20〜2/9の土日を除く15日</w:t>
-            </w:r>
-          </w:p>
-        </w:tc>
-        <w:tc>
-          <w:tcPr>
-            <w:tcW w:type="dxa" w:w="2800"/>
+              <w:t xml:space="preserve">0か月</w:t>
+            </w:r>
+          </w:p>
+        </w:tc>
+        <w:tc>
+          <w:tcPr>
+            <w:tcW w:type="dxa" w:w="1700"/>
             <w:tcBorders>
               <w:top w:val="single" w:color="BFBFBF" w:sz="4"/>
               <w:left w:val="single" w:color="BFBFBF" w:sz="4"/>
@@ -3172,7 +3276,41 @@
                 <w:sz w:val="19"/>
                 <w:szCs w:val="19"/>
               </w:rPr>
-              <w:t xml:space="preserve">2026/2/13</w:t>
+              <w:t xml:space="preserve">22日（1/2〜1/31）</w:t>
+            </w:r>
+          </w:p>
+        </w:tc>
+        <w:tc>
+          <w:tcPr>
+            <w:tcW w:type="dxa" w:w="2200"/>
+            <w:tcBorders>
+              <w:top w:val="single" w:color="BFBFBF" w:sz="4"/>
+              <w:left w:val="single" w:color="BFBFBF" w:sz="4"/>
+              <w:bottom w:val="single" w:color="BFBFBF" w:sz="4"/>
+              <w:right w:val="single" w:color="BFBFBF" w:sz="4"/>
+            </w:tcBorders>
+            <w:tcMar>
+              <w:top w:type="dxa" w:w="50"/>
+              <w:left w:type="dxa" w:w="80"/>
+              <w:bottom w:type="dxa" w:w="50"/>
+              <w:right w:type="dxa" w:w="80"/>
+            </w:tcMar>
+            <w:vAlign w:val="center"/>
+          </w:tcPr>
+          <w:p>
+            <w:pPr>
+              <w:spacing w:line="280"/>
+              <w:jc w:val="center"/>
+            </w:pPr>
+            <w:r>
+              <w:rPr>
+                <w:rFonts w:ascii="Meiryo" w:cs="Meiryo" w:eastAsia="Meiryo" w:hAnsi="Meiryo"/>
+                <w:b w:val="false"/>
+                <w:bCs w:val="false"/>
+                <w:sz w:val="19"/>
+                <w:szCs w:val="19"/>
+              </w:rPr>
+              <w:t xml:space="preserve">2026/2/24</w:t>
             </w:r>
           </w:p>
         </w:tc>
@@ -4151,7 +4289,7 @@
           <w:sz w:val="30"/>
           <w:szCs w:val="30"/>
         </w:rPr>
-        <w:t xml:space="preserve">請求期間ごとのシート（マクロ）</w:t>
+        <w:t xml:space="preserve">請求シートを作る（請求シート雛形）</w:t>
       </w:r>
     </w:p>
     <w:p>
@@ -4163,7 +4301,7 @@
       <w:r>
         <w:drawing>
           <wp:inline distT="0" distB="0" distL="0" distR="0">
-            <wp:extent cx="6286500" cy="2266950"/>
+            <wp:extent cx="6286500" cy="2828925"/>
             <wp:effectExtent t="0" r="0" b="0" l="0"/>
             <wp:docPr id="1" name="s7.png" descr="s7.png" title="s7.png"/>
             <wp:cNvGraphicFramePr>
@@ -4188,7 +4326,7 @@
                   <pic:spPr bwMode="auto">
                     <a:xfrm>
                       <a:off x="0" y="0"/>
-                      <a:ext cx="6286500" cy="2266950"/>
+                      <a:ext cx="6286500" cy="2828925"/>
                     </a:xfrm>
                     <a:prstGeom prst="rect">
                       <a:avLst/>
@@ -4283,15 +4421,15 @@
                 <w:sz w:val="21"/>
                 <w:szCs w:val="21"/>
               </w:rPr>
-              <w:t xml:space="preserve">職員・請求期間・傷病手当日額</w:t>
-            </w:r>
-            <w:r>
-              <w:rPr>
-                <w:rFonts w:ascii="Meiryo" w:cs="Meiryo" w:eastAsia="Meiryo" w:hAnsi="Meiryo"/>
-                <w:sz w:val="21"/>
-                <w:szCs w:val="21"/>
-              </w:rPr>
-              <w:t xml:space="preserve">　入力シートの内容が写る。</w:t>
+              <w:t xml:space="preserve">請求期間（始）</w:t>
+            </w:r>
+            <w:r>
+              <w:rPr>
+                <w:rFonts w:ascii="Meiryo" w:cs="Meiryo" w:eastAsia="Meiryo" w:hAnsi="Meiryo"/>
+                <w:sz w:val="21"/>
+                <w:szCs w:val="21"/>
+              </w:rPr>
+              <w:t xml:space="preserve">　黄色に入れる。</w:t>
             </w:r>
           </w:p>
         </w:tc>
@@ -4362,15 +4500,15 @@
                 <w:sz w:val="21"/>
                 <w:szCs w:val="21"/>
               </w:rPr>
-              <w:t xml:space="preserve">給付期間と出勤による延長</w:t>
-            </w:r>
-            <w:r>
-              <w:rPr>
-                <w:rFonts w:ascii="Meiryo" w:cs="Meiryo" w:eastAsia="Meiryo" w:hAnsi="Meiryo"/>
-                <w:sz w:val="21"/>
-                <w:szCs w:val="21"/>
-              </w:rPr>
-              <w:t xml:space="preserve">　（値で保存される）</w:t>
+              <w:t xml:space="preserve">請求期間（終）</w:t>
+            </w:r>
+            <w:r>
+              <w:rPr>
+                <w:rFonts w:ascii="Meiryo" w:cs="Meiryo" w:eastAsia="Meiryo" w:hAnsi="Meiryo"/>
+                <w:sz w:val="21"/>
+                <w:szCs w:val="21"/>
+              </w:rPr>
+              <w:t xml:space="preserve">　黄色に入れる。</w:t>
             </w:r>
           </w:p>
         </w:tc>
@@ -4441,15 +4579,173 @@
                 <w:sz w:val="21"/>
                 <w:szCs w:val="21"/>
               </w:rPr>
-              <w:t xml:space="preserve">請求期間の明細</w:t>
-            </w:r>
-            <w:r>
-              <w:rPr>
-                <w:rFonts w:ascii="Meiryo" w:cs="Meiryo" w:eastAsia="Meiryo" w:hAnsi="Meiryo"/>
-                <w:sz w:val="21"/>
-                <w:szCs w:val="21"/>
-              </w:rPr>
-              <w:t xml:space="preserve">　請求期間の範囲だけを切り出して集計する。</w:t>
+              <w:t xml:space="preserve">シート作成ボタン</w:t>
+            </w:r>
+            <w:r>
+              <w:rPr>
+                <w:rFonts w:ascii="Meiryo" w:cs="Meiryo" w:eastAsia="Meiryo" w:hAnsi="Meiryo"/>
+                <w:sz w:val="21"/>
+                <w:szCs w:val="21"/>
+              </w:rPr>
+              <w:t xml:space="preserve">　押すと、請求期間の名前（例：請求_202501-202603）の新しいシートができる。雛形の黄色は空に戻る。</w:t>
+            </w:r>
+          </w:p>
+        </w:tc>
+      </w:tr>
+      <w:tr>
+        <w:trPr>
+          <w:cantSplit/>
+        </w:trPr>
+        <w:tc>
+          <w:tcPr>
+            <w:tcW w:type="dxa" w:w="520"/>
+            <w:tcBorders>
+              <w:top w:val="single" w:color="BFBFBF" w:sz="4"/>
+              <w:left w:val="none" w:color="FFFFFF" w:sz="0"/>
+              <w:bottom w:val="single" w:color="BFBFBF" w:sz="4"/>
+              <w:right w:val="none" w:color="FFFFFF" w:sz="0"/>
+            </w:tcBorders>
+            <w:tcMar>
+              <w:top w:type="dxa" w:w="50"/>
+              <w:left w:type="dxa" w:w="40"/>
+              <w:bottom w:type="dxa" w:w="50"/>
+              <w:right w:type="dxa" w:w="40"/>
+            </w:tcMar>
+            <w:vAlign w:val="top"/>
+          </w:tcPr>
+          <w:p>
+            <w:pPr>
+              <w:jc w:val="center"/>
+            </w:pPr>
+            <w:r>
+              <w:rPr>
+                <w:rFonts w:ascii="Meiryo" w:cs="Meiryo" w:eastAsia="Meiryo" w:hAnsi="Meiryo"/>
+                <w:b/>
+                <w:bCs/>
+                <w:color w:val="D62828"/>
+                <w:sz w:val="24"/>
+                <w:szCs w:val="24"/>
+              </w:rPr>
+              <w:t xml:space="preserve">④</w:t>
+            </w:r>
+          </w:p>
+        </w:tc>
+        <w:tc>
+          <w:tcPr>
+            <w:tcW w:type="dxa" w:w="9680"/>
+            <w:tcBorders>
+              <w:top w:val="single" w:color="BFBFBF" w:sz="4"/>
+              <w:left w:val="none" w:color="FFFFFF" w:sz="0"/>
+              <w:bottom w:val="single" w:color="BFBFBF" w:sz="4"/>
+              <w:right w:val="none" w:color="FFFFFF" w:sz="0"/>
+            </w:tcBorders>
+            <w:tcMar>
+              <w:top w:type="dxa" w:w="50"/>
+              <w:left w:type="dxa" w:w="80"/>
+              <w:bottom w:type="dxa" w:w="50"/>
+              <w:right w:type="dxa" w:w="60"/>
+            </w:tcMar>
+          </w:tcPr>
+          <w:p>
+            <w:pPr>
+              <w:spacing w:line="290"/>
+            </w:pPr>
+            <w:r>
+              <w:rPr>
+                <w:rFonts w:ascii="Meiryo" w:cs="Meiryo" w:eastAsia="Meiryo" w:hAnsi="Meiryo"/>
+                <w:b/>
+                <w:bCs/>
+                <w:sz w:val="21"/>
+                <w:szCs w:val="21"/>
+              </w:rPr>
+              <w:t xml:space="preserve">給付期間・出勤による延長（自動）</w:t>
+            </w:r>
+            <w:r>
+              <w:rPr>
+                <w:rFonts w:ascii="Meiryo" w:cs="Meiryo" w:eastAsia="Meiryo" w:hAnsi="Meiryo"/>
+                <w:sz w:val="21"/>
+                <w:szCs w:val="21"/>
+              </w:rPr>
+              <w:t xml:space="preserve">　入力シートの内容が写る。</w:t>
+            </w:r>
+          </w:p>
+        </w:tc>
+      </w:tr>
+      <w:tr>
+        <w:trPr>
+          <w:cantSplit/>
+        </w:trPr>
+        <w:tc>
+          <w:tcPr>
+            <w:tcW w:type="dxa" w:w="520"/>
+            <w:tcBorders>
+              <w:top w:val="single" w:color="BFBFBF" w:sz="4"/>
+              <w:left w:val="none" w:color="FFFFFF" w:sz="0"/>
+              <w:bottom w:val="single" w:color="BFBFBF" w:sz="4"/>
+              <w:right w:val="none" w:color="FFFFFF" w:sz="0"/>
+            </w:tcBorders>
+            <w:tcMar>
+              <w:top w:type="dxa" w:w="50"/>
+              <w:left w:type="dxa" w:w="40"/>
+              <w:bottom w:type="dxa" w:w="50"/>
+              <w:right w:type="dxa" w:w="40"/>
+            </w:tcMar>
+            <w:vAlign w:val="top"/>
+          </w:tcPr>
+          <w:p>
+            <w:pPr>
+              <w:jc w:val="center"/>
+            </w:pPr>
+            <w:r>
+              <w:rPr>
+                <w:rFonts w:ascii="Meiryo" w:cs="Meiryo" w:eastAsia="Meiryo" w:hAnsi="Meiryo"/>
+                <w:b/>
+                <w:bCs/>
+                <w:color w:val="D62828"/>
+                <w:sz w:val="24"/>
+                <w:szCs w:val="24"/>
+              </w:rPr>
+              <w:t xml:space="preserve">⑤</w:t>
+            </w:r>
+          </w:p>
+        </w:tc>
+        <w:tc>
+          <w:tcPr>
+            <w:tcW w:type="dxa" w:w="9680"/>
+            <w:tcBorders>
+              <w:top w:val="single" w:color="BFBFBF" w:sz="4"/>
+              <w:left w:val="none" w:color="FFFFFF" w:sz="0"/>
+              <w:bottom w:val="single" w:color="BFBFBF" w:sz="4"/>
+              <w:right w:val="none" w:color="FFFFFF" w:sz="0"/>
+            </w:tcBorders>
+            <w:tcMar>
+              <w:top w:type="dxa" w:w="50"/>
+              <w:left w:type="dxa" w:w="80"/>
+              <w:bottom w:type="dxa" w:w="50"/>
+              <w:right w:type="dxa" w:w="60"/>
+            </w:tcMar>
+          </w:tcPr>
+          <w:p>
+            <w:pPr>
+              <w:spacing w:line="290"/>
+            </w:pPr>
+            <w:r>
+              <w:rPr>
+                <w:rFonts w:ascii="Meiryo" w:cs="Meiryo" w:eastAsia="Meiryo" w:hAnsi="Meiryo"/>
+                <w:b/>
+                <w:bCs/>
+                <w:sz w:val="21"/>
+                <w:szCs w:val="21"/>
+              </w:rPr>
+              <w:t xml:space="preserve">明細（自動）</w:t>
+            </w:r>
+            <w:r>
+              <w:rPr>
+                <w:rFonts w:ascii="Meiryo" w:cs="Meiryo" w:eastAsia="Meiryo" w:hAnsi="Meiryo"/>
+                <w:sz w:val="21"/>
+                <w:szCs w:val="21"/>
+              </w:rPr>
+              <w:t xml:space="preserve">　請求期間の範囲だけが出る。期間の途中で区分が変わる行は、期間の範囲に切り取られる。</w:t>
             </w:r>
           </w:p>
         </w:tc>
@@ -4468,7 +4764,7 @@
           <w:sz w:val="21"/>
           <w:szCs w:val="21"/>
         </w:rPr>
-        <w:t xml:space="preserve">使うとき</w:t>
+        <w:t xml:space="preserve">手順</w:t>
       </w:r>
     </w:p>
     <w:p>
@@ -4481,12 +4777,616 @@
           <w:sz w:val="21"/>
           <w:szCs w:val="21"/>
         </w:rPr>
-        <w:t xml:space="preserve">入力シートの請求期間（始 C100・終 C101）に日付を入れる → Alt+F8 → AddClaimSheet → 実行。シート名は「請求_202504」など。</w:t>
+        <w:t xml:space="preserve">① 請求期間の始・終を入れる　→　② 「シート作成」を押す　→　③ できたシートを印刷・確認。</w:t>
       </w:r>
     </w:p>
     <w:p>
       <w:pPr>
-        <w:spacing w:after="50" w:before="100" w:line="300"/>
+        <w:spacing w:after="50" w:before="80" w:line="300"/>
+      </w:pPr>
+      <w:r>
+        <w:rPr>
+          <w:rFonts w:ascii="Meiryo" w:cs="Meiryo" w:eastAsia="Meiryo" w:hAnsi="Meiryo"/>
+          <w:color w:val="404040"/>
+          <w:sz w:val="19"/>
+          <w:szCs w:val="19"/>
+        </w:rPr>
+        <w:t xml:space="preserve">注　明細は30行まで。入力シートや算定表を変えると、できたシートも変わる。記録として固定するときは、マクロ FreezeActiveSheet で値に変える。</w:t>
+      </w:r>
+    </w:p>
+    <w:p>
+      <w:pPr>
+        <w:spacing w:after="50" w:before="80" w:line="300"/>
+      </w:pPr>
+      <w:r>
+        <w:rPr>
+          <w:rFonts w:ascii="Meiryo" w:cs="Meiryo" w:eastAsia="Meiryo" w:hAnsi="Meiryo"/>
+          <w:color w:val="404040"/>
+          <w:sz w:val="19"/>
+          <w:szCs w:val="19"/>
+        </w:rPr>
+        <w:t xml:space="preserve">注　マクロがないときは、雛形を右クリック →「移動またはコピー」で複写し、複写したシートに期間を入れる。</w:t>
+      </w:r>
+    </w:p>
+    <w:p>
+      <w:pPr>
+        <w:keepNext/>
+        <w:pageBreakBefore/>
+        <w:pBdr>
+          <w:bottom w:val="single" w:color="1F3864" w:sz="14" w:space="3"/>
+        </w:pBdr>
+        <w:spacing w:after="100" w:before="0"/>
+      </w:pPr>
+      <w:r>
+        <w:rPr>
+          <w:rFonts w:ascii="Meiryo" w:cs="Meiryo" w:eastAsia="Meiryo" w:hAnsi="Meiryo"/>
+          <w:b/>
+          <w:bCs/>
+          <w:color w:val="1F3864"/>
+          <w:sz w:val="30"/>
+          <w:szCs w:val="30"/>
+        </w:rPr>
+        <w:t xml:space="preserve">8　</w:t>
+      </w:r>
+      <w:r>
+        <w:rPr>
+          <w:rFonts w:ascii="Meiryo" w:cs="Meiryo" w:eastAsia="Meiryo" w:hAnsi="Meiryo"/>
+          <w:b/>
+          <w:bCs/>
+          <w:color w:val="1F3864"/>
+          <w:sz w:val="30"/>
+          <w:szCs w:val="30"/>
+        </w:rPr>
+        <w:t xml:space="preserve">マクロの準備（最初の1回だけ）</w:t>
+      </w:r>
+    </w:p>
+    <w:tbl>
+      <w:tblPr>
+        <w:tblW w:type="dxa" w:w="10200"/>
+        <w:tblBorders>
+          <w:top w:val="single" w:color="auto" w:sz="4"/>
+          <w:left w:val="single" w:color="auto" w:sz="4"/>
+          <w:bottom w:val="single" w:color="auto" w:sz="4"/>
+          <w:right w:val="single" w:color="auto" w:sz="4"/>
+          <w:insideH w:val="single" w:color="auto" w:sz="4"/>
+          <w:insideV w:val="single" w:color="auto" w:sz="4"/>
+        </w:tblBorders>
+      </w:tblPr>
+      <w:tblGrid>
+        <w:gridCol w:w="900"/>
+        <w:gridCol w:w="9300"/>
+      </w:tblGrid>
+      <w:tr>
+        <w:trPr>
+          <w:tblHeader/>
+        </w:trPr>
+        <w:tc>
+          <w:tcPr>
+            <w:tcW w:type="dxa" w:w="900"/>
+            <w:tcBorders>
+              <w:top w:val="single" w:color="BFBFBF" w:sz="4"/>
+              <w:left w:val="single" w:color="BFBFBF" w:sz="4"/>
+              <w:bottom w:val="single" w:color="BFBFBF" w:sz="4"/>
+              <w:right w:val="single" w:color="BFBFBF" w:sz="4"/>
+            </w:tcBorders>
+            <w:shd w:fill="E7ECF4" w:val="clear"/>
+            <w:tcMar>
+              <w:top w:type="dxa" w:w="50"/>
+              <w:left w:type="dxa" w:w="80"/>
+              <w:bottom w:type="dxa" w:w="50"/>
+              <w:right w:type="dxa" w:w="80"/>
+            </w:tcMar>
+            <w:vAlign w:val="center"/>
+          </w:tcPr>
+          <w:p>
+            <w:pPr>
+              <w:spacing w:line="280"/>
+              <w:jc w:val="center"/>
+            </w:pPr>
+            <w:r>
+              <w:rPr>
+                <w:rFonts w:ascii="Meiryo" w:cs="Meiryo" w:eastAsia="Meiryo" w:hAnsi="Meiryo"/>
+                <w:b/>
+                <w:bCs/>
+                <w:sz w:val="20"/>
+                <w:szCs w:val="20"/>
+              </w:rPr>
+              <w:t xml:space="preserve">手順</w:t>
+            </w:r>
+          </w:p>
+        </w:tc>
+        <w:tc>
+          <w:tcPr>
+            <w:tcW w:type="dxa" w:w="9300"/>
+            <w:tcBorders>
+              <w:top w:val="single" w:color="BFBFBF" w:sz="4"/>
+              <w:left w:val="single" w:color="BFBFBF" w:sz="4"/>
+              <w:bottom w:val="single" w:color="BFBFBF" w:sz="4"/>
+              <w:right w:val="single" w:color="BFBFBF" w:sz="4"/>
+            </w:tcBorders>
+            <w:shd w:fill="E7ECF4" w:val="clear"/>
+            <w:tcMar>
+              <w:top w:type="dxa" w:w="50"/>
+              <w:left w:type="dxa" w:w="80"/>
+              <w:bottom w:type="dxa" w:w="50"/>
+              <w:right w:type="dxa" w:w="80"/>
+            </w:tcMar>
+            <w:vAlign w:val="center"/>
+          </w:tcPr>
+          <w:p>
+            <w:pPr>
+              <w:spacing w:line="280"/>
+              <w:jc w:val="left"/>
+            </w:pPr>
+            <w:r>
+              <w:rPr>
+                <w:rFonts w:ascii="Meiryo" w:cs="Meiryo" w:eastAsia="Meiryo" w:hAnsi="Meiryo"/>
+                <w:b/>
+                <w:bCs/>
+                <w:sz w:val="20"/>
+                <w:szCs w:val="20"/>
+              </w:rPr>
+              <w:t xml:space="preserve">やること</w:t>
+            </w:r>
+          </w:p>
+        </w:tc>
+      </w:tr>
+      <w:tr>
+        <w:trPr>
+          <w:cantSplit/>
+        </w:trPr>
+        <w:tc>
+          <w:tcPr>
+            <w:tcW w:type="dxa" w:w="900"/>
+            <w:tcBorders>
+              <w:top w:val="single" w:color="BFBFBF" w:sz="4"/>
+              <w:left w:val="single" w:color="BFBFBF" w:sz="4"/>
+              <w:bottom w:val="single" w:color="BFBFBF" w:sz="4"/>
+              <w:right w:val="single" w:color="BFBFBF" w:sz="4"/>
+            </w:tcBorders>
+            <w:tcMar>
+              <w:top w:type="dxa" w:w="50"/>
+              <w:left w:type="dxa" w:w="80"/>
+              <w:bottom w:type="dxa" w:w="50"/>
+              <w:right w:type="dxa" w:w="80"/>
+            </w:tcMar>
+            <w:vAlign w:val="center"/>
+          </w:tcPr>
+          <w:p>
+            <w:pPr>
+              <w:spacing w:line="280"/>
+              <w:jc w:val="center"/>
+            </w:pPr>
+            <w:r>
+              <w:rPr>
+                <w:rFonts w:ascii="Meiryo" w:cs="Meiryo" w:eastAsia="Meiryo" w:hAnsi="Meiryo"/>
+                <w:b w:val="false"/>
+                <w:bCs w:val="false"/>
+                <w:sz w:val="20"/>
+                <w:szCs w:val="20"/>
+              </w:rPr>
+              <w:t xml:space="preserve">1</w:t>
+            </w:r>
+          </w:p>
+        </w:tc>
+        <w:tc>
+          <w:tcPr>
+            <w:tcW w:type="dxa" w:w="9300"/>
+            <w:tcBorders>
+              <w:top w:val="single" w:color="BFBFBF" w:sz="4"/>
+              <w:left w:val="single" w:color="BFBFBF" w:sz="4"/>
+              <w:bottom w:val="single" w:color="BFBFBF" w:sz="4"/>
+              <w:right w:val="single" w:color="BFBFBF" w:sz="4"/>
+            </w:tcBorders>
+            <w:tcMar>
+              <w:top w:type="dxa" w:w="50"/>
+              <w:left w:type="dxa" w:w="80"/>
+              <w:bottom w:type="dxa" w:w="50"/>
+              <w:right w:type="dxa" w:w="80"/>
+            </w:tcMar>
+            <w:vAlign w:val="center"/>
+          </w:tcPr>
+          <w:p>
+            <w:pPr>
+              <w:spacing w:line="280"/>
+              <w:jc w:val="left"/>
+            </w:pPr>
+            <w:r>
+              <w:rPr>
+                <w:rFonts w:ascii="Meiryo" w:cs="Meiryo" w:eastAsia="Meiryo" w:hAnsi="Meiryo"/>
+                <w:b w:val="false"/>
+                <w:bCs w:val="false"/>
+                <w:sz w:val="20"/>
+                <w:szCs w:val="20"/>
+              </w:rPr>
+              <w:t xml:space="preserve">Alt+F11 でVBE（マクロの画面）を開く。</w:t>
+            </w:r>
+          </w:p>
+        </w:tc>
+      </w:tr>
+      <w:tr>
+        <w:trPr>
+          <w:cantSplit/>
+        </w:trPr>
+        <w:tc>
+          <w:tcPr>
+            <w:tcW w:type="dxa" w:w="900"/>
+            <w:tcBorders>
+              <w:top w:val="single" w:color="BFBFBF" w:sz="4"/>
+              <w:left w:val="single" w:color="BFBFBF" w:sz="4"/>
+              <w:bottom w:val="single" w:color="BFBFBF" w:sz="4"/>
+              <w:right w:val="single" w:color="BFBFBF" w:sz="4"/>
+            </w:tcBorders>
+            <w:tcMar>
+              <w:top w:type="dxa" w:w="50"/>
+              <w:left w:type="dxa" w:w="80"/>
+              <w:bottom w:type="dxa" w:w="50"/>
+              <w:right w:type="dxa" w:w="80"/>
+            </w:tcMar>
+            <w:vAlign w:val="center"/>
+          </w:tcPr>
+          <w:p>
+            <w:pPr>
+              <w:spacing w:line="280"/>
+              <w:jc w:val="center"/>
+            </w:pPr>
+            <w:r>
+              <w:rPr>
+                <w:rFonts w:ascii="Meiryo" w:cs="Meiryo" w:eastAsia="Meiryo" w:hAnsi="Meiryo"/>
+                <w:b w:val="false"/>
+                <w:bCs w:val="false"/>
+                <w:sz w:val="20"/>
+                <w:szCs w:val="20"/>
+              </w:rPr>
+              <w:t xml:space="preserve">2</w:t>
+            </w:r>
+          </w:p>
+        </w:tc>
+        <w:tc>
+          <w:tcPr>
+            <w:tcW w:type="dxa" w:w="9300"/>
+            <w:tcBorders>
+              <w:top w:val="single" w:color="BFBFBF" w:sz="4"/>
+              <w:left w:val="single" w:color="BFBFBF" w:sz="4"/>
+              <w:bottom w:val="single" w:color="BFBFBF" w:sz="4"/>
+              <w:right w:val="single" w:color="BFBFBF" w:sz="4"/>
+            </w:tcBorders>
+            <w:tcMar>
+              <w:top w:type="dxa" w:w="50"/>
+              <w:left w:type="dxa" w:w="80"/>
+              <w:bottom w:type="dxa" w:w="50"/>
+              <w:right w:type="dxa" w:w="80"/>
+            </w:tcMar>
+            <w:vAlign w:val="center"/>
+          </w:tcPr>
+          <w:p>
+            <w:pPr>
+              <w:spacing w:line="280"/>
+              <w:jc w:val="left"/>
+            </w:pPr>
+            <w:r>
+              <w:rPr>
+                <w:rFonts w:ascii="Meiryo" w:cs="Meiryo" w:eastAsia="Meiryo" w:hAnsi="Meiryo"/>
+                <w:b w:val="false"/>
+                <w:bCs w:val="false"/>
+                <w:sz w:val="20"/>
+                <w:szCs w:val="20"/>
+              </w:rPr>
+              <w:t xml:space="preserve">「ファイル」→「ファイルのインポート」で、AddClaimSheet.bas を取り込む。</w:t>
+            </w:r>
+          </w:p>
+        </w:tc>
+      </w:tr>
+      <w:tr>
+        <w:trPr>
+          <w:cantSplit/>
+        </w:trPr>
+        <w:tc>
+          <w:tcPr>
+            <w:tcW w:type="dxa" w:w="900"/>
+            <w:tcBorders>
+              <w:top w:val="single" w:color="BFBFBF" w:sz="4"/>
+              <w:left w:val="single" w:color="BFBFBF" w:sz="4"/>
+              <w:bottom w:val="single" w:color="BFBFBF" w:sz="4"/>
+              <w:right w:val="single" w:color="BFBFBF" w:sz="4"/>
+            </w:tcBorders>
+            <w:tcMar>
+              <w:top w:type="dxa" w:w="50"/>
+              <w:left w:type="dxa" w:w="80"/>
+              <w:bottom w:type="dxa" w:w="50"/>
+              <w:right w:type="dxa" w:w="80"/>
+            </w:tcMar>
+            <w:vAlign w:val="center"/>
+          </w:tcPr>
+          <w:p>
+            <w:pPr>
+              <w:spacing w:line="280"/>
+              <w:jc w:val="center"/>
+            </w:pPr>
+            <w:r>
+              <w:rPr>
+                <w:rFonts w:ascii="Meiryo" w:cs="Meiryo" w:eastAsia="Meiryo" w:hAnsi="Meiryo"/>
+                <w:b w:val="false"/>
+                <w:bCs w:val="false"/>
+                <w:sz w:val="20"/>
+                <w:szCs w:val="20"/>
+              </w:rPr>
+              <w:t xml:space="preserve">3</w:t>
+            </w:r>
+          </w:p>
+        </w:tc>
+        <w:tc>
+          <w:tcPr>
+            <w:tcW w:type="dxa" w:w="9300"/>
+            <w:tcBorders>
+              <w:top w:val="single" w:color="BFBFBF" w:sz="4"/>
+              <w:left w:val="single" w:color="BFBFBF" w:sz="4"/>
+              <w:bottom w:val="single" w:color="BFBFBF" w:sz="4"/>
+              <w:right w:val="single" w:color="BFBFBF" w:sz="4"/>
+            </w:tcBorders>
+            <w:tcMar>
+              <w:top w:type="dxa" w:w="50"/>
+              <w:left w:type="dxa" w:w="80"/>
+              <w:bottom w:type="dxa" w:w="50"/>
+              <w:right w:type="dxa" w:w="80"/>
+            </w:tcMar>
+            <w:vAlign w:val="center"/>
+          </w:tcPr>
+          <w:p>
+            <w:pPr>
+              <w:spacing w:line="280"/>
+              <w:jc w:val="left"/>
+            </w:pPr>
+            <w:r>
+              <w:rPr>
+                <w:rFonts w:ascii="Meiryo" w:cs="Meiryo" w:eastAsia="Meiryo" w:hAnsi="Meiryo"/>
+                <w:b w:val="false"/>
+                <w:bCs w:val="false"/>
+                <w:sz w:val="20"/>
+                <w:szCs w:val="20"/>
+              </w:rPr>
+              <w:t xml:space="preserve">VBEを閉じ、「名前を付けて保存」で種類を「Excelマクロ有効ブック（.xlsm）」にして保存する。</w:t>
+            </w:r>
+          </w:p>
+        </w:tc>
+      </w:tr>
+      <w:tr>
+        <w:trPr>
+          <w:cantSplit/>
+        </w:trPr>
+        <w:tc>
+          <w:tcPr>
+            <w:tcW w:type="dxa" w:w="900"/>
+            <w:tcBorders>
+              <w:top w:val="single" w:color="BFBFBF" w:sz="4"/>
+              <w:left w:val="single" w:color="BFBFBF" w:sz="4"/>
+              <w:bottom w:val="single" w:color="BFBFBF" w:sz="4"/>
+              <w:right w:val="single" w:color="BFBFBF" w:sz="4"/>
+            </w:tcBorders>
+            <w:tcMar>
+              <w:top w:type="dxa" w:w="50"/>
+              <w:left w:type="dxa" w:w="80"/>
+              <w:bottom w:type="dxa" w:w="50"/>
+              <w:right w:type="dxa" w:w="80"/>
+            </w:tcMar>
+            <w:vAlign w:val="center"/>
+          </w:tcPr>
+          <w:p>
+            <w:pPr>
+              <w:spacing w:line="280"/>
+              <w:jc w:val="center"/>
+            </w:pPr>
+            <w:r>
+              <w:rPr>
+                <w:rFonts w:ascii="Meiryo" w:cs="Meiryo" w:eastAsia="Meiryo" w:hAnsi="Meiryo"/>
+                <w:b w:val="false"/>
+                <w:bCs w:val="false"/>
+                <w:sz w:val="20"/>
+                <w:szCs w:val="20"/>
+              </w:rPr>
+              <w:t xml:space="preserve">4</w:t>
+            </w:r>
+          </w:p>
+        </w:tc>
+        <w:tc>
+          <w:tcPr>
+            <w:tcW w:type="dxa" w:w="9300"/>
+            <w:tcBorders>
+              <w:top w:val="single" w:color="BFBFBF" w:sz="4"/>
+              <w:left w:val="single" w:color="BFBFBF" w:sz="4"/>
+              <w:bottom w:val="single" w:color="BFBFBF" w:sz="4"/>
+              <w:right w:val="single" w:color="BFBFBF" w:sz="4"/>
+            </w:tcBorders>
+            <w:tcMar>
+              <w:top w:type="dxa" w:w="50"/>
+              <w:left w:type="dxa" w:w="80"/>
+              <w:bottom w:type="dxa" w:w="50"/>
+              <w:right w:type="dxa" w:w="80"/>
+            </w:tcMar>
+            <w:vAlign w:val="center"/>
+          </w:tcPr>
+          <w:p>
+            <w:pPr>
+              <w:spacing w:line="280"/>
+              <w:jc w:val="left"/>
+            </w:pPr>
+            <w:r>
+              <w:rPr>
+                <w:rFonts w:ascii="Meiryo" w:cs="Meiryo" w:eastAsia="Meiryo" w:hAnsi="Meiryo"/>
+                <w:b w:val="false"/>
+                <w:bCs w:val="false"/>
+                <w:sz w:val="20"/>
+                <w:szCs w:val="20"/>
+              </w:rPr>
+              <w:t xml:space="preserve">「開発」タブ →「挿入」→ フォームコントロールの「ボタン」を、請求シート雛形の空いたところに描く。</w:t>
+            </w:r>
+          </w:p>
+        </w:tc>
+      </w:tr>
+      <w:tr>
+        <w:trPr>
+          <w:cantSplit/>
+        </w:trPr>
+        <w:tc>
+          <w:tcPr>
+            <w:tcW w:type="dxa" w:w="900"/>
+            <w:tcBorders>
+              <w:top w:val="single" w:color="BFBFBF" w:sz="4"/>
+              <w:left w:val="single" w:color="BFBFBF" w:sz="4"/>
+              <w:bottom w:val="single" w:color="BFBFBF" w:sz="4"/>
+              <w:right w:val="single" w:color="BFBFBF" w:sz="4"/>
+            </w:tcBorders>
+            <w:tcMar>
+              <w:top w:type="dxa" w:w="50"/>
+              <w:left w:type="dxa" w:w="80"/>
+              <w:bottom w:type="dxa" w:w="50"/>
+              <w:right w:type="dxa" w:w="80"/>
+            </w:tcMar>
+            <w:vAlign w:val="center"/>
+          </w:tcPr>
+          <w:p>
+            <w:pPr>
+              <w:spacing w:line="280"/>
+              <w:jc w:val="center"/>
+            </w:pPr>
+            <w:r>
+              <w:rPr>
+                <w:rFonts w:ascii="Meiryo" w:cs="Meiryo" w:eastAsia="Meiryo" w:hAnsi="Meiryo"/>
+                <w:b w:val="false"/>
+                <w:bCs w:val="false"/>
+                <w:sz w:val="20"/>
+                <w:szCs w:val="20"/>
+              </w:rPr>
+              <w:t xml:space="preserve">5</w:t>
+            </w:r>
+          </w:p>
+        </w:tc>
+        <w:tc>
+          <w:tcPr>
+            <w:tcW w:type="dxa" w:w="9300"/>
+            <w:tcBorders>
+              <w:top w:val="single" w:color="BFBFBF" w:sz="4"/>
+              <w:left w:val="single" w:color="BFBFBF" w:sz="4"/>
+              <w:bottom w:val="single" w:color="BFBFBF" w:sz="4"/>
+              <w:right w:val="single" w:color="BFBFBF" w:sz="4"/>
+            </w:tcBorders>
+            <w:tcMar>
+              <w:top w:type="dxa" w:w="50"/>
+              <w:left w:type="dxa" w:w="80"/>
+              <w:bottom w:type="dxa" w:w="50"/>
+              <w:right w:type="dxa" w:w="80"/>
+            </w:tcMar>
+            <w:vAlign w:val="center"/>
+          </w:tcPr>
+          <w:p>
+            <w:pPr>
+              <w:spacing w:line="280"/>
+              <w:jc w:val="left"/>
+            </w:pPr>
+            <w:r>
+              <w:rPr>
+                <w:rFonts w:ascii="Meiryo" w:cs="Meiryo" w:eastAsia="Meiryo" w:hAnsi="Meiryo"/>
+                <w:b w:val="false"/>
+                <w:bCs w:val="false"/>
+                <w:sz w:val="20"/>
+                <w:szCs w:val="20"/>
+              </w:rPr>
+              <w:t xml:space="preserve">「マクロの登録」で CheckTemplateInput を選び、ボタンの文字を「シート作成」にする。</w:t>
+            </w:r>
+          </w:p>
+        </w:tc>
+      </w:tr>
+      <w:tr>
+        <w:trPr>
+          <w:cantSplit/>
+        </w:trPr>
+        <w:tc>
+          <w:tcPr>
+            <w:tcW w:type="dxa" w:w="900"/>
+            <w:tcBorders>
+              <w:top w:val="single" w:color="BFBFBF" w:sz="4"/>
+              <w:left w:val="single" w:color="BFBFBF" w:sz="4"/>
+              <w:bottom w:val="single" w:color="BFBFBF" w:sz="4"/>
+              <w:right w:val="single" w:color="BFBFBF" w:sz="4"/>
+            </w:tcBorders>
+            <w:tcMar>
+              <w:top w:type="dxa" w:w="50"/>
+              <w:left w:type="dxa" w:w="80"/>
+              <w:bottom w:type="dxa" w:w="50"/>
+              <w:right w:type="dxa" w:w="80"/>
+            </w:tcMar>
+            <w:vAlign w:val="center"/>
+          </w:tcPr>
+          <w:p>
+            <w:pPr>
+              <w:spacing w:line="280"/>
+              <w:jc w:val="center"/>
+            </w:pPr>
+            <w:r>
+              <w:rPr>
+                <w:rFonts w:ascii="Meiryo" w:cs="Meiryo" w:eastAsia="Meiryo" w:hAnsi="Meiryo"/>
+                <w:b w:val="false"/>
+                <w:bCs w:val="false"/>
+                <w:sz w:val="20"/>
+                <w:szCs w:val="20"/>
+              </w:rPr>
+              <w:t xml:space="preserve">6</w:t>
+            </w:r>
+          </w:p>
+        </w:tc>
+        <w:tc>
+          <w:tcPr>
+            <w:tcW w:type="dxa" w:w="9300"/>
+            <w:tcBorders>
+              <w:top w:val="single" w:color="BFBFBF" w:sz="4"/>
+              <w:left w:val="single" w:color="BFBFBF" w:sz="4"/>
+              <w:bottom w:val="single" w:color="BFBFBF" w:sz="4"/>
+              <w:right w:val="single" w:color="BFBFBF" w:sz="4"/>
+            </w:tcBorders>
+            <w:tcMar>
+              <w:top w:type="dxa" w:w="50"/>
+              <w:left w:type="dxa" w:w="80"/>
+              <w:bottom w:type="dxa" w:w="50"/>
+              <w:right w:type="dxa" w:w="80"/>
+            </w:tcMar>
+            <w:vAlign w:val="center"/>
+          </w:tcPr>
+          <w:p>
+            <w:pPr>
+              <w:spacing w:line="280"/>
+              <w:jc w:val="left"/>
+            </w:pPr>
+            <w:r>
+              <w:rPr>
+                <w:rFonts w:ascii="Meiryo" w:cs="Meiryo" w:eastAsia="Meiryo" w:hAnsi="Meiryo"/>
+                <w:b w:val="false"/>
+                <w:bCs w:val="false"/>
+                <w:sz w:val="20"/>
+                <w:szCs w:val="20"/>
+              </w:rPr>
+              <w:t xml:space="preserve">次回からは、保存した .xlsm を開き、「コンテンツの有効化」を押す。</w:t>
+            </w:r>
+          </w:p>
+        </w:tc>
+      </w:tr>
+    </w:tbl>
+    <w:p>
+      <w:pPr>
+        <w:spacing w:after="50" w:before="80" w:line="300"/>
+      </w:pPr>
+      <w:r>
+        <w:rPr>
+          <w:rFonts w:ascii="Meiryo" w:cs="Meiryo" w:eastAsia="Meiryo" w:hAnsi="Meiryo"/>
+          <w:color w:val="404040"/>
+          <w:sz w:val="19"/>
+          <w:szCs w:val="19"/>
+        </w:rPr>
+        <w:t xml:space="preserve">注　「開発」タブがないときは、「ファイル」→「オプション」→「リボンのユーザー設定」で「開発」にチェックを入れる。</w:t>
+      </w:r>
+    </w:p>
+    <w:p>
+      <w:pPr>
+        <w:spacing w:after="50" w:before="200" w:line="300"/>
       </w:pPr>
       <w:r>
         <w:rPr>
@@ -4497,7 +5397,7 @@
           <w:sz w:val="21"/>
           <w:szCs w:val="21"/>
         </w:rPr>
-        <w:t xml:space="preserve">最初の1回だけ</w:t>
+        <w:t xml:space="preserve">ボタンなしで自動にする（任意）</w:t>
       </w:r>
     </w:p>
     <w:p>
@@ -4510,7 +5410,7 @@
           <w:sz w:val="21"/>
           <w:szCs w:val="21"/>
         </w:rPr>
-        <w:t xml:space="preserve">Alt+F11 → ファイル → ファイルのインポート → AddClaimSheet.bas → 名前を付けて保存で「Excelマクロ有効ブック（.xlsm）」にする。</w:t>
+        <w:t xml:space="preserve">手順2で ClaimWatch.cls も取り込むと、ボタンを押さなくても、期間を両方入れた時点でシートができる。ボタンだけで使うときは取り込まなくてよい。</w:t>
       </w:r>
     </w:p>
     <w:p>
@@ -4545,7 +5445,7 @@
           <w:sz w:val="30"/>
           <w:szCs w:val="30"/>
         </w:rPr>
-        <w:t xml:space="preserve">8　</w:t>
+        <w:t xml:space="preserve">9　</w:t>
       </w:r>
       <w:r>
         <w:rPr>
@@ -4584,7 +5484,7 @@
       <w:r>
         <w:drawing>
           <wp:inline distT="0" distB="0" distL="0" distR="0">
-            <wp:extent cx="5715000" cy="1066800"/>
+            <wp:extent cx="5715000" cy="1190625"/>
             <wp:effectExtent t="0" r="0" b="0" l="0"/>
             <wp:docPr id="1" name="s_ret.png" descr="s_ret.png" title="s_ret.png"/>
             <wp:cNvGraphicFramePr>
@@ -4609,7 +5509,7 @@
                   <pic:spPr bwMode="auto">
                     <a:xfrm>
                       <a:off x="0" y="0"/>
-                      <a:ext cx="5715000" cy="1066800"/>
+                      <a:ext cx="5715000" cy="1190625"/>
                     </a:xfrm>
                     <a:prstGeom prst="rect">
                       <a:avLst/>
@@ -4836,7 +5736,7 @@
       <w:r>
         <w:drawing>
           <wp:inline distT="0" distB="0" distL="0" distR="0">
-            <wp:extent cx="5334000" cy="2333625"/>
+            <wp:extent cx="3429000" cy="3533775"/>
             <wp:effectExtent t="0" r="0" b="0" l="0"/>
             <wp:docPr id="1" name="s8.png" descr="s8.png" title="s8.png"/>
             <wp:cNvGraphicFramePr>
@@ -4861,7 +5761,7 @@
                   <pic:spPr bwMode="auto">
                     <a:xfrm>
                       <a:off x="0" y="0"/>
-                      <a:ext cx="5334000" cy="2333625"/>
+                      <a:ext cx="3429000" cy="3533775"/>
                     </a:xfrm>
                     <a:prstGeom prst="rect">
                       <a:avLst/>
@@ -4956,15 +5856,15 @@
                 <w:sz w:val="21"/>
                 <w:szCs w:val="21"/>
               </w:rPr>
-              <w:t xml:space="preserve">作成の開始月</w:t>
-            </w:r>
-            <w:r>
-              <w:rPr>
-                <w:rFonts w:ascii="Meiryo" w:cs="Meiryo" w:eastAsia="Meiryo" w:hAnsi="Meiryo"/>
-                <w:sz w:val="21"/>
-                <w:szCs w:val="21"/>
-              </w:rPr>
-              <w:t xml:space="preserve">　入れると、その月から120か月分が自動で作られる。</w:t>
+              <w:t xml:space="preserve">月（月初日）</w:t>
+            </w:r>
+            <w:r>
+              <w:rPr>
+                <w:rFonts w:ascii="Meiryo" w:cs="Meiryo" w:eastAsia="Meiryo" w:hAnsi="Meiryo"/>
+                <w:sz w:val="21"/>
+                <w:szCs w:val="21"/>
+              </w:rPr>
+              <w:t xml:space="preserve">　黄色に月を入れる（2025/1 と入れると 2025/1/1）。表の下の空いた行に続けて入れられる（300行まで）。</w:t>
             </w:r>
           </w:p>
         </w:tc>
@@ -5035,15 +5935,15 @@
                 <w:sz w:val="21"/>
                 <w:szCs w:val="21"/>
               </w:rPr>
-              <w:t xml:space="preserve">個別に変える月</w:t>
-            </w:r>
-            <w:r>
-              <w:rPr>
-                <w:rFonts w:ascii="Meiryo" w:cs="Meiryo" w:eastAsia="Meiryo" w:hAnsi="Meiryo"/>
-                <w:sz w:val="21"/>
-                <w:szCs w:val="21"/>
-              </w:rPr>
-              <w:t xml:space="preserve">　祝日などで勤務を要する日数が違う月だけ入れる。</w:t>
+              <w:t xml:space="preserve">個別修正</w:t>
+            </w:r>
+            <w:r>
+              <w:rPr>
+                <w:rFonts w:ascii="Meiryo" w:cs="Meiryo" w:eastAsia="Meiryo" w:hAnsi="Meiryo"/>
+                <w:sz w:val="21"/>
+                <w:szCs w:val="21"/>
+              </w:rPr>
+              <w:t xml:space="preserve">　祝日などで勤務を要する日数が違う月だけ入れる。2021年12月は22日を入れてある。</w:t>
             </w:r>
           </w:p>
         </w:tc>
@@ -5114,15 +6014,15 @@
                 <w:sz w:val="21"/>
                 <w:szCs w:val="21"/>
               </w:rPr>
-              <w:t xml:space="preserve">修正あり</w:t>
-            </w:r>
-            <w:r>
-              <w:rPr>
-                <w:rFonts w:ascii="Meiryo" w:cs="Meiryo" w:eastAsia="Meiryo" w:hAnsi="Meiryo"/>
-                <w:sz w:val="21"/>
-                <w:szCs w:val="21"/>
-              </w:rPr>
-              <w:t xml:space="preserve">　左の表に出る。2021年12月は旧カレンダーに合わせて入れてある。</w:t>
+              <w:t xml:space="preserve">勤務を要する日数（自動）</w:t>
+            </w:r>
+            <w:r>
+              <w:rPr>
+                <w:rFonts w:ascii="Meiryo" w:cs="Meiryo" w:eastAsia="Meiryo" w:hAnsi="Meiryo"/>
+                <w:sz w:val="21"/>
+                <w:szCs w:val="21"/>
+              </w:rPr>
+              <w:t xml:space="preserve">　算定表が使う日数。土日を除く日数が入る。個別修正があればそちら。</w:t>
             </w:r>
           </w:p>
         </w:tc>
@@ -5504,7 +6404,7 @@
                 <w:sz w:val="19"/>
                 <w:szCs w:val="19"/>
               </w:rPr>
-              <w:t xml:space="preserve">行が足りない</w:t>
+              <w:t xml:space="preserve">請求シートができない</w:t>
             </w:r>
           </w:p>
         </w:tc>
@@ -5538,7 +6438,80 @@
                 <w:sz w:val="19"/>
                 <w:szCs w:val="19"/>
               </w:rPr>
-              <w:t xml:space="preserve">給与状況は8行、出勤期間は10件まで。</w:t>
+              <w:t xml:space="preserve">.xlsm か、ボタンにマクロ CheckTemplateInput が登録されているか見る。開始日が終了日より後になっていないか見る。</w:t>
+            </w:r>
+          </w:p>
+        </w:tc>
+      </w:tr>
+      <w:tr>
+        <w:trPr>
+          <w:cantSplit/>
+        </w:trPr>
+        <w:tc>
+          <w:tcPr>
+            <w:tcW w:type="dxa" w:w="3300"/>
+            <w:tcBorders>
+              <w:top w:val="single" w:color="BFBFBF" w:sz="4"/>
+              <w:left w:val="single" w:color="BFBFBF" w:sz="4"/>
+              <w:bottom w:val="single" w:color="BFBFBF" w:sz="4"/>
+              <w:right w:val="single" w:color="BFBFBF" w:sz="4"/>
+            </w:tcBorders>
+            <w:tcMar>
+              <w:top w:type="dxa" w:w="50"/>
+              <w:left w:type="dxa" w:w="80"/>
+              <w:bottom w:type="dxa" w:w="50"/>
+              <w:right w:type="dxa" w:w="80"/>
+            </w:tcMar>
+            <w:vAlign w:val="center"/>
+          </w:tcPr>
+          <w:p>
+            <w:pPr>
+              <w:spacing w:line="280"/>
+              <w:jc w:val="left"/>
+            </w:pPr>
+            <w:r>
+              <w:rPr>
+                <w:rFonts w:ascii="Meiryo" w:cs="Meiryo" w:eastAsia="Meiryo" w:hAnsi="Meiryo"/>
+                <w:b w:val="false"/>
+                <w:bCs w:val="false"/>
+                <w:sz w:val="19"/>
+                <w:szCs w:val="19"/>
+              </w:rPr>
+              <w:t xml:space="preserve">行が足りない</w:t>
+            </w:r>
+          </w:p>
+        </w:tc>
+        <w:tc>
+          <w:tcPr>
+            <w:tcW w:type="dxa" w:w="6900"/>
+            <w:tcBorders>
+              <w:top w:val="single" w:color="BFBFBF" w:sz="4"/>
+              <w:left w:val="single" w:color="BFBFBF" w:sz="4"/>
+              <w:bottom w:val="single" w:color="BFBFBF" w:sz="4"/>
+              <w:right w:val="single" w:color="BFBFBF" w:sz="4"/>
+            </w:tcBorders>
+            <w:tcMar>
+              <w:top w:type="dxa" w:w="50"/>
+              <w:left w:type="dxa" w:w="80"/>
+              <w:bottom w:type="dxa" w:w="50"/>
+              <w:right w:type="dxa" w:w="80"/>
+            </w:tcMar>
+            <w:vAlign w:val="center"/>
+          </w:tcPr>
+          <w:p>
+            <w:pPr>
+              <w:spacing w:line="280"/>
+              <w:jc w:val="left"/>
+            </w:pPr>
+            <w:r>
+              <w:rPr>
+                <w:rFonts w:ascii="Meiryo" w:cs="Meiryo" w:eastAsia="Meiryo" w:hAnsi="Meiryo"/>
+                <w:b w:val="false"/>
+                <w:bCs w:val="false"/>
+                <w:sz w:val="19"/>
+                <w:szCs w:val="19"/>
+              </w:rPr>
+              <w:t xml:space="preserve">給与状況は8行、出勤期間は10件、請求シートの明細は30行まで。</w:t>
             </w:r>
           </w:p>
         </w:tc>

--- a/傷病手当金算定表_使い方マニュアル.docx
+++ b/傷病手当金算定表_使い方マニュアル.docx
@@ -331,37 +331,400 @@
         <w:drawing>
           <wp:inline distT="0" distB="0" distL="0" distR="0">
             <wp:extent cx="6096000" cy="1400175"/>
-            <wp:effectExtent t="0" r="0" b="0" l="0"/>
-            <wp:docPr id="1" name="s1.png" descr="s1.png" title="s1.png"/>
-            <wp:cNvGraphicFramePr>
-              <a:graphicFrameLocks xmlns:a="http://schemas.openxmlformats.org/drawingml/2006/main" noChangeAspect="1"/>
-            </wp:cNvGraphicFramePr>
+            <wp:effectExtent l="0" t="0" r="0" b="0"/>
+            <wp:docPr id="600" name="図_s1"/>
+            <wp:cNvGraphicFramePr/>
             <a:graphic xmlns:a="http://schemas.openxmlformats.org/drawingml/2006/main">
-              <a:graphicData uri="http://schemas.openxmlformats.org/drawingml/2006/picture">
-                <pic:pic xmlns:pic="http://schemas.openxmlformats.org/drawingml/2006/picture">
-                  <pic:nvPicPr>
-                    <pic:cNvPr id="0" name="" descr=""/>
-                    <pic:cNvPicPr>
-                      <a:picLocks noChangeAspect="1" noChangeArrowheads="1"/>
-                    </pic:cNvPicPr>
-                  </pic:nvPicPr>
-                  <pic:blipFill>
-                    <a:blip r:embed="rId8" cstate="none"/>
-                    <a:srcRect/>
-                    <a:stretch>
-                      <a:fillRect/>
-                    </a:stretch>
-                  </pic:blipFill>
-                  <pic:spPr bwMode="auto">
+              <a:graphicData uri="http://schemas.microsoft.com/office/word/2010/wordprocessingGroup">
+                <wpg:wgp>
+                  <wpg:cNvGrpSpPr/>
+                  <wpg:grpSpPr>
                     <a:xfrm>
                       <a:off x="0" y="0"/>
                       <a:ext cx="6096000" cy="1400175"/>
+                      <a:chOff x="0" y="0"/>
+                      <a:chExt cx="6096000" cy="1400175"/>
                     </a:xfrm>
-                    <a:prstGeom prst="rect">
-                      <a:avLst/>
-                    </a:prstGeom>
-                  </pic:spPr>
-                </pic:pic>
+                  </wpg:grpSpPr>
+                  <pic:pic xmlns:pic="http://schemas.openxmlformats.org/drawingml/2006/picture">
+                    <pic:nvPicPr>
+                      <pic:cNvPr id="0" name="" descr=""/>
+                      <pic:cNvPicPr>
+                        <a:picLocks noChangeAspect="1" noChangeArrowheads="1"/>
+                      </pic:cNvPicPr>
+                    </pic:nvPicPr>
+                    <pic:blipFill>
+                      <a:blip r:embed="rId7" cstate="none"/>
+                      <a:srcRect/>
+                      <a:stretch>
+                        <a:fillRect/>
+                      </a:stretch>
+                    </pic:blipFill>
+                    <pic:spPr bwMode="auto">
+                      <a:xfrm>
+                        <a:off x="0" y="0"/>
+                        <a:ext cx="6096000" cy="1400175"/>
+                      </a:xfrm>
+                      <a:prstGeom prst="rect">
+                        <a:avLst/>
+                      </a:prstGeom>
+                    </pic:spPr>
+                  </pic:pic>
+                  <wps:wsp>
+                    <wps:cNvPr id="101" name="赤枠1"/>
+                    <wps:cNvSpPr/>
+                    <wps:spPr>
+                      <a:xfrm>
+                        <a:off x="1424411" y="247461"/>
+                        <a:ext cx="567350" cy="187104"/>
+                      </a:xfrm>
+                      <a:prstGeom prst="rect">
+                        <a:avLst/>
+                      </a:prstGeom>
+                      <a:noFill/>
+                      <a:ln w="28575">
+                        <a:solidFill>
+                          <a:srgbClr val="D62828"/>
+                        </a:solidFill>
+                      </a:ln>
+                    </wps:spPr>
+                    <wps:bodyPr/>
+                  </wps:wsp>
+                  <wps:wsp>
+                    <wps:cNvPr id="102" name="赤枠2"/>
+                    <wps:cNvSpPr/>
+                    <wps:spPr>
+                      <a:xfrm>
+                        <a:off x="1424411" y="446637"/>
+                        <a:ext cx="567350" cy="187104"/>
+                      </a:xfrm>
+                      <a:prstGeom prst="rect">
+                        <a:avLst/>
+                      </a:prstGeom>
+                      <a:noFill/>
+                      <a:ln w="28575">
+                        <a:solidFill>
+                          <a:srgbClr val="D62828"/>
+                        </a:solidFill>
+                      </a:ln>
+                    </wps:spPr>
+                    <wps:bodyPr/>
+                  </wps:wsp>
+                  <wps:wsp>
+                    <wps:cNvPr id="103" name="赤枠3"/>
+                    <wps:cNvSpPr/>
+                    <wps:spPr>
+                      <a:xfrm>
+                        <a:off x="1424411" y="645813"/>
+                        <a:ext cx="567350" cy="374209"/>
+                      </a:xfrm>
+                      <a:prstGeom prst="rect">
+                        <a:avLst/>
+                      </a:prstGeom>
+                      <a:noFill/>
+                      <a:ln w="28575">
+                        <a:solidFill>
+                          <a:srgbClr val="D62828"/>
+                        </a:solidFill>
+                      </a:ln>
+                    </wps:spPr>
+                    <wps:bodyPr/>
+                  </wps:wsp>
+                  <wps:wsp>
+                    <wps:cNvPr id="104" name="赤枠4"/>
+                    <wps:cNvSpPr/>
+                    <wps:spPr>
+                      <a:xfrm>
+                        <a:off x="1424411" y="1032095"/>
+                        <a:ext cx="567350" cy="181069"/>
+                      </a:xfrm>
+                      <a:prstGeom prst="rect">
+                        <a:avLst/>
+                      </a:prstGeom>
+                      <a:noFill/>
+                      <a:ln w="28575">
+                        <a:solidFill>
+                          <a:srgbClr val="D62828"/>
+                        </a:solidFill>
+                      </a:ln>
+                    </wps:spPr>
+                    <wps:bodyPr/>
+                  </wps:wsp>
+                  <wps:wsp>
+                    <wps:cNvPr id="105" name="赤枠5"/>
+                    <wps:cNvSpPr/>
+                    <wps:spPr>
+                      <a:xfrm>
+                        <a:off x="5383794" y="144855"/>
+                        <a:ext cx="567350" cy="1068308"/>
+                      </a:xfrm>
+                      <a:prstGeom prst="rect">
+                        <a:avLst/>
+                      </a:prstGeom>
+                      <a:noFill/>
+                      <a:ln w="28575">
+                        <a:solidFill>
+                          <a:srgbClr val="D62828"/>
+                        </a:solidFill>
+                      </a:ln>
+                    </wps:spPr>
+                    <wps:bodyPr/>
+                  </wps:wsp>
+                  <wps:wsp>
+                    <wps:cNvPr id="106" name="赤枠6"/>
+                    <wps:cNvSpPr/>
+                    <wps:spPr>
+                      <a:xfrm>
+                        <a:off x="5383794" y="1225235"/>
+                        <a:ext cx="567350" cy="90534"/>
+                      </a:xfrm>
+                      <a:prstGeom prst="rect">
+                        <a:avLst/>
+                      </a:prstGeom>
+                      <a:noFill/>
+                      <a:ln w="28575">
+                        <a:solidFill>
+                          <a:srgbClr val="D62828"/>
+                        </a:solidFill>
+                      </a:ln>
+                    </wps:spPr>
+                    <wps:bodyPr/>
+                  </wps:wsp>
+                  <wps:wsp>
+                    <wps:cNvPr id="107" name="番号1"/>
+                    <wps:cNvSpPr/>
+                    <wps:spPr>
+                      <a:xfrm>
+                        <a:off x="1319636" y="142686"/>
+                        <a:ext cx="209550" cy="209550"/>
+                      </a:xfrm>
+                      <a:prstGeom prst="ellipse">
+                        <a:avLst/>
+                      </a:prstGeom>
+                      <a:solidFill>
+                        <a:srgbClr val="D62828"/>
+                      </a:solidFill>
+                      <a:ln>
+                        <a:noFill/>
+                      </a:ln>
+                    </wps:spPr>
+                    <wps:txbx>
+                      <w:txbxContent>
+                        <w:p>
+                          <w:pPr>
+                            <w:spacing w:before="0" w:after="0" w:line="240" w:lineRule="auto"/>
+                            <w:jc w:val="center"/>
+                          </w:pPr>
+                          <w:r>
+                            <w:rPr>
+                              <w:rFonts w:ascii="Meiryo" w:eastAsia="Meiryo" w:hAnsi="Meiryo"/>
+                              <w:b/>
+                              <w:color w:val="FFFFFF"/>
+                              <w:sz w:val="18"/>
+                            </w:rPr>
+                            <w:t>1</w:t>
+                          </w:r>
+                        </w:p>
+                      </w:txbxContent>
+                    </wps:txbx>
+                    <wps:bodyPr lIns="0" tIns="0" rIns="0" bIns="0" anchor="ctr"/>
+                  </wps:wsp>
+                  <wps:wsp>
+                    <wps:cNvPr id="108" name="番号2"/>
+                    <wps:cNvSpPr/>
+                    <wps:spPr>
+                      <a:xfrm>
+                        <a:off x="1319636" y="341862"/>
+                        <a:ext cx="209550" cy="209550"/>
+                      </a:xfrm>
+                      <a:prstGeom prst="ellipse">
+                        <a:avLst/>
+                      </a:prstGeom>
+                      <a:solidFill>
+                        <a:srgbClr val="D62828"/>
+                      </a:solidFill>
+                      <a:ln>
+                        <a:noFill/>
+                      </a:ln>
+                    </wps:spPr>
+                    <wps:txbx>
+                      <w:txbxContent>
+                        <w:p>
+                          <w:pPr>
+                            <w:spacing w:before="0" w:after="0" w:line="240" w:lineRule="auto"/>
+                            <w:jc w:val="center"/>
+                          </w:pPr>
+                          <w:r>
+                            <w:rPr>
+                              <w:rFonts w:ascii="Meiryo" w:eastAsia="Meiryo" w:hAnsi="Meiryo"/>
+                              <w:b/>
+                              <w:color w:val="FFFFFF"/>
+                              <w:sz w:val="18"/>
+                            </w:rPr>
+                            <w:t>2</w:t>
+                          </w:r>
+                        </w:p>
+                      </w:txbxContent>
+                    </wps:txbx>
+                    <wps:bodyPr lIns="0" tIns="0" rIns="0" bIns="0" anchor="ctr"/>
+                  </wps:wsp>
+                  <wps:wsp>
+                    <wps:cNvPr id="109" name="番号3"/>
+                    <wps:cNvSpPr/>
+                    <wps:spPr>
+                      <a:xfrm>
+                        <a:off x="1319636" y="541038"/>
+                        <a:ext cx="209550" cy="209550"/>
+                      </a:xfrm>
+                      <a:prstGeom prst="ellipse">
+                        <a:avLst/>
+                      </a:prstGeom>
+                      <a:solidFill>
+                        <a:srgbClr val="D62828"/>
+                      </a:solidFill>
+                      <a:ln>
+                        <a:noFill/>
+                      </a:ln>
+                    </wps:spPr>
+                    <wps:txbx>
+                      <w:txbxContent>
+                        <w:p>
+                          <w:pPr>
+                            <w:spacing w:before="0" w:after="0" w:line="240" w:lineRule="auto"/>
+                            <w:jc w:val="center"/>
+                          </w:pPr>
+                          <w:r>
+                            <w:rPr>
+                              <w:rFonts w:ascii="Meiryo" w:eastAsia="Meiryo" w:hAnsi="Meiryo"/>
+                              <w:b/>
+                              <w:color w:val="FFFFFF"/>
+                              <w:sz w:val="18"/>
+                            </w:rPr>
+                            <w:t>3</w:t>
+                          </w:r>
+                        </w:p>
+                      </w:txbxContent>
+                    </wps:txbx>
+                    <wps:bodyPr lIns="0" tIns="0" rIns="0" bIns="0" anchor="ctr"/>
+                  </wps:wsp>
+                  <wps:wsp>
+                    <wps:cNvPr id="110" name="番号4"/>
+                    <wps:cNvSpPr/>
+                    <wps:spPr>
+                      <a:xfrm>
+                        <a:off x="1319636" y="927320"/>
+                        <a:ext cx="209550" cy="209550"/>
+                      </a:xfrm>
+                      <a:prstGeom prst="ellipse">
+                        <a:avLst/>
+                      </a:prstGeom>
+                      <a:solidFill>
+                        <a:srgbClr val="D62828"/>
+                      </a:solidFill>
+                      <a:ln>
+                        <a:noFill/>
+                      </a:ln>
+                    </wps:spPr>
+                    <wps:txbx>
+                      <w:txbxContent>
+                        <w:p>
+                          <w:pPr>
+                            <w:spacing w:before="0" w:after="0" w:line="240" w:lineRule="auto"/>
+                            <w:jc w:val="center"/>
+                          </w:pPr>
+                          <w:r>
+                            <w:rPr>
+                              <w:rFonts w:ascii="Meiryo" w:eastAsia="Meiryo" w:hAnsi="Meiryo"/>
+                              <w:b/>
+                              <w:color w:val="FFFFFF"/>
+                              <w:sz w:val="18"/>
+                            </w:rPr>
+                            <w:t>4</w:t>
+                          </w:r>
+                        </w:p>
+                      </w:txbxContent>
+                    </wps:txbx>
+                    <wps:bodyPr lIns="0" tIns="0" rIns="0" bIns="0" anchor="ctr"/>
+                  </wps:wsp>
+                  <wps:wsp>
+                    <wps:cNvPr id="111" name="番号5"/>
+                    <wps:cNvSpPr/>
+                    <wps:spPr>
+                      <a:xfrm>
+                        <a:off x="5279019" y="40080"/>
+                        <a:ext cx="209550" cy="209550"/>
+                      </a:xfrm>
+                      <a:prstGeom prst="ellipse">
+                        <a:avLst/>
+                      </a:prstGeom>
+                      <a:solidFill>
+                        <a:srgbClr val="D62828"/>
+                      </a:solidFill>
+                      <a:ln>
+                        <a:noFill/>
+                      </a:ln>
+                    </wps:spPr>
+                    <wps:txbx>
+                      <w:txbxContent>
+                        <w:p>
+                          <w:pPr>
+                            <w:spacing w:before="0" w:after="0" w:line="240" w:lineRule="auto"/>
+                            <w:jc w:val="center"/>
+                          </w:pPr>
+                          <w:r>
+                            <w:rPr>
+                              <w:rFonts w:ascii="Meiryo" w:eastAsia="Meiryo" w:hAnsi="Meiryo"/>
+                              <w:b/>
+                              <w:color w:val="FFFFFF"/>
+                              <w:sz w:val="18"/>
+                            </w:rPr>
+                            <w:t>5</w:t>
+                          </w:r>
+                        </w:p>
+                      </w:txbxContent>
+                    </wps:txbx>
+                    <wps:bodyPr lIns="0" tIns="0" rIns="0" bIns="0" anchor="ctr"/>
+                  </wps:wsp>
+                  <wps:wsp>
+                    <wps:cNvPr id="112" name="番号6"/>
+                    <wps:cNvSpPr/>
+                    <wps:spPr>
+                      <a:xfrm>
+                        <a:off x="5279019" y="1120460"/>
+                        <a:ext cx="209550" cy="209550"/>
+                      </a:xfrm>
+                      <a:prstGeom prst="ellipse">
+                        <a:avLst/>
+                      </a:prstGeom>
+                      <a:solidFill>
+                        <a:srgbClr val="D62828"/>
+                      </a:solidFill>
+                      <a:ln>
+                        <a:noFill/>
+                      </a:ln>
+                    </wps:spPr>
+                    <wps:txbx>
+                      <w:txbxContent>
+                        <w:p>
+                          <w:pPr>
+                            <w:spacing w:before="0" w:after="0" w:line="240" w:lineRule="auto"/>
+                            <w:jc w:val="center"/>
+                          </w:pPr>
+                          <w:r>
+                            <w:rPr>
+                              <w:rFonts w:ascii="Meiryo" w:eastAsia="Meiryo" w:hAnsi="Meiryo"/>
+                              <w:b/>
+                              <w:color w:val="FFFFFF"/>
+                              <w:sz w:val="18"/>
+                            </w:rPr>
+                            <w:t>6</w:t>
+                          </w:r>
+                        </w:p>
+                      </w:txbxContent>
+                    </wps:txbx>
+                    <wps:bodyPr lIns="0" tIns="0" rIns="0" bIns="0" anchor="ctr"/>
+                  </wps:wsp>
+                </wpg:wgp>
               </a:graphicData>
             </a:graphic>
           </wp:inline>
@@ -578,37 +941,341 @@
         <w:drawing>
           <wp:inline distT="0" distB="0" distL="0" distR="0">
             <wp:extent cx="6096000" cy="1009650"/>
-            <wp:effectExtent t="0" r="0" b="0" l="0"/>
-            <wp:docPr id="1" name="s2.png" descr="s2.png" title="s2.png"/>
-            <wp:cNvGraphicFramePr>
-              <a:graphicFrameLocks xmlns:a="http://schemas.openxmlformats.org/drawingml/2006/main" noChangeAspect="1"/>
-            </wp:cNvGraphicFramePr>
+            <wp:effectExtent l="0" t="0" r="0" b="0"/>
+            <wp:docPr id="613" name="図_s2"/>
+            <wp:cNvGraphicFramePr/>
             <a:graphic xmlns:a="http://schemas.openxmlformats.org/drawingml/2006/main">
-              <a:graphicData uri="http://schemas.openxmlformats.org/drawingml/2006/picture">
-                <pic:pic xmlns:pic="http://schemas.openxmlformats.org/drawingml/2006/picture">
-                  <pic:nvPicPr>
-                    <pic:cNvPr id="0" name="" descr=""/>
-                    <pic:cNvPicPr>
-                      <a:picLocks noChangeAspect="1" noChangeArrowheads="1"/>
-                    </pic:cNvPicPr>
-                  </pic:nvPicPr>
-                  <pic:blipFill>
-                    <a:blip r:embed="rId9" cstate="none"/>
-                    <a:srcRect/>
-                    <a:stretch>
-                      <a:fillRect/>
-                    </a:stretch>
-                  </pic:blipFill>
-                  <pic:spPr bwMode="auto">
+              <a:graphicData uri="http://schemas.microsoft.com/office/word/2010/wordprocessingGroup">
+                <wpg:wgp>
+                  <wpg:cNvGrpSpPr/>
+                  <wpg:grpSpPr>
                     <a:xfrm>
                       <a:off x="0" y="0"/>
                       <a:ext cx="6096000" cy="1009650"/>
+                      <a:chOff x="0" y="0"/>
+                      <a:chExt cx="6096000" cy="1009650"/>
                     </a:xfrm>
-                    <a:prstGeom prst="rect">
-                      <a:avLst/>
-                    </a:prstGeom>
-                  </pic:spPr>
-                </pic:pic>
+                  </wpg:grpSpPr>
+                  <pic:pic xmlns:pic="http://schemas.openxmlformats.org/drawingml/2006/picture">
+                    <pic:nvPicPr>
+                      <pic:cNvPr id="0" name="" descr=""/>
+                      <pic:cNvPicPr>
+                        <a:picLocks noChangeAspect="1" noChangeArrowheads="1"/>
+                      </pic:cNvPicPr>
+                    </pic:nvPicPr>
+                    <pic:blipFill>
+                      <a:blip r:embed="rId8" cstate="none"/>
+                      <a:srcRect/>
+                      <a:stretch>
+                        <a:fillRect/>
+                      </a:stretch>
+                    </pic:blipFill>
+                    <pic:spPr bwMode="auto">
+                      <a:xfrm>
+                        <a:off x="0" y="0"/>
+                        <a:ext cx="6096000" cy="1009650"/>
+                      </a:xfrm>
+                      <a:prstGeom prst="rect">
+                        <a:avLst/>
+                      </a:prstGeom>
+                    </pic:spPr>
+                  </pic:pic>
+                  <wps:wsp>
+                    <wps:cNvPr id="114" name="赤枠1"/>
+                    <wps:cNvSpPr/>
+                    <wps:spPr>
+                      <a:xfrm>
+                        <a:off x="285750" y="59531"/>
+                        <a:ext cx="601265" cy="809625"/>
+                      </a:xfrm>
+                      <a:prstGeom prst="rect">
+                        <a:avLst/>
+                      </a:prstGeom>
+                      <a:noFill/>
+                      <a:ln w="28575">
+                        <a:solidFill>
+                          <a:srgbClr val="D62828"/>
+                        </a:solidFill>
+                      </a:ln>
+                    </wps:spPr>
+                    <wps:bodyPr/>
+                  </wps:wsp>
+                  <wps:wsp>
+                    <wps:cNvPr id="115" name="赤枠2"/>
+                    <wps:cNvSpPr/>
+                    <wps:spPr>
+                      <a:xfrm>
+                        <a:off x="887015" y="59531"/>
+                        <a:ext cx="601265" cy="809625"/>
+                      </a:xfrm>
+                      <a:prstGeom prst="rect">
+                        <a:avLst/>
+                      </a:prstGeom>
+                      <a:noFill/>
+                      <a:ln w="28575">
+                        <a:solidFill>
+                          <a:srgbClr val="D62828"/>
+                        </a:solidFill>
+                      </a:ln>
+                    </wps:spPr>
+                    <wps:bodyPr/>
+                  </wps:wsp>
+                  <wps:wsp>
+                    <wps:cNvPr id="116" name="赤枠3"/>
+                    <wps:cNvSpPr/>
+                    <wps:spPr>
+                      <a:xfrm>
+                        <a:off x="2047875" y="59531"/>
+                        <a:ext cx="1113234" cy="809625"/>
+                      </a:xfrm>
+                      <a:prstGeom prst="rect">
+                        <a:avLst/>
+                      </a:prstGeom>
+                      <a:noFill/>
+                      <a:ln w="28575">
+                        <a:solidFill>
+                          <a:srgbClr val="D62828"/>
+                        </a:solidFill>
+                      </a:ln>
+                    </wps:spPr>
+                    <wps:bodyPr/>
+                  </wps:wsp>
+                  <wps:wsp>
+                    <wps:cNvPr id="117" name="赤枠4"/>
+                    <wps:cNvSpPr/>
+                    <wps:spPr>
+                      <a:xfrm>
+                        <a:off x="4280296" y="59531"/>
+                        <a:ext cx="1113234" cy="809625"/>
+                      </a:xfrm>
+                      <a:prstGeom prst="rect">
+                        <a:avLst/>
+                      </a:prstGeom>
+                      <a:noFill/>
+                      <a:ln w="28575">
+                        <a:solidFill>
+                          <a:srgbClr val="D62828"/>
+                        </a:solidFill>
+                      </a:ln>
+                    </wps:spPr>
+                    <wps:bodyPr/>
+                  </wps:wsp>
+                  <wps:wsp>
+                    <wps:cNvPr id="118" name="赤枠5"/>
+                    <wps:cNvSpPr/>
+                    <wps:spPr>
+                      <a:xfrm>
+                        <a:off x="2047875" y="779859"/>
+                        <a:ext cx="1113234" cy="89296"/>
+                      </a:xfrm>
+                      <a:prstGeom prst="rect">
+                        <a:avLst/>
+                      </a:prstGeom>
+                      <a:noFill/>
+                      <a:ln w="28575">
+                        <a:solidFill>
+                          <a:srgbClr val="D62828"/>
+                        </a:solidFill>
+                      </a:ln>
+                    </wps:spPr>
+                    <wps:bodyPr/>
+                  </wps:wsp>
+                  <wps:wsp>
+                    <wps:cNvPr id="119" name="番号1"/>
+                    <wps:cNvSpPr/>
+                    <wps:spPr>
+                      <a:xfrm>
+                        <a:off x="180975" y="-45244"/>
+                        <a:ext cx="209550" cy="209550"/>
+                      </a:xfrm>
+                      <a:prstGeom prst="ellipse">
+                        <a:avLst/>
+                      </a:prstGeom>
+                      <a:solidFill>
+                        <a:srgbClr val="D62828"/>
+                      </a:solidFill>
+                      <a:ln>
+                        <a:noFill/>
+                      </a:ln>
+                    </wps:spPr>
+                    <wps:txbx>
+                      <w:txbxContent>
+                        <w:p>
+                          <w:pPr>
+                            <w:spacing w:before="0" w:after="0" w:line="240" w:lineRule="auto"/>
+                            <w:jc w:val="center"/>
+                          </w:pPr>
+                          <w:r>
+                            <w:rPr>
+                              <w:rFonts w:ascii="Meiryo" w:eastAsia="Meiryo" w:hAnsi="Meiryo"/>
+                              <w:b/>
+                              <w:color w:val="FFFFFF"/>
+                              <w:sz w:val="18"/>
+                            </w:rPr>
+                            <w:t>1</w:t>
+                          </w:r>
+                        </w:p>
+                      </w:txbxContent>
+                    </wps:txbx>
+                    <wps:bodyPr lIns="0" tIns="0" rIns="0" bIns="0" anchor="ctr"/>
+                  </wps:wsp>
+                  <wps:wsp>
+                    <wps:cNvPr id="120" name="番号2"/>
+                    <wps:cNvSpPr/>
+                    <wps:spPr>
+                      <a:xfrm>
+                        <a:off x="782240" y="-45244"/>
+                        <a:ext cx="209550" cy="209550"/>
+                      </a:xfrm>
+                      <a:prstGeom prst="ellipse">
+                        <a:avLst/>
+                      </a:prstGeom>
+                      <a:solidFill>
+                        <a:srgbClr val="D62828"/>
+                      </a:solidFill>
+                      <a:ln>
+                        <a:noFill/>
+                      </a:ln>
+                    </wps:spPr>
+                    <wps:txbx>
+                      <w:txbxContent>
+                        <w:p>
+                          <w:pPr>
+                            <w:spacing w:before="0" w:after="0" w:line="240" w:lineRule="auto"/>
+                            <w:jc w:val="center"/>
+                          </w:pPr>
+                          <w:r>
+                            <w:rPr>
+                              <w:rFonts w:ascii="Meiryo" w:eastAsia="Meiryo" w:hAnsi="Meiryo"/>
+                              <w:b/>
+                              <w:color w:val="FFFFFF"/>
+                              <w:sz w:val="18"/>
+                            </w:rPr>
+                            <w:t>2</w:t>
+                          </w:r>
+                        </w:p>
+                      </w:txbxContent>
+                    </wps:txbx>
+                    <wps:bodyPr lIns="0" tIns="0" rIns="0" bIns="0" anchor="ctr"/>
+                  </wps:wsp>
+                  <wps:wsp>
+                    <wps:cNvPr id="121" name="番号3"/>
+                    <wps:cNvSpPr/>
+                    <wps:spPr>
+                      <a:xfrm>
+                        <a:off x="1943100" y="-45244"/>
+                        <a:ext cx="209550" cy="209550"/>
+                      </a:xfrm>
+                      <a:prstGeom prst="ellipse">
+                        <a:avLst/>
+                      </a:prstGeom>
+                      <a:solidFill>
+                        <a:srgbClr val="D62828"/>
+                      </a:solidFill>
+                      <a:ln>
+                        <a:noFill/>
+                      </a:ln>
+                    </wps:spPr>
+                    <wps:txbx>
+                      <w:txbxContent>
+                        <w:p>
+                          <w:pPr>
+                            <w:spacing w:before="0" w:after="0" w:line="240" w:lineRule="auto"/>
+                            <w:jc w:val="center"/>
+                          </w:pPr>
+                          <w:r>
+                            <w:rPr>
+                              <w:rFonts w:ascii="Meiryo" w:eastAsia="Meiryo" w:hAnsi="Meiryo"/>
+                              <w:b/>
+                              <w:color w:val="FFFFFF"/>
+                              <w:sz w:val="18"/>
+                            </w:rPr>
+                            <w:t>3</w:t>
+                          </w:r>
+                        </w:p>
+                      </w:txbxContent>
+                    </wps:txbx>
+                    <wps:bodyPr lIns="0" tIns="0" rIns="0" bIns="0" anchor="ctr"/>
+                  </wps:wsp>
+                  <wps:wsp>
+                    <wps:cNvPr id="122" name="番号4"/>
+                    <wps:cNvSpPr/>
+                    <wps:spPr>
+                      <a:xfrm>
+                        <a:off x="4175521" y="-45244"/>
+                        <a:ext cx="209550" cy="209550"/>
+                      </a:xfrm>
+                      <a:prstGeom prst="ellipse">
+                        <a:avLst/>
+                      </a:prstGeom>
+                      <a:solidFill>
+                        <a:srgbClr val="D62828"/>
+                      </a:solidFill>
+                      <a:ln>
+                        <a:noFill/>
+                      </a:ln>
+                    </wps:spPr>
+                    <wps:txbx>
+                      <w:txbxContent>
+                        <w:p>
+                          <w:pPr>
+                            <w:spacing w:before="0" w:after="0" w:line="240" w:lineRule="auto"/>
+                            <w:jc w:val="center"/>
+                          </w:pPr>
+                          <w:r>
+                            <w:rPr>
+                              <w:rFonts w:ascii="Meiryo" w:eastAsia="Meiryo" w:hAnsi="Meiryo"/>
+                              <w:b/>
+                              <w:color w:val="FFFFFF"/>
+                              <w:sz w:val="18"/>
+                            </w:rPr>
+                            <w:t>4</w:t>
+                          </w:r>
+                        </w:p>
+                      </w:txbxContent>
+                    </wps:txbx>
+                    <wps:bodyPr lIns="0" tIns="0" rIns="0" bIns="0" anchor="ctr"/>
+                  </wps:wsp>
+                  <wps:wsp>
+                    <wps:cNvPr id="123" name="番号5"/>
+                    <wps:cNvSpPr/>
+                    <wps:spPr>
+                      <a:xfrm>
+                        <a:off x="1943100" y="675084"/>
+                        <a:ext cx="209550" cy="209550"/>
+                      </a:xfrm>
+                      <a:prstGeom prst="ellipse">
+                        <a:avLst/>
+                      </a:prstGeom>
+                      <a:solidFill>
+                        <a:srgbClr val="D62828"/>
+                      </a:solidFill>
+                      <a:ln>
+                        <a:noFill/>
+                      </a:ln>
+                    </wps:spPr>
+                    <wps:txbx>
+                      <w:txbxContent>
+                        <w:p>
+                          <w:pPr>
+                            <w:spacing w:before="0" w:after="0" w:line="240" w:lineRule="auto"/>
+                            <w:jc w:val="center"/>
+                          </w:pPr>
+                          <w:r>
+                            <w:rPr>
+                              <w:rFonts w:ascii="Meiryo" w:eastAsia="Meiryo" w:hAnsi="Meiryo"/>
+                              <w:b/>
+                              <w:color w:val="FFFFFF"/>
+                              <w:sz w:val="18"/>
+                            </w:rPr>
+                            <w:t>5</w:t>
+                          </w:r>
+                        </w:p>
+                      </w:txbxContent>
+                    </wps:txbx>
+                    <wps:bodyPr lIns="0" tIns="0" rIns="0" bIns="0" anchor="ctr"/>
+                  </wps:wsp>
+                </wpg:wgp>
               </a:graphicData>
             </a:graphic>
           </wp:inline>
@@ -808,37 +1475,223 @@
         <w:drawing>
           <wp:inline distT="0" distB="0" distL="0" distR="0">
             <wp:extent cx="6096000" cy="2247900"/>
-            <wp:effectExtent t="0" r="0" b="0" l="0"/>
-            <wp:docPr id="1" name="s3.png" descr="s3.png" title="s3.png"/>
-            <wp:cNvGraphicFramePr>
-              <a:graphicFrameLocks xmlns:a="http://schemas.openxmlformats.org/drawingml/2006/main" noChangeAspect="1"/>
-            </wp:cNvGraphicFramePr>
+            <wp:effectExtent l="0" t="0" r="0" b="0"/>
+            <wp:docPr id="624" name="図_s3"/>
+            <wp:cNvGraphicFramePr/>
             <a:graphic xmlns:a="http://schemas.openxmlformats.org/drawingml/2006/main">
-              <a:graphicData uri="http://schemas.openxmlformats.org/drawingml/2006/picture">
-                <pic:pic xmlns:pic="http://schemas.openxmlformats.org/drawingml/2006/picture">
-                  <pic:nvPicPr>
-                    <pic:cNvPr id="0" name="" descr=""/>
-                    <pic:cNvPicPr>
-                      <a:picLocks noChangeAspect="1" noChangeArrowheads="1"/>
-                    </pic:cNvPicPr>
-                  </pic:nvPicPr>
-                  <pic:blipFill>
-                    <a:blip r:embed="rId10" cstate="none"/>
-                    <a:srcRect/>
-                    <a:stretch>
-                      <a:fillRect/>
-                    </a:stretch>
-                  </pic:blipFill>
-                  <pic:spPr bwMode="auto">
+              <a:graphicData uri="http://schemas.microsoft.com/office/word/2010/wordprocessingGroup">
+                <wpg:wgp>
+                  <wpg:cNvGrpSpPr/>
+                  <wpg:grpSpPr>
                     <a:xfrm>
                       <a:off x="0" y="0"/>
                       <a:ext cx="6096000" cy="2247900"/>
+                      <a:chOff x="0" y="0"/>
+                      <a:chExt cx="6096000" cy="2247900"/>
                     </a:xfrm>
-                    <a:prstGeom prst="rect">
-                      <a:avLst/>
-                    </a:prstGeom>
-                  </pic:spPr>
-                </pic:pic>
+                  </wpg:grpSpPr>
+                  <pic:pic xmlns:pic="http://schemas.openxmlformats.org/drawingml/2006/picture">
+                    <pic:nvPicPr>
+                      <pic:cNvPr id="0" name="" descr=""/>
+                      <pic:cNvPicPr>
+                        <a:picLocks noChangeAspect="1" noChangeArrowheads="1"/>
+                      </pic:cNvPicPr>
+                    </pic:nvPicPr>
+                    <pic:blipFill>
+                      <a:blip r:embed="rId9" cstate="none"/>
+                      <a:srcRect/>
+                      <a:stretch>
+                        <a:fillRect/>
+                      </a:stretch>
+                    </pic:blipFill>
+                    <pic:spPr bwMode="auto">
+                      <a:xfrm>
+                        <a:off x="0" y="0"/>
+                        <a:ext cx="6096000" cy="2247900"/>
+                      </a:xfrm>
+                      <a:prstGeom prst="rect">
+                        <a:avLst/>
+                      </a:prstGeom>
+                    </pic:spPr>
+                  </pic:pic>
+                  <wps:wsp>
+                    <wps:cNvPr id="125" name="赤枠1"/>
+                    <wps:cNvSpPr/>
+                    <wps:spPr>
+                      <a:xfrm>
+                        <a:off x="815353" y="229831"/>
+                        <a:ext cx="552689" cy="1116323"/>
+                      </a:xfrm>
+                      <a:prstGeom prst="rect">
+                        <a:avLst/>
+                      </a:prstGeom>
+                      <a:noFill/>
+                      <a:ln w="28575">
+                        <a:solidFill>
+                          <a:srgbClr val="D62828"/>
+                        </a:solidFill>
+                      </a:ln>
+                    </wps:spPr>
+                    <wps:bodyPr/>
+                  </wps:wsp>
+                  <wps:wsp>
+                    <wps:cNvPr id="126" name="赤枠2"/>
+                    <wps:cNvSpPr/>
+                    <wps:spPr>
+                      <a:xfrm>
+                        <a:off x="262664" y="1346154"/>
+                        <a:ext cx="3671827" cy="93026"/>
+                      </a:xfrm>
+                      <a:prstGeom prst="rect">
+                        <a:avLst/>
+                      </a:prstGeom>
+                      <a:noFill/>
+                      <a:ln w="28575">
+                        <a:solidFill>
+                          <a:srgbClr val="D62828"/>
+                        </a:solidFill>
+                      </a:ln>
+                    </wps:spPr>
+                    <wps:bodyPr/>
+                  </wps:wsp>
+                  <wps:wsp>
+                    <wps:cNvPr id="127" name="赤枠3"/>
+                    <wps:cNvSpPr/>
+                    <wps:spPr>
+                      <a:xfrm>
+                        <a:off x="262664" y="1439181"/>
+                        <a:ext cx="3671827" cy="744215"/>
+                      </a:xfrm>
+                      <a:prstGeom prst="rect">
+                        <a:avLst/>
+                      </a:prstGeom>
+                      <a:noFill/>
+                      <a:ln w="28575">
+                        <a:solidFill>
+                          <a:srgbClr val="D62828"/>
+                        </a:solidFill>
+                      </a:ln>
+                    </wps:spPr>
+                    <wps:bodyPr/>
+                  </wps:wsp>
+                  <wps:wsp>
+                    <wps:cNvPr id="128" name="番号1"/>
+                    <wps:cNvSpPr/>
+                    <wps:spPr>
+                      <a:xfrm>
+                        <a:off x="710578" y="125056"/>
+                        <a:ext cx="209550" cy="209550"/>
+                      </a:xfrm>
+                      <a:prstGeom prst="ellipse">
+                        <a:avLst/>
+                      </a:prstGeom>
+                      <a:solidFill>
+                        <a:srgbClr val="D62828"/>
+                      </a:solidFill>
+                      <a:ln>
+                        <a:noFill/>
+                      </a:ln>
+                    </wps:spPr>
+                    <wps:txbx>
+                      <w:txbxContent>
+                        <w:p>
+                          <w:pPr>
+                            <w:spacing w:before="0" w:after="0" w:line="240" w:lineRule="auto"/>
+                            <w:jc w:val="center"/>
+                          </w:pPr>
+                          <w:r>
+                            <w:rPr>
+                              <w:rFonts w:ascii="Meiryo" w:eastAsia="Meiryo" w:hAnsi="Meiryo"/>
+                              <w:b/>
+                              <w:color w:val="FFFFFF"/>
+                              <w:sz w:val="18"/>
+                            </w:rPr>
+                            <w:t>1</w:t>
+                          </w:r>
+                        </w:p>
+                      </w:txbxContent>
+                    </wps:txbx>
+                    <wps:bodyPr lIns="0" tIns="0" rIns="0" bIns="0" anchor="ctr"/>
+                  </wps:wsp>
+                  <wps:wsp>
+                    <wps:cNvPr id="129" name="番号2"/>
+                    <wps:cNvSpPr/>
+                    <wps:spPr>
+                      <a:xfrm>
+                        <a:off x="157889" y="1241379"/>
+                        <a:ext cx="209550" cy="209550"/>
+                      </a:xfrm>
+                      <a:prstGeom prst="ellipse">
+                        <a:avLst/>
+                      </a:prstGeom>
+                      <a:solidFill>
+                        <a:srgbClr val="D62828"/>
+                      </a:solidFill>
+                      <a:ln>
+                        <a:noFill/>
+                      </a:ln>
+                    </wps:spPr>
+                    <wps:txbx>
+                      <w:txbxContent>
+                        <w:p>
+                          <w:pPr>
+                            <w:spacing w:before="0" w:after="0" w:line="240" w:lineRule="auto"/>
+                            <w:jc w:val="center"/>
+                          </w:pPr>
+                          <w:r>
+                            <w:rPr>
+                              <w:rFonts w:ascii="Meiryo" w:eastAsia="Meiryo" w:hAnsi="Meiryo"/>
+                              <w:b/>
+                              <w:color w:val="FFFFFF"/>
+                              <w:sz w:val="18"/>
+                            </w:rPr>
+                            <w:t>2</w:t>
+                          </w:r>
+                        </w:p>
+                      </w:txbxContent>
+                    </wps:txbx>
+                    <wps:bodyPr lIns="0" tIns="0" rIns="0" bIns="0" anchor="ctr"/>
+                  </wps:wsp>
+                  <wps:wsp>
+                    <wps:cNvPr id="130" name="番号3"/>
+                    <wps:cNvSpPr/>
+                    <wps:spPr>
+                      <a:xfrm>
+                        <a:off x="157889" y="1334406"/>
+                        <a:ext cx="209550" cy="209550"/>
+                      </a:xfrm>
+                      <a:prstGeom prst="ellipse">
+                        <a:avLst/>
+                      </a:prstGeom>
+                      <a:solidFill>
+                        <a:srgbClr val="D62828"/>
+                      </a:solidFill>
+                      <a:ln>
+                        <a:noFill/>
+                      </a:ln>
+                    </wps:spPr>
+                    <wps:txbx>
+                      <w:txbxContent>
+                        <w:p>
+                          <w:pPr>
+                            <w:spacing w:before="0" w:after="0" w:line="240" w:lineRule="auto"/>
+                            <w:jc w:val="center"/>
+                          </w:pPr>
+                          <w:r>
+                            <w:rPr>
+                              <w:rFonts w:ascii="Meiryo" w:eastAsia="Meiryo" w:hAnsi="Meiryo"/>
+                              <w:b/>
+                              <w:color w:val="FFFFFF"/>
+                              <w:sz w:val="18"/>
+                            </w:rPr>
+                            <w:t>3</w:t>
+                          </w:r>
+                        </w:p>
+                      </w:txbxContent>
+                    </wps:txbx>
+                    <wps:bodyPr lIns="0" tIns="0" rIns="0" bIns="0" anchor="ctr"/>
+                  </wps:wsp>
+                </wpg:wgp>
               </a:graphicData>
             </a:graphic>
           </wp:inline>
@@ -978,37 +1831,282 @@
         <w:drawing>
           <wp:inline distT="0" distB="0" distL="0" distR="0">
             <wp:extent cx="5905500" cy="1038225"/>
-            <wp:effectExtent t="0" r="0" b="0" l="0"/>
-            <wp:docPr id="1" name="s4.png" descr="s4.png" title="s4.png"/>
-            <wp:cNvGraphicFramePr>
-              <a:graphicFrameLocks xmlns:a="http://schemas.openxmlformats.org/drawingml/2006/main" noChangeAspect="1"/>
-            </wp:cNvGraphicFramePr>
+            <wp:effectExtent l="0" t="0" r="0" b="0"/>
+            <wp:docPr id="631" name="図_s4"/>
+            <wp:cNvGraphicFramePr/>
             <a:graphic xmlns:a="http://schemas.openxmlformats.org/drawingml/2006/main">
-              <a:graphicData uri="http://schemas.openxmlformats.org/drawingml/2006/picture">
-                <pic:pic xmlns:pic="http://schemas.openxmlformats.org/drawingml/2006/picture">
-                  <pic:nvPicPr>
-                    <pic:cNvPr id="0" name="" descr=""/>
-                    <pic:cNvPicPr>
-                      <a:picLocks noChangeAspect="1" noChangeArrowheads="1"/>
-                    </pic:cNvPicPr>
-                  </pic:nvPicPr>
-                  <pic:blipFill>
-                    <a:blip r:embed="rId11" cstate="none"/>
-                    <a:srcRect/>
-                    <a:stretch>
-                      <a:fillRect/>
-                    </a:stretch>
-                  </pic:blipFill>
-                  <pic:spPr bwMode="auto">
+              <a:graphicData uri="http://schemas.microsoft.com/office/word/2010/wordprocessingGroup">
+                <wpg:wgp>
+                  <wpg:cNvGrpSpPr/>
+                  <wpg:grpSpPr>
                     <a:xfrm>
                       <a:off x="0" y="0"/>
                       <a:ext cx="5905500" cy="1038225"/>
+                      <a:chOff x="0" y="0"/>
+                      <a:chExt cx="5905500" cy="1038225"/>
                     </a:xfrm>
-                    <a:prstGeom prst="rect">
-                      <a:avLst/>
-                    </a:prstGeom>
-                  </pic:spPr>
-                </pic:pic>
+                  </wpg:grpSpPr>
+                  <pic:pic xmlns:pic="http://schemas.openxmlformats.org/drawingml/2006/picture">
+                    <pic:nvPicPr>
+                      <pic:cNvPr id="0" name="" descr=""/>
+                      <pic:cNvPicPr>
+                        <a:picLocks noChangeAspect="1" noChangeArrowheads="1"/>
+                      </pic:cNvPicPr>
+                    </pic:nvPicPr>
+                    <pic:blipFill>
+                      <a:blip r:embed="rId10" cstate="none"/>
+                      <a:srcRect/>
+                      <a:stretch>
+                        <a:fillRect/>
+                      </a:stretch>
+                    </pic:blipFill>
+                    <pic:spPr bwMode="auto">
+                      <a:xfrm>
+                        <a:off x="0" y="0"/>
+                        <a:ext cx="5905500" cy="1038225"/>
+                      </a:xfrm>
+                      <a:prstGeom prst="rect">
+                        <a:avLst/>
+                      </a:prstGeom>
+                    </pic:spPr>
+                  </pic:pic>
+                  <wps:wsp>
+                    <wps:cNvPr id="132" name="赤枠1"/>
+                    <wps:cNvSpPr/>
+                    <wps:spPr>
+                      <a:xfrm>
+                        <a:off x="547687" y="366712"/>
+                        <a:ext cx="928687" cy="80962"/>
+                      </a:xfrm>
+                      <a:prstGeom prst="rect">
+                        <a:avLst/>
+                      </a:prstGeom>
+                      <a:noFill/>
+                      <a:ln w="28575">
+                        <a:solidFill>
+                          <a:srgbClr val="D62828"/>
+                        </a:solidFill>
+                      </a:ln>
+                    </wps:spPr>
+                    <wps:bodyPr/>
+                  </wps:wsp>
+                  <wps:wsp>
+                    <wps:cNvPr id="133" name="赤枠2"/>
+                    <wps:cNvSpPr/>
+                    <wps:spPr>
+                      <a:xfrm>
+                        <a:off x="1476375" y="366712"/>
+                        <a:ext cx="890587" cy="80962"/>
+                      </a:xfrm>
+                      <a:prstGeom prst="rect">
+                        <a:avLst/>
+                      </a:prstGeom>
+                      <a:noFill/>
+                      <a:ln w="28575">
+                        <a:solidFill>
+                          <a:srgbClr val="D62828"/>
+                        </a:solidFill>
+                      </a:ln>
+                    </wps:spPr>
+                    <wps:bodyPr/>
+                  </wps:wsp>
+                  <wps:wsp>
+                    <wps:cNvPr id="134" name="赤枠3"/>
+                    <wps:cNvSpPr/>
+                    <wps:spPr>
+                      <a:xfrm>
+                        <a:off x="2366962" y="366712"/>
+                        <a:ext cx="447675" cy="80962"/>
+                      </a:xfrm>
+                      <a:prstGeom prst="rect">
+                        <a:avLst/>
+                      </a:prstGeom>
+                      <a:noFill/>
+                      <a:ln w="28575">
+                        <a:solidFill>
+                          <a:srgbClr val="D62828"/>
+                        </a:solidFill>
+                      </a:ln>
+                    </wps:spPr>
+                    <wps:bodyPr/>
+                  </wps:wsp>
+                  <wps:wsp>
+                    <wps:cNvPr id="135" name="赤枠4"/>
+                    <wps:cNvSpPr/>
+                    <wps:spPr>
+                      <a:xfrm>
+                        <a:off x="4600575" y="285750"/>
+                        <a:ext cx="447675" cy="161925"/>
+                      </a:xfrm>
+                      <a:prstGeom prst="rect">
+                        <a:avLst/>
+                      </a:prstGeom>
+                      <a:noFill/>
+                      <a:ln w="28575">
+                        <a:solidFill>
+                          <a:srgbClr val="D62828"/>
+                        </a:solidFill>
+                      </a:ln>
+                    </wps:spPr>
+                    <wps:bodyPr/>
+                  </wps:wsp>
+                  <wps:wsp>
+                    <wps:cNvPr id="136" name="番号1"/>
+                    <wps:cNvSpPr/>
+                    <wps:spPr>
+                      <a:xfrm>
+                        <a:off x="442912" y="261937"/>
+                        <a:ext cx="209550" cy="209550"/>
+                      </a:xfrm>
+                      <a:prstGeom prst="ellipse">
+                        <a:avLst/>
+                      </a:prstGeom>
+                      <a:solidFill>
+                        <a:srgbClr val="D62828"/>
+                      </a:solidFill>
+                      <a:ln>
+                        <a:noFill/>
+                      </a:ln>
+                    </wps:spPr>
+                    <wps:txbx>
+                      <w:txbxContent>
+                        <w:p>
+                          <w:pPr>
+                            <w:spacing w:before="0" w:after="0" w:line="240" w:lineRule="auto"/>
+                            <w:jc w:val="center"/>
+                          </w:pPr>
+                          <w:r>
+                            <w:rPr>
+                              <w:rFonts w:ascii="Meiryo" w:eastAsia="Meiryo" w:hAnsi="Meiryo"/>
+                              <w:b/>
+                              <w:color w:val="FFFFFF"/>
+                              <w:sz w:val="18"/>
+                            </w:rPr>
+                            <w:t>1</w:t>
+                          </w:r>
+                        </w:p>
+                      </w:txbxContent>
+                    </wps:txbx>
+                    <wps:bodyPr lIns="0" tIns="0" rIns="0" bIns="0" anchor="ctr"/>
+                  </wps:wsp>
+                  <wps:wsp>
+                    <wps:cNvPr id="137" name="番号2"/>
+                    <wps:cNvSpPr/>
+                    <wps:spPr>
+                      <a:xfrm>
+                        <a:off x="1371600" y="261937"/>
+                        <a:ext cx="209550" cy="209550"/>
+                      </a:xfrm>
+                      <a:prstGeom prst="ellipse">
+                        <a:avLst/>
+                      </a:prstGeom>
+                      <a:solidFill>
+                        <a:srgbClr val="D62828"/>
+                      </a:solidFill>
+                      <a:ln>
+                        <a:noFill/>
+                      </a:ln>
+                    </wps:spPr>
+                    <wps:txbx>
+                      <w:txbxContent>
+                        <w:p>
+                          <w:pPr>
+                            <w:spacing w:before="0" w:after="0" w:line="240" w:lineRule="auto"/>
+                            <w:jc w:val="center"/>
+                          </w:pPr>
+                          <w:r>
+                            <w:rPr>
+                              <w:rFonts w:ascii="Meiryo" w:eastAsia="Meiryo" w:hAnsi="Meiryo"/>
+                              <w:b/>
+                              <w:color w:val="FFFFFF"/>
+                              <w:sz w:val="18"/>
+                            </w:rPr>
+                            <w:t>2</w:t>
+                          </w:r>
+                        </w:p>
+                      </w:txbxContent>
+                    </wps:txbx>
+                    <wps:bodyPr lIns="0" tIns="0" rIns="0" bIns="0" anchor="ctr"/>
+                  </wps:wsp>
+                  <wps:wsp>
+                    <wps:cNvPr id="138" name="番号3"/>
+                    <wps:cNvSpPr/>
+                    <wps:spPr>
+                      <a:xfrm>
+                        <a:off x="2262187" y="261937"/>
+                        <a:ext cx="209550" cy="209550"/>
+                      </a:xfrm>
+                      <a:prstGeom prst="ellipse">
+                        <a:avLst/>
+                      </a:prstGeom>
+                      <a:solidFill>
+                        <a:srgbClr val="D62828"/>
+                      </a:solidFill>
+                      <a:ln>
+                        <a:noFill/>
+                      </a:ln>
+                    </wps:spPr>
+                    <wps:txbx>
+                      <w:txbxContent>
+                        <w:p>
+                          <w:pPr>
+                            <w:spacing w:before="0" w:after="0" w:line="240" w:lineRule="auto"/>
+                            <w:jc w:val="center"/>
+                          </w:pPr>
+                          <w:r>
+                            <w:rPr>
+                              <w:rFonts w:ascii="Meiryo" w:eastAsia="Meiryo" w:hAnsi="Meiryo"/>
+                              <w:b/>
+                              <w:color w:val="FFFFFF"/>
+                              <w:sz w:val="18"/>
+                            </w:rPr>
+                            <w:t>3</w:t>
+                          </w:r>
+                        </w:p>
+                      </w:txbxContent>
+                    </wps:txbx>
+                    <wps:bodyPr lIns="0" tIns="0" rIns="0" bIns="0" anchor="ctr"/>
+                  </wps:wsp>
+                  <wps:wsp>
+                    <wps:cNvPr id="139" name="番号4"/>
+                    <wps:cNvSpPr/>
+                    <wps:spPr>
+                      <a:xfrm>
+                        <a:off x="4495800" y="180975"/>
+                        <a:ext cx="209550" cy="209550"/>
+                      </a:xfrm>
+                      <a:prstGeom prst="ellipse">
+                        <a:avLst/>
+                      </a:prstGeom>
+                      <a:solidFill>
+                        <a:srgbClr val="D62828"/>
+                      </a:solidFill>
+                      <a:ln>
+                        <a:noFill/>
+                      </a:ln>
+                    </wps:spPr>
+                    <wps:txbx>
+                      <w:txbxContent>
+                        <w:p>
+                          <w:pPr>
+                            <w:spacing w:before="0" w:after="0" w:line="240" w:lineRule="auto"/>
+                            <w:jc w:val="center"/>
+                          </w:pPr>
+                          <w:r>
+                            <w:rPr>
+                              <w:rFonts w:ascii="Meiryo" w:eastAsia="Meiryo" w:hAnsi="Meiryo"/>
+                              <w:b/>
+                              <w:color w:val="FFFFFF"/>
+                              <w:sz w:val="18"/>
+                            </w:rPr>
+                            <w:t>4</w:t>
+                          </w:r>
+                        </w:p>
+                      </w:txbxContent>
+                    </wps:txbx>
+                    <wps:bodyPr lIns="0" tIns="0" rIns="0" bIns="0" anchor="ctr"/>
+                  </wps:wsp>
+                </wpg:wgp>
               </a:graphicData>
             </a:graphic>
           </wp:inline>
@@ -1145,7 +2243,7 @@
           <w:sz w:val="21"/>
           <w:szCs w:val="21"/>
         </w:rPr>
-        <w:t xml:space="preserve">例（法定末日は出勤なしだと2026/1/25）</w:t>
+        <w:t xml:space="preserve">例（法定末日は出勤なしだとR8.1.25）</w:t>
       </w:r>
     </w:p>
     <w:tbl>
@@ -1328,7 +2426,7 @@
                 <w:sz w:val="20"/>
                 <w:szCs w:val="20"/>
               </w:rPr>
-              <w:t xml:space="preserve">2025/1/3〜3/3</w:t>
+              <w:t xml:space="preserve">R7.1.3〜R7.3.3</w:t>
             </w:r>
           </w:p>
         </w:tc>
@@ -1424,7 +2522,7 @@
                 <w:sz w:val="20"/>
                 <w:szCs w:val="20"/>
               </w:rPr>
-              <w:t xml:space="preserve">2026/3/25</w:t>
+              <w:t xml:space="preserve">R8.3.25</w:t>
             </w:r>
           </w:p>
         </w:tc>
@@ -1461,7 +2559,7 @@
                 <w:sz w:val="20"/>
                 <w:szCs w:val="20"/>
               </w:rPr>
-              <w:t xml:space="preserve">2025/2/1〜3/15</w:t>
+              <w:t xml:space="preserve">R7.2.1〜R7.3.15</w:t>
             </w:r>
           </w:p>
         </w:tc>
@@ -1557,7 +2655,7 @@
                 <w:sz w:val="20"/>
                 <w:szCs w:val="20"/>
               </w:rPr>
-              <w:t xml:space="preserve">2026/3/11</w:t>
+              <w:t xml:space="preserve">R8.3.11</w:t>
             </w:r>
           </w:p>
         </w:tc>
@@ -1594,7 +2692,7 @@
                 <w:sz w:val="20"/>
                 <w:szCs w:val="20"/>
               </w:rPr>
-              <w:t xml:space="preserve">2025/1/1〜1/31</w:t>
+              <w:t xml:space="preserve">R7.1.1〜R7.1.31</w:t>
             </w:r>
           </w:p>
         </w:tc>
@@ -1690,7 +2788,7 @@
                 <w:sz w:val="20"/>
                 <w:szCs w:val="20"/>
               </w:rPr>
-              <w:t xml:space="preserve">2026/2/24</w:t>
+              <w:t xml:space="preserve">R8.2.24</w:t>
             </w:r>
           </w:p>
         </w:tc>
@@ -1739,37 +2837,400 @@
         <w:drawing>
           <wp:inline distT="0" distB="0" distL="0" distR="0">
             <wp:extent cx="6096000" cy="1914525"/>
-            <wp:effectExtent t="0" r="0" b="0" l="0"/>
-            <wp:docPr id="1" name="s5.png" descr="s5.png" title="s5.png"/>
-            <wp:cNvGraphicFramePr>
-              <a:graphicFrameLocks xmlns:a="http://schemas.openxmlformats.org/drawingml/2006/main" noChangeAspect="1"/>
-            </wp:cNvGraphicFramePr>
+            <wp:effectExtent l="0" t="0" r="0" b="0"/>
+            <wp:docPr id="640" name="図_s5"/>
+            <wp:cNvGraphicFramePr/>
             <a:graphic xmlns:a="http://schemas.openxmlformats.org/drawingml/2006/main">
-              <a:graphicData uri="http://schemas.openxmlformats.org/drawingml/2006/picture">
-                <pic:pic xmlns:pic="http://schemas.openxmlformats.org/drawingml/2006/picture">
-                  <pic:nvPicPr>
-                    <pic:cNvPr id="0" name="" descr=""/>
-                    <pic:cNvPicPr>
-                      <a:picLocks noChangeAspect="1" noChangeArrowheads="1"/>
-                    </pic:cNvPicPr>
-                  </pic:nvPicPr>
-                  <pic:blipFill>
-                    <a:blip r:embed="rId12" cstate="none"/>
-                    <a:srcRect/>
-                    <a:stretch>
-                      <a:fillRect/>
-                    </a:stretch>
-                  </pic:blipFill>
-                  <pic:spPr bwMode="auto">
+              <a:graphicData uri="http://schemas.microsoft.com/office/word/2010/wordprocessingGroup">
+                <wpg:wgp>
+                  <wpg:cNvGrpSpPr/>
+                  <wpg:grpSpPr>
                     <a:xfrm>
                       <a:off x="0" y="0"/>
                       <a:ext cx="6096000" cy="1914525"/>
+                      <a:chOff x="0" y="0"/>
+                      <a:chExt cx="6096000" cy="1914525"/>
                     </a:xfrm>
-                    <a:prstGeom prst="rect">
-                      <a:avLst/>
-                    </a:prstGeom>
-                  </pic:spPr>
-                </pic:pic>
+                  </wpg:grpSpPr>
+                  <pic:pic xmlns:pic="http://schemas.openxmlformats.org/drawingml/2006/picture">
+                    <pic:nvPicPr>
+                      <pic:cNvPr id="0" name="" descr=""/>
+                      <pic:cNvPicPr>
+                        <a:picLocks noChangeAspect="1" noChangeArrowheads="1"/>
+                      </pic:cNvPicPr>
+                    </pic:nvPicPr>
+                    <pic:blipFill>
+                      <a:blip r:embed="rId11" cstate="none"/>
+                      <a:srcRect/>
+                      <a:stretch>
+                        <a:fillRect/>
+                      </a:stretch>
+                    </pic:blipFill>
+                    <pic:spPr bwMode="auto">
+                      <a:xfrm>
+                        <a:off x="0" y="0"/>
+                        <a:ext cx="6096000" cy="1914525"/>
+                      </a:xfrm>
+                      <a:prstGeom prst="rect">
+                        <a:avLst/>
+                      </a:prstGeom>
+                    </pic:spPr>
+                  </pic:pic>
+                  <wps:wsp>
+                    <wps:cNvPr id="141" name="赤枠1"/>
+                    <wps:cNvSpPr/>
+                    <wps:spPr>
+                      <a:xfrm>
+                        <a:off x="2930284" y="142940"/>
+                        <a:ext cx="412005" cy="1685859"/>
+                      </a:xfrm>
+                      <a:prstGeom prst="rect">
+                        <a:avLst/>
+                      </a:prstGeom>
+                      <a:noFill/>
+                      <a:ln w="28575">
+                        <a:solidFill>
+                          <a:srgbClr val="D62828"/>
+                        </a:solidFill>
+                      </a:ln>
+                    </wps:spPr>
+                    <wps:bodyPr/>
+                  </wps:wsp>
+                  <wps:wsp>
+                    <wps:cNvPr id="142" name="赤枠2"/>
+                    <wps:cNvSpPr/>
+                    <wps:spPr>
+                      <a:xfrm>
+                        <a:off x="3342289" y="142940"/>
+                        <a:ext cx="378372" cy="1685859"/>
+                      </a:xfrm>
+                      <a:prstGeom prst="rect">
+                        <a:avLst/>
+                      </a:prstGeom>
+                      <a:noFill/>
+                      <a:ln w="28575">
+                        <a:solidFill>
+                          <a:srgbClr val="D62828"/>
+                        </a:solidFill>
+                      </a:ln>
+                    </wps:spPr>
+                    <wps:bodyPr/>
+                  </wps:wsp>
+                  <wps:wsp>
+                    <wps:cNvPr id="143" name="赤枠3"/>
+                    <wps:cNvSpPr/>
+                    <wps:spPr>
+                      <a:xfrm>
+                        <a:off x="3720662" y="142940"/>
+                        <a:ext cx="298493" cy="1685859"/>
+                      </a:xfrm>
+                      <a:prstGeom prst="rect">
+                        <a:avLst/>
+                      </a:prstGeom>
+                      <a:noFill/>
+                      <a:ln w="28575">
+                        <a:solidFill>
+                          <a:srgbClr val="D62828"/>
+                        </a:solidFill>
+                      </a:ln>
+                    </wps:spPr>
+                    <wps:bodyPr/>
+                  </wps:wsp>
+                  <wps:wsp>
+                    <wps:cNvPr id="144" name="赤枠4"/>
+                    <wps:cNvSpPr/>
+                    <wps:spPr>
+                      <a:xfrm>
+                        <a:off x="4998720" y="142940"/>
+                        <a:ext cx="487680" cy="1685859"/>
+                      </a:xfrm>
+                      <a:prstGeom prst="rect">
+                        <a:avLst/>
+                      </a:prstGeom>
+                      <a:noFill/>
+                      <a:ln w="28575">
+                        <a:solidFill>
+                          <a:srgbClr val="D62828"/>
+                        </a:solidFill>
+                      </a:ln>
+                    </wps:spPr>
+                    <wps:bodyPr/>
+                  </wps:wsp>
+                  <wps:wsp>
+                    <wps:cNvPr id="145" name="赤枠5"/>
+                    <wps:cNvSpPr/>
+                    <wps:spPr>
+                      <a:xfrm>
+                        <a:off x="5486400" y="142940"/>
+                        <a:ext cx="529721" cy="1685859"/>
+                      </a:xfrm>
+                      <a:prstGeom prst="rect">
+                        <a:avLst/>
+                      </a:prstGeom>
+                      <a:noFill/>
+                      <a:ln w="28575">
+                        <a:solidFill>
+                          <a:srgbClr val="D62828"/>
+                        </a:solidFill>
+                      </a:ln>
+                    </wps:spPr>
+                    <wps:bodyPr/>
+                  </wps:wsp>
+                  <wps:wsp>
+                    <wps:cNvPr id="146" name="赤枠6"/>
+                    <wps:cNvSpPr/>
+                    <wps:spPr>
+                      <a:xfrm>
+                        <a:off x="71470" y="575966"/>
+                        <a:ext cx="5414929" cy="88286"/>
+                      </a:xfrm>
+                      <a:prstGeom prst="rect">
+                        <a:avLst/>
+                      </a:prstGeom>
+                      <a:noFill/>
+                      <a:ln w="28575">
+                        <a:solidFill>
+                          <a:srgbClr val="D62828"/>
+                        </a:solidFill>
+                      </a:ln>
+                    </wps:spPr>
+                    <wps:bodyPr/>
+                  </wps:wsp>
+                  <wps:wsp>
+                    <wps:cNvPr id="147" name="番号1"/>
+                    <wps:cNvSpPr/>
+                    <wps:spPr>
+                      <a:xfrm>
+                        <a:off x="2825509" y="38165"/>
+                        <a:ext cx="209550" cy="209550"/>
+                      </a:xfrm>
+                      <a:prstGeom prst="ellipse">
+                        <a:avLst/>
+                      </a:prstGeom>
+                      <a:solidFill>
+                        <a:srgbClr val="D62828"/>
+                      </a:solidFill>
+                      <a:ln>
+                        <a:noFill/>
+                      </a:ln>
+                    </wps:spPr>
+                    <wps:txbx>
+                      <w:txbxContent>
+                        <w:p>
+                          <w:pPr>
+                            <w:spacing w:before="0" w:after="0" w:line="240" w:lineRule="auto"/>
+                            <w:jc w:val="center"/>
+                          </w:pPr>
+                          <w:r>
+                            <w:rPr>
+                              <w:rFonts w:ascii="Meiryo" w:eastAsia="Meiryo" w:hAnsi="Meiryo"/>
+                              <w:b/>
+                              <w:color w:val="FFFFFF"/>
+                              <w:sz w:val="18"/>
+                            </w:rPr>
+                            <w:t>1</w:t>
+                          </w:r>
+                        </w:p>
+                      </w:txbxContent>
+                    </wps:txbx>
+                    <wps:bodyPr lIns="0" tIns="0" rIns="0" bIns="0" anchor="ctr"/>
+                  </wps:wsp>
+                  <wps:wsp>
+                    <wps:cNvPr id="148" name="番号2"/>
+                    <wps:cNvSpPr/>
+                    <wps:spPr>
+                      <a:xfrm>
+                        <a:off x="3237514" y="38165"/>
+                        <a:ext cx="209550" cy="209550"/>
+                      </a:xfrm>
+                      <a:prstGeom prst="ellipse">
+                        <a:avLst/>
+                      </a:prstGeom>
+                      <a:solidFill>
+                        <a:srgbClr val="D62828"/>
+                      </a:solidFill>
+                      <a:ln>
+                        <a:noFill/>
+                      </a:ln>
+                    </wps:spPr>
+                    <wps:txbx>
+                      <w:txbxContent>
+                        <w:p>
+                          <w:pPr>
+                            <w:spacing w:before="0" w:after="0" w:line="240" w:lineRule="auto"/>
+                            <w:jc w:val="center"/>
+                          </w:pPr>
+                          <w:r>
+                            <w:rPr>
+                              <w:rFonts w:ascii="Meiryo" w:eastAsia="Meiryo" w:hAnsi="Meiryo"/>
+                              <w:b/>
+                              <w:color w:val="FFFFFF"/>
+                              <w:sz w:val="18"/>
+                            </w:rPr>
+                            <w:t>2</w:t>
+                          </w:r>
+                        </w:p>
+                      </w:txbxContent>
+                    </wps:txbx>
+                    <wps:bodyPr lIns="0" tIns="0" rIns="0" bIns="0" anchor="ctr"/>
+                  </wps:wsp>
+                  <wps:wsp>
+                    <wps:cNvPr id="149" name="番号3"/>
+                    <wps:cNvSpPr/>
+                    <wps:spPr>
+                      <a:xfrm>
+                        <a:off x="3615887" y="38165"/>
+                        <a:ext cx="209550" cy="209550"/>
+                      </a:xfrm>
+                      <a:prstGeom prst="ellipse">
+                        <a:avLst/>
+                      </a:prstGeom>
+                      <a:solidFill>
+                        <a:srgbClr val="D62828"/>
+                      </a:solidFill>
+                      <a:ln>
+                        <a:noFill/>
+                      </a:ln>
+                    </wps:spPr>
+                    <wps:txbx>
+                      <w:txbxContent>
+                        <w:p>
+                          <w:pPr>
+                            <w:spacing w:before="0" w:after="0" w:line="240" w:lineRule="auto"/>
+                            <w:jc w:val="center"/>
+                          </w:pPr>
+                          <w:r>
+                            <w:rPr>
+                              <w:rFonts w:ascii="Meiryo" w:eastAsia="Meiryo" w:hAnsi="Meiryo"/>
+                              <w:b/>
+                              <w:color w:val="FFFFFF"/>
+                              <w:sz w:val="18"/>
+                            </w:rPr>
+                            <w:t>3</w:t>
+                          </w:r>
+                        </w:p>
+                      </w:txbxContent>
+                    </wps:txbx>
+                    <wps:bodyPr lIns="0" tIns="0" rIns="0" bIns="0" anchor="ctr"/>
+                  </wps:wsp>
+                  <wps:wsp>
+                    <wps:cNvPr id="150" name="番号4"/>
+                    <wps:cNvSpPr/>
+                    <wps:spPr>
+                      <a:xfrm>
+                        <a:off x="4893945" y="38165"/>
+                        <a:ext cx="209550" cy="209550"/>
+                      </a:xfrm>
+                      <a:prstGeom prst="ellipse">
+                        <a:avLst/>
+                      </a:prstGeom>
+                      <a:solidFill>
+                        <a:srgbClr val="D62828"/>
+                      </a:solidFill>
+                      <a:ln>
+                        <a:noFill/>
+                      </a:ln>
+                    </wps:spPr>
+                    <wps:txbx>
+                      <w:txbxContent>
+                        <w:p>
+                          <w:pPr>
+                            <w:spacing w:before="0" w:after="0" w:line="240" w:lineRule="auto"/>
+                            <w:jc w:val="center"/>
+                          </w:pPr>
+                          <w:r>
+                            <w:rPr>
+                              <w:rFonts w:ascii="Meiryo" w:eastAsia="Meiryo" w:hAnsi="Meiryo"/>
+                              <w:b/>
+                              <w:color w:val="FFFFFF"/>
+                              <w:sz w:val="18"/>
+                            </w:rPr>
+                            <w:t>4</w:t>
+                          </w:r>
+                        </w:p>
+                      </w:txbxContent>
+                    </wps:txbx>
+                    <wps:bodyPr lIns="0" tIns="0" rIns="0" bIns="0" anchor="ctr"/>
+                  </wps:wsp>
+                  <wps:wsp>
+                    <wps:cNvPr id="151" name="番号5"/>
+                    <wps:cNvSpPr/>
+                    <wps:spPr>
+                      <a:xfrm>
+                        <a:off x="5381625" y="38165"/>
+                        <a:ext cx="209550" cy="209550"/>
+                      </a:xfrm>
+                      <a:prstGeom prst="ellipse">
+                        <a:avLst/>
+                      </a:prstGeom>
+                      <a:solidFill>
+                        <a:srgbClr val="D62828"/>
+                      </a:solidFill>
+                      <a:ln>
+                        <a:noFill/>
+                      </a:ln>
+                    </wps:spPr>
+                    <wps:txbx>
+                      <w:txbxContent>
+                        <w:p>
+                          <w:pPr>
+                            <w:spacing w:before="0" w:after="0" w:line="240" w:lineRule="auto"/>
+                            <w:jc w:val="center"/>
+                          </w:pPr>
+                          <w:r>
+                            <w:rPr>
+                              <w:rFonts w:ascii="Meiryo" w:eastAsia="Meiryo" w:hAnsi="Meiryo"/>
+                              <w:b/>
+                              <w:color w:val="FFFFFF"/>
+                              <w:sz w:val="18"/>
+                            </w:rPr>
+                            <w:t>5</w:t>
+                          </w:r>
+                        </w:p>
+                      </w:txbxContent>
+                    </wps:txbx>
+                    <wps:bodyPr lIns="0" tIns="0" rIns="0" bIns="0" anchor="ctr"/>
+                  </wps:wsp>
+                  <wps:wsp>
+                    <wps:cNvPr id="152" name="番号6"/>
+                    <wps:cNvSpPr/>
+                    <wps:spPr>
+                      <a:xfrm>
+                        <a:off x="-33305" y="471191"/>
+                        <a:ext cx="209550" cy="209550"/>
+                      </a:xfrm>
+                      <a:prstGeom prst="ellipse">
+                        <a:avLst/>
+                      </a:prstGeom>
+                      <a:solidFill>
+                        <a:srgbClr val="D62828"/>
+                      </a:solidFill>
+                      <a:ln>
+                        <a:noFill/>
+                      </a:ln>
+                    </wps:spPr>
+                    <wps:txbx>
+                      <w:txbxContent>
+                        <w:p>
+                          <w:pPr>
+                            <w:spacing w:before="0" w:after="0" w:line="240" w:lineRule="auto"/>
+                            <w:jc w:val="center"/>
+                          </w:pPr>
+                          <w:r>
+                            <w:rPr>
+                              <w:rFonts w:ascii="Meiryo" w:eastAsia="Meiryo" w:hAnsi="Meiryo"/>
+                              <w:b/>
+                              <w:color w:val="FFFFFF"/>
+                              <w:sz w:val="18"/>
+                            </w:rPr>
+                            <w:t>6</w:t>
+                          </w:r>
+                        </w:p>
+                      </w:txbxContent>
+                    </wps:txbx>
+                    <wps:bodyPr lIns="0" tIns="0" rIns="0" bIns="0" anchor="ctr"/>
+                  </wps:wsp>
+                </wpg:wgp>
               </a:graphicData>
             </a:graphic>
           </wp:inline>
@@ -1998,38 +3459,224 @@
       <w:r>
         <w:drawing>
           <wp:inline distT="0" distB="0" distL="0" distR="0">
-            <wp:extent cx="6096000" cy="2219325"/>
-            <wp:effectExtent t="0" r="0" b="0" l="0"/>
-            <wp:docPr id="1" name="s6.png" descr="s6.png" title="s6.png"/>
-            <wp:cNvGraphicFramePr>
-              <a:graphicFrameLocks xmlns:a="http://schemas.openxmlformats.org/drawingml/2006/main" noChangeAspect="1"/>
-            </wp:cNvGraphicFramePr>
+            <wp:extent cx="6096000" cy="2390775"/>
+            <wp:effectExtent l="0" t="0" r="0" b="0"/>
+            <wp:docPr id="653" name="図_s6"/>
+            <wp:cNvGraphicFramePr/>
             <a:graphic xmlns:a="http://schemas.openxmlformats.org/drawingml/2006/main">
-              <a:graphicData uri="http://schemas.openxmlformats.org/drawingml/2006/picture">
-                <pic:pic xmlns:pic="http://schemas.openxmlformats.org/drawingml/2006/picture">
-                  <pic:nvPicPr>
-                    <pic:cNvPr id="0" name="" descr=""/>
-                    <pic:cNvPicPr>
-                      <a:picLocks noChangeAspect="1" noChangeArrowheads="1"/>
-                    </pic:cNvPicPr>
-                  </pic:nvPicPr>
-                  <pic:blipFill>
-                    <a:blip r:embed="rId13" cstate="none"/>
-                    <a:srcRect/>
-                    <a:stretch>
-                      <a:fillRect/>
-                    </a:stretch>
-                  </pic:blipFill>
-                  <pic:spPr bwMode="auto">
+              <a:graphicData uri="http://schemas.microsoft.com/office/word/2010/wordprocessingGroup">
+                <wpg:wgp>
+                  <wpg:cNvGrpSpPr/>
+                  <wpg:grpSpPr>
                     <a:xfrm>
                       <a:off x="0" y="0"/>
-                      <a:ext cx="6096000" cy="2219325"/>
+                      <a:ext cx="6096000" cy="2390775"/>
+                      <a:chOff x="0" y="0"/>
+                      <a:chExt cx="6096000" cy="2390775"/>
                     </a:xfrm>
-                    <a:prstGeom prst="rect">
-                      <a:avLst/>
-                    </a:prstGeom>
-                  </pic:spPr>
-                </pic:pic>
+                  </wpg:grpSpPr>
+                  <pic:pic xmlns:pic="http://schemas.openxmlformats.org/drawingml/2006/picture">
+                    <pic:nvPicPr>
+                      <pic:cNvPr id="0" name="" descr=""/>
+                      <pic:cNvPicPr>
+                        <a:picLocks noChangeAspect="1" noChangeArrowheads="1"/>
+                      </pic:cNvPicPr>
+                    </pic:nvPicPr>
+                    <pic:blipFill>
+                      <a:blip r:embed="rId12" cstate="none"/>
+                      <a:srcRect/>
+                      <a:stretch>
+                        <a:fillRect/>
+                      </a:stretch>
+                    </pic:blipFill>
+                    <pic:spPr bwMode="auto">
+                      <a:xfrm>
+                        <a:off x="0" y="0"/>
+                        <a:ext cx="6096000" cy="2390775"/>
+                      </a:xfrm>
+                      <a:prstGeom prst="rect">
+                        <a:avLst/>
+                      </a:prstGeom>
+                    </pic:spPr>
+                  </pic:pic>
+                  <wps:wsp>
+                    <wps:cNvPr id="154" name="赤枠1"/>
+                    <wps:cNvSpPr/>
+                    <wps:spPr>
+                      <a:xfrm>
+                        <a:off x="89318" y="459991"/>
+                        <a:ext cx="5895032" cy="245626"/>
+                      </a:xfrm>
+                      <a:prstGeom prst="rect">
+                        <a:avLst/>
+                      </a:prstGeom>
+                      <a:noFill/>
+                      <a:ln w="28575">
+                        <a:solidFill>
+                          <a:srgbClr val="D62828"/>
+                        </a:solidFill>
+                      </a:ln>
+                    </wps:spPr>
+                    <wps:bodyPr/>
+                  </wps:wsp>
+                  <wps:wsp>
+                    <wps:cNvPr id="155" name="赤枠2"/>
+                    <wps:cNvSpPr/>
+                    <wps:spPr>
+                      <a:xfrm>
+                        <a:off x="4595446" y="723481"/>
+                        <a:ext cx="844061" cy="1665793"/>
+                      </a:xfrm>
+                      <a:prstGeom prst="rect">
+                        <a:avLst/>
+                      </a:prstGeom>
+                      <a:noFill/>
+                      <a:ln w="28575">
+                        <a:solidFill>
+                          <a:srgbClr val="D62828"/>
+                        </a:solidFill>
+                      </a:ln>
+                    </wps:spPr>
+                    <wps:bodyPr/>
+                  </wps:wsp>
+                  <wps:wsp>
+                    <wps:cNvPr id="156" name="赤枠3"/>
+                    <wps:cNvSpPr/>
+                    <wps:spPr>
+                      <a:xfrm>
+                        <a:off x="5443973" y="723481"/>
+                        <a:ext cx="531446" cy="1665793"/>
+                      </a:xfrm>
+                      <a:prstGeom prst="rect">
+                        <a:avLst/>
+                      </a:prstGeom>
+                      <a:noFill/>
+                      <a:ln w="28575">
+                        <a:solidFill>
+                          <a:srgbClr val="D62828"/>
+                        </a:solidFill>
+                      </a:ln>
+                    </wps:spPr>
+                    <wps:bodyPr/>
+                  </wps:wsp>
+                  <wps:wsp>
+                    <wps:cNvPr id="157" name="番号1"/>
+                    <wps:cNvSpPr/>
+                    <wps:spPr>
+                      <a:xfrm>
+                        <a:off x="-15457" y="355216"/>
+                        <a:ext cx="209550" cy="209550"/>
+                      </a:xfrm>
+                      <a:prstGeom prst="ellipse">
+                        <a:avLst/>
+                      </a:prstGeom>
+                      <a:solidFill>
+                        <a:srgbClr val="D62828"/>
+                      </a:solidFill>
+                      <a:ln>
+                        <a:noFill/>
+                      </a:ln>
+                    </wps:spPr>
+                    <wps:txbx>
+                      <w:txbxContent>
+                        <w:p>
+                          <w:pPr>
+                            <w:spacing w:before="0" w:after="0" w:line="240" w:lineRule="auto"/>
+                            <w:jc w:val="center"/>
+                          </w:pPr>
+                          <w:r>
+                            <w:rPr>
+                              <w:rFonts w:ascii="Meiryo" w:eastAsia="Meiryo" w:hAnsi="Meiryo"/>
+                              <w:b/>
+                              <w:color w:val="FFFFFF"/>
+                              <w:sz w:val="18"/>
+                            </w:rPr>
+                            <w:t>1</w:t>
+                          </w:r>
+                        </w:p>
+                      </w:txbxContent>
+                    </wps:txbx>
+                    <wps:bodyPr lIns="0" tIns="0" rIns="0" bIns="0" anchor="ctr"/>
+                  </wps:wsp>
+                  <wps:wsp>
+                    <wps:cNvPr id="158" name="番号2"/>
+                    <wps:cNvSpPr/>
+                    <wps:spPr>
+                      <a:xfrm>
+                        <a:off x="4490671" y="618706"/>
+                        <a:ext cx="209550" cy="209550"/>
+                      </a:xfrm>
+                      <a:prstGeom prst="ellipse">
+                        <a:avLst/>
+                      </a:prstGeom>
+                      <a:solidFill>
+                        <a:srgbClr val="D62828"/>
+                      </a:solidFill>
+                      <a:ln>
+                        <a:noFill/>
+                      </a:ln>
+                    </wps:spPr>
+                    <wps:txbx>
+                      <w:txbxContent>
+                        <w:p>
+                          <w:pPr>
+                            <w:spacing w:before="0" w:after="0" w:line="240" w:lineRule="auto"/>
+                            <w:jc w:val="center"/>
+                          </w:pPr>
+                          <w:r>
+                            <w:rPr>
+                              <w:rFonts w:ascii="Meiryo" w:eastAsia="Meiryo" w:hAnsi="Meiryo"/>
+                              <w:b/>
+                              <w:color w:val="FFFFFF"/>
+                              <w:sz w:val="18"/>
+                            </w:rPr>
+                            <w:t>2</w:t>
+                          </w:r>
+                        </w:p>
+                      </w:txbxContent>
+                    </wps:txbx>
+                    <wps:bodyPr lIns="0" tIns="0" rIns="0" bIns="0" anchor="ctr"/>
+                  </wps:wsp>
+                  <wps:wsp>
+                    <wps:cNvPr id="159" name="番号3"/>
+                    <wps:cNvSpPr/>
+                    <wps:spPr>
+                      <a:xfrm>
+                        <a:off x="5339198" y="618706"/>
+                        <a:ext cx="209550" cy="209550"/>
+                      </a:xfrm>
+                      <a:prstGeom prst="ellipse">
+                        <a:avLst/>
+                      </a:prstGeom>
+                      <a:solidFill>
+                        <a:srgbClr val="D62828"/>
+                      </a:solidFill>
+                      <a:ln>
+                        <a:noFill/>
+                      </a:ln>
+                    </wps:spPr>
+                    <wps:txbx>
+                      <w:txbxContent>
+                        <w:p>
+                          <w:pPr>
+                            <w:spacing w:before="0" w:after="0" w:line="240" w:lineRule="auto"/>
+                            <w:jc w:val="center"/>
+                          </w:pPr>
+                          <w:r>
+                            <w:rPr>
+                              <w:rFonts w:ascii="Meiryo" w:eastAsia="Meiryo" w:hAnsi="Meiryo"/>
+                              <w:b/>
+                              <w:color w:val="FFFFFF"/>
+                              <w:sz w:val="18"/>
+                            </w:rPr>
+                            <w:t>3</w:t>
+                          </w:r>
+                        </w:p>
+                      </w:txbxContent>
+                    </wps:txbx>
+                    <wps:bodyPr lIns="0" tIns="0" rIns="0" bIns="0" anchor="ctr"/>
+                  </wps:wsp>
+                </wpg:wgp>
               </a:graphicData>
             </a:graphic>
           </wp:inline>
@@ -2168,38 +3815,342 @@
       <w:r>
         <w:drawing>
           <wp:inline distT="0" distB="0" distL="0" distR="0">
-            <wp:extent cx="6096000" cy="2743200"/>
-            <wp:effectExtent t="0" r="0" b="0" l="0"/>
-            <wp:docPr id="1" name="s7.png" descr="s7.png" title="s7.png"/>
-            <wp:cNvGraphicFramePr>
-              <a:graphicFrameLocks xmlns:a="http://schemas.openxmlformats.org/drawingml/2006/main" noChangeAspect="1"/>
-            </wp:cNvGraphicFramePr>
+            <wp:extent cx="6096000" cy="2619375"/>
+            <wp:effectExtent l="0" t="0" r="0" b="0"/>
+            <wp:docPr id="660" name="図_s7"/>
+            <wp:cNvGraphicFramePr/>
             <a:graphic xmlns:a="http://schemas.openxmlformats.org/drawingml/2006/main">
-              <a:graphicData uri="http://schemas.openxmlformats.org/drawingml/2006/picture">
-                <pic:pic xmlns:pic="http://schemas.openxmlformats.org/drawingml/2006/picture">
-                  <pic:nvPicPr>
-                    <pic:cNvPr id="0" name="" descr=""/>
-                    <pic:cNvPicPr>
-                      <a:picLocks noChangeAspect="1" noChangeArrowheads="1"/>
-                    </pic:cNvPicPr>
-                  </pic:nvPicPr>
-                  <pic:blipFill>
-                    <a:blip r:embed="rId14" cstate="none"/>
-                    <a:srcRect/>
-                    <a:stretch>
-                      <a:fillRect/>
-                    </a:stretch>
-                  </pic:blipFill>
-                  <pic:spPr bwMode="auto">
+              <a:graphicData uri="http://schemas.microsoft.com/office/word/2010/wordprocessingGroup">
+                <wpg:wgp>
+                  <wpg:cNvGrpSpPr/>
+                  <wpg:grpSpPr>
                     <a:xfrm>
                       <a:off x="0" y="0"/>
-                      <a:ext cx="6096000" cy="2743200"/>
+                      <a:ext cx="6096000" cy="2619375"/>
+                      <a:chOff x="0" y="0"/>
+                      <a:chExt cx="6096000" cy="2619375"/>
                     </a:xfrm>
-                    <a:prstGeom prst="rect">
-                      <a:avLst/>
-                    </a:prstGeom>
-                  </pic:spPr>
-                </pic:pic>
+                  </wpg:grpSpPr>
+                  <pic:pic xmlns:pic="http://schemas.openxmlformats.org/drawingml/2006/picture">
+                    <pic:nvPicPr>
+                      <pic:cNvPr id="0" name="" descr=""/>
+                      <pic:cNvPicPr>
+                        <a:picLocks noChangeAspect="1" noChangeArrowheads="1"/>
+                      </pic:cNvPicPr>
+                    </pic:nvPicPr>
+                    <pic:blipFill>
+                      <a:blip r:embed="rId13" cstate="none"/>
+                      <a:srcRect/>
+                      <a:stretch>
+                        <a:fillRect/>
+                      </a:stretch>
+                    </pic:blipFill>
+                    <pic:spPr bwMode="auto">
+                      <a:xfrm>
+                        <a:off x="0" y="0"/>
+                        <a:ext cx="6096000" cy="2619375"/>
+                      </a:xfrm>
+                      <a:prstGeom prst="rect">
+                        <a:avLst/>
+                      </a:prstGeom>
+                    </pic:spPr>
+                  </pic:pic>
+                  <wps:wsp>
+                    <wps:cNvPr id="161" name="赤枠1"/>
+                    <wps:cNvSpPr/>
+                    <wps:spPr>
+                      <a:xfrm>
+                        <a:off x="1223107" y="367323"/>
+                        <a:ext cx="457200" cy="82061"/>
+                      </a:xfrm>
+                      <a:prstGeom prst="rect">
+                        <a:avLst/>
+                      </a:prstGeom>
+                      <a:noFill/>
+                      <a:ln w="28575">
+                        <a:solidFill>
+                          <a:srgbClr val="D62828"/>
+                        </a:solidFill>
+                      </a:ln>
+                    </wps:spPr>
+                    <wps:bodyPr/>
+                  </wps:wsp>
+                  <wps:wsp>
+                    <wps:cNvPr id="162" name="赤枠2"/>
+                    <wps:cNvSpPr/>
+                    <wps:spPr>
+                      <a:xfrm>
+                        <a:off x="2145323" y="367323"/>
+                        <a:ext cx="457200" cy="82061"/>
+                      </a:xfrm>
+                      <a:prstGeom prst="rect">
+                        <a:avLst/>
+                      </a:prstGeom>
+                      <a:noFill/>
+                      <a:ln w="28575">
+                        <a:solidFill>
+                          <a:srgbClr val="D62828"/>
+                        </a:solidFill>
+                      </a:ln>
+                    </wps:spPr>
+                    <wps:bodyPr/>
+                  </wps:wsp>
+                  <wps:wsp>
+                    <wps:cNvPr id="163" name="赤枠3"/>
+                    <wps:cNvSpPr/>
+                    <wps:spPr>
+                      <a:xfrm>
+                        <a:off x="5392615" y="214923"/>
+                        <a:ext cx="664307" cy="273538"/>
+                      </a:xfrm>
+                      <a:prstGeom prst="rect">
+                        <a:avLst/>
+                      </a:prstGeom>
+                      <a:noFill/>
+                      <a:ln w="28575">
+                        <a:solidFill>
+                          <a:srgbClr val="D62828"/>
+                        </a:solidFill>
+                      </a:ln>
+                    </wps:spPr>
+                    <wps:bodyPr/>
+                  </wps:wsp>
+                  <wps:wsp>
+                    <wps:cNvPr id="164" name="赤枠4"/>
+                    <wps:cNvSpPr/>
+                    <wps:spPr>
+                      <a:xfrm>
+                        <a:off x="2930769" y="195384"/>
+                        <a:ext cx="2391507" cy="519723"/>
+                      </a:xfrm>
+                      <a:prstGeom prst="rect">
+                        <a:avLst/>
+                      </a:prstGeom>
+                      <a:noFill/>
+                      <a:ln w="28575">
+                        <a:solidFill>
+                          <a:srgbClr val="D62828"/>
+                        </a:solidFill>
+                      </a:ln>
+                    </wps:spPr>
+                    <wps:bodyPr/>
+                  </wps:wsp>
+                  <wps:wsp>
+                    <wps:cNvPr id="165" name="赤枠5"/>
+                    <wps:cNvSpPr/>
+                    <wps:spPr>
+                      <a:xfrm>
+                        <a:off x="85969" y="719015"/>
+                        <a:ext cx="5236307" cy="1820984"/>
+                      </a:xfrm>
+                      <a:prstGeom prst="rect">
+                        <a:avLst/>
+                      </a:prstGeom>
+                      <a:noFill/>
+                      <a:ln w="28575">
+                        <a:solidFill>
+                          <a:srgbClr val="D62828"/>
+                        </a:solidFill>
+                      </a:ln>
+                    </wps:spPr>
+                    <wps:bodyPr/>
+                  </wps:wsp>
+                  <wps:wsp>
+                    <wps:cNvPr id="166" name="番号1"/>
+                    <wps:cNvSpPr/>
+                    <wps:spPr>
+                      <a:xfrm>
+                        <a:off x="1118332" y="262548"/>
+                        <a:ext cx="209550" cy="209550"/>
+                      </a:xfrm>
+                      <a:prstGeom prst="ellipse">
+                        <a:avLst/>
+                      </a:prstGeom>
+                      <a:solidFill>
+                        <a:srgbClr val="D62828"/>
+                      </a:solidFill>
+                      <a:ln>
+                        <a:noFill/>
+                      </a:ln>
+                    </wps:spPr>
+                    <wps:txbx>
+                      <w:txbxContent>
+                        <w:p>
+                          <w:pPr>
+                            <w:spacing w:before="0" w:after="0" w:line="240" w:lineRule="auto"/>
+                            <w:jc w:val="center"/>
+                          </w:pPr>
+                          <w:r>
+                            <w:rPr>
+                              <w:rFonts w:ascii="Meiryo" w:eastAsia="Meiryo" w:hAnsi="Meiryo"/>
+                              <w:b/>
+                              <w:color w:val="FFFFFF"/>
+                              <w:sz w:val="18"/>
+                            </w:rPr>
+                            <w:t>1</w:t>
+                          </w:r>
+                        </w:p>
+                      </w:txbxContent>
+                    </wps:txbx>
+                    <wps:bodyPr lIns="0" tIns="0" rIns="0" bIns="0" anchor="ctr"/>
+                  </wps:wsp>
+                  <wps:wsp>
+                    <wps:cNvPr id="167" name="番号2"/>
+                    <wps:cNvSpPr/>
+                    <wps:spPr>
+                      <a:xfrm>
+                        <a:off x="2040548" y="262548"/>
+                        <a:ext cx="209550" cy="209550"/>
+                      </a:xfrm>
+                      <a:prstGeom prst="ellipse">
+                        <a:avLst/>
+                      </a:prstGeom>
+                      <a:solidFill>
+                        <a:srgbClr val="D62828"/>
+                      </a:solidFill>
+                      <a:ln>
+                        <a:noFill/>
+                      </a:ln>
+                    </wps:spPr>
+                    <wps:txbx>
+                      <w:txbxContent>
+                        <w:p>
+                          <w:pPr>
+                            <w:spacing w:before="0" w:after="0" w:line="240" w:lineRule="auto"/>
+                            <w:jc w:val="center"/>
+                          </w:pPr>
+                          <w:r>
+                            <w:rPr>
+                              <w:rFonts w:ascii="Meiryo" w:eastAsia="Meiryo" w:hAnsi="Meiryo"/>
+                              <w:b/>
+                              <w:color w:val="FFFFFF"/>
+                              <w:sz w:val="18"/>
+                            </w:rPr>
+                            <w:t>2</w:t>
+                          </w:r>
+                        </w:p>
+                      </w:txbxContent>
+                    </wps:txbx>
+                    <wps:bodyPr lIns="0" tIns="0" rIns="0" bIns="0" anchor="ctr"/>
+                  </wps:wsp>
+                  <wps:wsp>
+                    <wps:cNvPr id="168" name="番号3"/>
+                    <wps:cNvSpPr/>
+                    <wps:spPr>
+                      <a:xfrm>
+                        <a:off x="5287840" y="110148"/>
+                        <a:ext cx="209550" cy="209550"/>
+                      </a:xfrm>
+                      <a:prstGeom prst="ellipse">
+                        <a:avLst/>
+                      </a:prstGeom>
+                      <a:solidFill>
+                        <a:srgbClr val="D62828"/>
+                      </a:solidFill>
+                      <a:ln>
+                        <a:noFill/>
+                      </a:ln>
+                    </wps:spPr>
+                    <wps:txbx>
+                      <w:txbxContent>
+                        <w:p>
+                          <w:pPr>
+                            <w:spacing w:before="0" w:after="0" w:line="240" w:lineRule="auto"/>
+                            <w:jc w:val="center"/>
+                          </w:pPr>
+                          <w:r>
+                            <w:rPr>
+                              <w:rFonts w:ascii="Meiryo" w:eastAsia="Meiryo" w:hAnsi="Meiryo"/>
+                              <w:b/>
+                              <w:color w:val="FFFFFF"/>
+                              <w:sz w:val="18"/>
+                            </w:rPr>
+                            <w:t>3</w:t>
+                          </w:r>
+                        </w:p>
+                      </w:txbxContent>
+                    </wps:txbx>
+                    <wps:bodyPr lIns="0" tIns="0" rIns="0" bIns="0" anchor="ctr"/>
+                  </wps:wsp>
+                  <wps:wsp>
+                    <wps:cNvPr id="169" name="番号4"/>
+                    <wps:cNvSpPr/>
+                    <wps:spPr>
+                      <a:xfrm>
+                        <a:off x="2825994" y="90609"/>
+                        <a:ext cx="209550" cy="209550"/>
+                      </a:xfrm>
+                      <a:prstGeom prst="ellipse">
+                        <a:avLst/>
+                      </a:prstGeom>
+                      <a:solidFill>
+                        <a:srgbClr val="D62828"/>
+                      </a:solidFill>
+                      <a:ln>
+                        <a:noFill/>
+                      </a:ln>
+                    </wps:spPr>
+                    <wps:txbx>
+                      <w:txbxContent>
+                        <w:p>
+                          <w:pPr>
+                            <w:spacing w:before="0" w:after="0" w:line="240" w:lineRule="auto"/>
+                            <w:jc w:val="center"/>
+                          </w:pPr>
+                          <w:r>
+                            <w:rPr>
+                              <w:rFonts w:ascii="Meiryo" w:eastAsia="Meiryo" w:hAnsi="Meiryo"/>
+                              <w:b/>
+                              <w:color w:val="FFFFFF"/>
+                              <w:sz w:val="18"/>
+                            </w:rPr>
+                            <w:t>4</w:t>
+                          </w:r>
+                        </w:p>
+                      </w:txbxContent>
+                    </wps:txbx>
+                    <wps:bodyPr lIns="0" tIns="0" rIns="0" bIns="0" anchor="ctr"/>
+                  </wps:wsp>
+                  <wps:wsp>
+                    <wps:cNvPr id="170" name="番号5"/>
+                    <wps:cNvSpPr/>
+                    <wps:spPr>
+                      <a:xfrm>
+                        <a:off x="-18806" y="614240"/>
+                        <a:ext cx="209550" cy="209550"/>
+                      </a:xfrm>
+                      <a:prstGeom prst="ellipse">
+                        <a:avLst/>
+                      </a:prstGeom>
+                      <a:solidFill>
+                        <a:srgbClr val="D62828"/>
+                      </a:solidFill>
+                      <a:ln>
+                        <a:noFill/>
+                      </a:ln>
+                    </wps:spPr>
+                    <wps:txbx>
+                      <w:txbxContent>
+                        <w:p>
+                          <w:pPr>
+                            <w:spacing w:before="0" w:after="0" w:line="240" w:lineRule="auto"/>
+                            <w:jc w:val="center"/>
+                          </w:pPr>
+                          <w:r>
+                            <w:rPr>
+                              <w:rFonts w:ascii="Meiryo" w:eastAsia="Meiryo" w:hAnsi="Meiryo"/>
+                              <w:b/>
+                              <w:color w:val="FFFFFF"/>
+                              <w:sz w:val="18"/>
+                            </w:rPr>
+                            <w:t>5</w:t>
+                          </w:r>
+                        </w:p>
+                      </w:txbxContent>
+                    </wps:txbx>
+                    <wps:bodyPr lIns="0" tIns="0" rIns="0" bIns="0" anchor="ctr"/>
+                  </wps:wsp>
+                </wpg:wgp>
               </a:graphicData>
             </a:graphic>
           </wp:inline>
@@ -2293,7 +4244,7 @@
           <w:sz w:val="21"/>
           <w:szCs w:val="21"/>
         </w:rPr>
-        <w:t xml:space="preserve">押すと、「請求_202501-202603」のような名前の新しいシートができます。</w:t>
+        <w:t xml:space="preserve">押すと、「請求_R7.1-R8.3」のような名前の新しいシートができます。</w:t>
       </w:r>
     </w:p>
     <w:p>
@@ -2414,37 +4365,164 @@
         <w:drawing>
           <wp:inline distT="0" distB="0" distL="0" distR="0">
             <wp:extent cx="5715000" cy="1190625"/>
-            <wp:effectExtent t="0" r="0" b="0" l="0"/>
-            <wp:docPr id="1" name="s_ret.png" descr="s_ret.png" title="s_ret.png"/>
-            <wp:cNvGraphicFramePr>
-              <a:graphicFrameLocks xmlns:a="http://schemas.openxmlformats.org/drawingml/2006/main" noChangeAspect="1"/>
-            </wp:cNvGraphicFramePr>
+            <wp:effectExtent l="0" t="0" r="0" b="0"/>
+            <wp:docPr id="671" name="図_s_ret"/>
+            <wp:cNvGraphicFramePr/>
             <a:graphic xmlns:a="http://schemas.openxmlformats.org/drawingml/2006/main">
-              <a:graphicData uri="http://schemas.openxmlformats.org/drawingml/2006/picture">
-                <pic:pic xmlns:pic="http://schemas.openxmlformats.org/drawingml/2006/picture">
-                  <pic:nvPicPr>
-                    <pic:cNvPr id="0" name="" descr=""/>
-                    <pic:cNvPicPr>
-                      <a:picLocks noChangeAspect="1" noChangeArrowheads="1"/>
-                    </pic:cNvPicPr>
-                  </pic:nvPicPr>
-                  <pic:blipFill>
-                    <a:blip r:embed="rId15" cstate="none"/>
-                    <a:srcRect/>
-                    <a:stretch>
-                      <a:fillRect/>
-                    </a:stretch>
-                  </pic:blipFill>
-                  <pic:spPr bwMode="auto">
+              <a:graphicData uri="http://schemas.microsoft.com/office/word/2010/wordprocessingGroup">
+                <wpg:wgp>
+                  <wpg:cNvGrpSpPr/>
+                  <wpg:grpSpPr>
                     <a:xfrm>
                       <a:off x="0" y="0"/>
                       <a:ext cx="5715000" cy="1190625"/>
+                      <a:chOff x="0" y="0"/>
+                      <a:chExt cx="5715000" cy="1190625"/>
                     </a:xfrm>
-                    <a:prstGeom prst="rect">
-                      <a:avLst/>
-                    </a:prstGeom>
-                  </pic:spPr>
-                </pic:pic>
+                  </wpg:grpSpPr>
+                  <pic:pic xmlns:pic="http://schemas.openxmlformats.org/drawingml/2006/picture">
+                    <pic:nvPicPr>
+                      <pic:cNvPr id="0" name="" descr=""/>
+                      <pic:cNvPicPr>
+                        <a:picLocks noChangeAspect="1" noChangeArrowheads="1"/>
+                      </pic:cNvPicPr>
+                    </pic:nvPicPr>
+                    <pic:blipFill>
+                      <a:blip r:embed="rId14" cstate="none"/>
+                      <a:srcRect/>
+                      <a:stretch>
+                        <a:fillRect/>
+                      </a:stretch>
+                    </pic:blipFill>
+                    <pic:spPr bwMode="auto">
+                      <a:xfrm>
+                        <a:off x="0" y="0"/>
+                        <a:ext cx="5715000" cy="1190625"/>
+                      </a:xfrm>
+                      <a:prstGeom prst="rect">
+                        <a:avLst/>
+                      </a:prstGeom>
+                    </pic:spPr>
+                  </pic:pic>
+                  <wps:wsp>
+                    <wps:cNvPr id="172" name="赤枠1"/>
+                    <wps:cNvSpPr/>
+                    <wps:spPr>
+                      <a:xfrm>
+                        <a:off x="1335386" y="294237"/>
+                        <a:ext cx="531891" cy="175410"/>
+                      </a:xfrm>
+                      <a:prstGeom prst="rect">
+                        <a:avLst/>
+                      </a:prstGeom>
+                      <a:noFill/>
+                      <a:ln w="28575">
+                        <a:solidFill>
+                          <a:srgbClr val="D62828"/>
+                        </a:solidFill>
+                      </a:ln>
+                    </wps:spPr>
+                    <wps:bodyPr/>
+                  </wps:wsp>
+                  <wps:wsp>
+                    <wps:cNvPr id="173" name="赤枠2"/>
+                    <wps:cNvSpPr/>
+                    <wps:spPr>
+                      <a:xfrm>
+                        <a:off x="1335386" y="843103"/>
+                        <a:ext cx="531891" cy="169752"/>
+                      </a:xfrm>
+                      <a:prstGeom prst="rect">
+                        <a:avLst/>
+                      </a:prstGeom>
+                      <a:noFill/>
+                      <a:ln w="28575">
+                        <a:solidFill>
+                          <a:srgbClr val="D62828"/>
+                        </a:solidFill>
+                      </a:ln>
+                    </wps:spPr>
+                    <wps:bodyPr/>
+                  </wps:wsp>
+                  <wps:wsp>
+                    <wps:cNvPr id="174" name="番号1"/>
+                    <wps:cNvSpPr/>
+                    <wps:spPr>
+                      <a:xfrm>
+                        <a:off x="1230611" y="189462"/>
+                        <a:ext cx="209550" cy="209550"/>
+                      </a:xfrm>
+                      <a:prstGeom prst="ellipse">
+                        <a:avLst/>
+                      </a:prstGeom>
+                      <a:solidFill>
+                        <a:srgbClr val="D62828"/>
+                      </a:solidFill>
+                      <a:ln>
+                        <a:noFill/>
+                      </a:ln>
+                    </wps:spPr>
+                    <wps:txbx>
+                      <w:txbxContent>
+                        <w:p>
+                          <w:pPr>
+                            <w:spacing w:before="0" w:after="0" w:line="240" w:lineRule="auto"/>
+                            <w:jc w:val="center"/>
+                          </w:pPr>
+                          <w:r>
+                            <w:rPr>
+                              <w:rFonts w:ascii="Meiryo" w:eastAsia="Meiryo" w:hAnsi="Meiryo"/>
+                              <w:b/>
+                              <w:color w:val="FFFFFF"/>
+                              <w:sz w:val="18"/>
+                            </w:rPr>
+                            <w:t>1</w:t>
+                          </w:r>
+                        </w:p>
+                      </w:txbxContent>
+                    </wps:txbx>
+                    <wps:bodyPr lIns="0" tIns="0" rIns="0" bIns="0" anchor="ctr"/>
+                  </wps:wsp>
+                  <wps:wsp>
+                    <wps:cNvPr id="175" name="番号2"/>
+                    <wps:cNvSpPr/>
+                    <wps:spPr>
+                      <a:xfrm>
+                        <a:off x="1230611" y="738328"/>
+                        <a:ext cx="209550" cy="209550"/>
+                      </a:xfrm>
+                      <a:prstGeom prst="ellipse">
+                        <a:avLst/>
+                      </a:prstGeom>
+                      <a:solidFill>
+                        <a:srgbClr val="D62828"/>
+                      </a:solidFill>
+                      <a:ln>
+                        <a:noFill/>
+                      </a:ln>
+                    </wps:spPr>
+                    <wps:txbx>
+                      <w:txbxContent>
+                        <w:p>
+                          <w:pPr>
+                            <w:spacing w:before="0" w:after="0" w:line="240" w:lineRule="auto"/>
+                            <w:jc w:val="center"/>
+                          </w:pPr>
+                          <w:r>
+                            <w:rPr>
+                              <w:rFonts w:ascii="Meiryo" w:eastAsia="Meiryo" w:hAnsi="Meiryo"/>
+                              <w:b/>
+                              <w:color w:val="FFFFFF"/>
+                              <w:sz w:val="18"/>
+                            </w:rPr>
+                            <w:t>2</w:t>
+                          </w:r>
+                        </w:p>
+                      </w:txbxContent>
+                    </wps:txbx>
+                    <wps:bodyPr lIns="0" tIns="0" rIns="0" bIns="0" anchor="ctr"/>
+                  </wps:wsp>
+                </wpg:wgp>
               </a:graphicData>
             </a:graphic>
           </wp:inline>
@@ -2549,37 +4627,223 @@
         <w:drawing>
           <wp:inline distT="0" distB="0" distL="0" distR="0">
             <wp:extent cx="3143250" cy="3238500"/>
-            <wp:effectExtent t="0" r="0" b="0" l="0"/>
-            <wp:docPr id="1" name="s8.png" descr="s8.png" title="s8.png"/>
-            <wp:cNvGraphicFramePr>
-              <a:graphicFrameLocks xmlns:a="http://schemas.openxmlformats.org/drawingml/2006/main" noChangeAspect="1"/>
-            </wp:cNvGraphicFramePr>
+            <wp:effectExtent l="0" t="0" r="0" b="0"/>
+            <wp:docPr id="676" name="図_s8"/>
+            <wp:cNvGraphicFramePr/>
             <a:graphic xmlns:a="http://schemas.openxmlformats.org/drawingml/2006/main">
-              <a:graphicData uri="http://schemas.openxmlformats.org/drawingml/2006/picture">
-                <pic:pic xmlns:pic="http://schemas.openxmlformats.org/drawingml/2006/picture">
-                  <pic:nvPicPr>
-                    <pic:cNvPr id="0" name="" descr=""/>
-                    <pic:cNvPicPr>
-                      <a:picLocks noChangeAspect="1" noChangeArrowheads="1"/>
-                    </pic:cNvPicPr>
-                  </pic:nvPicPr>
-                  <pic:blipFill>
-                    <a:blip r:embed="rId16" cstate="none"/>
-                    <a:srcRect/>
-                    <a:stretch>
-                      <a:fillRect/>
-                    </a:stretch>
-                  </pic:blipFill>
-                  <pic:spPr bwMode="auto">
+              <a:graphicData uri="http://schemas.microsoft.com/office/word/2010/wordprocessingGroup">
+                <wpg:wgp>
+                  <wpg:cNvGrpSpPr/>
+                  <wpg:grpSpPr>
                     <a:xfrm>
                       <a:off x="0" y="0"/>
                       <a:ext cx="3143250" cy="3238500"/>
+                      <a:chOff x="0" y="0"/>
+                      <a:chExt cx="3143250" cy="3238500"/>
                     </a:xfrm>
-                    <a:prstGeom prst="rect">
-                      <a:avLst/>
-                    </a:prstGeom>
-                  </pic:spPr>
-                </pic:pic>
+                  </wpg:grpSpPr>
+                  <pic:pic xmlns:pic="http://schemas.openxmlformats.org/drawingml/2006/picture">
+                    <pic:nvPicPr>
+                      <pic:cNvPr id="0" name="" descr=""/>
+                      <pic:cNvPicPr>
+                        <a:picLocks noChangeAspect="1" noChangeArrowheads="1"/>
+                      </pic:cNvPicPr>
+                    </pic:nvPicPr>
+                    <pic:blipFill>
+                      <a:blip r:embed="rId15" cstate="none"/>
+                      <a:srcRect/>
+                      <a:stretch>
+                        <a:fillRect/>
+                      </a:stretch>
+                    </pic:blipFill>
+                    <pic:spPr bwMode="auto">
+                      <a:xfrm>
+                        <a:off x="0" y="0"/>
+                        <a:ext cx="3143250" cy="3238500"/>
+                      </a:xfrm>
+                      <a:prstGeom prst="rect">
+                        <a:avLst/>
+                      </a:prstGeom>
+                    </pic:spPr>
+                  </pic:pic>
+                  <wps:wsp>
+                    <wps:cNvPr id="177" name="赤枠1"/>
+                    <wps:cNvSpPr/>
+                    <wps:spPr>
+                      <a:xfrm>
+                        <a:off x="88403" y="54024"/>
+                        <a:ext cx="579536" cy="2990998"/>
+                      </a:xfrm>
+                      <a:prstGeom prst="rect">
+                        <a:avLst/>
+                      </a:prstGeom>
+                      <a:noFill/>
+                      <a:ln w="28575">
+                        <a:solidFill>
+                          <a:srgbClr val="D62828"/>
+                        </a:solidFill>
+                      </a:ln>
+                    </wps:spPr>
+                    <wps:bodyPr/>
+                  </wps:wsp>
+                  <wps:wsp>
+                    <wps:cNvPr id="178" name="赤枠2"/>
+                    <wps:cNvSpPr/>
+                    <wps:spPr>
+                      <a:xfrm>
+                        <a:off x="1537245" y="54024"/>
+                        <a:ext cx="633561" cy="2990998"/>
+                      </a:xfrm>
+                      <a:prstGeom prst="rect">
+                        <a:avLst/>
+                      </a:prstGeom>
+                      <a:noFill/>
+                      <a:ln w="28575">
+                        <a:solidFill>
+                          <a:srgbClr val="D62828"/>
+                        </a:solidFill>
+                      </a:ln>
+                    </wps:spPr>
+                    <wps:bodyPr/>
+                  </wps:wsp>
+                  <wps:wsp>
+                    <wps:cNvPr id="179" name="赤枠3"/>
+                    <wps:cNvSpPr/>
+                    <wps:spPr>
+                      <a:xfrm>
+                        <a:off x="677763" y="54024"/>
+                        <a:ext cx="849659" cy="2990998"/>
+                      </a:xfrm>
+                      <a:prstGeom prst="rect">
+                        <a:avLst/>
+                      </a:prstGeom>
+                      <a:noFill/>
+                      <a:ln w="28575">
+                        <a:solidFill>
+                          <a:srgbClr val="D62828"/>
+                        </a:solidFill>
+                      </a:ln>
+                    </wps:spPr>
+                    <wps:bodyPr/>
+                  </wps:wsp>
+                  <wps:wsp>
+                    <wps:cNvPr id="180" name="番号1"/>
+                    <wps:cNvSpPr/>
+                    <wps:spPr>
+                      <a:xfrm>
+                        <a:off x="-16372" y="-50751"/>
+                        <a:ext cx="209550" cy="209550"/>
+                      </a:xfrm>
+                      <a:prstGeom prst="ellipse">
+                        <a:avLst/>
+                      </a:prstGeom>
+                      <a:solidFill>
+                        <a:srgbClr val="D62828"/>
+                      </a:solidFill>
+                      <a:ln>
+                        <a:noFill/>
+                      </a:ln>
+                    </wps:spPr>
+                    <wps:txbx>
+                      <w:txbxContent>
+                        <w:p>
+                          <w:pPr>
+                            <w:spacing w:before="0" w:after="0" w:line="240" w:lineRule="auto"/>
+                            <w:jc w:val="center"/>
+                          </w:pPr>
+                          <w:r>
+                            <w:rPr>
+                              <w:rFonts w:ascii="Meiryo" w:eastAsia="Meiryo" w:hAnsi="Meiryo"/>
+                              <w:b/>
+                              <w:color w:val="FFFFFF"/>
+                              <w:sz w:val="18"/>
+                            </w:rPr>
+                            <w:t>1</w:t>
+                          </w:r>
+                        </w:p>
+                      </w:txbxContent>
+                    </wps:txbx>
+                    <wps:bodyPr lIns="0" tIns="0" rIns="0" bIns="0" anchor="ctr"/>
+                  </wps:wsp>
+                  <wps:wsp>
+                    <wps:cNvPr id="181" name="番号2"/>
+                    <wps:cNvSpPr/>
+                    <wps:spPr>
+                      <a:xfrm>
+                        <a:off x="1432470" y="-50751"/>
+                        <a:ext cx="209550" cy="209550"/>
+                      </a:xfrm>
+                      <a:prstGeom prst="ellipse">
+                        <a:avLst/>
+                      </a:prstGeom>
+                      <a:solidFill>
+                        <a:srgbClr val="D62828"/>
+                      </a:solidFill>
+                      <a:ln>
+                        <a:noFill/>
+                      </a:ln>
+                    </wps:spPr>
+                    <wps:txbx>
+                      <w:txbxContent>
+                        <w:p>
+                          <w:pPr>
+                            <w:spacing w:before="0" w:after="0" w:line="240" w:lineRule="auto"/>
+                            <w:jc w:val="center"/>
+                          </w:pPr>
+                          <w:r>
+                            <w:rPr>
+                              <w:rFonts w:ascii="Meiryo" w:eastAsia="Meiryo" w:hAnsi="Meiryo"/>
+                              <w:b/>
+                              <w:color w:val="FFFFFF"/>
+                              <w:sz w:val="18"/>
+                            </w:rPr>
+                            <w:t>2</w:t>
+                          </w:r>
+                        </w:p>
+                      </w:txbxContent>
+                    </wps:txbx>
+                    <wps:bodyPr lIns="0" tIns="0" rIns="0" bIns="0" anchor="ctr"/>
+                  </wps:wsp>
+                  <wps:wsp>
+                    <wps:cNvPr id="182" name="番号3"/>
+                    <wps:cNvSpPr/>
+                    <wps:spPr>
+                      <a:xfrm>
+                        <a:off x="572988" y="-50751"/>
+                        <a:ext cx="209550" cy="209550"/>
+                      </a:xfrm>
+                      <a:prstGeom prst="ellipse">
+                        <a:avLst/>
+                      </a:prstGeom>
+                      <a:solidFill>
+                        <a:srgbClr val="D62828"/>
+                      </a:solidFill>
+                      <a:ln>
+                        <a:noFill/>
+                      </a:ln>
+                    </wps:spPr>
+                    <wps:txbx>
+                      <w:txbxContent>
+                        <w:p>
+                          <w:pPr>
+                            <w:spacing w:before="0" w:after="0" w:line="240" w:lineRule="auto"/>
+                            <w:jc w:val="center"/>
+                          </w:pPr>
+                          <w:r>
+                            <w:rPr>
+                              <w:rFonts w:ascii="Meiryo" w:eastAsia="Meiryo" w:hAnsi="Meiryo"/>
+                              <w:b/>
+                              <w:color w:val="FFFFFF"/>
+                              <w:sz w:val="18"/>
+                            </w:rPr>
+                            <w:t>3</w:t>
+                          </w:r>
+                        </w:p>
+                      </w:txbxContent>
+                    </wps:txbx>
+                    <wps:bodyPr lIns="0" tIns="0" rIns="0" bIns="0" anchor="ctr"/>
+                  </wps:wsp>
+                </wpg:wgp>
               </a:graphicData>
             </a:graphic>
           </wp:inline>
@@ -2613,7 +4877,7 @@
           <w:sz w:val="21"/>
           <w:szCs w:val="21"/>
         </w:rPr>
-        <w:t xml:space="preserve">月初日を入れます（2025/1と入れると2025/1/1）。表の下の空いた行に続けて入れます。</w:t>
+        <w:t xml:space="preserve">月初日を入れます（R7.1と入れるとR7.1.1）。表の下の空いた行に続けて入れます。</w:t>
       </w:r>
     </w:p>
     <w:p>
@@ -2690,7 +4954,6 @@
       </w:r>
     </w:p>
     <w:sectPr>
-      <w:footerReference w:type="default" r:id="rId7"/>
       <w:pgSz w:w="11906" w:h="16838" w:orient="portrait"/>
       <w:pgMar w:top="850" w:right="850" w:bottom="850" w:left="850" w:header="708" w:footer="708" w:gutter="0"/>
       <w:pgNumType/>
@@ -2739,27 +5002,6 @@
     </w:p>
   </w:endnote>
 </w:endnotes>
-</file>
-
-<file path=word/footer1.xml><?xml version="1.0" encoding="utf-8"?>
-<w:ftr xmlns:wpc="http://schemas.microsoft.com/office/word/2010/wordprocessingCanvas" xmlns:mc="http://schemas.openxmlformats.org/markup-compatibility/2006" xmlns:o="urn:schemas-microsoft-com:office:office" xmlns:r="http://schemas.openxmlformats.org/officeDocument/2006/relationships" xmlns:m="http://schemas.openxmlformats.org/officeDocument/2006/math" xmlns:v="urn:schemas-microsoft-com:vml" xmlns:wp14="http://schemas.microsoft.com/office/word/2010/wordprocessingDrawing" xmlns:wp="http://schemas.openxmlformats.org/drawingml/2006/wordprocessingDrawing" xmlns:w10="urn:schemas-microsoft-com:office:word" xmlns:w="http://schemas.openxmlformats.org/wordprocessingml/2006/main" xmlns:w14="http://schemas.microsoft.com/office/word/2010/wordml" xmlns:w15="http://schemas.microsoft.com/office/word/2012/wordml" xmlns:wpg="http://schemas.microsoft.com/office/word/2010/wordprocessingGroup" xmlns:wpi="http://schemas.microsoft.com/office/word/2010/wordprocessingInk" xmlns:wne="http://schemas.microsoft.com/office/word/2006/wordml" xmlns:wps="http://schemas.microsoft.com/office/word/2010/wordprocessingShape">
-  <w:p>
-    <w:pPr>
-      <w:jc w:val="center"/>
-    </w:pPr>
-    <w:r>
-      <w:rPr>
-        <w:rFonts w:ascii="Meiryo" w:cs="Meiryo" w:eastAsia="Meiryo" w:hAnsi="Meiryo"/>
-        <w:sz w:val="16"/>
-        <w:szCs w:val="16"/>
-      </w:rPr>
-      <w:fldChar w:fldCharType="begin"/>
-      <w:instrText xml:space="preserve">PAGE</w:instrText>
-      <w:fldChar w:fldCharType="separate"/>
-      <w:fldChar w:fldCharType="end"/>
-    </w:r>
-  </w:p>
-</w:ftr>
 </file>
 
 <file path=word/footnotes.xml><?xml version="1.0" encoding="utf-8"?>

--- a/傷病手当金算定表_使い方マニュアル.docx
+++ b/傷病手当金算定表_使い方マニュアル.docx
@@ -8,7 +8,7 @@
       </w:pPr>
       <w:r>
         <w:rPr>
-          <w:rFonts w:ascii="Meiryo" w:cs="Meiryo" w:eastAsia="Meiryo" w:hAnsi="Meiryo"/>
+          <w:rFonts w:ascii="ＭＳ 明朝" w:cs="ＭＳ 明朝" w:eastAsia="ＭＳ 明朝" w:hAnsi="ＭＳ 明朝"/>
           <w:b/>
           <w:bCs/>
           <w:sz w:val="40"/>
@@ -26,7 +26,7 @@
       </w:pPr>
       <w:r>
         <w:rPr>
-          <w:rFonts w:ascii="Meiryo" w:cs="Meiryo" w:eastAsia="Meiryo" w:hAnsi="Meiryo"/>
+          <w:rFonts w:ascii="ＭＳ 明朝" w:cs="ＭＳ 明朝" w:eastAsia="ＭＳ 明朝" w:hAnsi="ＭＳ 明朝"/>
           <w:sz w:val="21"/>
           <w:szCs w:val="21"/>
         </w:rPr>
@@ -39,7 +39,7 @@
       </w:pPr>
       <w:r>
         <w:rPr>
-          <w:rFonts w:ascii="Meiryo" w:cs="Meiryo" w:eastAsia="Meiryo" w:hAnsi="Meiryo"/>
+          <w:rFonts w:ascii="ＭＳ 明朝" w:cs="ＭＳ 明朝" w:eastAsia="ＭＳ 明朝" w:hAnsi="ＭＳ 明朝"/>
           <w:b/>
           <w:bCs/>
           <w:sz w:val="24"/>
@@ -54,7 +54,7 @@
       </w:pPr>
       <w:r>
         <w:rPr>
-          <w:rFonts w:ascii="Meiryo" w:cs="Meiryo" w:eastAsia="Meiryo" w:hAnsi="Meiryo"/>
+          <w:rFonts w:ascii="ＭＳ 明朝" w:cs="ＭＳ 明朝" w:eastAsia="ＭＳ 明朝" w:hAnsi="ＭＳ 明朝"/>
           <w:sz w:val="21"/>
           <w:szCs w:val="21"/>
         </w:rPr>
@@ -67,7 +67,7 @@
       </w:pPr>
       <w:r>
         <w:rPr>
-          <w:rFonts w:ascii="Meiryo" w:cs="Meiryo" w:eastAsia="Meiryo" w:hAnsi="Meiryo"/>
+          <w:rFonts w:ascii="ＭＳ 明朝" w:cs="ＭＳ 明朝" w:eastAsia="ＭＳ 明朝" w:hAnsi="ＭＳ 明朝"/>
           <w:b/>
           <w:bCs/>
           <w:sz w:val="24"/>
@@ -82,7 +82,7 @@
       </w:pPr>
       <w:r>
         <w:rPr>
-          <w:rFonts w:ascii="Meiryo" w:cs="Meiryo" w:eastAsia="Meiryo" w:hAnsi="Meiryo"/>
+          <w:rFonts w:ascii="ＭＳ 明朝" w:cs="ＭＳ 明朝" w:eastAsia="ＭＳ 明朝" w:hAnsi="ＭＳ 明朝"/>
           <w:sz w:val="21"/>
           <w:szCs w:val="21"/>
         </w:rPr>
@@ -95,7 +95,7 @@
       </w:pPr>
       <w:r>
         <w:rPr>
-          <w:rFonts w:ascii="Meiryo" w:cs="Meiryo" w:eastAsia="Meiryo" w:hAnsi="Meiryo"/>
+          <w:rFonts w:ascii="ＭＳ 明朝" w:cs="ＭＳ 明朝" w:eastAsia="ＭＳ 明朝" w:hAnsi="ＭＳ 明朝"/>
           <w:sz w:val="21"/>
           <w:szCs w:val="21"/>
         </w:rPr>
@@ -108,7 +108,7 @@
       </w:pPr>
       <w:r>
         <w:rPr>
-          <w:rFonts w:ascii="Meiryo" w:cs="Meiryo" w:eastAsia="Meiryo" w:hAnsi="Meiryo"/>
+          <w:rFonts w:ascii="ＭＳ 明朝" w:cs="ＭＳ 明朝" w:eastAsia="ＭＳ 明朝" w:hAnsi="ＭＳ 明朝"/>
           <w:sz w:val="21"/>
           <w:szCs w:val="21"/>
         </w:rPr>
@@ -121,7 +121,7 @@
       </w:pPr>
       <w:r>
         <w:rPr>
-          <w:rFonts w:ascii="Meiryo" w:cs="Meiryo" w:eastAsia="Meiryo" w:hAnsi="Meiryo"/>
+          <w:rFonts w:ascii="ＭＳ 明朝" w:cs="ＭＳ 明朝" w:eastAsia="ＭＳ 明朝" w:hAnsi="ＭＳ 明朝"/>
           <w:sz w:val="21"/>
           <w:szCs w:val="21"/>
         </w:rPr>
@@ -134,7 +134,7 @@
       </w:pPr>
       <w:r>
         <w:rPr>
-          <w:rFonts w:ascii="Meiryo" w:cs="Meiryo" w:eastAsia="Meiryo" w:hAnsi="Meiryo"/>
+          <w:rFonts w:ascii="ＭＳ 明朝" w:cs="ＭＳ 明朝" w:eastAsia="ＭＳ 明朝" w:hAnsi="ＭＳ 明朝"/>
           <w:sz w:val="21"/>
           <w:szCs w:val="21"/>
         </w:rPr>
@@ -147,7 +147,7 @@
       </w:pPr>
       <w:r>
         <w:rPr>
-          <w:rFonts w:ascii="Meiryo" w:cs="Meiryo" w:eastAsia="Meiryo" w:hAnsi="Meiryo"/>
+          <w:rFonts w:ascii="ＭＳ 明朝" w:cs="ＭＳ 明朝" w:eastAsia="ＭＳ 明朝" w:hAnsi="ＭＳ 明朝"/>
           <w:sz w:val="21"/>
           <w:szCs w:val="21"/>
         </w:rPr>
@@ -160,7 +160,7 @@
       </w:pPr>
       <w:r>
         <w:rPr>
-          <w:rFonts w:ascii="Meiryo" w:cs="Meiryo" w:eastAsia="Meiryo" w:hAnsi="Meiryo"/>
+          <w:rFonts w:ascii="ＭＳ 明朝" w:cs="ＭＳ 明朝" w:eastAsia="ＭＳ 明朝" w:hAnsi="ＭＳ 明朝"/>
           <w:sz w:val="21"/>
           <w:szCs w:val="21"/>
         </w:rPr>
@@ -173,7 +173,7 @@
       </w:pPr>
       <w:r>
         <w:rPr>
-          <w:rFonts w:ascii="Meiryo" w:cs="Meiryo" w:eastAsia="Meiryo" w:hAnsi="Meiryo"/>
+          <w:rFonts w:ascii="ＭＳ 明朝" w:cs="ＭＳ 明朝" w:eastAsia="ＭＳ 明朝" w:hAnsi="ＭＳ 明朝"/>
           <w:b/>
           <w:bCs/>
           <w:sz w:val="24"/>
@@ -188,7 +188,7 @@
       </w:pPr>
       <w:r>
         <w:rPr>
-          <w:rFonts w:ascii="Meiryo" w:cs="Meiryo" w:eastAsia="Meiryo" w:hAnsi="Meiryo"/>
+          <w:rFonts w:ascii="ＭＳ 明朝" w:cs="ＭＳ 明朝" w:eastAsia="ＭＳ 明朝" w:hAnsi="ＭＳ 明朝"/>
           <w:sz w:val="21"/>
           <w:szCs w:val="21"/>
         </w:rPr>
@@ -201,7 +201,7 @@
       </w:pPr>
       <w:r>
         <w:rPr>
-          <w:rFonts w:ascii="Meiryo" w:cs="Meiryo" w:eastAsia="Meiryo" w:hAnsi="Meiryo"/>
+          <w:rFonts w:ascii="ＭＳ 明朝" w:cs="ＭＳ 明朝" w:eastAsia="ＭＳ 明朝" w:hAnsi="ＭＳ 明朝"/>
           <w:sz w:val="21"/>
           <w:szCs w:val="21"/>
         </w:rPr>
@@ -214,7 +214,7 @@
       </w:pPr>
       <w:r>
         <w:rPr>
-          <w:rFonts w:ascii="Meiryo" w:cs="Meiryo" w:eastAsia="Meiryo" w:hAnsi="Meiryo"/>
+          <w:rFonts w:ascii="ＭＳ 明朝" w:cs="ＭＳ 明朝" w:eastAsia="ＭＳ 明朝" w:hAnsi="ＭＳ 明朝"/>
           <w:sz w:val="21"/>
           <w:szCs w:val="21"/>
         </w:rPr>
@@ -227,7 +227,7 @@
       </w:pPr>
       <w:r>
         <w:rPr>
-          <w:rFonts w:ascii="Meiryo" w:cs="Meiryo" w:eastAsia="Meiryo" w:hAnsi="Meiryo"/>
+          <w:rFonts w:ascii="ＭＳ 明朝" w:cs="ＭＳ 明朝" w:eastAsia="ＭＳ 明朝" w:hAnsi="ＭＳ 明朝"/>
           <w:sz w:val="21"/>
           <w:szCs w:val="21"/>
         </w:rPr>
@@ -240,7 +240,7 @@
       </w:pPr>
       <w:r>
         <w:rPr>
-          <w:rFonts w:ascii="Meiryo" w:cs="Meiryo" w:eastAsia="Meiryo" w:hAnsi="Meiryo"/>
+          <w:rFonts w:ascii="ＭＳ 明朝" w:cs="ＭＳ 明朝" w:eastAsia="ＭＳ 明朝" w:hAnsi="ＭＳ 明朝"/>
           <w:sz w:val="21"/>
           <w:szCs w:val="21"/>
         </w:rPr>
@@ -253,7 +253,7 @@
       </w:pPr>
       <w:r>
         <w:rPr>
-          <w:rFonts w:ascii="Meiryo" w:cs="Meiryo" w:eastAsia="Meiryo" w:hAnsi="Meiryo"/>
+          <w:rFonts w:ascii="ＭＳ 明朝" w:cs="ＭＳ 明朝" w:eastAsia="ＭＳ 明朝" w:hAnsi="ＭＳ 明朝"/>
           <w:sz w:val="21"/>
           <w:szCs w:val="21"/>
         </w:rPr>
@@ -266,7 +266,7 @@
       </w:pPr>
       <w:r>
         <w:rPr>
-          <w:rFonts w:ascii="Meiryo" w:cs="Meiryo" w:eastAsia="Meiryo" w:hAnsi="Meiryo"/>
+          <w:rFonts w:ascii="ＭＳ 明朝" w:cs="ＭＳ 明朝" w:eastAsia="ＭＳ 明朝" w:hAnsi="ＭＳ 明朝"/>
           <w:b/>
           <w:bCs/>
           <w:sz w:val="24"/>
@@ -281,7 +281,7 @@
       </w:pPr>
       <w:r>
         <w:rPr>
-          <w:rFonts w:ascii="Meiryo" w:cs="Meiryo" w:eastAsia="Meiryo" w:hAnsi="Meiryo"/>
+          <w:rFonts w:ascii="ＭＳ 明朝" w:cs="ＭＳ 明朝" w:eastAsia="ＭＳ 明朝" w:hAnsi="ＭＳ 明朝"/>
           <w:sz w:val="21"/>
           <w:szCs w:val="21"/>
         </w:rPr>
@@ -294,7 +294,7 @@
       </w:pPr>
       <w:r>
         <w:rPr>
-          <w:rFonts w:ascii="Meiryo" w:cs="Meiryo" w:eastAsia="Meiryo" w:hAnsi="Meiryo"/>
+          <w:rFonts w:ascii="ＭＳ 明朝" w:cs="ＭＳ 明朝" w:eastAsia="ＭＳ 明朝" w:hAnsi="ＭＳ 明朝"/>
           <w:sz w:val="19"/>
           <w:szCs w:val="19"/>
         </w:rPr>
@@ -312,7 +312,7 @@
       </w:pPr>
       <w:r>
         <w:rPr>
-          <w:rFonts w:ascii="Meiryo" w:cs="Meiryo" w:eastAsia="Meiryo" w:hAnsi="Meiryo"/>
+          <w:rFonts w:ascii="ＭＳ 明朝" w:cs="ＭＳ 明朝" w:eastAsia="ＭＳ 明朝" w:hAnsi="ＭＳ 明朝"/>
           <w:b/>
           <w:bCs/>
           <w:sz w:val="28"/>
@@ -330,9 +330,9 @@
       <w:r>
         <w:drawing>
           <wp:inline distT="0" distB="0" distL="0" distR="0">
-            <wp:extent cx="6096000" cy="1400175"/>
+            <wp:extent cx="6096000" cy="1200150"/>
             <wp:effectExtent l="0" t="0" r="0" b="0"/>
-            <wp:docPr id="600" name="図_s1"/>
+            <wp:docPr id="601" name="図_s1"/>
             <wp:cNvGraphicFramePr/>
             <a:graphic xmlns:a="http://schemas.openxmlformats.org/drawingml/2006/main">
               <a:graphicData uri="http://schemas.microsoft.com/office/word/2010/wordprocessingGroup">
@@ -341,9 +341,9 @@
                   <wpg:grpSpPr>
                     <a:xfrm>
                       <a:off x="0" y="0"/>
-                      <a:ext cx="6096000" cy="1400175"/>
+                      <a:ext cx="6096000" cy="1200150"/>
                       <a:chOff x="0" y="0"/>
-                      <a:chExt cx="6096000" cy="1400175"/>
+                      <a:chExt cx="6096000" cy="1200150"/>
                     </a:xfrm>
                   </wpg:grpSpPr>
                   <pic:pic xmlns:pic="http://schemas.openxmlformats.org/drawingml/2006/picture">
@@ -363,7 +363,7 @@
                     <pic:spPr bwMode="auto">
                       <a:xfrm>
                         <a:off x="0" y="0"/>
-                        <a:ext cx="6096000" cy="1400175"/>
+                        <a:ext cx="6096000" cy="1200150"/>
                       </a:xfrm>
                       <a:prstGeom prst="rect">
                         <a:avLst/>
@@ -371,12 +371,12 @@
                     </pic:spPr>
                   </pic:pic>
                   <wps:wsp>
-                    <wps:cNvPr id="101" name="赤枠1"/>
-                    <wps:cNvSpPr/>
-                    <wps:spPr>
-                      <a:xfrm>
-                        <a:off x="1424411" y="247461"/>
-                        <a:ext cx="567350" cy="187104"/>
+                    <wps:cNvPr id="102" name="赤枠1"/>
+                    <wps:cNvSpPr/>
+                    <wps:spPr>
+                      <a:xfrm>
+                        <a:off x="1289732" y="221672"/>
+                        <a:ext cx="589447" cy="161216"/>
                       </a:xfrm>
                       <a:prstGeom prst="rect">
                         <a:avLst/>
@@ -391,12 +391,12 @@
                     <wps:bodyPr/>
                   </wps:wsp>
                   <wps:wsp>
-                    <wps:cNvPr id="102" name="赤枠2"/>
-                    <wps:cNvSpPr/>
-                    <wps:spPr>
-                      <a:xfrm>
-                        <a:off x="1424411" y="446637"/>
-                        <a:ext cx="567350" cy="187104"/>
+                    <wps:cNvPr id="103" name="赤枠2"/>
+                    <wps:cNvSpPr/>
+                    <wps:spPr>
+                      <a:xfrm>
+                        <a:off x="1289732" y="382889"/>
+                        <a:ext cx="589447" cy="161216"/>
                       </a:xfrm>
                       <a:prstGeom prst="rect">
                         <a:avLst/>
@@ -411,12 +411,12 @@
                     <wps:bodyPr/>
                   </wps:wsp>
                   <wps:wsp>
-                    <wps:cNvPr id="103" name="赤枠3"/>
-                    <wps:cNvSpPr/>
-                    <wps:spPr>
-                      <a:xfrm>
-                        <a:off x="1424411" y="645813"/>
-                        <a:ext cx="567350" cy="374209"/>
+                    <wps:cNvPr id="104" name="赤枠3"/>
+                    <wps:cNvSpPr/>
+                    <wps:spPr>
+                      <a:xfrm>
+                        <a:off x="1289732" y="544105"/>
+                        <a:ext cx="589447" cy="317395"/>
                       </a:xfrm>
                       <a:prstGeom prst="rect">
                         <a:avLst/>
@@ -431,12 +431,12 @@
                     <wps:bodyPr/>
                   </wps:wsp>
                   <wps:wsp>
-                    <wps:cNvPr id="104" name="赤枠4"/>
-                    <wps:cNvSpPr/>
-                    <wps:spPr>
-                      <a:xfrm>
-                        <a:off x="1424411" y="1032095"/>
-                        <a:ext cx="567350" cy="181069"/>
+                    <wps:cNvPr id="105" name="赤枠4"/>
+                    <wps:cNvSpPr/>
+                    <wps:spPr>
+                      <a:xfrm>
+                        <a:off x="1289732" y="861500"/>
+                        <a:ext cx="589447" cy="156178"/>
                       </a:xfrm>
                       <a:prstGeom prst="rect">
                         <a:avLst/>
@@ -451,12 +451,12 @@
                     <wps:bodyPr/>
                   </wps:wsp>
                   <wps:wsp>
-                    <wps:cNvPr id="105" name="赤枠5"/>
-                    <wps:cNvSpPr/>
-                    <wps:spPr>
-                      <a:xfrm>
-                        <a:off x="5383794" y="144855"/>
-                        <a:ext cx="567350" cy="1068308"/>
+                    <wps:cNvPr id="106" name="赤枠5"/>
+                    <wps:cNvSpPr/>
+                    <wps:spPr>
+                      <a:xfrm>
+                        <a:off x="5415867" y="136026"/>
+                        <a:ext cx="589447" cy="881652"/>
                       </a:xfrm>
                       <a:prstGeom prst="rect">
                         <a:avLst/>
@@ -471,12 +471,12 @@
                     <wps:bodyPr/>
                   </wps:wsp>
                   <wps:wsp>
-                    <wps:cNvPr id="106" name="赤枠6"/>
-                    <wps:cNvSpPr/>
-                    <wps:spPr>
-                      <a:xfrm>
-                        <a:off x="5383794" y="1225235"/>
-                        <a:ext cx="567350" cy="90534"/>
+                    <wps:cNvPr id="107" name="赤枠6"/>
+                    <wps:cNvSpPr/>
+                    <wps:spPr>
+                      <a:xfrm>
+                        <a:off x="5415867" y="1017679"/>
+                        <a:ext cx="589447" cy="80608"/>
                       </a:xfrm>
                       <a:prstGeom prst="rect">
                         <a:avLst/>
@@ -491,11 +491,11 @@
                     <wps:bodyPr/>
                   </wps:wsp>
                   <wps:wsp>
-                    <wps:cNvPr id="107" name="番号1"/>
-                    <wps:cNvSpPr/>
-                    <wps:spPr>
-                      <a:xfrm>
-                        <a:off x="1319636" y="142686"/>
+                    <wps:cNvPr id="108" name="番号1"/>
+                    <wps:cNvSpPr/>
+                    <wps:spPr>
+                      <a:xfrm>
+                        <a:off x="1184957" y="116897"/>
                         <a:ext cx="209550" cy="209550"/>
                       </a:xfrm>
                       <a:prstGeom prst="ellipse">
@@ -517,7 +517,7 @@
                           </w:pPr>
                           <w:r>
                             <w:rPr>
-                              <w:rFonts w:ascii="Meiryo" w:eastAsia="Meiryo" w:hAnsi="Meiryo"/>
+                              <w:rFonts w:ascii="ＭＳ 明朝" w:eastAsia="ＭＳ 明朝" w:hAnsi="ＭＳ 明朝"/>
                               <w:b/>
                               <w:color w:val="FFFFFF"/>
                               <w:sz w:val="18"/>
@@ -530,11 +530,11 @@
                     <wps:bodyPr lIns="0" tIns="0" rIns="0" bIns="0" anchor="ctr"/>
                   </wps:wsp>
                   <wps:wsp>
-                    <wps:cNvPr id="108" name="番号2"/>
-                    <wps:cNvSpPr/>
-                    <wps:spPr>
-                      <a:xfrm>
-                        <a:off x="1319636" y="341862"/>
+                    <wps:cNvPr id="109" name="番号2"/>
+                    <wps:cNvSpPr/>
+                    <wps:spPr>
+                      <a:xfrm>
+                        <a:off x="1184957" y="278114"/>
                         <a:ext cx="209550" cy="209550"/>
                       </a:xfrm>
                       <a:prstGeom prst="ellipse">
@@ -556,7 +556,7 @@
                           </w:pPr>
                           <w:r>
                             <w:rPr>
-                              <w:rFonts w:ascii="Meiryo" w:eastAsia="Meiryo" w:hAnsi="Meiryo"/>
+                              <w:rFonts w:ascii="ＭＳ 明朝" w:eastAsia="ＭＳ 明朝" w:hAnsi="ＭＳ 明朝"/>
                               <w:b/>
                               <w:color w:val="FFFFFF"/>
                               <w:sz w:val="18"/>
@@ -569,11 +569,11 @@
                     <wps:bodyPr lIns="0" tIns="0" rIns="0" bIns="0" anchor="ctr"/>
                   </wps:wsp>
                   <wps:wsp>
-                    <wps:cNvPr id="109" name="番号3"/>
-                    <wps:cNvSpPr/>
-                    <wps:spPr>
-                      <a:xfrm>
-                        <a:off x="1319636" y="541038"/>
+                    <wps:cNvPr id="110" name="番号3"/>
+                    <wps:cNvSpPr/>
+                    <wps:spPr>
+                      <a:xfrm>
+                        <a:off x="1184957" y="439330"/>
                         <a:ext cx="209550" cy="209550"/>
                       </a:xfrm>
                       <a:prstGeom prst="ellipse">
@@ -595,7 +595,7 @@
                           </w:pPr>
                           <w:r>
                             <w:rPr>
-                              <w:rFonts w:ascii="Meiryo" w:eastAsia="Meiryo" w:hAnsi="Meiryo"/>
+                              <w:rFonts w:ascii="ＭＳ 明朝" w:eastAsia="ＭＳ 明朝" w:hAnsi="ＭＳ 明朝"/>
                               <w:b/>
                               <w:color w:val="FFFFFF"/>
                               <w:sz w:val="18"/>
@@ -608,11 +608,11 @@
                     <wps:bodyPr lIns="0" tIns="0" rIns="0" bIns="0" anchor="ctr"/>
                   </wps:wsp>
                   <wps:wsp>
-                    <wps:cNvPr id="110" name="番号4"/>
-                    <wps:cNvSpPr/>
-                    <wps:spPr>
-                      <a:xfrm>
-                        <a:off x="1319636" y="927320"/>
+                    <wps:cNvPr id="111" name="番号4"/>
+                    <wps:cNvSpPr/>
+                    <wps:spPr>
+                      <a:xfrm>
+                        <a:off x="1184957" y="756725"/>
                         <a:ext cx="209550" cy="209550"/>
                       </a:xfrm>
                       <a:prstGeom prst="ellipse">
@@ -634,7 +634,7 @@
                           </w:pPr>
                           <w:r>
                             <w:rPr>
-                              <w:rFonts w:ascii="Meiryo" w:eastAsia="Meiryo" w:hAnsi="Meiryo"/>
+                              <w:rFonts w:ascii="ＭＳ 明朝" w:eastAsia="ＭＳ 明朝" w:hAnsi="ＭＳ 明朝"/>
                               <w:b/>
                               <w:color w:val="FFFFFF"/>
                               <w:sz w:val="18"/>
@@ -647,11 +647,11 @@
                     <wps:bodyPr lIns="0" tIns="0" rIns="0" bIns="0" anchor="ctr"/>
                   </wps:wsp>
                   <wps:wsp>
-                    <wps:cNvPr id="111" name="番号5"/>
-                    <wps:cNvSpPr/>
-                    <wps:spPr>
-                      <a:xfrm>
-                        <a:off x="5279019" y="40080"/>
+                    <wps:cNvPr id="112" name="番号5"/>
+                    <wps:cNvSpPr/>
+                    <wps:spPr>
+                      <a:xfrm>
+                        <a:off x="5311092" y="31251"/>
                         <a:ext cx="209550" cy="209550"/>
                       </a:xfrm>
                       <a:prstGeom prst="ellipse">
@@ -673,7 +673,7 @@
                           </w:pPr>
                           <w:r>
                             <w:rPr>
-                              <w:rFonts w:ascii="Meiryo" w:eastAsia="Meiryo" w:hAnsi="Meiryo"/>
+                              <w:rFonts w:ascii="ＭＳ 明朝" w:eastAsia="ＭＳ 明朝" w:hAnsi="ＭＳ 明朝"/>
                               <w:b/>
                               <w:color w:val="FFFFFF"/>
                               <w:sz w:val="18"/>
@@ -686,11 +686,11 @@
                     <wps:bodyPr lIns="0" tIns="0" rIns="0" bIns="0" anchor="ctr"/>
                   </wps:wsp>
                   <wps:wsp>
-                    <wps:cNvPr id="112" name="番号6"/>
-                    <wps:cNvSpPr/>
-                    <wps:spPr>
-                      <a:xfrm>
-                        <a:off x="5279019" y="1120460"/>
+                    <wps:cNvPr id="113" name="番号6"/>
+                    <wps:cNvSpPr/>
+                    <wps:spPr>
+                      <a:xfrm>
+                        <a:off x="5311092" y="912904"/>
                         <a:ext cx="209550" cy="209550"/>
                       </a:xfrm>
                       <a:prstGeom prst="ellipse">
@@ -712,7 +712,7 @@
                           </w:pPr>
                           <w:r>
                             <w:rPr>
-                              <w:rFonts w:ascii="Meiryo" w:eastAsia="Meiryo" w:hAnsi="Meiryo"/>
+                              <w:rFonts w:ascii="ＭＳ 明朝" w:eastAsia="ＭＳ 明朝" w:hAnsi="ＭＳ 明朝"/>
                               <w:b/>
                               <w:color w:val="FFFFFF"/>
                               <w:sz w:val="18"/>
@@ -738,7 +738,7 @@
       </w:pPr>
       <w:r>
         <w:rPr>
-          <w:rFonts w:ascii="Meiryo" w:cs="Meiryo" w:eastAsia="Meiryo" w:hAnsi="Meiryo"/>
+          <w:rFonts w:ascii="ＭＳ 明朝" w:cs="ＭＳ 明朝" w:eastAsia="ＭＳ 明朝" w:hAnsi="ＭＳ 明朝"/>
           <w:sz w:val="21"/>
           <w:szCs w:val="21"/>
         </w:rPr>
@@ -746,7 +746,7 @@
       </w:r>
       <w:r>
         <w:rPr>
-          <w:rFonts w:ascii="Meiryo" w:cs="Meiryo" w:eastAsia="Meiryo" w:hAnsi="Meiryo"/>
+          <w:rFonts w:ascii="ＭＳ 明朝" w:cs="ＭＳ 明朝" w:eastAsia="ＭＳ 明朝" w:hAnsi="ＭＳ 明朝"/>
           <w:sz w:val="21"/>
           <w:szCs w:val="21"/>
         </w:rPr>
@@ -754,7 +754,7 @@
       </w:r>
       <w:r>
         <w:rPr>
-          <w:rFonts w:ascii="Meiryo" w:cs="Meiryo" w:eastAsia="Meiryo" w:hAnsi="Meiryo"/>
+          <w:rFonts w:ascii="ＭＳ 明朝" w:cs="ＭＳ 明朝" w:eastAsia="ＭＳ 明朝" w:hAnsi="ＭＳ 明朝"/>
           <w:sz w:val="21"/>
           <w:szCs w:val="21"/>
         </w:rPr>
@@ -768,7 +768,7 @@
       </w:pPr>
       <w:r>
         <w:rPr>
-          <w:rFonts w:ascii="Meiryo" w:cs="Meiryo" w:eastAsia="Meiryo" w:hAnsi="Meiryo"/>
+          <w:rFonts w:ascii="ＭＳ 明朝" w:cs="ＭＳ 明朝" w:eastAsia="ＭＳ 明朝" w:hAnsi="ＭＳ 明朝"/>
           <w:sz w:val="21"/>
           <w:szCs w:val="21"/>
         </w:rPr>
@@ -776,7 +776,7 @@
       </w:r>
       <w:r>
         <w:rPr>
-          <w:rFonts w:ascii="Meiryo" w:cs="Meiryo" w:eastAsia="Meiryo" w:hAnsi="Meiryo"/>
+          <w:rFonts w:ascii="ＭＳ 明朝" w:cs="ＭＳ 明朝" w:eastAsia="ＭＳ 明朝" w:hAnsi="ＭＳ 明朝"/>
           <w:sz w:val="21"/>
           <w:szCs w:val="21"/>
         </w:rPr>
@@ -784,7 +784,7 @@
       </w:r>
       <w:r>
         <w:rPr>
-          <w:rFonts w:ascii="Meiryo" w:cs="Meiryo" w:eastAsia="Meiryo" w:hAnsi="Meiryo"/>
+          <w:rFonts w:ascii="ＭＳ 明朝" w:cs="ＭＳ 明朝" w:eastAsia="ＭＳ 明朝" w:hAnsi="ＭＳ 明朝"/>
           <w:sz w:val="21"/>
           <w:szCs w:val="21"/>
         </w:rPr>
@@ -798,7 +798,7 @@
       </w:pPr>
       <w:r>
         <w:rPr>
-          <w:rFonts w:ascii="Meiryo" w:cs="Meiryo" w:eastAsia="Meiryo" w:hAnsi="Meiryo"/>
+          <w:rFonts w:ascii="ＭＳ 明朝" w:cs="ＭＳ 明朝" w:eastAsia="ＭＳ 明朝" w:hAnsi="ＭＳ 明朝"/>
           <w:sz w:val="21"/>
           <w:szCs w:val="21"/>
         </w:rPr>
@@ -806,7 +806,7 @@
       </w:r>
       <w:r>
         <w:rPr>
-          <w:rFonts w:ascii="Meiryo" w:cs="Meiryo" w:eastAsia="Meiryo" w:hAnsi="Meiryo"/>
+          <w:rFonts w:ascii="ＭＳ 明朝" w:cs="ＭＳ 明朝" w:eastAsia="ＭＳ 明朝" w:hAnsi="ＭＳ 明朝"/>
           <w:sz w:val="21"/>
           <w:szCs w:val="21"/>
         </w:rPr>
@@ -814,7 +814,7 @@
       </w:r>
       <w:r>
         <w:rPr>
-          <w:rFonts w:ascii="Meiryo" w:cs="Meiryo" w:eastAsia="Meiryo" w:hAnsi="Meiryo"/>
+          <w:rFonts w:ascii="ＭＳ 明朝" w:cs="ＭＳ 明朝" w:eastAsia="ＭＳ 明朝" w:hAnsi="ＭＳ 明朝"/>
           <w:sz w:val="21"/>
           <w:szCs w:val="21"/>
         </w:rPr>
@@ -828,7 +828,7 @@
       </w:pPr>
       <w:r>
         <w:rPr>
-          <w:rFonts w:ascii="Meiryo" w:cs="Meiryo" w:eastAsia="Meiryo" w:hAnsi="Meiryo"/>
+          <w:rFonts w:ascii="ＭＳ 明朝" w:cs="ＭＳ 明朝" w:eastAsia="ＭＳ 明朝" w:hAnsi="ＭＳ 明朝"/>
           <w:sz w:val="21"/>
           <w:szCs w:val="21"/>
         </w:rPr>
@@ -836,7 +836,7 @@
       </w:r>
       <w:r>
         <w:rPr>
-          <w:rFonts w:ascii="Meiryo" w:cs="Meiryo" w:eastAsia="Meiryo" w:hAnsi="Meiryo"/>
+          <w:rFonts w:ascii="ＭＳ 明朝" w:cs="ＭＳ 明朝" w:eastAsia="ＭＳ 明朝" w:hAnsi="ＭＳ 明朝"/>
           <w:sz w:val="21"/>
           <w:szCs w:val="21"/>
         </w:rPr>
@@ -844,7 +844,7 @@
       </w:r>
       <w:r>
         <w:rPr>
-          <w:rFonts w:ascii="Meiryo" w:cs="Meiryo" w:eastAsia="Meiryo" w:hAnsi="Meiryo"/>
+          <w:rFonts w:ascii="ＭＳ 明朝" w:cs="ＭＳ 明朝" w:eastAsia="ＭＳ 明朝" w:hAnsi="ＭＳ 明朝"/>
           <w:sz w:val="21"/>
           <w:szCs w:val="21"/>
         </w:rPr>
@@ -858,7 +858,7 @@
       </w:pPr>
       <w:r>
         <w:rPr>
-          <w:rFonts w:ascii="Meiryo" w:cs="Meiryo" w:eastAsia="Meiryo" w:hAnsi="Meiryo"/>
+          <w:rFonts w:ascii="ＭＳ 明朝" w:cs="ＭＳ 明朝" w:eastAsia="ＭＳ 明朝" w:hAnsi="ＭＳ 明朝"/>
           <w:sz w:val="21"/>
           <w:szCs w:val="21"/>
         </w:rPr>
@@ -866,7 +866,7 @@
       </w:r>
       <w:r>
         <w:rPr>
-          <w:rFonts w:ascii="Meiryo" w:cs="Meiryo" w:eastAsia="Meiryo" w:hAnsi="Meiryo"/>
+          <w:rFonts w:ascii="ＭＳ 明朝" w:cs="ＭＳ 明朝" w:eastAsia="ＭＳ 明朝" w:hAnsi="ＭＳ 明朝"/>
           <w:sz w:val="21"/>
           <w:szCs w:val="21"/>
         </w:rPr>
@@ -874,7 +874,7 @@
       </w:r>
       <w:r>
         <w:rPr>
-          <w:rFonts w:ascii="Meiryo" w:cs="Meiryo" w:eastAsia="Meiryo" w:hAnsi="Meiryo"/>
+          <w:rFonts w:ascii="ＭＳ 明朝" w:cs="ＭＳ 明朝" w:eastAsia="ＭＳ 明朝" w:hAnsi="ＭＳ 明朝"/>
           <w:sz w:val="21"/>
           <w:szCs w:val="21"/>
         </w:rPr>
@@ -888,7 +888,7 @@
       </w:pPr>
       <w:r>
         <w:rPr>
-          <w:rFonts w:ascii="Meiryo" w:cs="Meiryo" w:eastAsia="Meiryo" w:hAnsi="Meiryo"/>
+          <w:rFonts w:ascii="ＭＳ 明朝" w:cs="ＭＳ 明朝" w:eastAsia="ＭＳ 明朝" w:hAnsi="ＭＳ 明朝"/>
           <w:sz w:val="21"/>
           <w:szCs w:val="21"/>
         </w:rPr>
@@ -896,7 +896,7 @@
       </w:r>
       <w:r>
         <w:rPr>
-          <w:rFonts w:ascii="Meiryo" w:cs="Meiryo" w:eastAsia="Meiryo" w:hAnsi="Meiryo"/>
+          <w:rFonts w:ascii="ＭＳ 明朝" w:cs="ＭＳ 明朝" w:eastAsia="ＭＳ 明朝" w:hAnsi="ＭＳ 明朝"/>
           <w:sz w:val="21"/>
           <w:szCs w:val="21"/>
         </w:rPr>
@@ -904,7 +904,7 @@
       </w:r>
       <w:r>
         <w:rPr>
-          <w:rFonts w:ascii="Meiryo" w:cs="Meiryo" w:eastAsia="Meiryo" w:hAnsi="Meiryo"/>
+          <w:rFonts w:ascii="ＭＳ 明朝" w:cs="ＭＳ 明朝" w:eastAsia="ＭＳ 明朝" w:hAnsi="ＭＳ 明朝"/>
           <w:sz w:val="21"/>
           <w:szCs w:val="21"/>
         </w:rPr>
@@ -922,7 +922,7 @@
       </w:pPr>
       <w:r>
         <w:rPr>
-          <w:rFonts w:ascii="Meiryo" w:cs="Meiryo" w:eastAsia="Meiryo" w:hAnsi="Meiryo"/>
+          <w:rFonts w:ascii="ＭＳ 明朝" w:cs="ＭＳ 明朝" w:eastAsia="ＭＳ 明朝" w:hAnsi="ＭＳ 明朝"/>
           <w:b/>
           <w:bCs/>
           <w:sz w:val="28"/>
@@ -940,9 +940,9 @@
       <w:r>
         <w:drawing>
           <wp:inline distT="0" distB="0" distL="0" distR="0">
-            <wp:extent cx="6096000" cy="1009650"/>
+            <wp:extent cx="6096000" cy="876300"/>
             <wp:effectExtent l="0" t="0" r="0" b="0"/>
-            <wp:docPr id="613" name="図_s2"/>
+            <wp:docPr id="614" name="図_s2"/>
             <wp:cNvGraphicFramePr/>
             <a:graphic xmlns:a="http://schemas.openxmlformats.org/drawingml/2006/main">
               <a:graphicData uri="http://schemas.microsoft.com/office/word/2010/wordprocessingGroup">
@@ -951,9 +951,9 @@
                   <wpg:grpSpPr>
                     <a:xfrm>
                       <a:off x="0" y="0"/>
-                      <a:ext cx="6096000" cy="1009650"/>
+                      <a:ext cx="6096000" cy="876300"/>
                       <a:chOff x="0" y="0"/>
-                      <a:chExt cx="6096000" cy="1009650"/>
+                      <a:chExt cx="6096000" cy="876300"/>
                     </a:xfrm>
                   </wpg:grpSpPr>
                   <pic:pic xmlns:pic="http://schemas.openxmlformats.org/drawingml/2006/picture">
@@ -973,7 +973,7 @@
                     <pic:spPr bwMode="auto">
                       <a:xfrm>
                         <a:off x="0" y="0"/>
-                        <a:ext cx="6096000" cy="1009650"/>
+                        <a:ext cx="6096000" cy="876300"/>
                       </a:xfrm>
                       <a:prstGeom prst="rect">
                         <a:avLst/>
@@ -981,12 +981,12 @@
                     </pic:spPr>
                   </pic:pic>
                   <wps:wsp>
-                    <wps:cNvPr id="114" name="赤枠1"/>
-                    <wps:cNvSpPr/>
-                    <wps:spPr>
-                      <a:xfrm>
-                        <a:off x="285750" y="59531"/>
-                        <a:ext cx="601265" cy="809625"/>
+                    <wps:cNvPr id="115" name="赤枠1"/>
+                    <wps:cNvSpPr/>
+                    <wps:spPr>
+                      <a:xfrm>
+                        <a:off x="255776" y="69272"/>
+                        <a:ext cx="671412" cy="793972"/>
                       </a:xfrm>
                       <a:prstGeom prst="rect">
                         <a:avLst/>
@@ -1001,12 +1001,12 @@
                     <wps:bodyPr/>
                   </wps:wsp>
                   <wps:wsp>
-                    <wps:cNvPr id="115" name="赤枠2"/>
-                    <wps:cNvSpPr/>
-                    <wps:spPr>
-                      <a:xfrm>
-                        <a:off x="887015" y="59531"/>
-                        <a:ext cx="601265" cy="809625"/>
+                    <wps:cNvPr id="116" name="赤枠2"/>
+                    <wps:cNvSpPr/>
+                    <wps:spPr>
+                      <a:xfrm>
+                        <a:off x="927188" y="69272"/>
+                        <a:ext cx="671412" cy="793972"/>
                       </a:xfrm>
                       <a:prstGeom prst="rect">
                         <a:avLst/>
@@ -1021,12 +1021,12 @@
                     <wps:bodyPr/>
                   </wps:wsp>
                   <wps:wsp>
-                    <wps:cNvPr id="116" name="赤枠3"/>
-                    <wps:cNvSpPr/>
-                    <wps:spPr>
-                      <a:xfrm>
-                        <a:off x="2047875" y="59531"/>
-                        <a:ext cx="1113234" cy="809625"/>
+                    <wps:cNvPr id="117" name="赤枠3"/>
+                    <wps:cNvSpPr/>
+                    <wps:spPr>
+                      <a:xfrm>
+                        <a:off x="2222055" y="69272"/>
+                        <a:ext cx="1246909" cy="793972"/>
                       </a:xfrm>
                       <a:prstGeom prst="rect">
                         <a:avLst/>
@@ -1041,12 +1041,12 @@
                     <wps:bodyPr/>
                   </wps:wsp>
                   <wps:wsp>
-                    <wps:cNvPr id="117" name="赤枠4"/>
-                    <wps:cNvSpPr/>
-                    <wps:spPr>
-                      <a:xfrm>
-                        <a:off x="4280296" y="59531"/>
-                        <a:ext cx="1113234" cy="809625"/>
+                    <wps:cNvPr id="118" name="赤枠4"/>
+                    <wps:cNvSpPr/>
+                    <wps:spPr>
+                      <a:xfrm>
+                        <a:off x="4715874" y="69272"/>
+                        <a:ext cx="1246909" cy="793972"/>
                       </a:xfrm>
                       <a:prstGeom prst="rect">
                         <a:avLst/>
@@ -1061,12 +1061,12 @@
                     <wps:bodyPr/>
                   </wps:wsp>
                   <wps:wsp>
-                    <wps:cNvPr id="118" name="赤枠5"/>
-                    <wps:cNvSpPr/>
-                    <wps:spPr>
-                      <a:xfrm>
-                        <a:off x="2047875" y="779859"/>
-                        <a:ext cx="1113234" cy="89296"/>
+                    <wps:cNvPr id="119" name="赤枠5"/>
+                    <wps:cNvSpPr/>
+                    <wps:spPr>
+                      <a:xfrm>
+                        <a:off x="2222055" y="777986"/>
+                        <a:ext cx="1246909" cy="85258"/>
                       </a:xfrm>
                       <a:prstGeom prst="rect">
                         <a:avLst/>
@@ -1081,11 +1081,11 @@
                     <wps:bodyPr/>
                   </wps:wsp>
                   <wps:wsp>
-                    <wps:cNvPr id="119" name="番号1"/>
-                    <wps:cNvSpPr/>
-                    <wps:spPr>
-                      <a:xfrm>
-                        <a:off x="180975" y="-45244"/>
+                    <wps:cNvPr id="120" name="番号1"/>
+                    <wps:cNvSpPr/>
+                    <wps:spPr>
+                      <a:xfrm>
+                        <a:off x="151001" y="-35503"/>
                         <a:ext cx="209550" cy="209550"/>
                       </a:xfrm>
                       <a:prstGeom prst="ellipse">
@@ -1107,7 +1107,7 @@
                           </w:pPr>
                           <w:r>
                             <w:rPr>
-                              <w:rFonts w:ascii="Meiryo" w:eastAsia="Meiryo" w:hAnsi="Meiryo"/>
+                              <w:rFonts w:ascii="ＭＳ 明朝" w:eastAsia="ＭＳ 明朝" w:hAnsi="ＭＳ 明朝"/>
                               <w:b/>
                               <w:color w:val="FFFFFF"/>
                               <w:sz w:val="18"/>
@@ -1120,11 +1120,11 @@
                     <wps:bodyPr lIns="0" tIns="0" rIns="0" bIns="0" anchor="ctr"/>
                   </wps:wsp>
                   <wps:wsp>
-                    <wps:cNvPr id="120" name="番号2"/>
-                    <wps:cNvSpPr/>
-                    <wps:spPr>
-                      <a:xfrm>
-                        <a:off x="782240" y="-45244"/>
+                    <wps:cNvPr id="121" name="番号2"/>
+                    <wps:cNvSpPr/>
+                    <wps:spPr>
+                      <a:xfrm>
+                        <a:off x="822413" y="-35503"/>
                         <a:ext cx="209550" cy="209550"/>
                       </a:xfrm>
                       <a:prstGeom prst="ellipse">
@@ -1146,7 +1146,7 @@
                           </w:pPr>
                           <w:r>
                             <w:rPr>
-                              <w:rFonts w:ascii="Meiryo" w:eastAsia="Meiryo" w:hAnsi="Meiryo"/>
+                              <w:rFonts w:ascii="ＭＳ 明朝" w:eastAsia="ＭＳ 明朝" w:hAnsi="ＭＳ 明朝"/>
                               <w:b/>
                               <w:color w:val="FFFFFF"/>
                               <w:sz w:val="18"/>
@@ -1159,11 +1159,11 @@
                     <wps:bodyPr lIns="0" tIns="0" rIns="0" bIns="0" anchor="ctr"/>
                   </wps:wsp>
                   <wps:wsp>
-                    <wps:cNvPr id="121" name="番号3"/>
-                    <wps:cNvSpPr/>
-                    <wps:spPr>
-                      <a:xfrm>
-                        <a:off x="1943100" y="-45244"/>
+                    <wps:cNvPr id="122" name="番号3"/>
+                    <wps:cNvSpPr/>
+                    <wps:spPr>
+                      <a:xfrm>
+                        <a:off x="2117280" y="-35503"/>
                         <a:ext cx="209550" cy="209550"/>
                       </a:xfrm>
                       <a:prstGeom prst="ellipse">
@@ -1185,7 +1185,7 @@
                           </w:pPr>
                           <w:r>
                             <w:rPr>
-                              <w:rFonts w:ascii="Meiryo" w:eastAsia="Meiryo" w:hAnsi="Meiryo"/>
+                              <w:rFonts w:ascii="ＭＳ 明朝" w:eastAsia="ＭＳ 明朝" w:hAnsi="ＭＳ 明朝"/>
                               <w:b/>
                               <w:color w:val="FFFFFF"/>
                               <w:sz w:val="18"/>
@@ -1198,11 +1198,11 @@
                     <wps:bodyPr lIns="0" tIns="0" rIns="0" bIns="0" anchor="ctr"/>
                   </wps:wsp>
                   <wps:wsp>
-                    <wps:cNvPr id="122" name="番号4"/>
-                    <wps:cNvSpPr/>
-                    <wps:spPr>
-                      <a:xfrm>
-                        <a:off x="4175521" y="-45244"/>
+                    <wps:cNvPr id="123" name="番号4"/>
+                    <wps:cNvSpPr/>
+                    <wps:spPr>
+                      <a:xfrm>
+                        <a:off x="4611099" y="-35503"/>
                         <a:ext cx="209550" cy="209550"/>
                       </a:xfrm>
                       <a:prstGeom prst="ellipse">
@@ -1224,7 +1224,7 @@
                           </w:pPr>
                           <w:r>
                             <w:rPr>
-                              <w:rFonts w:ascii="Meiryo" w:eastAsia="Meiryo" w:hAnsi="Meiryo"/>
+                              <w:rFonts w:ascii="ＭＳ 明朝" w:eastAsia="ＭＳ 明朝" w:hAnsi="ＭＳ 明朝"/>
                               <w:b/>
                               <w:color w:val="FFFFFF"/>
                               <w:sz w:val="18"/>
@@ -1237,11 +1237,11 @@
                     <wps:bodyPr lIns="0" tIns="0" rIns="0" bIns="0" anchor="ctr"/>
                   </wps:wsp>
                   <wps:wsp>
-                    <wps:cNvPr id="123" name="番号5"/>
-                    <wps:cNvSpPr/>
-                    <wps:spPr>
-                      <a:xfrm>
-                        <a:off x="1943100" y="675084"/>
+                    <wps:cNvPr id="124" name="番号5"/>
+                    <wps:cNvSpPr/>
+                    <wps:spPr>
+                      <a:xfrm>
+                        <a:off x="2117280" y="673211"/>
                         <a:ext cx="209550" cy="209550"/>
                       </a:xfrm>
                       <a:prstGeom prst="ellipse">
@@ -1263,7 +1263,7 @@
                           </w:pPr>
                           <w:r>
                             <w:rPr>
-                              <w:rFonts w:ascii="Meiryo" w:eastAsia="Meiryo" w:hAnsi="Meiryo"/>
+                              <w:rFonts w:ascii="ＭＳ 明朝" w:eastAsia="ＭＳ 明朝" w:hAnsi="ＭＳ 明朝"/>
                               <w:b/>
                               <w:color w:val="FFFFFF"/>
                               <w:sz w:val="18"/>
@@ -1289,7 +1289,7 @@
       </w:pPr>
       <w:r>
         <w:rPr>
-          <w:rFonts w:ascii="Meiryo" w:cs="Meiryo" w:eastAsia="Meiryo" w:hAnsi="Meiryo"/>
+          <w:rFonts w:ascii="ＭＳ 明朝" w:cs="ＭＳ 明朝" w:eastAsia="ＭＳ 明朝" w:hAnsi="ＭＳ 明朝"/>
           <w:sz w:val="21"/>
           <w:szCs w:val="21"/>
         </w:rPr>
@@ -1297,7 +1297,7 @@
       </w:r>
       <w:r>
         <w:rPr>
-          <w:rFonts w:ascii="Meiryo" w:cs="Meiryo" w:eastAsia="Meiryo" w:hAnsi="Meiryo"/>
+          <w:rFonts w:ascii="ＭＳ 明朝" w:cs="ＭＳ 明朝" w:eastAsia="ＭＳ 明朝" w:hAnsi="ＭＳ 明朝"/>
           <w:sz w:val="21"/>
           <w:szCs w:val="21"/>
         </w:rPr>
@@ -1305,7 +1305,7 @@
       </w:r>
       <w:r>
         <w:rPr>
-          <w:rFonts w:ascii="Meiryo" w:cs="Meiryo" w:eastAsia="Meiryo" w:hAnsi="Meiryo"/>
+          <w:rFonts w:ascii="ＭＳ 明朝" w:cs="ＭＳ 明朝" w:eastAsia="ＭＳ 明朝" w:hAnsi="ＭＳ 明朝"/>
           <w:sz w:val="21"/>
           <w:szCs w:val="21"/>
         </w:rPr>
@@ -1319,7 +1319,7 @@
       </w:pPr>
       <w:r>
         <w:rPr>
-          <w:rFonts w:ascii="Meiryo" w:cs="Meiryo" w:eastAsia="Meiryo" w:hAnsi="Meiryo"/>
+          <w:rFonts w:ascii="ＭＳ 明朝" w:cs="ＭＳ 明朝" w:eastAsia="ＭＳ 明朝" w:hAnsi="ＭＳ 明朝"/>
           <w:sz w:val="21"/>
           <w:szCs w:val="21"/>
         </w:rPr>
@@ -1327,7 +1327,7 @@
       </w:r>
       <w:r>
         <w:rPr>
-          <w:rFonts w:ascii="Meiryo" w:cs="Meiryo" w:eastAsia="Meiryo" w:hAnsi="Meiryo"/>
+          <w:rFonts w:ascii="ＭＳ 明朝" w:cs="ＭＳ 明朝" w:eastAsia="ＭＳ 明朝" w:hAnsi="ＭＳ 明朝"/>
           <w:sz w:val="21"/>
           <w:szCs w:val="21"/>
         </w:rPr>
@@ -1335,7 +1335,7 @@
       </w:r>
       <w:r>
         <w:rPr>
-          <w:rFonts w:ascii="Meiryo" w:cs="Meiryo" w:eastAsia="Meiryo" w:hAnsi="Meiryo"/>
+          <w:rFonts w:ascii="ＭＳ 明朝" w:cs="ＭＳ 明朝" w:eastAsia="ＭＳ 明朝" w:hAnsi="ＭＳ 明朝"/>
           <w:sz w:val="21"/>
           <w:szCs w:val="21"/>
         </w:rPr>
@@ -1349,7 +1349,7 @@
       </w:pPr>
       <w:r>
         <w:rPr>
-          <w:rFonts w:ascii="Meiryo" w:cs="Meiryo" w:eastAsia="Meiryo" w:hAnsi="Meiryo"/>
+          <w:rFonts w:ascii="ＭＳ 明朝" w:cs="ＭＳ 明朝" w:eastAsia="ＭＳ 明朝" w:hAnsi="ＭＳ 明朝"/>
           <w:sz w:val="21"/>
           <w:szCs w:val="21"/>
         </w:rPr>
@@ -1357,7 +1357,7 @@
       </w:r>
       <w:r>
         <w:rPr>
-          <w:rFonts w:ascii="Meiryo" w:cs="Meiryo" w:eastAsia="Meiryo" w:hAnsi="Meiryo"/>
+          <w:rFonts w:ascii="ＭＳ 明朝" w:cs="ＭＳ 明朝" w:eastAsia="ＭＳ 明朝" w:hAnsi="ＭＳ 明朝"/>
           <w:sz w:val="21"/>
           <w:szCs w:val="21"/>
         </w:rPr>
@@ -1365,7 +1365,7 @@
       </w:r>
       <w:r>
         <w:rPr>
-          <w:rFonts w:ascii="Meiryo" w:cs="Meiryo" w:eastAsia="Meiryo" w:hAnsi="Meiryo"/>
+          <w:rFonts w:ascii="ＭＳ 明朝" w:cs="ＭＳ 明朝" w:eastAsia="ＭＳ 明朝" w:hAnsi="ＭＳ 明朝"/>
           <w:sz w:val="21"/>
           <w:szCs w:val="21"/>
         </w:rPr>
@@ -1379,7 +1379,7 @@
       </w:pPr>
       <w:r>
         <w:rPr>
-          <w:rFonts w:ascii="Meiryo" w:cs="Meiryo" w:eastAsia="Meiryo" w:hAnsi="Meiryo"/>
+          <w:rFonts w:ascii="ＭＳ 明朝" w:cs="ＭＳ 明朝" w:eastAsia="ＭＳ 明朝" w:hAnsi="ＭＳ 明朝"/>
           <w:sz w:val="21"/>
           <w:szCs w:val="21"/>
         </w:rPr>
@@ -1387,7 +1387,7 @@
       </w:r>
       <w:r>
         <w:rPr>
-          <w:rFonts w:ascii="Meiryo" w:cs="Meiryo" w:eastAsia="Meiryo" w:hAnsi="Meiryo"/>
+          <w:rFonts w:ascii="ＭＳ 明朝" w:cs="ＭＳ 明朝" w:eastAsia="ＭＳ 明朝" w:hAnsi="ＭＳ 明朝"/>
           <w:sz w:val="21"/>
           <w:szCs w:val="21"/>
         </w:rPr>
@@ -1395,7 +1395,7 @@
       </w:r>
       <w:r>
         <w:rPr>
-          <w:rFonts w:ascii="Meiryo" w:cs="Meiryo" w:eastAsia="Meiryo" w:hAnsi="Meiryo"/>
+          <w:rFonts w:ascii="ＭＳ 明朝" w:cs="ＭＳ 明朝" w:eastAsia="ＭＳ 明朝" w:hAnsi="ＭＳ 明朝"/>
           <w:sz w:val="21"/>
           <w:szCs w:val="21"/>
         </w:rPr>
@@ -1409,7 +1409,7 @@
       </w:pPr>
       <w:r>
         <w:rPr>
-          <w:rFonts w:ascii="Meiryo" w:cs="Meiryo" w:eastAsia="Meiryo" w:hAnsi="Meiryo"/>
+          <w:rFonts w:ascii="ＭＳ 明朝" w:cs="ＭＳ 明朝" w:eastAsia="ＭＳ 明朝" w:hAnsi="ＭＳ 明朝"/>
           <w:sz w:val="21"/>
           <w:szCs w:val="21"/>
         </w:rPr>
@@ -1417,7 +1417,7 @@
       </w:r>
       <w:r>
         <w:rPr>
-          <w:rFonts w:ascii="Meiryo" w:cs="Meiryo" w:eastAsia="Meiryo" w:hAnsi="Meiryo"/>
+          <w:rFonts w:ascii="ＭＳ 明朝" w:cs="ＭＳ 明朝" w:eastAsia="ＭＳ 明朝" w:hAnsi="ＭＳ 明朝"/>
           <w:sz w:val="21"/>
           <w:szCs w:val="21"/>
         </w:rPr>
@@ -1425,7 +1425,7 @@
       </w:r>
       <w:r>
         <w:rPr>
-          <w:rFonts w:ascii="Meiryo" w:cs="Meiryo" w:eastAsia="Meiryo" w:hAnsi="Meiryo"/>
+          <w:rFonts w:ascii="ＭＳ 明朝" w:cs="ＭＳ 明朝" w:eastAsia="ＭＳ 明朝" w:hAnsi="ＭＳ 明朝"/>
           <w:sz w:val="21"/>
           <w:szCs w:val="21"/>
         </w:rPr>
@@ -1438,7 +1438,7 @@
       </w:pPr>
       <w:r>
         <w:rPr>
-          <w:rFonts w:ascii="Meiryo" w:cs="Meiryo" w:eastAsia="Meiryo" w:hAnsi="Meiryo"/>
+          <w:rFonts w:ascii="ＭＳ 明朝" w:cs="ＭＳ 明朝" w:eastAsia="ＭＳ 明朝" w:hAnsi="ＭＳ 明朝"/>
           <w:sz w:val="19"/>
           <w:szCs w:val="19"/>
         </w:rPr>
@@ -1456,7 +1456,7 @@
       </w:pPr>
       <w:r>
         <w:rPr>
-          <w:rFonts w:ascii="Meiryo" w:cs="Meiryo" w:eastAsia="Meiryo" w:hAnsi="Meiryo"/>
+          <w:rFonts w:ascii="ＭＳ 明朝" w:cs="ＭＳ 明朝" w:eastAsia="ＭＳ 明朝" w:hAnsi="ＭＳ 明朝"/>
           <w:b/>
           <w:bCs/>
           <w:sz w:val="28"/>
@@ -1474,9 +1474,9 @@
       <w:r>
         <w:drawing>
           <wp:inline distT="0" distB="0" distL="0" distR="0">
-            <wp:extent cx="6096000" cy="2247900"/>
+            <wp:extent cx="6096000" cy="2152650"/>
             <wp:effectExtent l="0" t="0" r="0" b="0"/>
-            <wp:docPr id="624" name="図_s3"/>
+            <wp:docPr id="625" name="図_s3"/>
             <wp:cNvGraphicFramePr/>
             <a:graphic xmlns:a="http://schemas.openxmlformats.org/drawingml/2006/main">
               <a:graphicData uri="http://schemas.microsoft.com/office/word/2010/wordprocessingGroup">
@@ -1485,9 +1485,9 @@
                   <wpg:grpSpPr>
                     <a:xfrm>
                       <a:off x="0" y="0"/>
-                      <a:ext cx="6096000" cy="2247900"/>
+                      <a:ext cx="6096000" cy="2152650"/>
                       <a:chOff x="0" y="0"/>
-                      <a:chExt cx="6096000" cy="2247900"/>
+                      <a:chExt cx="6096000" cy="2152650"/>
                     </a:xfrm>
                   </wpg:grpSpPr>
                   <pic:pic xmlns:pic="http://schemas.openxmlformats.org/drawingml/2006/picture">
@@ -1507,7 +1507,7 @@
                     <pic:spPr bwMode="auto">
                       <a:xfrm>
                         <a:off x="0" y="0"/>
-                        <a:ext cx="6096000" cy="2247900"/>
+                        <a:ext cx="6096000" cy="2152650"/>
                       </a:xfrm>
                       <a:prstGeom prst="rect">
                         <a:avLst/>
@@ -1515,12 +1515,12 @@
                     </pic:spPr>
                   </pic:pic>
                   <wps:wsp>
-                    <wps:cNvPr id="125" name="赤枠1"/>
-                    <wps:cNvSpPr/>
-                    <wps:spPr>
-                      <a:xfrm>
-                        <a:off x="815353" y="229831"/>
-                        <a:ext cx="552689" cy="1116323"/>
+                    <wps:cNvPr id="126" name="赤枠1"/>
+                    <wps:cNvSpPr/>
+                    <wps:spPr>
+                      <a:xfrm>
+                        <a:off x="935365" y="220402"/>
+                        <a:ext cx="677333" cy="1069756"/>
                       </a:xfrm>
                       <a:prstGeom prst="rect">
                         <a:avLst/>
@@ -1535,12 +1535,12 @@
                     <wps:bodyPr/>
                   </wps:wsp>
                   <wps:wsp>
-                    <wps:cNvPr id="126" name="赤枠2"/>
-                    <wps:cNvSpPr/>
-                    <wps:spPr>
-                      <a:xfrm>
-                        <a:off x="262664" y="1346154"/>
-                        <a:ext cx="3671827" cy="93026"/>
+                    <wps:cNvPr id="127" name="赤枠2"/>
+                    <wps:cNvSpPr/>
+                    <wps:spPr>
+                      <a:xfrm>
+                        <a:off x="258031" y="1290158"/>
+                        <a:ext cx="4499428" cy="86010"/>
                       </a:xfrm>
                       <a:prstGeom prst="rect">
                         <a:avLst/>
@@ -1555,12 +1555,12 @@
                     <wps:bodyPr/>
                   </wps:wsp>
                   <wps:wsp>
-                    <wps:cNvPr id="127" name="赤枠3"/>
-                    <wps:cNvSpPr/>
-                    <wps:spPr>
-                      <a:xfrm>
-                        <a:off x="262664" y="1439181"/>
-                        <a:ext cx="3671827" cy="744215"/>
+                    <wps:cNvPr id="128" name="赤枠3"/>
+                    <wps:cNvSpPr/>
+                    <wps:spPr>
+                      <a:xfrm>
+                        <a:off x="258031" y="1376169"/>
+                        <a:ext cx="4499428" cy="709587"/>
                       </a:xfrm>
                       <a:prstGeom prst="rect">
                         <a:avLst/>
@@ -1575,11 +1575,11 @@
                     <wps:bodyPr/>
                   </wps:wsp>
                   <wps:wsp>
-                    <wps:cNvPr id="128" name="番号1"/>
-                    <wps:cNvSpPr/>
-                    <wps:spPr>
-                      <a:xfrm>
-                        <a:off x="710578" y="125056"/>
+                    <wps:cNvPr id="129" name="番号1"/>
+                    <wps:cNvSpPr/>
+                    <wps:spPr>
+                      <a:xfrm>
+                        <a:off x="830590" y="115627"/>
                         <a:ext cx="209550" cy="209550"/>
                       </a:xfrm>
                       <a:prstGeom prst="ellipse">
@@ -1601,7 +1601,7 @@
                           </w:pPr>
                           <w:r>
                             <w:rPr>
-                              <w:rFonts w:ascii="Meiryo" w:eastAsia="Meiryo" w:hAnsi="Meiryo"/>
+                              <w:rFonts w:ascii="ＭＳ 明朝" w:eastAsia="ＭＳ 明朝" w:hAnsi="ＭＳ 明朝"/>
                               <w:b/>
                               <w:color w:val="FFFFFF"/>
                               <w:sz w:val="18"/>
@@ -1614,11 +1614,11 @@
                     <wps:bodyPr lIns="0" tIns="0" rIns="0" bIns="0" anchor="ctr"/>
                   </wps:wsp>
                   <wps:wsp>
-                    <wps:cNvPr id="129" name="番号2"/>
-                    <wps:cNvSpPr/>
-                    <wps:spPr>
-                      <a:xfrm>
-                        <a:off x="157889" y="1241379"/>
+                    <wps:cNvPr id="130" name="番号2"/>
+                    <wps:cNvSpPr/>
+                    <wps:spPr>
+                      <a:xfrm>
+                        <a:off x="153256" y="1153129"/>
                         <a:ext cx="209550" cy="209550"/>
                       </a:xfrm>
                       <a:prstGeom prst="ellipse">
@@ -1640,7 +1640,7 @@
                           </w:pPr>
                           <w:r>
                             <w:rPr>
-                              <w:rFonts w:ascii="Meiryo" w:eastAsia="Meiryo" w:hAnsi="Meiryo"/>
+                              <w:rFonts w:ascii="ＭＳ 明朝" w:eastAsia="ＭＳ 明朝" w:hAnsi="ＭＳ 明朝"/>
                               <w:b/>
                               <w:color w:val="FFFFFF"/>
                               <w:sz w:val="18"/>
@@ -1653,11 +1653,11 @@
                     <wps:bodyPr lIns="0" tIns="0" rIns="0" bIns="0" anchor="ctr"/>
                   </wps:wsp>
                   <wps:wsp>
-                    <wps:cNvPr id="130" name="番号3"/>
-                    <wps:cNvSpPr/>
-                    <wps:spPr>
-                      <a:xfrm>
-                        <a:off x="157889" y="1334406"/>
+                    <wps:cNvPr id="131" name="番号3"/>
+                    <wps:cNvSpPr/>
+                    <wps:spPr>
+                      <a:xfrm>
+                        <a:off x="153256" y="1378907"/>
                         <a:ext cx="209550" cy="209550"/>
                       </a:xfrm>
                       <a:prstGeom prst="ellipse">
@@ -1679,7 +1679,7 @@
                           </w:pPr>
                           <w:r>
                             <w:rPr>
-                              <w:rFonts w:ascii="Meiryo" w:eastAsia="Meiryo" w:hAnsi="Meiryo"/>
+                              <w:rFonts w:ascii="ＭＳ 明朝" w:eastAsia="ＭＳ 明朝" w:hAnsi="ＭＳ 明朝"/>
                               <w:b/>
                               <w:color w:val="FFFFFF"/>
                               <w:sz w:val="18"/>
@@ -1705,7 +1705,7 @@
       </w:pPr>
       <w:r>
         <w:rPr>
-          <w:rFonts w:ascii="Meiryo" w:cs="Meiryo" w:eastAsia="Meiryo" w:hAnsi="Meiryo"/>
+          <w:rFonts w:ascii="ＭＳ 明朝" w:cs="ＭＳ 明朝" w:eastAsia="ＭＳ 明朝" w:hAnsi="ＭＳ 明朝"/>
           <w:sz w:val="21"/>
           <w:szCs w:val="21"/>
         </w:rPr>
@@ -1713,7 +1713,7 @@
       </w:r>
       <w:r>
         <w:rPr>
-          <w:rFonts w:ascii="Meiryo" w:cs="Meiryo" w:eastAsia="Meiryo" w:hAnsi="Meiryo"/>
+          <w:rFonts w:ascii="ＭＳ 明朝" w:cs="ＭＳ 明朝" w:eastAsia="ＭＳ 明朝" w:hAnsi="ＭＳ 明朝"/>
           <w:sz w:val="21"/>
           <w:szCs w:val="21"/>
         </w:rPr>
@@ -1721,7 +1721,7 @@
       </w:r>
       <w:r>
         <w:rPr>
-          <w:rFonts w:ascii="Meiryo" w:cs="Meiryo" w:eastAsia="Meiryo" w:hAnsi="Meiryo"/>
+          <w:rFonts w:ascii="ＭＳ 明朝" w:cs="ＭＳ 明朝" w:eastAsia="ＭＳ 明朝" w:hAnsi="ＭＳ 明朝"/>
           <w:sz w:val="21"/>
           <w:szCs w:val="21"/>
         </w:rPr>
@@ -1735,7 +1735,7 @@
       </w:pPr>
       <w:r>
         <w:rPr>
-          <w:rFonts w:ascii="Meiryo" w:cs="Meiryo" w:eastAsia="Meiryo" w:hAnsi="Meiryo"/>
+          <w:rFonts w:ascii="ＭＳ 明朝" w:cs="ＭＳ 明朝" w:eastAsia="ＭＳ 明朝" w:hAnsi="ＭＳ 明朝"/>
           <w:sz w:val="21"/>
           <w:szCs w:val="21"/>
         </w:rPr>
@@ -1743,7 +1743,7 @@
       </w:r>
       <w:r>
         <w:rPr>
-          <w:rFonts w:ascii="Meiryo" w:cs="Meiryo" w:eastAsia="Meiryo" w:hAnsi="Meiryo"/>
+          <w:rFonts w:ascii="ＭＳ 明朝" w:cs="ＭＳ 明朝" w:eastAsia="ＭＳ 明朝" w:hAnsi="ＭＳ 明朝"/>
           <w:sz w:val="21"/>
           <w:szCs w:val="21"/>
         </w:rPr>
@@ -1751,7 +1751,7 @@
       </w:r>
       <w:r>
         <w:rPr>
-          <w:rFonts w:ascii="Meiryo" w:cs="Meiryo" w:eastAsia="Meiryo" w:hAnsi="Meiryo"/>
+          <w:rFonts w:ascii="ＭＳ 明朝" w:cs="ＭＳ 明朝" w:eastAsia="ＭＳ 明朝" w:hAnsi="ＭＳ 明朝"/>
           <w:sz w:val="21"/>
           <w:szCs w:val="21"/>
         </w:rPr>
@@ -1765,7 +1765,7 @@
       </w:pPr>
       <w:r>
         <w:rPr>
-          <w:rFonts w:ascii="Meiryo" w:cs="Meiryo" w:eastAsia="Meiryo" w:hAnsi="Meiryo"/>
+          <w:rFonts w:ascii="ＭＳ 明朝" w:cs="ＭＳ 明朝" w:eastAsia="ＭＳ 明朝" w:hAnsi="ＭＳ 明朝"/>
           <w:sz w:val="21"/>
           <w:szCs w:val="21"/>
         </w:rPr>
@@ -1773,7 +1773,7 @@
       </w:r>
       <w:r>
         <w:rPr>
-          <w:rFonts w:ascii="Meiryo" w:cs="Meiryo" w:eastAsia="Meiryo" w:hAnsi="Meiryo"/>
+          <w:rFonts w:ascii="ＭＳ 明朝" w:cs="ＭＳ 明朝" w:eastAsia="ＭＳ 明朝" w:hAnsi="ＭＳ 明朝"/>
           <w:sz w:val="21"/>
           <w:szCs w:val="21"/>
         </w:rPr>
@@ -1781,7 +1781,7 @@
       </w:r>
       <w:r>
         <w:rPr>
-          <w:rFonts w:ascii="Meiryo" w:cs="Meiryo" w:eastAsia="Meiryo" w:hAnsi="Meiryo"/>
+          <w:rFonts w:ascii="ＭＳ 明朝" w:cs="ＭＳ 明朝" w:eastAsia="ＭＳ 明朝" w:hAnsi="ＭＳ 明朝"/>
           <w:sz w:val="21"/>
           <w:szCs w:val="21"/>
         </w:rPr>
@@ -1794,7 +1794,7 @@
       </w:pPr>
       <w:r>
         <w:rPr>
-          <w:rFonts w:ascii="Meiryo" w:cs="Meiryo" w:eastAsia="Meiryo" w:hAnsi="Meiryo"/>
+          <w:rFonts w:ascii="ＭＳ 明朝" w:cs="ＭＳ 明朝" w:eastAsia="ＭＳ 明朝" w:hAnsi="ＭＳ 明朝"/>
           <w:sz w:val="19"/>
           <w:szCs w:val="19"/>
         </w:rPr>
@@ -1812,7 +1812,7 @@
       </w:pPr>
       <w:r>
         <w:rPr>
-          <w:rFonts w:ascii="Meiryo" w:cs="Meiryo" w:eastAsia="Meiryo" w:hAnsi="Meiryo"/>
+          <w:rFonts w:ascii="ＭＳ 明朝" w:cs="ＭＳ 明朝" w:eastAsia="ＭＳ 明朝" w:hAnsi="ＭＳ 明朝"/>
           <w:b/>
           <w:bCs/>
           <w:sz w:val="28"/>
@@ -1832,7 +1832,7 @@
           <wp:inline distT="0" distB="0" distL="0" distR="0">
             <wp:extent cx="5905500" cy="1038225"/>
             <wp:effectExtent l="0" t="0" r="0" b="0"/>
-            <wp:docPr id="631" name="図_s4"/>
+            <wp:docPr id="632" name="図_s4"/>
             <wp:cNvGraphicFramePr/>
             <a:graphic xmlns:a="http://schemas.openxmlformats.org/drawingml/2006/main">
               <a:graphicData uri="http://schemas.microsoft.com/office/word/2010/wordprocessingGroup">
@@ -1871,12 +1871,12 @@
                     </pic:spPr>
                   </pic:pic>
                   <wps:wsp>
-                    <wps:cNvPr id="132" name="赤枠1"/>
-                    <wps:cNvSpPr/>
-                    <wps:spPr>
-                      <a:xfrm>
-                        <a:off x="547687" y="366712"/>
-                        <a:ext cx="928687" cy="80962"/>
+                    <wps:cNvPr id="133" name="赤枠1"/>
+                    <wps:cNvSpPr/>
+                    <wps:spPr>
+                      <a:xfrm>
+                        <a:off x="612422" y="323708"/>
+                        <a:ext cx="1062990" cy="74365"/>
                       </a:xfrm>
                       <a:prstGeom prst="rect">
                         <a:avLst/>
@@ -1891,12 +1891,12 @@
                     <wps:bodyPr/>
                   </wps:wsp>
                   <wps:wsp>
-                    <wps:cNvPr id="133" name="赤枠2"/>
-                    <wps:cNvSpPr/>
-                    <wps:spPr>
-                      <a:xfrm>
-                        <a:off x="1476375" y="366712"/>
-                        <a:ext cx="890587" cy="80962"/>
+                    <wps:cNvPr id="134" name="赤枠2"/>
+                    <wps:cNvSpPr/>
+                    <wps:spPr>
+                      <a:xfrm>
+                        <a:off x="1675412" y="323708"/>
+                        <a:ext cx="1023620" cy="74365"/>
                       </a:xfrm>
                       <a:prstGeom prst="rect">
                         <a:avLst/>
@@ -1911,12 +1911,12 @@
                     <wps:bodyPr/>
                   </wps:wsp>
                   <wps:wsp>
-                    <wps:cNvPr id="134" name="赤枠3"/>
-                    <wps:cNvSpPr/>
-                    <wps:spPr>
-                      <a:xfrm>
-                        <a:off x="2366962" y="366712"/>
-                        <a:ext cx="447675" cy="80962"/>
+                    <wps:cNvPr id="135" name="赤枠3"/>
+                    <wps:cNvSpPr/>
+                    <wps:spPr>
+                      <a:xfrm>
+                        <a:off x="2699032" y="323708"/>
+                        <a:ext cx="511810" cy="74365"/>
                       </a:xfrm>
                       <a:prstGeom prst="rect">
                         <a:avLst/>
@@ -1931,12 +1931,12 @@
                     <wps:bodyPr/>
                   </wps:wsp>
                   <wps:wsp>
-                    <wps:cNvPr id="135" name="赤枠4"/>
-                    <wps:cNvSpPr/>
-                    <wps:spPr>
-                      <a:xfrm>
-                        <a:off x="4600575" y="285750"/>
-                        <a:ext cx="447675" cy="161925"/>
+                    <wps:cNvPr id="136" name="赤枠4"/>
+                    <wps:cNvSpPr/>
+                    <wps:spPr>
+                      <a:xfrm>
+                        <a:off x="5258082" y="253717"/>
+                        <a:ext cx="511810" cy="144356"/>
                       </a:xfrm>
                       <a:prstGeom prst="rect">
                         <a:avLst/>
@@ -1951,11 +1951,11 @@
                     <wps:bodyPr/>
                   </wps:wsp>
                   <wps:wsp>
-                    <wps:cNvPr id="136" name="番号1"/>
-                    <wps:cNvSpPr/>
-                    <wps:spPr>
-                      <a:xfrm>
-                        <a:off x="442912" y="261937"/>
+                    <wps:cNvPr id="137" name="番号1"/>
+                    <wps:cNvSpPr/>
+                    <wps:spPr>
+                      <a:xfrm>
+                        <a:off x="507647" y="218933"/>
                         <a:ext cx="209550" cy="209550"/>
                       </a:xfrm>
                       <a:prstGeom prst="ellipse">
@@ -1977,7 +1977,7 @@
                           </w:pPr>
                           <w:r>
                             <w:rPr>
-                              <w:rFonts w:ascii="Meiryo" w:eastAsia="Meiryo" w:hAnsi="Meiryo"/>
+                              <w:rFonts w:ascii="ＭＳ 明朝" w:eastAsia="ＭＳ 明朝" w:hAnsi="ＭＳ 明朝"/>
                               <w:b/>
                               <w:color w:val="FFFFFF"/>
                               <w:sz w:val="18"/>
@@ -1990,11 +1990,11 @@
                     <wps:bodyPr lIns="0" tIns="0" rIns="0" bIns="0" anchor="ctr"/>
                   </wps:wsp>
                   <wps:wsp>
-                    <wps:cNvPr id="137" name="番号2"/>
-                    <wps:cNvSpPr/>
-                    <wps:spPr>
-                      <a:xfrm>
-                        <a:off x="1371600" y="261937"/>
+                    <wps:cNvPr id="138" name="番号2"/>
+                    <wps:cNvSpPr/>
+                    <wps:spPr>
+                      <a:xfrm>
+                        <a:off x="1570637" y="218933"/>
                         <a:ext cx="209550" cy="209550"/>
                       </a:xfrm>
                       <a:prstGeom prst="ellipse">
@@ -2016,7 +2016,7 @@
                           </w:pPr>
                           <w:r>
                             <w:rPr>
-                              <w:rFonts w:ascii="Meiryo" w:eastAsia="Meiryo" w:hAnsi="Meiryo"/>
+                              <w:rFonts w:ascii="ＭＳ 明朝" w:eastAsia="ＭＳ 明朝" w:hAnsi="ＭＳ 明朝"/>
                               <w:b/>
                               <w:color w:val="FFFFFF"/>
                               <w:sz w:val="18"/>
@@ -2029,11 +2029,11 @@
                     <wps:bodyPr lIns="0" tIns="0" rIns="0" bIns="0" anchor="ctr"/>
                   </wps:wsp>
                   <wps:wsp>
-                    <wps:cNvPr id="138" name="番号3"/>
-                    <wps:cNvSpPr/>
-                    <wps:spPr>
-                      <a:xfrm>
-                        <a:off x="2262187" y="261937"/>
+                    <wps:cNvPr id="139" name="番号3"/>
+                    <wps:cNvSpPr/>
+                    <wps:spPr>
+                      <a:xfrm>
+                        <a:off x="2594257" y="218933"/>
                         <a:ext cx="209550" cy="209550"/>
                       </a:xfrm>
                       <a:prstGeom prst="ellipse">
@@ -2055,7 +2055,7 @@
                           </w:pPr>
                           <w:r>
                             <w:rPr>
-                              <w:rFonts w:ascii="Meiryo" w:eastAsia="Meiryo" w:hAnsi="Meiryo"/>
+                              <w:rFonts w:ascii="ＭＳ 明朝" w:eastAsia="ＭＳ 明朝" w:hAnsi="ＭＳ 明朝"/>
                               <w:b/>
                               <w:color w:val="FFFFFF"/>
                               <w:sz w:val="18"/>
@@ -2068,11 +2068,11 @@
                     <wps:bodyPr lIns="0" tIns="0" rIns="0" bIns="0" anchor="ctr"/>
                   </wps:wsp>
                   <wps:wsp>
-                    <wps:cNvPr id="139" name="番号4"/>
-                    <wps:cNvSpPr/>
-                    <wps:spPr>
-                      <a:xfrm>
-                        <a:off x="4495800" y="180975"/>
+                    <wps:cNvPr id="140" name="番号4"/>
+                    <wps:cNvSpPr/>
+                    <wps:spPr>
+                      <a:xfrm>
+                        <a:off x="5153307" y="148942"/>
                         <a:ext cx="209550" cy="209550"/>
                       </a:xfrm>
                       <a:prstGeom prst="ellipse">
@@ -2094,7 +2094,7 @@
                           </w:pPr>
                           <w:r>
                             <w:rPr>
-                              <w:rFonts w:ascii="Meiryo" w:eastAsia="Meiryo" w:hAnsi="Meiryo"/>
+                              <w:rFonts w:ascii="ＭＳ 明朝" w:eastAsia="ＭＳ 明朝" w:hAnsi="ＭＳ 明朝"/>
                               <w:b/>
                               <w:color w:val="FFFFFF"/>
                               <w:sz w:val="18"/>
@@ -2120,7 +2120,7 @@
       </w:pPr>
       <w:r>
         <w:rPr>
-          <w:rFonts w:ascii="Meiryo" w:cs="Meiryo" w:eastAsia="Meiryo" w:hAnsi="Meiryo"/>
+          <w:rFonts w:ascii="ＭＳ 明朝" w:cs="ＭＳ 明朝" w:eastAsia="ＭＳ 明朝" w:hAnsi="ＭＳ 明朝"/>
           <w:sz w:val="21"/>
           <w:szCs w:val="21"/>
         </w:rPr>
@@ -2128,7 +2128,7 @@
       </w:r>
       <w:r>
         <w:rPr>
-          <w:rFonts w:ascii="Meiryo" w:cs="Meiryo" w:eastAsia="Meiryo" w:hAnsi="Meiryo"/>
+          <w:rFonts w:ascii="ＭＳ 明朝" w:cs="ＭＳ 明朝" w:eastAsia="ＭＳ 明朝" w:hAnsi="ＭＳ 明朝"/>
           <w:sz w:val="21"/>
           <w:szCs w:val="21"/>
         </w:rPr>
@@ -2136,7 +2136,7 @@
       </w:r>
       <w:r>
         <w:rPr>
-          <w:rFonts w:ascii="Meiryo" w:cs="Meiryo" w:eastAsia="Meiryo" w:hAnsi="Meiryo"/>
+          <w:rFonts w:ascii="ＭＳ 明朝" w:cs="ＭＳ 明朝" w:eastAsia="ＭＳ 明朝" w:hAnsi="ＭＳ 明朝"/>
           <w:sz w:val="21"/>
           <w:szCs w:val="21"/>
         </w:rPr>
@@ -2150,7 +2150,7 @@
       </w:pPr>
       <w:r>
         <w:rPr>
-          <w:rFonts w:ascii="Meiryo" w:cs="Meiryo" w:eastAsia="Meiryo" w:hAnsi="Meiryo"/>
+          <w:rFonts w:ascii="ＭＳ 明朝" w:cs="ＭＳ 明朝" w:eastAsia="ＭＳ 明朝" w:hAnsi="ＭＳ 明朝"/>
           <w:sz w:val="21"/>
           <w:szCs w:val="21"/>
         </w:rPr>
@@ -2158,7 +2158,7 @@
       </w:r>
       <w:r>
         <w:rPr>
-          <w:rFonts w:ascii="Meiryo" w:cs="Meiryo" w:eastAsia="Meiryo" w:hAnsi="Meiryo"/>
+          <w:rFonts w:ascii="ＭＳ 明朝" w:cs="ＭＳ 明朝" w:eastAsia="ＭＳ 明朝" w:hAnsi="ＭＳ 明朝"/>
           <w:sz w:val="21"/>
           <w:szCs w:val="21"/>
         </w:rPr>
@@ -2166,7 +2166,7 @@
       </w:r>
       <w:r>
         <w:rPr>
-          <w:rFonts w:ascii="Meiryo" w:cs="Meiryo" w:eastAsia="Meiryo" w:hAnsi="Meiryo"/>
+          <w:rFonts w:ascii="ＭＳ 明朝" w:cs="ＭＳ 明朝" w:eastAsia="ＭＳ 明朝" w:hAnsi="ＭＳ 明朝"/>
           <w:sz w:val="21"/>
           <w:szCs w:val="21"/>
         </w:rPr>
@@ -2180,7 +2180,7 @@
       </w:pPr>
       <w:r>
         <w:rPr>
-          <w:rFonts w:ascii="Meiryo" w:cs="Meiryo" w:eastAsia="Meiryo" w:hAnsi="Meiryo"/>
+          <w:rFonts w:ascii="ＭＳ 明朝" w:cs="ＭＳ 明朝" w:eastAsia="ＭＳ 明朝" w:hAnsi="ＭＳ 明朝"/>
           <w:sz w:val="21"/>
           <w:szCs w:val="21"/>
         </w:rPr>
@@ -2188,7 +2188,7 @@
       </w:r>
       <w:r>
         <w:rPr>
-          <w:rFonts w:ascii="Meiryo" w:cs="Meiryo" w:eastAsia="Meiryo" w:hAnsi="Meiryo"/>
+          <w:rFonts w:ascii="ＭＳ 明朝" w:cs="ＭＳ 明朝" w:eastAsia="ＭＳ 明朝" w:hAnsi="ＭＳ 明朝"/>
           <w:sz w:val="21"/>
           <w:szCs w:val="21"/>
         </w:rPr>
@@ -2196,7 +2196,7 @@
       </w:r>
       <w:r>
         <w:rPr>
-          <w:rFonts w:ascii="Meiryo" w:cs="Meiryo" w:eastAsia="Meiryo" w:hAnsi="Meiryo"/>
+          <w:rFonts w:ascii="ＭＳ 明朝" w:cs="ＭＳ 明朝" w:eastAsia="ＭＳ 明朝" w:hAnsi="ＭＳ 明朝"/>
           <w:sz w:val="21"/>
           <w:szCs w:val="21"/>
         </w:rPr>
@@ -2210,7 +2210,7 @@
       </w:pPr>
       <w:r>
         <w:rPr>
-          <w:rFonts w:ascii="Meiryo" w:cs="Meiryo" w:eastAsia="Meiryo" w:hAnsi="Meiryo"/>
+          <w:rFonts w:ascii="ＭＳ 明朝" w:cs="ＭＳ 明朝" w:eastAsia="ＭＳ 明朝" w:hAnsi="ＭＳ 明朝"/>
           <w:sz w:val="21"/>
           <w:szCs w:val="21"/>
         </w:rPr>
@@ -2218,7 +2218,7 @@
       </w:r>
       <w:r>
         <w:rPr>
-          <w:rFonts w:ascii="Meiryo" w:cs="Meiryo" w:eastAsia="Meiryo" w:hAnsi="Meiryo"/>
+          <w:rFonts w:ascii="ＭＳ 明朝" w:cs="ＭＳ 明朝" w:eastAsia="ＭＳ 明朝" w:hAnsi="ＭＳ 明朝"/>
           <w:sz w:val="21"/>
           <w:szCs w:val="21"/>
         </w:rPr>
@@ -2226,7 +2226,7 @@
       </w:r>
       <w:r>
         <w:rPr>
-          <w:rFonts w:ascii="Meiryo" w:cs="Meiryo" w:eastAsia="Meiryo" w:hAnsi="Meiryo"/>
+          <w:rFonts w:ascii="ＭＳ 明朝" w:cs="ＭＳ 明朝" w:eastAsia="ＭＳ 明朝" w:hAnsi="ＭＳ 明朝"/>
           <w:sz w:val="21"/>
           <w:szCs w:val="21"/>
         </w:rPr>
@@ -2239,7 +2239,7 @@
       </w:pPr>
       <w:r>
         <w:rPr>
-          <w:rFonts w:ascii="Meiryo" w:cs="Meiryo" w:eastAsia="Meiryo" w:hAnsi="Meiryo"/>
+          <w:rFonts w:ascii="ＭＳ 明朝" w:cs="ＭＳ 明朝" w:eastAsia="ＭＳ 明朝" w:hAnsi="ＭＳ 明朝"/>
           <w:sz w:val="21"/>
           <w:szCs w:val="21"/>
         </w:rPr>
@@ -2287,7 +2287,7 @@
             </w:pPr>
             <w:r>
               <w:rPr>
-                <w:rFonts w:ascii="Meiryo" w:cs="Meiryo" w:eastAsia="Meiryo" w:hAnsi="Meiryo"/>
+                <w:rFonts w:ascii="ＭＳ 明朝" w:cs="ＭＳ 明朝" w:eastAsia="ＭＳ 明朝" w:hAnsi="ＭＳ 明朝"/>
                 <w:b/>
                 <w:bCs/>
                 <w:sz w:val="20"/>
@@ -2319,7 +2319,7 @@
             </w:pPr>
             <w:r>
               <w:rPr>
-                <w:rFonts w:ascii="Meiryo" w:cs="Meiryo" w:eastAsia="Meiryo" w:hAnsi="Meiryo"/>
+                <w:rFonts w:ascii="ＭＳ 明朝" w:cs="ＭＳ 明朝" w:eastAsia="ＭＳ 明朝" w:hAnsi="ＭＳ 明朝"/>
                 <w:b/>
                 <w:bCs/>
                 <w:sz w:val="20"/>
@@ -2351,7 +2351,7 @@
             </w:pPr>
             <w:r>
               <w:rPr>
-                <w:rFonts w:ascii="Meiryo" w:cs="Meiryo" w:eastAsia="Meiryo" w:hAnsi="Meiryo"/>
+                <w:rFonts w:ascii="ＭＳ 明朝" w:cs="ＭＳ 明朝" w:eastAsia="ＭＳ 明朝" w:hAnsi="ＭＳ 明朝"/>
                 <w:b/>
                 <w:bCs/>
                 <w:sz w:val="20"/>
@@ -2383,7 +2383,7 @@
             </w:pPr>
             <w:r>
               <w:rPr>
-                <w:rFonts w:ascii="Meiryo" w:cs="Meiryo" w:eastAsia="Meiryo" w:hAnsi="Meiryo"/>
+                <w:rFonts w:ascii="ＭＳ 明朝" w:cs="ＭＳ 明朝" w:eastAsia="ＭＳ 明朝" w:hAnsi="ＭＳ 明朝"/>
                 <w:b/>
                 <w:bCs/>
                 <w:sz w:val="20"/>
@@ -2420,7 +2420,7 @@
             </w:pPr>
             <w:r>
               <w:rPr>
-                <w:rFonts w:ascii="Meiryo" w:cs="Meiryo" w:eastAsia="Meiryo" w:hAnsi="Meiryo"/>
+                <w:rFonts w:ascii="ＭＳ 明朝" w:cs="ＭＳ 明朝" w:eastAsia="ＭＳ 明朝" w:hAnsi="ＭＳ 明朝"/>
                 <w:b w:val="false"/>
                 <w:bCs w:val="false"/>
                 <w:sz w:val="20"/>
@@ -2452,7 +2452,7 @@
             </w:pPr>
             <w:r>
               <w:rPr>
-                <w:rFonts w:ascii="Meiryo" w:cs="Meiryo" w:eastAsia="Meiryo" w:hAnsi="Meiryo"/>
+                <w:rFonts w:ascii="ＭＳ 明朝" w:cs="ＭＳ 明朝" w:eastAsia="ＭＳ 明朝" w:hAnsi="ＭＳ 明朝"/>
                 <w:b w:val="false"/>
                 <w:bCs w:val="false"/>
                 <w:sz w:val="20"/>
@@ -2484,7 +2484,7 @@
             </w:pPr>
             <w:r>
               <w:rPr>
-                <w:rFonts w:ascii="Meiryo" w:cs="Meiryo" w:eastAsia="Meiryo" w:hAnsi="Meiryo"/>
+                <w:rFonts w:ascii="ＭＳ 明朝" w:cs="ＭＳ 明朝" w:eastAsia="ＭＳ 明朝" w:hAnsi="ＭＳ 明朝"/>
                 <w:b w:val="false"/>
                 <w:bCs w:val="false"/>
                 <w:sz w:val="20"/>
@@ -2516,7 +2516,7 @@
             </w:pPr>
             <w:r>
               <w:rPr>
-                <w:rFonts w:ascii="Meiryo" w:cs="Meiryo" w:eastAsia="Meiryo" w:hAnsi="Meiryo"/>
+                <w:rFonts w:ascii="ＭＳ 明朝" w:cs="ＭＳ 明朝" w:eastAsia="ＭＳ 明朝" w:hAnsi="ＭＳ 明朝"/>
                 <w:b w:val="false"/>
                 <w:bCs w:val="false"/>
                 <w:sz w:val="20"/>
@@ -2553,7 +2553,7 @@
             </w:pPr>
             <w:r>
               <w:rPr>
-                <w:rFonts w:ascii="Meiryo" w:cs="Meiryo" w:eastAsia="Meiryo" w:hAnsi="Meiryo"/>
+                <w:rFonts w:ascii="ＭＳ 明朝" w:cs="ＭＳ 明朝" w:eastAsia="ＭＳ 明朝" w:hAnsi="ＭＳ 明朝"/>
                 <w:b w:val="false"/>
                 <w:bCs w:val="false"/>
                 <w:sz w:val="20"/>
@@ -2585,7 +2585,7 @@
             </w:pPr>
             <w:r>
               <w:rPr>
-                <w:rFonts w:ascii="Meiryo" w:cs="Meiryo" w:eastAsia="Meiryo" w:hAnsi="Meiryo"/>
+                <w:rFonts w:ascii="ＭＳ 明朝" w:cs="ＭＳ 明朝" w:eastAsia="ＭＳ 明朝" w:hAnsi="ＭＳ 明朝"/>
                 <w:b w:val="false"/>
                 <w:bCs w:val="false"/>
                 <w:sz w:val="20"/>
@@ -2617,7 +2617,7 @@
             </w:pPr>
             <w:r>
               <w:rPr>
-                <w:rFonts w:ascii="Meiryo" w:cs="Meiryo" w:eastAsia="Meiryo" w:hAnsi="Meiryo"/>
+                <w:rFonts w:ascii="ＭＳ 明朝" w:cs="ＭＳ 明朝" w:eastAsia="ＭＳ 明朝" w:hAnsi="ＭＳ 明朝"/>
                 <w:b w:val="false"/>
                 <w:bCs w:val="false"/>
                 <w:sz w:val="20"/>
@@ -2649,7 +2649,7 @@
             </w:pPr>
             <w:r>
               <w:rPr>
-                <w:rFonts w:ascii="Meiryo" w:cs="Meiryo" w:eastAsia="Meiryo" w:hAnsi="Meiryo"/>
+                <w:rFonts w:ascii="ＭＳ 明朝" w:cs="ＭＳ 明朝" w:eastAsia="ＭＳ 明朝" w:hAnsi="ＭＳ 明朝"/>
                 <w:b w:val="false"/>
                 <w:bCs w:val="false"/>
                 <w:sz w:val="20"/>
@@ -2686,7 +2686,7 @@
             </w:pPr>
             <w:r>
               <w:rPr>
-                <w:rFonts w:ascii="Meiryo" w:cs="Meiryo" w:eastAsia="Meiryo" w:hAnsi="Meiryo"/>
+                <w:rFonts w:ascii="ＭＳ 明朝" w:cs="ＭＳ 明朝" w:eastAsia="ＭＳ 明朝" w:hAnsi="ＭＳ 明朝"/>
                 <w:b w:val="false"/>
                 <w:bCs w:val="false"/>
                 <w:sz w:val="20"/>
@@ -2718,7 +2718,7 @@
             </w:pPr>
             <w:r>
               <w:rPr>
-                <w:rFonts w:ascii="Meiryo" w:cs="Meiryo" w:eastAsia="Meiryo" w:hAnsi="Meiryo"/>
+                <w:rFonts w:ascii="ＭＳ 明朝" w:cs="ＭＳ 明朝" w:eastAsia="ＭＳ 明朝" w:hAnsi="ＭＳ 明朝"/>
                 <w:b w:val="false"/>
                 <w:bCs w:val="false"/>
                 <w:sz w:val="20"/>
@@ -2750,7 +2750,7 @@
             </w:pPr>
             <w:r>
               <w:rPr>
-                <w:rFonts w:ascii="Meiryo" w:cs="Meiryo" w:eastAsia="Meiryo" w:hAnsi="Meiryo"/>
+                <w:rFonts w:ascii="ＭＳ 明朝" w:cs="ＭＳ 明朝" w:eastAsia="ＭＳ 明朝" w:hAnsi="ＭＳ 明朝"/>
                 <w:b w:val="false"/>
                 <w:bCs w:val="false"/>
                 <w:sz w:val="20"/>
@@ -2782,7 +2782,7 @@
             </w:pPr>
             <w:r>
               <w:rPr>
-                <w:rFonts w:ascii="Meiryo" w:cs="Meiryo" w:eastAsia="Meiryo" w:hAnsi="Meiryo"/>
+                <w:rFonts w:ascii="ＭＳ 明朝" w:cs="ＭＳ 明朝" w:eastAsia="ＭＳ 明朝" w:hAnsi="ＭＳ 明朝"/>
                 <w:b w:val="false"/>
                 <w:bCs w:val="false"/>
                 <w:sz w:val="20"/>
@@ -2800,7 +2800,7 @@
       </w:pPr>
       <w:r>
         <w:rPr>
-          <w:rFonts w:ascii="Meiryo" w:cs="Meiryo" w:eastAsia="Meiryo" w:hAnsi="Meiryo"/>
+          <w:rFonts w:ascii="ＭＳ 明朝" w:cs="ＭＳ 明朝" w:eastAsia="ＭＳ 明朝" w:hAnsi="ＭＳ 明朝"/>
           <w:sz w:val="19"/>
           <w:szCs w:val="19"/>
         </w:rPr>
@@ -2818,7 +2818,7 @@
       </w:pPr>
       <w:r>
         <w:rPr>
-          <w:rFonts w:ascii="Meiryo" w:cs="Meiryo" w:eastAsia="Meiryo" w:hAnsi="Meiryo"/>
+          <w:rFonts w:ascii="ＭＳ 明朝" w:cs="ＭＳ 明朝" w:eastAsia="ＭＳ 明朝" w:hAnsi="ＭＳ 明朝"/>
           <w:b/>
           <w:bCs/>
           <w:sz w:val="28"/>
@@ -2836,9 +2836,9 @@
       <w:r>
         <w:drawing>
           <wp:inline distT="0" distB="0" distL="0" distR="0">
-            <wp:extent cx="6096000" cy="1914525"/>
+            <wp:extent cx="6096000" cy="1933575"/>
             <wp:effectExtent l="0" t="0" r="0" b="0"/>
-            <wp:docPr id="640" name="図_s5"/>
+            <wp:docPr id="641" name="図_s5"/>
             <wp:cNvGraphicFramePr/>
             <a:graphic xmlns:a="http://schemas.openxmlformats.org/drawingml/2006/main">
               <a:graphicData uri="http://schemas.microsoft.com/office/word/2010/wordprocessingGroup">
@@ -2847,9 +2847,9 @@
                   <wpg:grpSpPr>
                     <a:xfrm>
                       <a:off x="0" y="0"/>
-                      <a:ext cx="6096000" cy="1914525"/>
+                      <a:ext cx="6096000" cy="1933575"/>
                       <a:chOff x="0" y="0"/>
-                      <a:chExt cx="6096000" cy="1914525"/>
+                      <a:chExt cx="6096000" cy="1933575"/>
                     </a:xfrm>
                   </wpg:grpSpPr>
                   <pic:pic xmlns:pic="http://schemas.openxmlformats.org/drawingml/2006/picture">
@@ -2869,7 +2869,7 @@
                     <pic:spPr bwMode="auto">
                       <a:xfrm>
                         <a:off x="0" y="0"/>
-                        <a:ext cx="6096000" cy="1914525"/>
+                        <a:ext cx="6096000" cy="1933575"/>
                       </a:xfrm>
                       <a:prstGeom prst="rect">
                         <a:avLst/>
@@ -2877,12 +2877,12 @@
                     </pic:spPr>
                   </pic:pic>
                   <wps:wsp>
-                    <wps:cNvPr id="141" name="赤枠1"/>
-                    <wps:cNvSpPr/>
-                    <wps:spPr>
-                      <a:xfrm>
-                        <a:off x="2930284" y="142940"/>
-                        <a:ext cx="412005" cy="1685859"/>
+                    <wps:cNvPr id="142" name="赤枠1"/>
+                    <wps:cNvSpPr/>
+                    <wps:spPr>
+                      <a:xfrm>
+                        <a:off x="2939673" y="59473"/>
+                        <a:ext cx="412064" cy="1788443"/>
                       </a:xfrm>
                       <a:prstGeom prst="rect">
                         <a:avLst/>
@@ -2897,12 +2897,12 @@
                     <wps:bodyPr/>
                   </wps:wsp>
                   <wps:wsp>
-                    <wps:cNvPr id="142" name="赤枠2"/>
-                    <wps:cNvSpPr/>
-                    <wps:spPr>
-                      <a:xfrm>
-                        <a:off x="3342289" y="142940"/>
-                        <a:ext cx="378372" cy="1685859"/>
+                    <wps:cNvPr id="143" name="赤枠2"/>
+                    <wps:cNvSpPr/>
+                    <wps:spPr>
+                      <a:xfrm>
+                        <a:off x="3351737" y="59473"/>
+                        <a:ext cx="378079" cy="1788443"/>
                       </a:xfrm>
                       <a:prstGeom prst="rect">
                         <a:avLst/>
@@ -2917,12 +2917,12 @@
                     <wps:bodyPr/>
                   </wps:wsp>
                   <wps:wsp>
-                    <wps:cNvPr id="143" name="赤枠3"/>
-                    <wps:cNvSpPr/>
-                    <wps:spPr>
-                      <a:xfrm>
-                        <a:off x="3720662" y="142940"/>
-                        <a:ext cx="298493" cy="1685859"/>
+                    <wps:cNvPr id="144" name="赤枠3"/>
+                    <wps:cNvSpPr/>
+                    <wps:spPr>
+                      <a:xfrm>
+                        <a:off x="3729817" y="59473"/>
+                        <a:ext cx="301613" cy="1788443"/>
                       </a:xfrm>
                       <a:prstGeom prst="rect">
                         <a:avLst/>
@@ -2937,12 +2937,12 @@
                     <wps:bodyPr/>
                   </wps:wsp>
                   <wps:wsp>
-                    <wps:cNvPr id="144" name="赤枠4"/>
-                    <wps:cNvSpPr/>
-                    <wps:spPr>
-                      <a:xfrm>
-                        <a:off x="4998720" y="142940"/>
-                        <a:ext cx="487680" cy="1685859"/>
+                    <wps:cNvPr id="145" name="赤枠4"/>
+                    <wps:cNvSpPr/>
+                    <wps:spPr>
+                      <a:xfrm>
+                        <a:off x="5012738" y="59473"/>
+                        <a:ext cx="492777" cy="1788443"/>
                       </a:xfrm>
                       <a:prstGeom prst="rect">
                         <a:avLst/>
@@ -2957,12 +2957,12 @@
                     <wps:bodyPr/>
                   </wps:wsp>
                   <wps:wsp>
-                    <wps:cNvPr id="145" name="赤枠5"/>
-                    <wps:cNvSpPr/>
-                    <wps:spPr>
-                      <a:xfrm>
-                        <a:off x="5486400" y="142940"/>
-                        <a:ext cx="529721" cy="1685859"/>
+                    <wps:cNvPr id="146" name="赤枠5"/>
+                    <wps:cNvSpPr/>
+                    <wps:spPr>
+                      <a:xfrm>
+                        <a:off x="5505516" y="59473"/>
+                        <a:ext cx="526762" cy="1788443"/>
                       </a:xfrm>
                       <a:prstGeom prst="rect">
                         <a:avLst/>
@@ -2977,12 +2977,12 @@
                     <wps:bodyPr/>
                   </wps:wsp>
                   <wps:wsp>
-                    <wps:cNvPr id="146" name="赤枠6"/>
-                    <wps:cNvSpPr/>
-                    <wps:spPr>
-                      <a:xfrm>
-                        <a:off x="71470" y="575966"/>
-                        <a:ext cx="5414929" cy="88286"/>
+                    <wps:cNvPr id="147" name="赤枠6"/>
+                    <wps:cNvSpPr/>
+                    <wps:spPr>
+                      <a:xfrm>
+                        <a:off x="72217" y="399319"/>
+                        <a:ext cx="5433298" cy="67969"/>
                       </a:xfrm>
                       <a:prstGeom prst="rect">
                         <a:avLst/>
@@ -2997,11 +2997,11 @@
                     <wps:bodyPr/>
                   </wps:wsp>
                   <wps:wsp>
-                    <wps:cNvPr id="147" name="番号1"/>
-                    <wps:cNvSpPr/>
-                    <wps:spPr>
-                      <a:xfrm>
-                        <a:off x="2825509" y="38165"/>
+                    <wps:cNvPr id="148" name="番号1"/>
+                    <wps:cNvSpPr/>
+                    <wps:spPr>
+                      <a:xfrm>
+                        <a:off x="2834898" y="-45302"/>
                         <a:ext cx="209550" cy="209550"/>
                       </a:xfrm>
                       <a:prstGeom prst="ellipse">
@@ -3023,7 +3023,7 @@
                           </w:pPr>
                           <w:r>
                             <w:rPr>
-                              <w:rFonts w:ascii="Meiryo" w:eastAsia="Meiryo" w:hAnsi="Meiryo"/>
+                              <w:rFonts w:ascii="ＭＳ 明朝" w:eastAsia="ＭＳ 明朝" w:hAnsi="ＭＳ 明朝"/>
                               <w:b/>
                               <w:color w:val="FFFFFF"/>
                               <w:sz w:val="18"/>
@@ -3036,11 +3036,11 @@
                     <wps:bodyPr lIns="0" tIns="0" rIns="0" bIns="0" anchor="ctr"/>
                   </wps:wsp>
                   <wps:wsp>
-                    <wps:cNvPr id="148" name="番号2"/>
-                    <wps:cNvSpPr/>
-                    <wps:spPr>
-                      <a:xfrm>
-                        <a:off x="3237514" y="38165"/>
+                    <wps:cNvPr id="149" name="番号2"/>
+                    <wps:cNvSpPr/>
+                    <wps:spPr>
+                      <a:xfrm>
+                        <a:off x="3246962" y="-45302"/>
                         <a:ext cx="209550" cy="209550"/>
                       </a:xfrm>
                       <a:prstGeom prst="ellipse">
@@ -3062,7 +3062,7 @@
                           </w:pPr>
                           <w:r>
                             <w:rPr>
-                              <w:rFonts w:ascii="Meiryo" w:eastAsia="Meiryo" w:hAnsi="Meiryo"/>
+                              <w:rFonts w:ascii="ＭＳ 明朝" w:eastAsia="ＭＳ 明朝" w:hAnsi="ＭＳ 明朝"/>
                               <w:b/>
                               <w:color w:val="FFFFFF"/>
                               <w:sz w:val="18"/>
@@ -3075,11 +3075,11 @@
                     <wps:bodyPr lIns="0" tIns="0" rIns="0" bIns="0" anchor="ctr"/>
                   </wps:wsp>
                   <wps:wsp>
-                    <wps:cNvPr id="149" name="番号3"/>
-                    <wps:cNvSpPr/>
-                    <wps:spPr>
-                      <a:xfrm>
-                        <a:off x="3615887" y="38165"/>
+                    <wps:cNvPr id="150" name="番号3"/>
+                    <wps:cNvSpPr/>
+                    <wps:spPr>
+                      <a:xfrm>
+                        <a:off x="3625042" y="-45302"/>
                         <a:ext cx="209550" cy="209550"/>
                       </a:xfrm>
                       <a:prstGeom prst="ellipse">
@@ -3101,7 +3101,7 @@
                           </w:pPr>
                           <w:r>
                             <w:rPr>
-                              <w:rFonts w:ascii="Meiryo" w:eastAsia="Meiryo" w:hAnsi="Meiryo"/>
+                              <w:rFonts w:ascii="ＭＳ 明朝" w:eastAsia="ＭＳ 明朝" w:hAnsi="ＭＳ 明朝"/>
                               <w:b/>
                               <w:color w:val="FFFFFF"/>
                               <w:sz w:val="18"/>
@@ -3114,11 +3114,11 @@
                     <wps:bodyPr lIns="0" tIns="0" rIns="0" bIns="0" anchor="ctr"/>
                   </wps:wsp>
                   <wps:wsp>
-                    <wps:cNvPr id="150" name="番号4"/>
-                    <wps:cNvSpPr/>
-                    <wps:spPr>
-                      <a:xfrm>
-                        <a:off x="4893945" y="38165"/>
+                    <wps:cNvPr id="151" name="番号4"/>
+                    <wps:cNvSpPr/>
+                    <wps:spPr>
+                      <a:xfrm>
+                        <a:off x="4907963" y="-45302"/>
                         <a:ext cx="209550" cy="209550"/>
                       </a:xfrm>
                       <a:prstGeom prst="ellipse">
@@ -3140,7 +3140,7 @@
                           </w:pPr>
                           <w:r>
                             <w:rPr>
-                              <w:rFonts w:ascii="Meiryo" w:eastAsia="Meiryo" w:hAnsi="Meiryo"/>
+                              <w:rFonts w:ascii="ＭＳ 明朝" w:eastAsia="ＭＳ 明朝" w:hAnsi="ＭＳ 明朝"/>
                               <w:b/>
                               <w:color w:val="FFFFFF"/>
                               <w:sz w:val="18"/>
@@ -3153,11 +3153,11 @@
                     <wps:bodyPr lIns="0" tIns="0" rIns="0" bIns="0" anchor="ctr"/>
                   </wps:wsp>
                   <wps:wsp>
-                    <wps:cNvPr id="151" name="番号5"/>
-                    <wps:cNvSpPr/>
-                    <wps:spPr>
-                      <a:xfrm>
-                        <a:off x="5381625" y="38165"/>
+                    <wps:cNvPr id="152" name="番号5"/>
+                    <wps:cNvSpPr/>
+                    <wps:spPr>
+                      <a:xfrm>
+                        <a:off x="5400741" y="-45302"/>
                         <a:ext cx="209550" cy="209550"/>
                       </a:xfrm>
                       <a:prstGeom prst="ellipse">
@@ -3179,7 +3179,7 @@
                           </w:pPr>
                           <w:r>
                             <w:rPr>
-                              <w:rFonts w:ascii="Meiryo" w:eastAsia="Meiryo" w:hAnsi="Meiryo"/>
+                              <w:rFonts w:ascii="ＭＳ 明朝" w:eastAsia="ＭＳ 明朝" w:hAnsi="ＭＳ 明朝"/>
                               <w:b/>
                               <w:color w:val="FFFFFF"/>
                               <w:sz w:val="18"/>
@@ -3192,11 +3192,11 @@
                     <wps:bodyPr lIns="0" tIns="0" rIns="0" bIns="0" anchor="ctr"/>
                   </wps:wsp>
                   <wps:wsp>
-                    <wps:cNvPr id="152" name="番号6"/>
-                    <wps:cNvSpPr/>
-                    <wps:spPr>
-                      <a:xfrm>
-                        <a:off x="-33305" y="471191"/>
+                    <wps:cNvPr id="153" name="番号6"/>
+                    <wps:cNvSpPr/>
+                    <wps:spPr>
+                      <a:xfrm>
+                        <a:off x="-32558" y="294544"/>
                         <a:ext cx="209550" cy="209550"/>
                       </a:xfrm>
                       <a:prstGeom prst="ellipse">
@@ -3218,7 +3218,7 @@
                           </w:pPr>
                           <w:r>
                             <w:rPr>
-                              <w:rFonts w:ascii="Meiryo" w:eastAsia="Meiryo" w:hAnsi="Meiryo"/>
+                              <w:rFonts w:ascii="ＭＳ 明朝" w:eastAsia="ＭＳ 明朝" w:hAnsi="ＭＳ 明朝"/>
                               <w:b/>
                               <w:color w:val="FFFFFF"/>
                               <w:sz w:val="18"/>
@@ -3244,7 +3244,7 @@
       </w:pPr>
       <w:r>
         <w:rPr>
-          <w:rFonts w:ascii="Meiryo" w:cs="Meiryo" w:eastAsia="Meiryo" w:hAnsi="Meiryo"/>
+          <w:rFonts w:ascii="ＭＳ 明朝" w:cs="ＭＳ 明朝" w:eastAsia="ＭＳ 明朝" w:hAnsi="ＭＳ 明朝"/>
           <w:sz w:val="21"/>
           <w:szCs w:val="21"/>
         </w:rPr>
@@ -3252,7 +3252,7 @@
       </w:r>
       <w:r>
         <w:rPr>
-          <w:rFonts w:ascii="Meiryo" w:cs="Meiryo" w:eastAsia="Meiryo" w:hAnsi="Meiryo"/>
+          <w:rFonts w:ascii="ＭＳ 明朝" w:cs="ＭＳ 明朝" w:eastAsia="ＭＳ 明朝" w:hAnsi="ＭＳ 明朝"/>
           <w:sz w:val="21"/>
           <w:szCs w:val="21"/>
         </w:rPr>
@@ -3260,7 +3260,7 @@
       </w:r>
       <w:r>
         <w:rPr>
-          <w:rFonts w:ascii="Meiryo" w:cs="Meiryo" w:eastAsia="Meiryo" w:hAnsi="Meiryo"/>
+          <w:rFonts w:ascii="ＭＳ 明朝" w:cs="ＭＳ 明朝" w:eastAsia="ＭＳ 明朝" w:hAnsi="ＭＳ 明朝"/>
           <w:sz w:val="21"/>
           <w:szCs w:val="21"/>
         </w:rPr>
@@ -3274,7 +3274,7 @@
       </w:pPr>
       <w:r>
         <w:rPr>
-          <w:rFonts w:ascii="Meiryo" w:cs="Meiryo" w:eastAsia="Meiryo" w:hAnsi="Meiryo"/>
+          <w:rFonts w:ascii="ＭＳ 明朝" w:cs="ＭＳ 明朝" w:eastAsia="ＭＳ 明朝" w:hAnsi="ＭＳ 明朝"/>
           <w:sz w:val="21"/>
           <w:szCs w:val="21"/>
         </w:rPr>
@@ -3282,7 +3282,7 @@
       </w:r>
       <w:r>
         <w:rPr>
-          <w:rFonts w:ascii="Meiryo" w:cs="Meiryo" w:eastAsia="Meiryo" w:hAnsi="Meiryo"/>
+          <w:rFonts w:ascii="ＭＳ 明朝" w:cs="ＭＳ 明朝" w:eastAsia="ＭＳ 明朝" w:hAnsi="ＭＳ 明朝"/>
           <w:sz w:val="21"/>
           <w:szCs w:val="21"/>
         </w:rPr>
@@ -3290,7 +3290,7 @@
       </w:r>
       <w:r>
         <w:rPr>
-          <w:rFonts w:ascii="Meiryo" w:cs="Meiryo" w:eastAsia="Meiryo" w:hAnsi="Meiryo"/>
+          <w:rFonts w:ascii="ＭＳ 明朝" w:cs="ＭＳ 明朝" w:eastAsia="ＭＳ 明朝" w:hAnsi="ＭＳ 明朝"/>
           <w:sz w:val="21"/>
           <w:szCs w:val="21"/>
         </w:rPr>
@@ -3304,7 +3304,7 @@
       </w:pPr>
       <w:r>
         <w:rPr>
-          <w:rFonts w:ascii="Meiryo" w:cs="Meiryo" w:eastAsia="Meiryo" w:hAnsi="Meiryo"/>
+          <w:rFonts w:ascii="ＭＳ 明朝" w:cs="ＭＳ 明朝" w:eastAsia="ＭＳ 明朝" w:hAnsi="ＭＳ 明朝"/>
           <w:sz w:val="21"/>
           <w:szCs w:val="21"/>
         </w:rPr>
@@ -3312,7 +3312,7 @@
       </w:r>
       <w:r>
         <w:rPr>
-          <w:rFonts w:ascii="Meiryo" w:cs="Meiryo" w:eastAsia="Meiryo" w:hAnsi="Meiryo"/>
+          <w:rFonts w:ascii="ＭＳ 明朝" w:cs="ＭＳ 明朝" w:eastAsia="ＭＳ 明朝" w:hAnsi="ＭＳ 明朝"/>
           <w:sz w:val="21"/>
           <w:szCs w:val="21"/>
         </w:rPr>
@@ -3320,7 +3320,7 @@
       </w:r>
       <w:r>
         <w:rPr>
-          <w:rFonts w:ascii="Meiryo" w:cs="Meiryo" w:eastAsia="Meiryo" w:hAnsi="Meiryo"/>
+          <w:rFonts w:ascii="ＭＳ 明朝" w:cs="ＭＳ 明朝" w:eastAsia="ＭＳ 明朝" w:hAnsi="ＭＳ 明朝"/>
           <w:sz w:val="21"/>
           <w:szCs w:val="21"/>
         </w:rPr>
@@ -3334,7 +3334,7 @@
       </w:pPr>
       <w:r>
         <w:rPr>
-          <w:rFonts w:ascii="Meiryo" w:cs="Meiryo" w:eastAsia="Meiryo" w:hAnsi="Meiryo"/>
+          <w:rFonts w:ascii="ＭＳ 明朝" w:cs="ＭＳ 明朝" w:eastAsia="ＭＳ 明朝" w:hAnsi="ＭＳ 明朝"/>
           <w:sz w:val="21"/>
           <w:szCs w:val="21"/>
         </w:rPr>
@@ -3342,7 +3342,7 @@
       </w:r>
       <w:r>
         <w:rPr>
-          <w:rFonts w:ascii="Meiryo" w:cs="Meiryo" w:eastAsia="Meiryo" w:hAnsi="Meiryo"/>
+          <w:rFonts w:ascii="ＭＳ 明朝" w:cs="ＭＳ 明朝" w:eastAsia="ＭＳ 明朝" w:hAnsi="ＭＳ 明朝"/>
           <w:sz w:val="21"/>
           <w:szCs w:val="21"/>
         </w:rPr>
@@ -3350,7 +3350,7 @@
       </w:r>
       <w:r>
         <w:rPr>
-          <w:rFonts w:ascii="Meiryo" w:cs="Meiryo" w:eastAsia="Meiryo" w:hAnsi="Meiryo"/>
+          <w:rFonts w:ascii="ＭＳ 明朝" w:cs="ＭＳ 明朝" w:eastAsia="ＭＳ 明朝" w:hAnsi="ＭＳ 明朝"/>
           <w:sz w:val="21"/>
           <w:szCs w:val="21"/>
         </w:rPr>
@@ -3364,7 +3364,7 @@
       </w:pPr>
       <w:r>
         <w:rPr>
-          <w:rFonts w:ascii="Meiryo" w:cs="Meiryo" w:eastAsia="Meiryo" w:hAnsi="Meiryo"/>
+          <w:rFonts w:ascii="ＭＳ 明朝" w:cs="ＭＳ 明朝" w:eastAsia="ＭＳ 明朝" w:hAnsi="ＭＳ 明朝"/>
           <w:sz w:val="21"/>
           <w:szCs w:val="21"/>
         </w:rPr>
@@ -3372,7 +3372,7 @@
       </w:r>
       <w:r>
         <w:rPr>
-          <w:rFonts w:ascii="Meiryo" w:cs="Meiryo" w:eastAsia="Meiryo" w:hAnsi="Meiryo"/>
+          <w:rFonts w:ascii="ＭＳ 明朝" w:cs="ＭＳ 明朝" w:eastAsia="ＭＳ 明朝" w:hAnsi="ＭＳ 明朝"/>
           <w:sz w:val="21"/>
           <w:szCs w:val="21"/>
         </w:rPr>
@@ -3380,7 +3380,7 @@
       </w:r>
       <w:r>
         <w:rPr>
-          <w:rFonts w:ascii="Meiryo" w:cs="Meiryo" w:eastAsia="Meiryo" w:hAnsi="Meiryo"/>
+          <w:rFonts w:ascii="ＭＳ 明朝" w:cs="ＭＳ 明朝" w:eastAsia="ＭＳ 明朝" w:hAnsi="ＭＳ 明朝"/>
           <w:sz w:val="21"/>
           <w:szCs w:val="21"/>
         </w:rPr>
@@ -3394,7 +3394,7 @@
       </w:pPr>
       <w:r>
         <w:rPr>
-          <w:rFonts w:ascii="Meiryo" w:cs="Meiryo" w:eastAsia="Meiryo" w:hAnsi="Meiryo"/>
+          <w:rFonts w:ascii="ＭＳ 明朝" w:cs="ＭＳ 明朝" w:eastAsia="ＭＳ 明朝" w:hAnsi="ＭＳ 明朝"/>
           <w:sz w:val="21"/>
           <w:szCs w:val="21"/>
         </w:rPr>
@@ -3402,7 +3402,7 @@
       </w:r>
       <w:r>
         <w:rPr>
-          <w:rFonts w:ascii="Meiryo" w:cs="Meiryo" w:eastAsia="Meiryo" w:hAnsi="Meiryo"/>
+          <w:rFonts w:ascii="ＭＳ 明朝" w:cs="ＭＳ 明朝" w:eastAsia="ＭＳ 明朝" w:hAnsi="ＭＳ 明朝"/>
           <w:sz w:val="21"/>
           <w:szCs w:val="21"/>
         </w:rPr>
@@ -3410,7 +3410,7 @@
       </w:r>
       <w:r>
         <w:rPr>
-          <w:rFonts w:ascii="Meiryo" w:cs="Meiryo" w:eastAsia="Meiryo" w:hAnsi="Meiryo"/>
+          <w:rFonts w:ascii="ＭＳ 明朝" w:cs="ＭＳ 明朝" w:eastAsia="ＭＳ 明朝" w:hAnsi="ＭＳ 明朝"/>
           <w:sz w:val="21"/>
           <w:szCs w:val="21"/>
         </w:rPr>
@@ -3423,7 +3423,7 @@
       </w:pPr>
       <w:r>
         <w:rPr>
-          <w:rFonts w:ascii="Meiryo" w:cs="Meiryo" w:eastAsia="Meiryo" w:hAnsi="Meiryo"/>
+          <w:rFonts w:ascii="ＭＳ 明朝" w:cs="ＭＳ 明朝" w:eastAsia="ＭＳ 明朝" w:hAnsi="ＭＳ 明朝"/>
           <w:sz w:val="19"/>
           <w:szCs w:val="19"/>
         </w:rPr>
@@ -3441,7 +3441,7 @@
       </w:pPr>
       <w:r>
         <w:rPr>
-          <w:rFonts w:ascii="Meiryo" w:cs="Meiryo" w:eastAsia="Meiryo" w:hAnsi="Meiryo"/>
+          <w:rFonts w:ascii="ＭＳ 明朝" w:cs="ＭＳ 明朝" w:eastAsia="ＭＳ 明朝" w:hAnsi="ＭＳ 明朝"/>
           <w:b/>
           <w:bCs/>
           <w:sz w:val="28"/>
@@ -3459,9 +3459,9 @@
       <w:r>
         <w:drawing>
           <wp:inline distT="0" distB="0" distL="0" distR="0">
-            <wp:extent cx="6096000" cy="2390775"/>
+            <wp:extent cx="6096000" cy="2238375"/>
             <wp:effectExtent l="0" t="0" r="0" b="0"/>
-            <wp:docPr id="653" name="図_s6"/>
+            <wp:docPr id="654" name="図_s6"/>
             <wp:cNvGraphicFramePr/>
             <a:graphic xmlns:a="http://schemas.openxmlformats.org/drawingml/2006/main">
               <a:graphicData uri="http://schemas.microsoft.com/office/word/2010/wordprocessingGroup">
@@ -3470,9 +3470,9 @@
                   <wpg:grpSpPr>
                     <a:xfrm>
                       <a:off x="0" y="0"/>
-                      <a:ext cx="6096000" cy="2390775"/>
+                      <a:ext cx="6096000" cy="2238375"/>
                       <a:chOff x="0" y="0"/>
-                      <a:chExt cx="6096000" cy="2390775"/>
+                      <a:chExt cx="6096000" cy="2238375"/>
                     </a:xfrm>
                   </wpg:grpSpPr>
                   <pic:pic xmlns:pic="http://schemas.openxmlformats.org/drawingml/2006/picture">
@@ -3492,7 +3492,7 @@
                     <pic:spPr bwMode="auto">
                       <a:xfrm>
                         <a:off x="0" y="0"/>
-                        <a:ext cx="6096000" cy="2390775"/>
+                        <a:ext cx="6096000" cy="2238375"/>
                       </a:xfrm>
                       <a:prstGeom prst="rect">
                         <a:avLst/>
@@ -3500,12 +3500,12 @@
                     </pic:spPr>
                   </pic:pic>
                   <wps:wsp>
-                    <wps:cNvPr id="154" name="赤枠1"/>
-                    <wps:cNvSpPr/>
-                    <wps:spPr>
-                      <a:xfrm>
-                        <a:off x="89318" y="459991"/>
-                        <a:ext cx="5895032" cy="245626"/>
+                    <wps:cNvPr id="155" name="赤枠1"/>
+                    <wps:cNvSpPr/>
+                    <wps:spPr>
+                      <a:xfrm>
+                        <a:off x="83506" y="388306"/>
+                        <a:ext cx="5912284" cy="192065"/>
                       </a:xfrm>
                       <a:prstGeom prst="rect">
                         <a:avLst/>
@@ -3520,12 +3520,12 @@
                     <wps:bodyPr/>
                   </wps:wsp>
                   <wps:wsp>
-                    <wps:cNvPr id="155" name="赤枠2"/>
-                    <wps:cNvSpPr/>
-                    <wps:spPr>
-                      <a:xfrm>
-                        <a:off x="4595446" y="723481"/>
-                        <a:ext cx="844061" cy="1665793"/>
+                    <wps:cNvPr id="156" name="赤枠2"/>
+                    <wps:cNvSpPr/>
+                    <wps:spPr>
+                      <a:xfrm>
+                        <a:off x="4622104" y="588723"/>
+                        <a:ext cx="843419" cy="1645084"/>
                       </a:xfrm>
                       <a:prstGeom prst="rect">
                         <a:avLst/>
@@ -3540,12 +3540,12 @@
                     <wps:bodyPr/>
                   </wps:wsp>
                   <wps:wsp>
-                    <wps:cNvPr id="156" name="赤枠3"/>
-                    <wps:cNvSpPr/>
-                    <wps:spPr>
-                      <a:xfrm>
-                        <a:off x="5443973" y="723481"/>
-                        <a:ext cx="531446" cy="1665793"/>
+                    <wps:cNvPr id="157" name="赤枠3"/>
+                    <wps:cNvSpPr/>
+                    <wps:spPr>
+                      <a:xfrm>
+                        <a:off x="5473873" y="588723"/>
+                        <a:ext cx="521917" cy="1645084"/>
                       </a:xfrm>
                       <a:prstGeom prst="rect">
                         <a:avLst/>
@@ -3560,11 +3560,11 @@
                     <wps:bodyPr/>
                   </wps:wsp>
                   <wps:wsp>
-                    <wps:cNvPr id="157" name="番号1"/>
-                    <wps:cNvSpPr/>
-                    <wps:spPr>
-                      <a:xfrm>
-                        <a:off x="-15457" y="355216"/>
+                    <wps:cNvPr id="158" name="番号1"/>
+                    <wps:cNvSpPr/>
+                    <wps:spPr>
+                      <a:xfrm>
+                        <a:off x="-21269" y="283531"/>
                         <a:ext cx="209550" cy="209550"/>
                       </a:xfrm>
                       <a:prstGeom prst="ellipse">
@@ -3586,7 +3586,7 @@
                           </w:pPr>
                           <w:r>
                             <w:rPr>
-                              <w:rFonts w:ascii="Meiryo" w:eastAsia="Meiryo" w:hAnsi="Meiryo"/>
+                              <w:rFonts w:ascii="ＭＳ 明朝" w:eastAsia="ＭＳ 明朝" w:hAnsi="ＭＳ 明朝"/>
                               <w:b/>
                               <w:color w:val="FFFFFF"/>
                               <w:sz w:val="18"/>
@@ -3599,11 +3599,11 @@
                     <wps:bodyPr lIns="0" tIns="0" rIns="0" bIns="0" anchor="ctr"/>
                   </wps:wsp>
                   <wps:wsp>
-                    <wps:cNvPr id="158" name="番号2"/>
-                    <wps:cNvSpPr/>
-                    <wps:spPr>
-                      <a:xfrm>
-                        <a:off x="4490671" y="618706"/>
+                    <wps:cNvPr id="159" name="番号2"/>
+                    <wps:cNvSpPr/>
+                    <wps:spPr>
+                      <a:xfrm>
+                        <a:off x="4517329" y="483948"/>
                         <a:ext cx="209550" cy="209550"/>
                       </a:xfrm>
                       <a:prstGeom prst="ellipse">
@@ -3625,7 +3625,7 @@
                           </w:pPr>
                           <w:r>
                             <w:rPr>
-                              <w:rFonts w:ascii="Meiryo" w:eastAsia="Meiryo" w:hAnsi="Meiryo"/>
+                              <w:rFonts w:ascii="ＭＳ 明朝" w:eastAsia="ＭＳ 明朝" w:hAnsi="ＭＳ 明朝"/>
                               <w:b/>
                               <w:color w:val="FFFFFF"/>
                               <w:sz w:val="18"/>
@@ -3638,11 +3638,11 @@
                     <wps:bodyPr lIns="0" tIns="0" rIns="0" bIns="0" anchor="ctr"/>
                   </wps:wsp>
                   <wps:wsp>
-                    <wps:cNvPr id="159" name="番号3"/>
-                    <wps:cNvSpPr/>
-                    <wps:spPr>
-                      <a:xfrm>
-                        <a:off x="5339198" y="618706"/>
+                    <wps:cNvPr id="160" name="番号3"/>
+                    <wps:cNvSpPr/>
+                    <wps:spPr>
+                      <a:xfrm>
+                        <a:off x="5369098" y="483948"/>
                         <a:ext cx="209550" cy="209550"/>
                       </a:xfrm>
                       <a:prstGeom prst="ellipse">
@@ -3664,7 +3664,7 @@
                           </w:pPr>
                           <w:r>
                             <w:rPr>
-                              <w:rFonts w:ascii="Meiryo" w:eastAsia="Meiryo" w:hAnsi="Meiryo"/>
+                              <w:rFonts w:ascii="ＭＳ 明朝" w:eastAsia="ＭＳ 明朝" w:hAnsi="ＭＳ 明朝"/>
                               <w:b/>
                               <w:color w:val="FFFFFF"/>
                               <w:sz w:val="18"/>
@@ -3690,7 +3690,7 @@
       </w:pPr>
       <w:r>
         <w:rPr>
-          <w:rFonts w:ascii="Meiryo" w:cs="Meiryo" w:eastAsia="Meiryo" w:hAnsi="Meiryo"/>
+          <w:rFonts w:ascii="ＭＳ 明朝" w:cs="ＭＳ 明朝" w:eastAsia="ＭＳ 明朝" w:hAnsi="ＭＳ 明朝"/>
           <w:sz w:val="21"/>
           <w:szCs w:val="21"/>
         </w:rPr>
@@ -3698,7 +3698,7 @@
       </w:r>
       <w:r>
         <w:rPr>
-          <w:rFonts w:ascii="Meiryo" w:cs="Meiryo" w:eastAsia="Meiryo" w:hAnsi="Meiryo"/>
+          <w:rFonts w:ascii="ＭＳ 明朝" w:cs="ＭＳ 明朝" w:eastAsia="ＭＳ 明朝" w:hAnsi="ＭＳ 明朝"/>
           <w:sz w:val="21"/>
           <w:szCs w:val="21"/>
         </w:rPr>
@@ -3706,7 +3706,7 @@
       </w:r>
       <w:r>
         <w:rPr>
-          <w:rFonts w:ascii="Meiryo" w:cs="Meiryo" w:eastAsia="Meiryo" w:hAnsi="Meiryo"/>
+          <w:rFonts w:ascii="ＭＳ 明朝" w:cs="ＭＳ 明朝" w:eastAsia="ＭＳ 明朝" w:hAnsi="ＭＳ 明朝"/>
           <w:sz w:val="21"/>
           <w:szCs w:val="21"/>
         </w:rPr>
@@ -3720,7 +3720,7 @@
       </w:pPr>
       <w:r>
         <w:rPr>
-          <w:rFonts w:ascii="Meiryo" w:cs="Meiryo" w:eastAsia="Meiryo" w:hAnsi="Meiryo"/>
+          <w:rFonts w:ascii="ＭＳ 明朝" w:cs="ＭＳ 明朝" w:eastAsia="ＭＳ 明朝" w:hAnsi="ＭＳ 明朝"/>
           <w:sz w:val="21"/>
           <w:szCs w:val="21"/>
         </w:rPr>
@@ -3728,7 +3728,7 @@
       </w:r>
       <w:r>
         <w:rPr>
-          <w:rFonts w:ascii="Meiryo" w:cs="Meiryo" w:eastAsia="Meiryo" w:hAnsi="Meiryo"/>
+          <w:rFonts w:ascii="ＭＳ 明朝" w:cs="ＭＳ 明朝" w:eastAsia="ＭＳ 明朝" w:hAnsi="ＭＳ 明朝"/>
           <w:sz w:val="21"/>
           <w:szCs w:val="21"/>
         </w:rPr>
@@ -3736,7 +3736,7 @@
       </w:r>
       <w:r>
         <w:rPr>
-          <w:rFonts w:ascii="Meiryo" w:cs="Meiryo" w:eastAsia="Meiryo" w:hAnsi="Meiryo"/>
+          <w:rFonts w:ascii="ＭＳ 明朝" w:cs="ＭＳ 明朝" w:eastAsia="ＭＳ 明朝" w:hAnsi="ＭＳ 明朝"/>
           <w:sz w:val="21"/>
           <w:szCs w:val="21"/>
         </w:rPr>
@@ -3750,7 +3750,7 @@
       </w:pPr>
       <w:r>
         <w:rPr>
-          <w:rFonts w:ascii="Meiryo" w:cs="Meiryo" w:eastAsia="Meiryo" w:hAnsi="Meiryo"/>
+          <w:rFonts w:ascii="ＭＳ 明朝" w:cs="ＭＳ 明朝" w:eastAsia="ＭＳ 明朝" w:hAnsi="ＭＳ 明朝"/>
           <w:sz w:val="21"/>
           <w:szCs w:val="21"/>
         </w:rPr>
@@ -3758,7 +3758,7 @@
       </w:r>
       <w:r>
         <w:rPr>
-          <w:rFonts w:ascii="Meiryo" w:cs="Meiryo" w:eastAsia="Meiryo" w:hAnsi="Meiryo"/>
+          <w:rFonts w:ascii="ＭＳ 明朝" w:cs="ＭＳ 明朝" w:eastAsia="ＭＳ 明朝" w:hAnsi="ＭＳ 明朝"/>
           <w:sz w:val="21"/>
           <w:szCs w:val="21"/>
         </w:rPr>
@@ -3766,7 +3766,7 @@
       </w:r>
       <w:r>
         <w:rPr>
-          <w:rFonts w:ascii="Meiryo" w:cs="Meiryo" w:eastAsia="Meiryo" w:hAnsi="Meiryo"/>
+          <w:rFonts w:ascii="ＭＳ 明朝" w:cs="ＭＳ 明朝" w:eastAsia="ＭＳ 明朝" w:hAnsi="ＭＳ 明朝"/>
           <w:sz w:val="21"/>
           <w:szCs w:val="21"/>
         </w:rPr>
@@ -3779,7 +3779,7 @@
       </w:pPr>
       <w:r>
         <w:rPr>
-          <w:rFonts w:ascii="Meiryo" w:cs="Meiryo" w:eastAsia="Meiryo" w:hAnsi="Meiryo"/>
+          <w:rFonts w:ascii="ＭＳ 明朝" w:cs="ＭＳ 明朝" w:eastAsia="ＭＳ 明朝" w:hAnsi="ＭＳ 明朝"/>
           <w:sz w:val="21"/>
           <w:szCs w:val="21"/>
         </w:rPr>
@@ -3797,7 +3797,7 @@
       </w:pPr>
       <w:r>
         <w:rPr>
-          <w:rFonts w:ascii="Meiryo" w:cs="Meiryo" w:eastAsia="Meiryo" w:hAnsi="Meiryo"/>
+          <w:rFonts w:ascii="ＭＳ 明朝" w:cs="ＭＳ 明朝" w:eastAsia="ＭＳ 明朝" w:hAnsi="ＭＳ 明朝"/>
           <w:b/>
           <w:bCs/>
           <w:sz w:val="28"/>
@@ -3817,7 +3817,7 @@
           <wp:inline distT="0" distB="0" distL="0" distR="0">
             <wp:extent cx="6096000" cy="2619375"/>
             <wp:effectExtent l="0" t="0" r="0" b="0"/>
-            <wp:docPr id="660" name="図_s7"/>
+            <wp:docPr id="661" name="図_s7"/>
             <wp:cNvGraphicFramePr/>
             <a:graphic xmlns:a="http://schemas.openxmlformats.org/drawingml/2006/main">
               <a:graphicData uri="http://schemas.microsoft.com/office/word/2010/wordprocessingGroup">
@@ -3856,12 +3856,12 @@
                     </pic:spPr>
                   </pic:pic>
                   <wps:wsp>
-                    <wps:cNvPr id="161" name="赤枠1"/>
-                    <wps:cNvSpPr/>
-                    <wps:spPr>
-                      <a:xfrm>
-                        <a:off x="1223107" y="367323"/>
-                        <a:ext cx="457200" cy="82061"/>
+                    <wps:cNvPr id="162" name="赤枠1"/>
+                    <wps:cNvSpPr/>
+                    <wps:spPr>
+                      <a:xfrm>
+                        <a:off x="1262184" y="296984"/>
+                        <a:ext cx="465015" cy="66430"/>
                       </a:xfrm>
                       <a:prstGeom prst="rect">
                         <a:avLst/>
@@ -3876,12 +3876,12 @@
                     <wps:bodyPr/>
                   </wps:wsp>
                   <wps:wsp>
-                    <wps:cNvPr id="162" name="赤枠2"/>
-                    <wps:cNvSpPr/>
-                    <wps:spPr>
-                      <a:xfrm>
-                        <a:off x="2145323" y="367323"/>
-                        <a:ext cx="457200" cy="82061"/>
+                    <wps:cNvPr id="163" name="赤枠2"/>
+                    <wps:cNvSpPr/>
+                    <wps:spPr>
+                      <a:xfrm>
+                        <a:off x="2211753" y="296984"/>
+                        <a:ext cx="468923" cy="66430"/>
                       </a:xfrm>
                       <a:prstGeom prst="rect">
                         <a:avLst/>
@@ -3896,12 +3896,12 @@
                     <wps:bodyPr/>
                   </wps:wsp>
                   <wps:wsp>
-                    <wps:cNvPr id="163" name="赤枠3"/>
-                    <wps:cNvSpPr/>
-                    <wps:spPr>
-                      <a:xfrm>
-                        <a:off x="5392615" y="214923"/>
-                        <a:ext cx="664307" cy="273538"/>
+                    <wps:cNvPr id="164" name="赤枠3"/>
+                    <wps:cNvSpPr/>
+                    <wps:spPr>
+                      <a:xfrm>
+                        <a:off x="5509846" y="214923"/>
+                        <a:ext cx="547076" cy="273538"/>
                       </a:xfrm>
                       <a:prstGeom prst="rect">
                         <a:avLst/>
@@ -3916,12 +3916,12 @@
                     <wps:bodyPr/>
                   </wps:wsp>
                   <wps:wsp>
-                    <wps:cNvPr id="164" name="赤枠4"/>
+                    <wps:cNvPr id="165" name="赤枠4"/>
                     <wps:cNvSpPr/>
                     <wps:spPr>
                       <a:xfrm>
                         <a:off x="2930769" y="195384"/>
-                        <a:ext cx="2391507" cy="519723"/>
+                        <a:ext cx="2559538" cy="379046"/>
                       </a:xfrm>
                       <a:prstGeom prst="rect">
                         <a:avLst/>
@@ -3936,12 +3936,12 @@
                     <wps:bodyPr/>
                   </wps:wsp>
                   <wps:wsp>
-                    <wps:cNvPr id="165" name="赤枠5"/>
-                    <wps:cNvSpPr/>
-                    <wps:spPr>
-                      <a:xfrm>
-                        <a:off x="85969" y="719015"/>
-                        <a:ext cx="5236307" cy="1820984"/>
+                    <wps:cNvPr id="166" name="赤枠5"/>
+                    <wps:cNvSpPr/>
+                    <wps:spPr>
+                      <a:xfrm>
+                        <a:off x="85969" y="578338"/>
+                        <a:ext cx="5404338" cy="1961661"/>
                       </a:xfrm>
                       <a:prstGeom prst="rect">
                         <a:avLst/>
@@ -3956,11 +3956,11 @@
                     <wps:bodyPr/>
                   </wps:wsp>
                   <wps:wsp>
-                    <wps:cNvPr id="166" name="番号1"/>
-                    <wps:cNvSpPr/>
-                    <wps:spPr>
-                      <a:xfrm>
-                        <a:off x="1118332" y="262548"/>
+                    <wps:cNvPr id="167" name="番号1"/>
+                    <wps:cNvSpPr/>
+                    <wps:spPr>
+                      <a:xfrm>
+                        <a:off x="1157409" y="192209"/>
                         <a:ext cx="209550" cy="209550"/>
                       </a:xfrm>
                       <a:prstGeom prst="ellipse">
@@ -3982,7 +3982,7 @@
                           </w:pPr>
                           <w:r>
                             <w:rPr>
-                              <w:rFonts w:ascii="Meiryo" w:eastAsia="Meiryo" w:hAnsi="Meiryo"/>
+                              <w:rFonts w:ascii="ＭＳ 明朝" w:eastAsia="ＭＳ 明朝" w:hAnsi="ＭＳ 明朝"/>
                               <w:b/>
                               <w:color w:val="FFFFFF"/>
                               <w:sz w:val="18"/>
@@ -3995,11 +3995,11 @@
                     <wps:bodyPr lIns="0" tIns="0" rIns="0" bIns="0" anchor="ctr"/>
                   </wps:wsp>
                   <wps:wsp>
-                    <wps:cNvPr id="167" name="番号2"/>
-                    <wps:cNvSpPr/>
-                    <wps:spPr>
-                      <a:xfrm>
-                        <a:off x="2040548" y="262548"/>
+                    <wps:cNvPr id="168" name="番号2"/>
+                    <wps:cNvSpPr/>
+                    <wps:spPr>
+                      <a:xfrm>
+                        <a:off x="2106978" y="192209"/>
                         <a:ext cx="209550" cy="209550"/>
                       </a:xfrm>
                       <a:prstGeom prst="ellipse">
@@ -4021,7 +4021,7 @@
                           </w:pPr>
                           <w:r>
                             <w:rPr>
-                              <w:rFonts w:ascii="Meiryo" w:eastAsia="Meiryo" w:hAnsi="Meiryo"/>
+                              <w:rFonts w:ascii="ＭＳ 明朝" w:eastAsia="ＭＳ 明朝" w:hAnsi="ＭＳ 明朝"/>
                               <w:b/>
                               <w:color w:val="FFFFFF"/>
                               <w:sz w:val="18"/>
@@ -4034,11 +4034,11 @@
                     <wps:bodyPr lIns="0" tIns="0" rIns="0" bIns="0" anchor="ctr"/>
                   </wps:wsp>
                   <wps:wsp>
-                    <wps:cNvPr id="168" name="番号3"/>
-                    <wps:cNvSpPr/>
-                    <wps:spPr>
-                      <a:xfrm>
-                        <a:off x="5287840" y="110148"/>
+                    <wps:cNvPr id="169" name="番号3"/>
+                    <wps:cNvSpPr/>
+                    <wps:spPr>
+                      <a:xfrm>
+                        <a:off x="5405071" y="110148"/>
                         <a:ext cx="209550" cy="209550"/>
                       </a:xfrm>
                       <a:prstGeom prst="ellipse">
@@ -4060,7 +4060,7 @@
                           </w:pPr>
                           <w:r>
                             <w:rPr>
-                              <w:rFonts w:ascii="Meiryo" w:eastAsia="Meiryo" w:hAnsi="Meiryo"/>
+                              <w:rFonts w:ascii="ＭＳ 明朝" w:eastAsia="ＭＳ 明朝" w:hAnsi="ＭＳ 明朝"/>
                               <w:b/>
                               <w:color w:val="FFFFFF"/>
                               <w:sz w:val="18"/>
@@ -4073,7 +4073,7 @@
                     <wps:bodyPr lIns="0" tIns="0" rIns="0" bIns="0" anchor="ctr"/>
                   </wps:wsp>
                   <wps:wsp>
-                    <wps:cNvPr id="169" name="番号4"/>
+                    <wps:cNvPr id="170" name="番号4"/>
                     <wps:cNvSpPr/>
                     <wps:spPr>
                       <a:xfrm>
@@ -4099,7 +4099,7 @@
                           </w:pPr>
                           <w:r>
                             <w:rPr>
-                              <w:rFonts w:ascii="Meiryo" w:eastAsia="Meiryo" w:hAnsi="Meiryo"/>
+                              <w:rFonts w:ascii="ＭＳ 明朝" w:eastAsia="ＭＳ 明朝" w:hAnsi="ＭＳ 明朝"/>
                               <w:b/>
                               <w:color w:val="FFFFFF"/>
                               <w:sz w:val="18"/>
@@ -4112,11 +4112,11 @@
                     <wps:bodyPr lIns="0" tIns="0" rIns="0" bIns="0" anchor="ctr"/>
                   </wps:wsp>
                   <wps:wsp>
-                    <wps:cNvPr id="170" name="番号5"/>
-                    <wps:cNvSpPr/>
-                    <wps:spPr>
-                      <a:xfrm>
-                        <a:off x="-18806" y="614240"/>
+                    <wps:cNvPr id="171" name="番号5"/>
+                    <wps:cNvSpPr/>
+                    <wps:spPr>
+                      <a:xfrm>
+                        <a:off x="-18806" y="473563"/>
                         <a:ext cx="209550" cy="209550"/>
                       </a:xfrm>
                       <a:prstGeom prst="ellipse">
@@ -4138,7 +4138,7 @@
                           </w:pPr>
                           <w:r>
                             <w:rPr>
-                              <w:rFonts w:ascii="Meiryo" w:eastAsia="Meiryo" w:hAnsi="Meiryo"/>
+                              <w:rFonts w:ascii="ＭＳ 明朝" w:eastAsia="ＭＳ 明朝" w:hAnsi="ＭＳ 明朝"/>
                               <w:b/>
                               <w:color w:val="FFFFFF"/>
                               <w:sz w:val="18"/>
@@ -4164,7 +4164,7 @@
       </w:pPr>
       <w:r>
         <w:rPr>
-          <w:rFonts w:ascii="Meiryo" w:cs="Meiryo" w:eastAsia="Meiryo" w:hAnsi="Meiryo"/>
+          <w:rFonts w:ascii="ＭＳ 明朝" w:cs="ＭＳ 明朝" w:eastAsia="ＭＳ 明朝" w:hAnsi="ＭＳ 明朝"/>
           <w:sz w:val="21"/>
           <w:szCs w:val="21"/>
         </w:rPr>
@@ -4172,7 +4172,7 @@
       </w:r>
       <w:r>
         <w:rPr>
-          <w:rFonts w:ascii="Meiryo" w:cs="Meiryo" w:eastAsia="Meiryo" w:hAnsi="Meiryo"/>
+          <w:rFonts w:ascii="ＭＳ 明朝" w:cs="ＭＳ 明朝" w:eastAsia="ＭＳ 明朝" w:hAnsi="ＭＳ 明朝"/>
           <w:sz w:val="21"/>
           <w:szCs w:val="21"/>
         </w:rPr>
@@ -4180,7 +4180,7 @@
       </w:r>
       <w:r>
         <w:rPr>
-          <w:rFonts w:ascii="Meiryo" w:cs="Meiryo" w:eastAsia="Meiryo" w:hAnsi="Meiryo"/>
+          <w:rFonts w:ascii="ＭＳ 明朝" w:cs="ＭＳ 明朝" w:eastAsia="ＭＳ 明朝" w:hAnsi="ＭＳ 明朝"/>
           <w:sz w:val="21"/>
           <w:szCs w:val="21"/>
         </w:rPr>
@@ -4194,7 +4194,7 @@
       </w:pPr>
       <w:r>
         <w:rPr>
-          <w:rFonts w:ascii="Meiryo" w:cs="Meiryo" w:eastAsia="Meiryo" w:hAnsi="Meiryo"/>
+          <w:rFonts w:ascii="ＭＳ 明朝" w:cs="ＭＳ 明朝" w:eastAsia="ＭＳ 明朝" w:hAnsi="ＭＳ 明朝"/>
           <w:sz w:val="21"/>
           <w:szCs w:val="21"/>
         </w:rPr>
@@ -4202,7 +4202,7 @@
       </w:r>
       <w:r>
         <w:rPr>
-          <w:rFonts w:ascii="Meiryo" w:cs="Meiryo" w:eastAsia="Meiryo" w:hAnsi="Meiryo"/>
+          <w:rFonts w:ascii="ＭＳ 明朝" w:cs="ＭＳ 明朝" w:eastAsia="ＭＳ 明朝" w:hAnsi="ＭＳ 明朝"/>
           <w:sz w:val="21"/>
           <w:szCs w:val="21"/>
         </w:rPr>
@@ -4210,7 +4210,7 @@
       </w:r>
       <w:r>
         <w:rPr>
-          <w:rFonts w:ascii="Meiryo" w:cs="Meiryo" w:eastAsia="Meiryo" w:hAnsi="Meiryo"/>
+          <w:rFonts w:ascii="ＭＳ 明朝" w:cs="ＭＳ 明朝" w:eastAsia="ＭＳ 明朝" w:hAnsi="ＭＳ 明朝"/>
           <w:sz w:val="21"/>
           <w:szCs w:val="21"/>
         </w:rPr>
@@ -4224,7 +4224,7 @@
       </w:pPr>
       <w:r>
         <w:rPr>
-          <w:rFonts w:ascii="Meiryo" w:cs="Meiryo" w:eastAsia="Meiryo" w:hAnsi="Meiryo"/>
+          <w:rFonts w:ascii="ＭＳ 明朝" w:cs="ＭＳ 明朝" w:eastAsia="ＭＳ 明朝" w:hAnsi="ＭＳ 明朝"/>
           <w:sz w:val="21"/>
           <w:szCs w:val="21"/>
         </w:rPr>
@@ -4232,7 +4232,7 @@
       </w:r>
       <w:r>
         <w:rPr>
-          <w:rFonts w:ascii="Meiryo" w:cs="Meiryo" w:eastAsia="Meiryo" w:hAnsi="Meiryo"/>
+          <w:rFonts w:ascii="ＭＳ 明朝" w:cs="ＭＳ 明朝" w:eastAsia="ＭＳ 明朝" w:hAnsi="ＭＳ 明朝"/>
           <w:sz w:val="21"/>
           <w:szCs w:val="21"/>
         </w:rPr>
@@ -4240,7 +4240,7 @@
       </w:r>
       <w:r>
         <w:rPr>
-          <w:rFonts w:ascii="Meiryo" w:cs="Meiryo" w:eastAsia="Meiryo" w:hAnsi="Meiryo"/>
+          <w:rFonts w:ascii="ＭＳ 明朝" w:cs="ＭＳ 明朝" w:eastAsia="ＭＳ 明朝" w:hAnsi="ＭＳ 明朝"/>
           <w:sz w:val="21"/>
           <w:szCs w:val="21"/>
         </w:rPr>
@@ -4254,7 +4254,7 @@
       </w:pPr>
       <w:r>
         <w:rPr>
-          <w:rFonts w:ascii="Meiryo" w:cs="Meiryo" w:eastAsia="Meiryo" w:hAnsi="Meiryo"/>
+          <w:rFonts w:ascii="ＭＳ 明朝" w:cs="ＭＳ 明朝" w:eastAsia="ＭＳ 明朝" w:hAnsi="ＭＳ 明朝"/>
           <w:sz w:val="21"/>
           <w:szCs w:val="21"/>
         </w:rPr>
@@ -4262,7 +4262,7 @@
       </w:r>
       <w:r>
         <w:rPr>
-          <w:rFonts w:ascii="Meiryo" w:cs="Meiryo" w:eastAsia="Meiryo" w:hAnsi="Meiryo"/>
+          <w:rFonts w:ascii="ＭＳ 明朝" w:cs="ＭＳ 明朝" w:eastAsia="ＭＳ 明朝" w:hAnsi="ＭＳ 明朝"/>
           <w:sz w:val="21"/>
           <w:szCs w:val="21"/>
         </w:rPr>
@@ -4270,7 +4270,7 @@
       </w:r>
       <w:r>
         <w:rPr>
-          <w:rFonts w:ascii="Meiryo" w:cs="Meiryo" w:eastAsia="Meiryo" w:hAnsi="Meiryo"/>
+          <w:rFonts w:ascii="ＭＳ 明朝" w:cs="ＭＳ 明朝" w:eastAsia="ＭＳ 明朝" w:hAnsi="ＭＳ 明朝"/>
           <w:sz w:val="21"/>
           <w:szCs w:val="21"/>
         </w:rPr>
@@ -4284,7 +4284,7 @@
       </w:pPr>
       <w:r>
         <w:rPr>
-          <w:rFonts w:ascii="Meiryo" w:cs="Meiryo" w:eastAsia="Meiryo" w:hAnsi="Meiryo"/>
+          <w:rFonts w:ascii="ＭＳ 明朝" w:cs="ＭＳ 明朝" w:eastAsia="ＭＳ 明朝" w:hAnsi="ＭＳ 明朝"/>
           <w:sz w:val="21"/>
           <w:szCs w:val="21"/>
         </w:rPr>
@@ -4292,7 +4292,7 @@
       </w:r>
       <w:r>
         <w:rPr>
-          <w:rFonts w:ascii="Meiryo" w:cs="Meiryo" w:eastAsia="Meiryo" w:hAnsi="Meiryo"/>
+          <w:rFonts w:ascii="ＭＳ 明朝" w:cs="ＭＳ 明朝" w:eastAsia="ＭＳ 明朝" w:hAnsi="ＭＳ 明朝"/>
           <w:sz w:val="21"/>
           <w:szCs w:val="21"/>
         </w:rPr>
@@ -4300,7 +4300,7 @@
       </w:r>
       <w:r>
         <w:rPr>
-          <w:rFonts w:ascii="Meiryo" w:cs="Meiryo" w:eastAsia="Meiryo" w:hAnsi="Meiryo"/>
+          <w:rFonts w:ascii="ＭＳ 明朝" w:cs="ＭＳ 明朝" w:eastAsia="ＭＳ 明朝" w:hAnsi="ＭＳ 明朝"/>
           <w:sz w:val="21"/>
           <w:szCs w:val="21"/>
         </w:rPr>
@@ -4313,7 +4313,7 @@
       </w:pPr>
       <w:r>
         <w:rPr>
-          <w:rFonts w:ascii="Meiryo" w:cs="Meiryo" w:eastAsia="Meiryo" w:hAnsi="Meiryo"/>
+          <w:rFonts w:ascii="ＭＳ 明朝" w:cs="ＭＳ 明朝" w:eastAsia="ＭＳ 明朝" w:hAnsi="ＭＳ 明朝"/>
           <w:sz w:val="19"/>
           <w:szCs w:val="19"/>
         </w:rPr>
@@ -4331,7 +4331,7 @@
       </w:pPr>
       <w:r>
         <w:rPr>
-          <w:rFonts w:ascii="Meiryo" w:cs="Meiryo" w:eastAsia="Meiryo" w:hAnsi="Meiryo"/>
+          <w:rFonts w:ascii="ＭＳ 明朝" w:cs="ＭＳ 明朝" w:eastAsia="ＭＳ 明朝" w:hAnsi="ＭＳ 明朝"/>
           <w:b/>
           <w:bCs/>
           <w:sz w:val="28"/>
@@ -4346,7 +4346,7 @@
       </w:pPr>
       <w:r>
         <w:rPr>
-          <w:rFonts w:ascii="Meiryo" w:cs="Meiryo" w:eastAsia="Meiryo" w:hAnsi="Meiryo"/>
+          <w:rFonts w:ascii="ＭＳ 明朝" w:cs="ＭＳ 明朝" w:eastAsia="ＭＳ 明朝" w:hAnsi="ＭＳ 明朝"/>
           <w:b/>
           <w:bCs/>
           <w:sz w:val="21"/>
@@ -4364,9 +4364,9 @@
       <w:r>
         <w:drawing>
           <wp:inline distT="0" distB="0" distL="0" distR="0">
-            <wp:extent cx="5715000" cy="1190625"/>
+            <wp:extent cx="5715000" cy="1019175"/>
             <wp:effectExtent l="0" t="0" r="0" b="0"/>
-            <wp:docPr id="671" name="図_s_ret"/>
+            <wp:docPr id="672" name="図_s_ret"/>
             <wp:cNvGraphicFramePr/>
             <a:graphic xmlns:a="http://schemas.openxmlformats.org/drawingml/2006/main">
               <a:graphicData uri="http://schemas.microsoft.com/office/word/2010/wordprocessingGroup">
@@ -4375,9 +4375,9 @@
                   <wpg:grpSpPr>
                     <a:xfrm>
                       <a:off x="0" y="0"/>
-                      <a:ext cx="5715000" cy="1190625"/>
+                      <a:ext cx="5715000" cy="1019175"/>
                       <a:chOff x="0" y="0"/>
-                      <a:chExt cx="5715000" cy="1190625"/>
+                      <a:chExt cx="5715000" cy="1019175"/>
                     </a:xfrm>
                   </wpg:grpSpPr>
                   <pic:pic xmlns:pic="http://schemas.openxmlformats.org/drawingml/2006/picture">
@@ -4397,7 +4397,7 @@
                     <pic:spPr bwMode="auto">
                       <a:xfrm>
                         <a:off x="0" y="0"/>
-                        <a:ext cx="5715000" cy="1190625"/>
+                        <a:ext cx="5715000" cy="1019175"/>
                       </a:xfrm>
                       <a:prstGeom prst="rect">
                         <a:avLst/>
@@ -4405,12 +4405,12 @@
                     </pic:spPr>
                   </pic:pic>
                   <wps:wsp>
-                    <wps:cNvPr id="172" name="赤枠1"/>
-                    <wps:cNvSpPr/>
-                    <wps:spPr>
-                      <a:xfrm>
-                        <a:off x="1335386" y="294237"/>
-                        <a:ext cx="531891" cy="175410"/>
+                    <wps:cNvPr id="173" name="赤枠1"/>
+                    <wps:cNvSpPr/>
+                    <wps:spPr>
+                      <a:xfrm>
+                        <a:off x="1209123" y="250326"/>
+                        <a:ext cx="552607" cy="151140"/>
                       </a:xfrm>
                       <a:prstGeom prst="rect">
                         <a:avLst/>
@@ -4425,12 +4425,12 @@
                     <wps:bodyPr/>
                   </wps:wsp>
                   <wps:wsp>
-                    <wps:cNvPr id="173" name="赤枠2"/>
-                    <wps:cNvSpPr/>
-                    <wps:spPr>
-                      <a:xfrm>
-                        <a:off x="1335386" y="843103"/>
-                        <a:ext cx="531891" cy="169752"/>
+                    <wps:cNvPr id="174" name="赤枠2"/>
+                    <wps:cNvSpPr/>
+                    <wps:spPr>
+                      <a:xfrm>
+                        <a:off x="1209123" y="699024"/>
+                        <a:ext cx="552607" cy="146417"/>
                       </a:xfrm>
                       <a:prstGeom prst="rect">
                         <a:avLst/>
@@ -4445,11 +4445,11 @@
                     <wps:bodyPr/>
                   </wps:wsp>
                   <wps:wsp>
-                    <wps:cNvPr id="174" name="番号1"/>
-                    <wps:cNvSpPr/>
-                    <wps:spPr>
-                      <a:xfrm>
-                        <a:off x="1230611" y="189462"/>
+                    <wps:cNvPr id="175" name="番号1"/>
+                    <wps:cNvSpPr/>
+                    <wps:spPr>
+                      <a:xfrm>
+                        <a:off x="1104348" y="145551"/>
                         <a:ext cx="209550" cy="209550"/>
                       </a:xfrm>
                       <a:prstGeom prst="ellipse">
@@ -4471,7 +4471,7 @@
                           </w:pPr>
                           <w:r>
                             <w:rPr>
-                              <w:rFonts w:ascii="Meiryo" w:eastAsia="Meiryo" w:hAnsi="Meiryo"/>
+                              <w:rFonts w:ascii="ＭＳ 明朝" w:eastAsia="ＭＳ 明朝" w:hAnsi="ＭＳ 明朝"/>
                               <w:b/>
                               <w:color w:val="FFFFFF"/>
                               <w:sz w:val="18"/>
@@ -4484,11 +4484,11 @@
                     <wps:bodyPr lIns="0" tIns="0" rIns="0" bIns="0" anchor="ctr"/>
                   </wps:wsp>
                   <wps:wsp>
-                    <wps:cNvPr id="175" name="番号2"/>
-                    <wps:cNvSpPr/>
-                    <wps:spPr>
-                      <a:xfrm>
-                        <a:off x="1230611" y="738328"/>
+                    <wps:cNvPr id="176" name="番号2"/>
+                    <wps:cNvSpPr/>
+                    <wps:spPr>
+                      <a:xfrm>
+                        <a:off x="1104348" y="594249"/>
                         <a:ext cx="209550" cy="209550"/>
                       </a:xfrm>
                       <a:prstGeom prst="ellipse">
@@ -4510,7 +4510,7 @@
                           </w:pPr>
                           <w:r>
                             <w:rPr>
-                              <w:rFonts w:ascii="Meiryo" w:eastAsia="Meiryo" w:hAnsi="Meiryo"/>
+                              <w:rFonts w:ascii="ＭＳ 明朝" w:eastAsia="ＭＳ 明朝" w:hAnsi="ＭＳ 明朝"/>
                               <w:b/>
                               <w:color w:val="FFFFFF"/>
                               <w:sz w:val="18"/>
@@ -4536,7 +4536,7 @@
       </w:pPr>
       <w:r>
         <w:rPr>
-          <w:rFonts w:ascii="Meiryo" w:cs="Meiryo" w:eastAsia="Meiryo" w:hAnsi="Meiryo"/>
+          <w:rFonts w:ascii="ＭＳ 明朝" w:cs="ＭＳ 明朝" w:eastAsia="ＭＳ 明朝" w:hAnsi="ＭＳ 明朝"/>
           <w:sz w:val="21"/>
           <w:szCs w:val="21"/>
         </w:rPr>
@@ -4544,7 +4544,7 @@
       </w:r>
       <w:r>
         <w:rPr>
-          <w:rFonts w:ascii="Meiryo" w:cs="Meiryo" w:eastAsia="Meiryo" w:hAnsi="Meiryo"/>
+          <w:rFonts w:ascii="ＭＳ 明朝" w:cs="ＭＳ 明朝" w:eastAsia="ＭＳ 明朝" w:hAnsi="ＭＳ 明朝"/>
           <w:sz w:val="21"/>
           <w:szCs w:val="21"/>
         </w:rPr>
@@ -4552,7 +4552,7 @@
       </w:r>
       <w:r>
         <w:rPr>
-          <w:rFonts w:ascii="Meiryo" w:cs="Meiryo" w:eastAsia="Meiryo" w:hAnsi="Meiryo"/>
+          <w:rFonts w:ascii="ＭＳ 明朝" w:cs="ＭＳ 明朝" w:eastAsia="ＭＳ 明朝" w:hAnsi="ＭＳ 明朝"/>
           <w:sz w:val="21"/>
           <w:szCs w:val="21"/>
         </w:rPr>
@@ -4566,7 +4566,7 @@
       </w:pPr>
       <w:r>
         <w:rPr>
-          <w:rFonts w:ascii="Meiryo" w:cs="Meiryo" w:eastAsia="Meiryo" w:hAnsi="Meiryo"/>
+          <w:rFonts w:ascii="ＭＳ 明朝" w:cs="ＭＳ 明朝" w:eastAsia="ＭＳ 明朝" w:hAnsi="ＭＳ 明朝"/>
           <w:sz w:val="21"/>
           <w:szCs w:val="21"/>
         </w:rPr>
@@ -4574,7 +4574,7 @@
       </w:r>
       <w:r>
         <w:rPr>
-          <w:rFonts w:ascii="Meiryo" w:cs="Meiryo" w:eastAsia="Meiryo" w:hAnsi="Meiryo"/>
+          <w:rFonts w:ascii="ＭＳ 明朝" w:cs="ＭＳ 明朝" w:eastAsia="ＭＳ 明朝" w:hAnsi="ＭＳ 明朝"/>
           <w:sz w:val="21"/>
           <w:szCs w:val="21"/>
         </w:rPr>
@@ -4582,7 +4582,7 @@
       </w:r>
       <w:r>
         <w:rPr>
-          <w:rFonts w:ascii="Meiryo" w:cs="Meiryo" w:eastAsia="Meiryo" w:hAnsi="Meiryo"/>
+          <w:rFonts w:ascii="ＭＳ 明朝" w:cs="ＭＳ 明朝" w:eastAsia="ＭＳ 明朝" w:hAnsi="ＭＳ 明朝"/>
           <w:sz w:val="21"/>
           <w:szCs w:val="21"/>
         </w:rPr>
@@ -4595,7 +4595,7 @@
       </w:pPr>
       <w:r>
         <w:rPr>
-          <w:rFonts w:ascii="Meiryo" w:cs="Meiryo" w:eastAsia="Meiryo" w:hAnsi="Meiryo"/>
+          <w:rFonts w:ascii="ＭＳ 明朝" w:cs="ＭＳ 明朝" w:eastAsia="ＭＳ 明朝" w:hAnsi="ＭＳ 明朝"/>
           <w:sz w:val="19"/>
           <w:szCs w:val="19"/>
         </w:rPr>
@@ -4608,7 +4608,7 @@
       </w:pPr>
       <w:r>
         <w:rPr>
-          <w:rFonts w:ascii="Meiryo" w:cs="Meiryo" w:eastAsia="Meiryo" w:hAnsi="Meiryo"/>
+          <w:rFonts w:ascii="ＭＳ 明朝" w:cs="ＭＳ 明朝" w:eastAsia="ＭＳ 明朝" w:hAnsi="ＭＳ 明朝"/>
           <w:b/>
           <w:bCs/>
           <w:sz w:val="21"/>
@@ -4628,7 +4628,7 @@
           <wp:inline distT="0" distB="0" distL="0" distR="0">
             <wp:extent cx="3143250" cy="3238500"/>
             <wp:effectExtent l="0" t="0" r="0" b="0"/>
-            <wp:docPr id="676" name="図_s8"/>
+            <wp:docPr id="677" name="図_s8"/>
             <wp:cNvGraphicFramePr/>
             <a:graphic xmlns:a="http://schemas.openxmlformats.org/drawingml/2006/main">
               <a:graphicData uri="http://schemas.microsoft.com/office/word/2010/wordprocessingGroup">
@@ -4667,12 +4667,12 @@
                     </pic:spPr>
                   </pic:pic>
                   <wps:wsp>
-                    <wps:cNvPr id="177" name="赤枠1"/>
+                    <wps:cNvPr id="178" name="赤枠1"/>
                     <wps:cNvSpPr/>
                     <wps:spPr>
                       <a:xfrm>
                         <a:off x="88403" y="54024"/>
-                        <a:ext cx="579536" cy="2990998"/>
+                        <a:ext cx="746521" cy="2990998"/>
                       </a:xfrm>
                       <a:prstGeom prst="rect">
                         <a:avLst/>
@@ -4687,12 +4687,12 @@
                     <wps:bodyPr/>
                   </wps:wsp>
                   <wps:wsp>
-                    <wps:cNvPr id="178" name="赤枠2"/>
-                    <wps:cNvSpPr/>
-                    <wps:spPr>
-                      <a:xfrm>
-                        <a:off x="1537245" y="54024"/>
-                        <a:ext cx="633561" cy="2990998"/>
+                    <wps:cNvPr id="179" name="赤枠2"/>
+                    <wps:cNvSpPr/>
+                    <wps:spPr>
+                      <a:xfrm>
+                        <a:off x="1944885" y="54024"/>
+                        <a:ext cx="810369" cy="2990998"/>
                       </a:xfrm>
                       <a:prstGeom prst="rect">
                         <a:avLst/>
@@ -4707,12 +4707,12 @@
                     <wps:bodyPr/>
                   </wps:wsp>
                   <wps:wsp>
-                    <wps:cNvPr id="179" name="赤枠3"/>
-                    <wps:cNvSpPr/>
-                    <wps:spPr>
-                      <a:xfrm>
-                        <a:off x="677763" y="54024"/>
-                        <a:ext cx="849659" cy="2990998"/>
+                    <wps:cNvPr id="180" name="赤枠3"/>
+                    <wps:cNvSpPr/>
+                    <wps:spPr>
+                      <a:xfrm>
+                        <a:off x="844748" y="54024"/>
+                        <a:ext cx="1095226" cy="2990998"/>
                       </a:xfrm>
                       <a:prstGeom prst="rect">
                         <a:avLst/>
@@ -4727,7 +4727,7 @@
                     <wps:bodyPr/>
                   </wps:wsp>
                   <wps:wsp>
-                    <wps:cNvPr id="180" name="番号1"/>
+                    <wps:cNvPr id="181" name="番号1"/>
                     <wps:cNvSpPr/>
                     <wps:spPr>
                       <a:xfrm>
@@ -4753,7 +4753,7 @@
                           </w:pPr>
                           <w:r>
                             <w:rPr>
-                              <w:rFonts w:ascii="Meiryo" w:eastAsia="Meiryo" w:hAnsi="Meiryo"/>
+                              <w:rFonts w:ascii="ＭＳ 明朝" w:eastAsia="ＭＳ 明朝" w:hAnsi="ＭＳ 明朝"/>
                               <w:b/>
                               <w:color w:val="FFFFFF"/>
                               <w:sz w:val="18"/>
@@ -4766,11 +4766,11 @@
                     <wps:bodyPr lIns="0" tIns="0" rIns="0" bIns="0" anchor="ctr"/>
                   </wps:wsp>
                   <wps:wsp>
-                    <wps:cNvPr id="181" name="番号2"/>
-                    <wps:cNvSpPr/>
-                    <wps:spPr>
-                      <a:xfrm>
-                        <a:off x="1432470" y="-50751"/>
+                    <wps:cNvPr id="182" name="番号2"/>
+                    <wps:cNvSpPr/>
+                    <wps:spPr>
+                      <a:xfrm>
+                        <a:off x="1840110" y="-50751"/>
                         <a:ext cx="209550" cy="209550"/>
                       </a:xfrm>
                       <a:prstGeom prst="ellipse">
@@ -4792,7 +4792,7 @@
                           </w:pPr>
                           <w:r>
                             <w:rPr>
-                              <w:rFonts w:ascii="Meiryo" w:eastAsia="Meiryo" w:hAnsi="Meiryo"/>
+                              <w:rFonts w:ascii="ＭＳ 明朝" w:eastAsia="ＭＳ 明朝" w:hAnsi="ＭＳ 明朝"/>
                               <w:b/>
                               <w:color w:val="FFFFFF"/>
                               <w:sz w:val="18"/>
@@ -4805,11 +4805,11 @@
                     <wps:bodyPr lIns="0" tIns="0" rIns="0" bIns="0" anchor="ctr"/>
                   </wps:wsp>
                   <wps:wsp>
-                    <wps:cNvPr id="182" name="番号3"/>
-                    <wps:cNvSpPr/>
-                    <wps:spPr>
-                      <a:xfrm>
-                        <a:off x="572988" y="-50751"/>
+                    <wps:cNvPr id="183" name="番号3"/>
+                    <wps:cNvSpPr/>
+                    <wps:spPr>
+                      <a:xfrm>
+                        <a:off x="739973" y="-50751"/>
                         <a:ext cx="209550" cy="209550"/>
                       </a:xfrm>
                       <a:prstGeom prst="ellipse">
@@ -4831,7 +4831,7 @@
                           </w:pPr>
                           <w:r>
                             <w:rPr>
-                              <w:rFonts w:ascii="Meiryo" w:eastAsia="Meiryo" w:hAnsi="Meiryo"/>
+                              <w:rFonts w:ascii="ＭＳ 明朝" w:eastAsia="ＭＳ 明朝" w:hAnsi="ＭＳ 明朝"/>
                               <w:b/>
                               <w:color w:val="FFFFFF"/>
                               <w:sz w:val="18"/>
@@ -4857,7 +4857,7 @@
       </w:pPr>
       <w:r>
         <w:rPr>
-          <w:rFonts w:ascii="Meiryo" w:cs="Meiryo" w:eastAsia="Meiryo" w:hAnsi="Meiryo"/>
+          <w:rFonts w:ascii="ＭＳ 明朝" w:cs="ＭＳ 明朝" w:eastAsia="ＭＳ 明朝" w:hAnsi="ＭＳ 明朝"/>
           <w:sz w:val="21"/>
           <w:szCs w:val="21"/>
         </w:rPr>
@@ -4865,7 +4865,7 @@
       </w:r>
       <w:r>
         <w:rPr>
-          <w:rFonts w:ascii="Meiryo" w:cs="Meiryo" w:eastAsia="Meiryo" w:hAnsi="Meiryo"/>
+          <w:rFonts w:ascii="ＭＳ 明朝" w:cs="ＭＳ 明朝" w:eastAsia="ＭＳ 明朝" w:hAnsi="ＭＳ 明朝"/>
           <w:sz w:val="21"/>
           <w:szCs w:val="21"/>
         </w:rPr>
@@ -4873,7 +4873,7 @@
       </w:r>
       <w:r>
         <w:rPr>
-          <w:rFonts w:ascii="Meiryo" w:cs="Meiryo" w:eastAsia="Meiryo" w:hAnsi="Meiryo"/>
+          <w:rFonts w:ascii="ＭＳ 明朝" w:cs="ＭＳ 明朝" w:eastAsia="ＭＳ 明朝" w:hAnsi="ＭＳ 明朝"/>
           <w:sz w:val="21"/>
           <w:szCs w:val="21"/>
         </w:rPr>
@@ -4887,7 +4887,7 @@
       </w:pPr>
       <w:r>
         <w:rPr>
-          <w:rFonts w:ascii="Meiryo" w:cs="Meiryo" w:eastAsia="Meiryo" w:hAnsi="Meiryo"/>
+          <w:rFonts w:ascii="ＭＳ 明朝" w:cs="ＭＳ 明朝" w:eastAsia="ＭＳ 明朝" w:hAnsi="ＭＳ 明朝"/>
           <w:sz w:val="21"/>
           <w:szCs w:val="21"/>
         </w:rPr>
@@ -4895,7 +4895,7 @@
       </w:r>
       <w:r>
         <w:rPr>
-          <w:rFonts w:ascii="Meiryo" w:cs="Meiryo" w:eastAsia="Meiryo" w:hAnsi="Meiryo"/>
+          <w:rFonts w:ascii="ＭＳ 明朝" w:cs="ＭＳ 明朝" w:eastAsia="ＭＳ 明朝" w:hAnsi="ＭＳ 明朝"/>
           <w:sz w:val="21"/>
           <w:szCs w:val="21"/>
         </w:rPr>
@@ -4903,7 +4903,7 @@
       </w:r>
       <w:r>
         <w:rPr>
-          <w:rFonts w:ascii="Meiryo" w:cs="Meiryo" w:eastAsia="Meiryo" w:hAnsi="Meiryo"/>
+          <w:rFonts w:ascii="ＭＳ 明朝" w:cs="ＭＳ 明朝" w:eastAsia="ＭＳ 明朝" w:hAnsi="ＭＳ 明朝"/>
           <w:sz w:val="21"/>
           <w:szCs w:val="21"/>
         </w:rPr>
@@ -4917,7 +4917,7 @@
       </w:pPr>
       <w:r>
         <w:rPr>
-          <w:rFonts w:ascii="Meiryo" w:cs="Meiryo" w:eastAsia="Meiryo" w:hAnsi="Meiryo"/>
+          <w:rFonts w:ascii="ＭＳ 明朝" w:cs="ＭＳ 明朝" w:eastAsia="ＭＳ 明朝" w:hAnsi="ＭＳ 明朝"/>
           <w:sz w:val="21"/>
           <w:szCs w:val="21"/>
         </w:rPr>
@@ -4925,7 +4925,7 @@
       </w:r>
       <w:r>
         <w:rPr>
-          <w:rFonts w:ascii="Meiryo" w:cs="Meiryo" w:eastAsia="Meiryo" w:hAnsi="Meiryo"/>
+          <w:rFonts w:ascii="ＭＳ 明朝" w:cs="ＭＳ 明朝" w:eastAsia="ＭＳ 明朝" w:hAnsi="ＭＳ 明朝"/>
           <w:sz w:val="21"/>
           <w:szCs w:val="21"/>
         </w:rPr>
@@ -4933,7 +4933,7 @@
       </w:r>
       <w:r>
         <w:rPr>
-          <w:rFonts w:ascii="Meiryo" w:cs="Meiryo" w:eastAsia="Meiryo" w:hAnsi="Meiryo"/>
+          <w:rFonts w:ascii="ＭＳ 明朝" w:cs="ＭＳ 明朝" w:eastAsia="ＭＳ 明朝" w:hAnsi="ＭＳ 明朝"/>
           <w:sz w:val="21"/>
           <w:szCs w:val="21"/>
         </w:rPr>
@@ -4946,7 +4946,7 @@
       </w:pPr>
       <w:r>
         <w:rPr>
-          <w:rFonts w:ascii="Meiryo" w:cs="Meiryo" w:eastAsia="Meiryo" w:hAnsi="Meiryo"/>
+          <w:rFonts w:ascii="ＭＳ 明朝" w:cs="ＭＳ 明朝" w:eastAsia="ＭＳ 明朝" w:hAnsi="ＭＳ 明朝"/>
           <w:sz w:val="19"/>
           <w:szCs w:val="19"/>
         </w:rPr>
@@ -5141,7 +5141,7 @@
   <w:docDefaults>
     <w:rPrDefault>
       <w:rPr>
-        <w:rFonts w:ascii="Meiryo" w:cs="Meiryo" w:eastAsia="Meiryo" w:hAnsi="Meiryo"/>
+        <w:rFonts w:ascii="ＭＳ 明朝" w:cs="ＭＳ 明朝" w:eastAsia="ＭＳ 明朝" w:hAnsi="ＭＳ 明朝"/>
         <w:sz w:val="21"/>
         <w:szCs w:val="21"/>
       </w:rPr>

--- a/傷病手当金算定表_使い方マニュアル.docx
+++ b/傷病手当金算定表_使い方マニュアル.docx
@@ -4244,7 +4244,7 @@
           <w:sz w:val="21"/>
           <w:szCs w:val="21"/>
         </w:rPr>
-        <w:t xml:space="preserve">押すと、「請求_R7.1-R8.3」のような名前の新しいシートができます。</w:t>
+        <w:t xml:space="preserve">請求期間（始・終）を入れて押すと、「請求_R7.1-R8.3」のような名前の新しいシートが最後にできます。雛形の請求期間は空に戻ります。</w:t>
       </w:r>
     </w:p>
     <w:p>
@@ -4317,7 +4317,20 @@
           <w:sz w:val="19"/>
           <w:szCs w:val="19"/>
         </w:rPr>
-        <w:t xml:space="preserve">※明細は30行までです。</w:t>
+        <w:t xml:space="preserve">※明細は30行までです。できたシートにはボタンは付きません（ボタンは雛形だけです）。同じ名前のシートがあるときは、名前の最後に「_2」「_3」が付きます。</w:t>
+      </w:r>
+    </w:p>
+    <w:p>
+      <w:pPr>
+        <w:spacing w:after="40" w:before="100" w:line="300"/>
+      </w:pPr>
+      <w:r>
+        <w:rPr>
+          <w:rFonts w:ascii="ＭＳ 明朝" w:cs="ＭＳ 明朝" w:eastAsia="ＭＳ 明朝" w:hAnsi="ＭＳ 明朝"/>
+          <w:sz w:val="19"/>
+          <w:szCs w:val="19"/>
+        </w:rPr>
+        <w:t xml:space="preserve">※ボタンには、マクロ CheckTemplateInput を登録します。</w:t>
       </w:r>
     </w:p>
     <w:p>

--- a/傷病手当金算定表_使い方マニュアル.docx
+++ b/傷病手当金算定表_使い方マニュアル.docx
@@ -205,7 +205,7 @@
           <w:sz w:val="21"/>
           <w:szCs w:val="21"/>
         </w:rPr>
-        <w:t xml:space="preserve">・標準報酬月額（支給開始月の12か月前から支給開始月まで）</w:t>
+        <w:t xml:space="preserve">・標準報酬月額（待機後の初日の月の12か月前から）</w:t>
       </w:r>
     </w:p>
     <w:p>
@@ -298,7 +298,7 @@
           <w:sz w:val="19"/>
           <w:szCs w:val="19"/>
         </w:rPr>
-        <w:t xml:space="preserve">日付は民法第140条により、初日を数えない方法で計算しています。</w:t>
+        <w:t xml:space="preserve">月の数え方は応当日の前日までです（7/25から1年6か月は、翌々年1/24まで）。</w:t>
       </w:r>
     </w:p>
     <w:p>
@@ -455,8 +455,8 @@
                     <wps:cNvSpPr/>
                     <wps:spPr>
                       <a:xfrm>
-                        <a:off x="5415867" y="136026"/>
-                        <a:ext cx="589447" cy="881652"/>
+                        <a:off x="5415867" y="55418"/>
+                        <a:ext cx="589447" cy="962261"/>
                       </a:xfrm>
                       <a:prstGeom prst="rect">
                         <a:avLst/>
@@ -651,7 +651,7 @@
                     <wps:cNvSpPr/>
                     <wps:spPr>
                       <a:xfrm>
-                        <a:off x="5311092" y="31251"/>
+                        <a:off x="5311092" y="-49357"/>
                         <a:ext cx="209550" cy="209550"/>
                       </a:xfrm>
                       <a:prstGeom prst="ellipse">
@@ -878,7 +878,7 @@
           <w:sz w:val="21"/>
           <w:szCs w:val="21"/>
         </w:rPr>
-        <w:t xml:space="preserve">自動です。支給開始日は開始日の3日後、法定給付の末日は支給開始日の1年6か月後の応当日（7/25なら翌々年1/25）、附加給付はそのさらに6か月後です。</w:t>
+        <w:t xml:space="preserve">自動です。待機後の初日は開始日の3日後です。支給開始日は、算定表で初めて〇になった日です。法定給付の末日は支給開始日の1年6か月後の応当日の前日、附加給付の末日はそのさらに6か月後の応当日の前日です。</w:t>
       </w:r>
     </w:p>
     <w:p>
@@ -908,7 +908,7 @@
           <w:sz w:val="21"/>
           <w:szCs w:val="21"/>
         </w:rPr>
-        <w:t xml:space="preserve">自動です。支給開始月の額を全期間に使います。</w:t>
+        <w:t xml:space="preserve">自動です。算定表で初めて〇になった月の額を、〇になった行以降に使います。</w:t>
       </w:r>
     </w:p>
     <w:p>
@@ -1725,7 +1725,7 @@
           <w:sz w:val="21"/>
           <w:szCs w:val="21"/>
         </w:rPr>
-        <w:t xml:space="preserve">支給開始月の12か月前から支給開始月まで、13か月分を入れます。</w:t>
+        <w:t xml:space="preserve">待機後の初日の月の12か月前から、表の終わりまで順に入れます。</w:t>
       </w:r>
     </w:p>
     <w:p>
@@ -1747,15 +1747,15 @@
           <w:sz w:val="21"/>
           <w:szCs w:val="21"/>
         </w:rPr>
-        <w:t xml:space="preserve">支給開始月の行　</w:t>
-      </w:r>
-      <w:r>
-        <w:rPr>
-          <w:rFonts w:ascii="ＭＳ 明朝" w:cs="ＭＳ 明朝" w:eastAsia="ＭＳ 明朝" w:hAnsi="ＭＳ 明朝"/>
-          <w:sz w:val="21"/>
-          <w:szCs w:val="21"/>
-        </w:rPr>
-        <w:t xml:space="preserve">直近12か月の平均÷22（10円未満四捨五入）×2/3が傷病手当日額です。この額を全期間に使います。</w:t>
+        <w:t xml:space="preserve">初めて〇になった月の行　</w:t>
+      </w:r>
+      <w:r>
+        <w:rPr>
+          <w:rFonts w:ascii="ＭＳ 明朝" w:cs="ＭＳ 明朝" w:eastAsia="ＭＳ 明朝" w:hAnsi="ＭＳ 明朝"/>
+          <w:sz w:val="21"/>
+          <w:szCs w:val="21"/>
+        </w:rPr>
+        <w:t xml:space="preserve">直近12か月の平均÷22（10円未満四捨五入）×2/3が傷病手当日額です。この額を、〇になった行以降に使います。それより前の月は、〇×の判定にだけ使います。</w:t>
       </w:r>
     </w:p>
     <w:p>
@@ -2170,7 +2170,7 @@
           <w:sz w:val="21"/>
           <w:szCs w:val="21"/>
         </w:rPr>
-        <w:t xml:space="preserve">開始日の応当日までを月数、残りを土日を除く日数で数えます。開始日は数えません（民法第140条）。</w:t>
+        <w:t xml:space="preserve">開始日の応当日の前日までを月数、残りを土日を除く日数で数えます（1/3〜3/2は2か月）。</w:t>
       </w:r>
     </w:p>
     <w:p>
@@ -2243,7 +2243,7 @@
           <w:sz w:val="21"/>
           <w:szCs w:val="21"/>
         </w:rPr>
-        <w:t xml:space="preserve">例（法定末日は出勤なしだとR8.1.25）</w:t>
+        <w:t xml:space="preserve">例（法定末日は出勤なしだとR8.1.24）</w:t>
       </w:r>
     </w:p>
     <w:tbl>
@@ -2426,7 +2426,7 @@
                 <w:sz w:val="20"/>
                 <w:szCs w:val="20"/>
               </w:rPr>
-              <w:t xml:space="preserve">R7.1.3〜R7.3.3</w:t>
+              <w:t xml:space="preserve">R7.1.3〜R7.3.2</w:t>
             </w:r>
           </w:p>
         </w:tc>
@@ -2522,7 +2522,7 @@
                 <w:sz w:val="20"/>
                 <w:szCs w:val="20"/>
               </w:rPr>
-              <w:t xml:space="preserve">R8.3.25</w:t>
+              <w:t xml:space="preserve">R8.3.24</w:t>
             </w:r>
           </w:p>
         </w:tc>
@@ -2623,7 +2623,7 @@
                 <w:sz w:val="20"/>
                 <w:szCs w:val="20"/>
               </w:rPr>
-              <w:t xml:space="preserve">10日（3/2〜3/15）</w:t>
+              <w:t xml:space="preserve">10日（3/1〜3/15）</w:t>
             </w:r>
           </w:p>
         </w:tc>
@@ -2655,7 +2655,7 @@
                 <w:sz w:val="20"/>
                 <w:szCs w:val="20"/>
               </w:rPr>
-              <w:t xml:space="preserve">R8.3.11</w:t>
+              <w:t xml:space="preserve">R8.3.10</w:t>
             </w:r>
           </w:p>
         </w:tc>
@@ -2724,7 +2724,7 @@
                 <w:sz w:val="20"/>
                 <w:szCs w:val="20"/>
               </w:rPr>
-              <w:t xml:space="preserve">0か月</w:t>
+              <w:t xml:space="preserve">1か月</w:t>
             </w:r>
           </w:p>
         </w:tc>
@@ -2756,7 +2756,7 @@
                 <w:sz w:val="20"/>
                 <w:szCs w:val="20"/>
               </w:rPr>
-              <w:t xml:space="preserve">22日（1/2〜1/31）</w:t>
+              <w:t xml:space="preserve">0日</w:t>
             </w:r>
           </w:p>
         </w:tc>
@@ -3264,7 +3264,7 @@
           <w:sz w:val="21"/>
           <w:szCs w:val="21"/>
         </w:rPr>
-        <w:t xml:space="preserve">全行同じ額です。</w:t>
+        <w:t xml:space="preserve">初めて〇になる前の行は、その月の試算日額です。〇になった行以降は、その月の額で固定します。</w:t>
       </w:r>
     </w:p>
     <w:p>

--- a/傷病手当金算定表_使い方マニュアル.docx
+++ b/傷病手当金算定表_使い方マニュアル.docx
@@ -298,7 +298,7 @@
           <w:sz w:val="19"/>
           <w:szCs w:val="19"/>
         </w:rPr>
-        <w:t xml:space="preserve">月の数え方は応当日の前日までです（7/25から1年6か月は、翌々年1/24まで）。</w:t>
+        <w:t xml:space="preserve">月の数え方は応当日の前日までです（待機後の初日7/25から1年6か月は、翌々年1/24まで）。</w:t>
       </w:r>
     </w:p>
     <w:p>
@@ -878,7 +878,7 @@
           <w:sz w:val="21"/>
           <w:szCs w:val="21"/>
         </w:rPr>
-        <w:t xml:space="preserve">自動です。待機後の初日は開始日の3日後です。支給開始日は、算定表で初めて〇になった日です。法定給付の末日は支給開始日の1年6か月後の応当日の前日、附加給付の末日はそのさらに6か月後の応当日の前日です。</w:t>
+        <w:t xml:space="preserve">自動です。待機後の初日は開始日の3日後で、ここから1年6か月を数えます。法定給付の末日は待機後の初日の1年6か月後の応当日の前日、附加給付の末日はそのさらに6か月後の応当日の前日です。算定表で初めて〇になった日は、日額の基準日です。</w:t>
       </w:r>
     </w:p>
     <w:p>
